--- a/Kim11-2-8-Asit-Baz-Kuvveti.docx
+++ b/Kim11-2-8-Asit-Baz-Kuvveti.docx
@@ -102,7 +102,7 @@
                 <w:rFonts w:ascii="Times New Roman" w:hAnsi="Times New Roman" w:cs="Times New Roman"/>
                 <w:lang w:val="tr-TR"/>
               </w:rPr>
-              <w:t xml:space="preserve">GÖRSEL ALANI (Shutterstock’tan seçilecek)</w:t>
+              <w:t xml:space="preserve">GÖRSEL ALANI (Shutterstock)</w:t>
             </w:r>
           </w:p>
           <w:p>
@@ -134,23 +134,7 @@
                 <w:rFonts w:ascii="Times New Roman" w:hAnsi="Times New Roman" w:cs="Times New Roman"/>
                 <w:lang w:val="tr-TR"/>
               </w:rPr>
-              <w:t xml:space="preserve">Shutterstock arama: “vinegar bottle salad”</w:t>
-            </w:r>
-          </w:p>
-          <w:p>
-            <w:pPr>
-              <w:jc w:val="both"/>
-              <w:rPr>
-                <w:rFonts w:ascii="Times New Roman" w:hAnsi="Times New Roman" w:cs="Times New Roman"/>
-                <w:lang w:val="tr-TR"/>
-              </w:rPr>
-            </w:pPr>
-            <w:r>
-              <w:rPr>
-                <w:rFonts w:ascii="Times New Roman" w:hAnsi="Times New Roman" w:cs="Times New Roman"/>
-                <w:lang w:val="tr-TR"/>
-              </w:rPr>
-              <w:t xml:space="preserve">Shutter ID: ……………</w:t>
+              <w:t xml:space="preserve">Shutter ID: 2603514173 (fotoğraf) — Pouring apple vinegar onto salad</w:t>
             </w:r>
           </w:p>
         </w:tc>
@@ -223,7 +207,7 @@
                 <w:rFonts w:ascii="Times New Roman" w:hAnsi="Times New Roman" w:cs="Times New Roman"/>
                 <w:lang w:val="tr-TR"/>
               </w:rPr>
-              <w:t xml:space="preserve">GÖRSEL ALANI (Shutterstock’tan seçilecek)</w:t>
+              <w:t xml:space="preserve">GÖRSEL ALANI (Shutterstock)</w:t>
             </w:r>
           </w:p>
           <w:p>
@@ -255,23 +239,7 @@
                 <w:rFonts w:ascii="Times New Roman" w:hAnsi="Times New Roman" w:cs="Times New Roman"/>
                 <w:lang w:val="tr-TR"/>
               </w:rPr>
-              <w:t xml:space="preserve">Shutterstock arama: “cleaning products bottles unbranded”</w:t>
-            </w:r>
-          </w:p>
-          <w:p>
-            <w:pPr>
-              <w:jc w:val="both"/>
-              <w:rPr>
-                <w:rFonts w:ascii="Times New Roman" w:hAnsi="Times New Roman" w:cs="Times New Roman"/>
-                <w:lang w:val="tr-TR"/>
-              </w:rPr>
-            </w:pPr>
-            <w:r>
-              <w:rPr>
-                <w:rFonts w:ascii="Times New Roman" w:hAnsi="Times New Roman" w:cs="Times New Roman"/>
-                <w:lang w:val="tr-TR"/>
-              </w:rPr>
-              <w:t xml:space="preserve">Shutter ID: ……………</w:t>
+              <w:t xml:space="preserve">Shutter ID: 2838916677 (fotoğraf) — Unbranded household cleaning product bottles on shelves</w:t>
             </w:r>
           </w:p>
         </w:tc>

--- a/Kim11-2-8-Asit-Baz-Kuvveti.docx
+++ b/Kim11-2-8-Asit-Baz-Kuvveti.docx
@@ -2414,7 +2414,22 @@
           <w:rFonts w:ascii="Times New Roman" w:hAnsi="Times New Roman" w:cs="Times New Roman"/>
           <w:lang w:val="tr-TR"/>
         </w:rPr>
-        <w:t xml:space="preserve"> denir. Benzer şekilde suda tamamen iyonlaşan bazlara </w:t>
+        <w:t xml:space="preserve"> denir. Bazlar için de aynı ölçüt geçerlidir: Çözündüğünde birimlerinin hemen hepsi OH</w:t>
+      </w:r>
+      <w:r>
+        <w:rPr>
+          <w:rFonts w:ascii="Times New Roman" w:hAnsi="Times New Roman" w:cs="Times New Roman"/>
+          <w:vertAlign w:val="superscript"/>
+          <w:lang w:val="tr-TR"/>
+        </w:rPr>
+        <w:t xml:space="preserve">−</w:t>
+      </w:r>
+      <w:r>
+        <w:rPr>
+          <w:rFonts w:ascii="Times New Roman" w:hAnsi="Times New Roman" w:cs="Times New Roman"/>
+          <w:lang w:val="tr-TR"/>
+        </w:rPr>
+        <w:t xml:space="preserve"> iyonu verecek şekilde ayrışan bazlar </w:t>
       </w:r>
       <w:r>
         <w:rPr>
@@ -2430,7 +2445,7 @@
           <w:rFonts w:ascii="Times New Roman" w:hAnsi="Times New Roman" w:cs="Times New Roman"/>
           <w:lang w:val="tr-TR"/>
         </w:rPr>
-        <w:t xml:space="preserve">, kısmen iyonlaşan bazlara </w:t>
+        <w:t xml:space="preserve">, bu ayrışmayı ancak sınırlı ölçüde gerçekleştiren bazlar </w:t>
       </w:r>
       <w:r>
         <w:rPr>
@@ -2446,7 +2461,7 @@
           <w:rFonts w:ascii="Times New Roman" w:hAnsi="Times New Roman" w:cs="Times New Roman"/>
           <w:lang w:val="tr-TR"/>
         </w:rPr>
-        <w:t xml:space="preserve"> denir. Kuvvetli asitlerin iyonlaşması tek yönlü ok (→), zayıf asitlerin iyonlaşması ise denge oku (⇌) ile gösterilir.</w:t>
+        <w:t xml:space="preserve"> olarak sınıflandırılır. Kuvvetli asitlerin iyonlaşması tek yönlü ok (→), zayıf asitlerin iyonlaşması ise denge oku (⇌) ile gösterilir.</w:t>
       </w:r>
     </w:p>
     <w:p xmlns:a="http://schemas.openxmlformats.org/drawingml/2006/main" xmlns:pic="http://schemas.openxmlformats.org/drawingml/2006/picture">
@@ -4342,7 +4357,7 @@
           <w:bCs/>
           <w:lang w:val="tr-TR"/>
         </w:rPr>
-        <w:t xml:space="preserve">Örnek-Çözüm Atölyesi 2.11.</w:t>
+        <w:t xml:space="preserve">Örnek-Çözüm Atölyesi 2.4.</w:t>
       </w:r>
     </w:p>
     <w:p>

--- a/Kim11-2-8-Asit-Baz-Kuvveti.docx
+++ b/Kim11-2-8-Asit-Baz-Kuvveti.docx
@@ -2638,7 +2638,7 @@
       <w:r>
         <w:drawing>
           <wp:inline distT="0" distB="0" distL="0" distR="0">
-            <wp:extent cx="4680000" cy="2223000"/>
+            <wp:extent cx="4680000" cy="3070618"/>
             <wp:docPr id="900004" name="Grafik 900004" descr="Kuvvetli ve zayıf asit modeli"/>
             <wp:cNvGraphicFramePr>
               <a:graphicFrameLocks noChangeAspect="1"/>
@@ -2659,7 +2659,7 @@
                   <pic:spPr>
                     <a:xfrm>
                       <a:off x="0" y="0"/>
-                      <a:ext cx="4680000" cy="2223000"/>
+                      <a:ext cx="4680000" cy="3070618"/>
                     </a:xfrm>
                     <a:prstGeom prst="rect">
                       <a:avLst/>
@@ -4357,7 +4357,7 @@
           <w:bCs/>
           <w:lang w:val="tr-TR"/>
         </w:rPr>
-        <w:t xml:space="preserve">Örnek-Çözüm Atölyesi 2.4.</w:t>
+        <w:t xml:space="preserve">Örnek-Çözüm Atölyesi 2.11.</w:t>
       </w:r>
     </w:p>
     <w:p>

--- a/Kim11-2-8-Asit-Baz-Kuvveti.docx
+++ b/Kim11-2-8-Asit-Baz-Kuvveti.docx
@@ -2382,45 +2382,58 @@
           <w:rFonts w:ascii="Times New Roman" w:hAnsi="Times New Roman" w:cs="Times New Roman"/>
           <w:lang w:val="tr-TR"/>
         </w:rPr>
-        <w:t xml:space="preserve">Asitlerin ve bazların kuvveti, sulu çözeltilerde iyonlaşma derecelerine bağlıdır. Suda tamamen (yaklaşık %100) iyonlaşan asitlere </w:t>
-      </w:r>
-      <w:r>
-        <w:rPr>
-          <w:rFonts w:ascii="Times New Roman" w:hAnsi="Times New Roman" w:cs="Times New Roman"/>
-          <w:b/>
-          <w:bCs/>
-          <w:lang w:val="tr-TR"/>
-        </w:rPr>
-        <w:t xml:space="preserve">kuvvetli asit</w:t>
-      </w:r>
-      <w:r>
-        <w:rPr>
-          <w:rFonts w:ascii="Times New Roman" w:hAnsi="Times New Roman" w:cs="Times New Roman"/>
-          <w:lang w:val="tr-TR"/>
-        </w:rPr>
-        <w:t xml:space="preserve">, kısmen iyonlaşan asitlere </w:t>
-      </w:r>
-      <w:r>
-        <w:rPr>
-          <w:rFonts w:ascii="Times New Roman" w:hAnsi="Times New Roman" w:cs="Times New Roman"/>
-          <w:b/>
-          <w:bCs/>
-          <w:lang w:val="tr-TR"/>
-        </w:rPr>
-        <w:t xml:space="preserve">zayıf asit</w:t>
-      </w:r>
-      <w:r>
-        <w:rPr>
-          <w:rFonts w:ascii="Times New Roman" w:hAnsi="Times New Roman" w:cs="Times New Roman"/>
-          <w:lang w:val="tr-TR"/>
-        </w:rPr>
-        <w:t xml:space="preserve"> denir. Bazlar için de aynı ölçüt geçerlidir: Çözündüğünde birimlerinin hemen hepsi OH</w:t>
-      </w:r>
-      <w:r>
-        <w:rPr>
-          <w:rFonts w:ascii="Times New Roman" w:hAnsi="Times New Roman" w:cs="Times New Roman"/>
+        <w:t xml:space="preserve">Analiz ve Keşif Atölyesi 2.8.’de aynı derişimdeki çözeltilerden HCl, HNO</w:t>
+      </w:r>
+      <w:r>
+        <w:rPr>
+          <w:rFonts w:ascii="Times New Roman" w:hAnsi="Times New Roman" w:cs="Times New Roman"/>
+          <w:lang w:val="tr-TR"/>
+          <w:vertAlign w:val="subscript"/>
+        </w:rPr>
+        <w:t xml:space="preserve">3</w:t>
+      </w:r>
+      <w:r>
+        <w:rPr>
+          <w:rFonts w:ascii="Times New Roman" w:hAnsi="Times New Roman" w:cs="Times New Roman"/>
+          <w:lang w:val="tr-TR"/>
+        </w:rPr>
+        <w:t xml:space="preserve"> ve NaOH’ın yaklaşık %100, HF, CH</w:t>
+      </w:r>
+      <w:r>
+        <w:rPr>
+          <w:rFonts w:ascii="Times New Roman" w:hAnsi="Times New Roman" w:cs="Times New Roman"/>
+          <w:lang w:val="tr-TR"/>
+          <w:vertAlign w:val="subscript"/>
+        </w:rPr>
+        <w:t xml:space="preserve">3</w:t>
+      </w:r>
+      <w:r>
+        <w:rPr>
+          <w:rFonts w:ascii="Times New Roman" w:hAnsi="Times New Roman" w:cs="Times New Roman"/>
+          <w:lang w:val="tr-TR"/>
+        </w:rPr>
+        <w:t xml:space="preserve">COOH ve NH</w:t>
+      </w:r>
+      <w:r>
+        <w:rPr>
+          <w:rFonts w:ascii="Times New Roman" w:hAnsi="Times New Roman" w:cs="Times New Roman"/>
+          <w:lang w:val="tr-TR"/>
+          <w:vertAlign w:val="subscript"/>
+        </w:rPr>
+        <w:t xml:space="preserve">3</w:t>
+      </w:r>
+      <w:r>
+        <w:rPr>
+          <w:rFonts w:ascii="Times New Roman" w:hAnsi="Times New Roman" w:cs="Times New Roman"/>
+          <w:lang w:val="tr-TR"/>
+        </w:rPr>
+        <w:t xml:space="preserve">’ün ise çok daha düşük oranlarda iyonlaştığını gördünüz. Ölçtüğünüz pH ve iletkenlik değerlerini bu oranlarla ilişkilendirdiğinizde asitlerin ve bazların kuvvetinin, sulu çözeltilerdeki iyonlaşma derecelerine bağlı olduğu sonucuna ulaşılabilir. Suda tamamen (yaklaşık %100) iyonlaşan asitlere kuvvetli asit, kısmen iyonlaşan asitlere zayıf asit denir. Bazlar için de aynı ölçüt geçerlidir: Çözündüğünde birimlerinin hemen hepsi OH</w:t>
+      </w:r>
+      <w:r>
+        <w:rPr>
+          <w:rFonts w:ascii="Times New Roman" w:hAnsi="Times New Roman" w:cs="Times New Roman"/>
+          <w:lang w:val="tr-TR"/>
           <w:vertAlign w:val="superscript"/>
-          <w:lang w:val="tr-TR"/>
         </w:rPr>
         <w:t xml:space="preserve">−</w:t>
       </w:r>
@@ -2429,39 +2442,7 @@
           <w:rFonts w:ascii="Times New Roman" w:hAnsi="Times New Roman" w:cs="Times New Roman"/>
           <w:lang w:val="tr-TR"/>
         </w:rPr>
-        <w:t xml:space="preserve"> iyonu verecek şekilde ayrışan bazlar </w:t>
-      </w:r>
-      <w:r>
-        <w:rPr>
-          <w:rFonts w:ascii="Times New Roman" w:hAnsi="Times New Roman" w:cs="Times New Roman"/>
-          <w:b/>
-          <w:bCs/>
-          <w:lang w:val="tr-TR"/>
-        </w:rPr>
-        <w:t xml:space="preserve">kuvvetli baz</w:t>
-      </w:r>
-      <w:r>
-        <w:rPr>
-          <w:rFonts w:ascii="Times New Roman" w:hAnsi="Times New Roman" w:cs="Times New Roman"/>
-          <w:lang w:val="tr-TR"/>
-        </w:rPr>
-        <w:t xml:space="preserve">, bu ayrışmayı ancak sınırlı ölçüde gerçekleştiren bazlar </w:t>
-      </w:r>
-      <w:r>
-        <w:rPr>
-          <w:rFonts w:ascii="Times New Roman" w:hAnsi="Times New Roman" w:cs="Times New Roman"/>
-          <w:b/>
-          <w:bCs/>
-          <w:lang w:val="tr-TR"/>
-        </w:rPr>
-        <w:t xml:space="preserve">zayıf baz</w:t>
-      </w:r>
-      <w:r>
-        <w:rPr>
-          <w:rFonts w:ascii="Times New Roman" w:hAnsi="Times New Roman" w:cs="Times New Roman"/>
-          <w:lang w:val="tr-TR"/>
-        </w:rPr>
-        <w:t xml:space="preserve"> olarak sınıflandırılır. Kuvvetli asitlerin iyonlaşması tek yönlü ok (→), zayıf asitlerin iyonlaşması ise denge oku (⇌) ile gösterilir.</w:t>
+        <w:t xml:space="preserve"> iyonu verecek şekilde ayrışan bazlar kuvvetli baz, bu ayrışmayı ancak sınırlı ölçüde gerçekleştiren bazlar zayıf baz olarak sınıflandırılır. Kuvvetli asitlerin iyonlaşması tek yönlü ok (→), zayıf asitlerin iyonlaşması ise denge oku (⇌) ile gösterilir.</w:t>
       </w:r>
     </w:p>
     <w:p xmlns:a="http://schemas.openxmlformats.org/drawingml/2006/main" xmlns:pic="http://schemas.openxmlformats.org/drawingml/2006/picture">
@@ -2552,8 +2533,8 @@
       <w:r>
         <w:rPr>
           <w:rFonts w:ascii="Times New Roman" w:hAnsi="Times New Roman" w:cs="Times New Roman"/>
+          <w:lang w:val="tr-TR"/>
           <w:vertAlign w:val="subscript"/>
-          <w:lang w:val="tr-TR"/>
         </w:rPr>
         <w:t xml:space="preserve">3</w:t>
       </w:r>
@@ -2567,8 +2548,8 @@
       <w:r>
         <w:rPr>
           <w:rFonts w:ascii="Times New Roman" w:hAnsi="Times New Roman" w:cs="Times New Roman"/>
+          <w:lang w:val="tr-TR"/>
           <w:vertAlign w:val="superscript"/>
-          <w:lang w:val="tr-TR"/>
         </w:rPr>
         <w:t xml:space="preserve">+</w:t>
       </w:r>
@@ -2577,13 +2558,13 @@
           <w:rFonts w:ascii="Times New Roman" w:hAnsi="Times New Roman" w:cs="Times New Roman"/>
           <w:lang w:val="tr-TR"/>
         </w:rPr>
-        <w:t xml:space="preserve"> iyonu bulunur (Görsel C). Bu nedenle 0,10 M HCl çözeltisinin pH değeri 1,0 iken 0,10 M CH</w:t>
-      </w:r>
-      <w:r>
-        <w:rPr>
-          <w:rFonts w:ascii="Times New Roman" w:hAnsi="Times New Roman" w:cs="Times New Roman"/>
+        <w:t xml:space="preserve"> iyonu bulunur (Görsel C). Etkinlikte aynı derişimdeki çözeltiler için farklı pH değerleri ölçmenizin nedeni budur: 0,10 M HCl çözeltisinin pH değeri 1,0 iken 0,10 M CH</w:t>
+      </w:r>
+      <w:r>
+        <w:rPr>
+          <w:rFonts w:ascii="Times New Roman" w:hAnsi="Times New Roman" w:cs="Times New Roman"/>
+          <w:lang w:val="tr-TR"/>
           <w:vertAlign w:val="subscript"/>
-          <w:lang w:val="tr-TR"/>
         </w:rPr>
         <w:t xml:space="preserve">3</w:t>
       </w:r>
@@ -2592,39 +2573,7 @@
           <w:rFonts w:ascii="Times New Roman" w:hAnsi="Times New Roman" w:cs="Times New Roman"/>
           <w:lang w:val="tr-TR"/>
         </w:rPr>
-        <w:t xml:space="preserve">COOH çözeltisinin pH değeri yaklaşık 2,9’dur. Çözeltideki iyon sayısı fazla olduğu için kuvvetli asit ve baz çözeltilerinin elektrik iletkenliği de zayıf asit ve baz çözeltilerine göre daha yüksektir. Kuvvetli asit ve bazların sulu çözeltileri </w:t>
-      </w:r>
-      <w:r>
-        <w:rPr>
-          <w:rFonts w:ascii="Times New Roman" w:hAnsi="Times New Roman" w:cs="Times New Roman"/>
-          <w:b/>
-          <w:bCs/>
-          <w:lang w:val="tr-TR"/>
-        </w:rPr>
-        <w:t xml:space="preserve">kuvvetli elektrolit</w:t>
-      </w:r>
-      <w:r>
-        <w:rPr>
-          <w:rFonts w:ascii="Times New Roman" w:hAnsi="Times New Roman" w:cs="Times New Roman"/>
-          <w:lang w:val="tr-TR"/>
-        </w:rPr>
-        <w:t xml:space="preserve">, zayıf asit ve bazların sulu çözeltileri ise </w:t>
-      </w:r>
-      <w:r>
-        <w:rPr>
-          <w:rFonts w:ascii="Times New Roman" w:hAnsi="Times New Roman" w:cs="Times New Roman"/>
-          <w:b/>
-          <w:bCs/>
-          <w:lang w:val="tr-TR"/>
-        </w:rPr>
-        <w:t xml:space="preserve">zayıf elektrolittir</w:t>
-      </w:r>
-      <w:r>
-        <w:rPr>
-          <w:rFonts w:ascii="Times New Roman" w:hAnsi="Times New Roman" w:cs="Times New Roman"/>
-          <w:lang w:val="tr-TR"/>
-        </w:rPr>
-        <w:t xml:space="preserve">.</w:t>
+        <w:t xml:space="preserve">COOH çözeltisinin pH değeri yaklaşık 2,9’dur. İletkenlik ölçümlerinizde HCl ve NaOH çözeltilerinin daha yüksek değerler vermesi de aynı şekilde açıklanabilir: Çözeltideki iyon sayısı fazla olduğu için kuvvetli asit ve baz çözeltilerinin elektrik iletkenliği zayıf asit ve baz çözeltilerine göre daha yüksektir. Kuvvetli asit ve bazların sulu çözeltileri kuvvetli elektrolit, zayıf asit ve bazların sulu çözeltileri ise zayıf elektrolittir.</w:t>
       </w:r>
     </w:p>
     <w:p xmlns:a="http://schemas.openxmlformats.org/drawingml/2006/main" xmlns:pic="http://schemas.openxmlformats.org/drawingml/2006/picture">
@@ -3077,83 +3026,73 @@
           <w:rFonts w:ascii="Times New Roman" w:hAnsi="Times New Roman" w:cs="Times New Roman"/>
           <w:lang w:val="tr-TR"/>
         </w:rPr>
-        <w:t xml:space="preserve">Zayıf asit ve bazların iyonlaşması bir denge tepkimesi olduğu için bu dengelerin denge sabitleri asit ve bazların kuvvetini karşılaştırmada kullanılır. Bir zayıf asidin iyonlaşma tepkimesinin denge sabitine </w:t>
-      </w:r>
-      <w:r>
-        <w:rPr>
-          <w:rFonts w:ascii="Times New Roman" w:hAnsi="Times New Roman" w:cs="Times New Roman"/>
-          <w:b/>
-          <w:bCs/>
-          <w:lang w:val="tr-TR"/>
-        </w:rPr>
-        <w:t xml:space="preserve">asitlik sabiti (K</w:t>
-      </w:r>
-      <w:r>
-        <w:rPr>
-          <w:rFonts w:ascii="Times New Roman" w:hAnsi="Times New Roman" w:cs="Times New Roman"/>
-          <w:b/>
-          <w:bCs/>
+        <w:t xml:space="preserve">Peki HF ve CH</w:t>
+      </w:r>
+      <w:r>
+        <w:rPr>
+          <w:rFonts w:ascii="Times New Roman" w:hAnsi="Times New Roman" w:cs="Times New Roman"/>
+          <w:lang w:val="tr-TR"/>
           <w:vertAlign w:val="subscript"/>
-          <w:lang w:val="tr-TR"/>
+        </w:rPr>
+        <w:t xml:space="preserve">3</w:t>
+      </w:r>
+      <w:r>
+        <w:rPr>
+          <w:rFonts w:ascii="Times New Roman" w:hAnsi="Times New Roman" w:cs="Times New Roman"/>
+          <w:lang w:val="tr-TR"/>
+        </w:rPr>
+        <w:t xml:space="preserve">COOH gibi iki zayıf asitten hangisinin daha kuvvetli olduğuna nasıl karar verilebilir? Etkinlikteki tabloda 0,10 M çözeltilerde HF’nin %7,9, CH</w:t>
+      </w:r>
+      <w:r>
+        <w:rPr>
+          <w:rFonts w:ascii="Times New Roman" w:hAnsi="Times New Roman" w:cs="Times New Roman"/>
+          <w:lang w:val="tr-TR"/>
+          <w:vertAlign w:val="subscript"/>
+        </w:rPr>
+        <w:t xml:space="preserve">3</w:t>
+      </w:r>
+      <w:r>
+        <w:rPr>
+          <w:rFonts w:ascii="Times New Roman" w:hAnsi="Times New Roman" w:cs="Times New Roman"/>
+          <w:lang w:val="tr-TR"/>
+        </w:rPr>
+        <w:t xml:space="preserve">COOH’ın ise %1,3 oranında iyonlaştığını gördünüz. Ancak iyonlaşma yüzdesi çözeltinin derişimine göre değişir; bu nedenle karşılaştırma için sabit sıcaklıkta derişimden bağımsız bir ölçüte ihtiyaç vardır. Zayıf asit ve bazların iyonlaşması bir denge tepkimesi olduğu için bu dengelerin denge sabitleri asit ve bazların kuvvetini karşılaştırmada kullanılır. Bir zayıf asidin iyonlaşma tepkimesinin denge sabitine asitlik sabiti (K</w:t>
+      </w:r>
+      <w:r>
+        <w:rPr>
+          <w:rFonts w:ascii="Times New Roman" w:hAnsi="Times New Roman" w:cs="Times New Roman"/>
+          <w:lang w:val="tr-TR"/>
+          <w:vertAlign w:val="subscript"/>
         </w:rPr>
         <w:t xml:space="preserve">a</w:t>
       </w:r>
       <w:r>
         <w:rPr>
           <w:rFonts w:ascii="Times New Roman" w:hAnsi="Times New Roman" w:cs="Times New Roman"/>
-          <w:b/>
-          <w:bCs/>
-          <w:lang w:val="tr-TR"/>
-        </w:rPr>
-        <w:t xml:space="preserve">)</w:t>
-      </w:r>
-      <w:r>
-        <w:rPr>
-          <w:rFonts w:ascii="Times New Roman" w:hAnsi="Times New Roman" w:cs="Times New Roman"/>
-          <w:lang w:val="tr-TR"/>
-        </w:rPr>
-        <w:t xml:space="preserve">, bir zayıf bazın iyonlaşma tepkimesinin denge sabitine </w:t>
-      </w:r>
-      <w:r>
-        <w:rPr>
-          <w:rFonts w:ascii="Times New Roman" w:hAnsi="Times New Roman" w:cs="Times New Roman"/>
-          <w:b/>
-          <w:bCs/>
-          <w:lang w:val="tr-TR"/>
-        </w:rPr>
-        <w:t xml:space="preserve">bazlık sabiti (K</w:t>
-      </w:r>
-      <w:r>
-        <w:rPr>
-          <w:rFonts w:ascii="Times New Roman" w:hAnsi="Times New Roman" w:cs="Times New Roman"/>
-          <w:b/>
-          <w:bCs/>
+          <w:lang w:val="tr-TR"/>
+        </w:rPr>
+        <w:t xml:space="preserve">), bir zayıf bazın iyonlaşma tepkimesinin denge sabitine bazlık sabiti (K</w:t>
+      </w:r>
+      <w:r>
+        <w:rPr>
+          <w:rFonts w:ascii="Times New Roman" w:hAnsi="Times New Roman" w:cs="Times New Roman"/>
+          <w:lang w:val="tr-TR"/>
           <w:vertAlign w:val="subscript"/>
-          <w:lang w:val="tr-TR"/>
         </w:rPr>
         <w:t xml:space="preserve">b</w:t>
       </w:r>
       <w:r>
         <w:rPr>
           <w:rFonts w:ascii="Times New Roman" w:hAnsi="Times New Roman" w:cs="Times New Roman"/>
-          <w:b/>
-          <w:bCs/>
-          <w:lang w:val="tr-TR"/>
-        </w:rPr>
-        <w:t xml:space="preserve">)</w:t>
-      </w:r>
-      <w:r>
-        <w:rPr>
-          <w:rFonts w:ascii="Times New Roman" w:hAnsi="Times New Roman" w:cs="Times New Roman"/>
-          <w:lang w:val="tr-TR"/>
-        </w:rPr>
-        <w:t xml:space="preserve"> denir. K</w:t>
-      </w:r>
-      <w:r>
-        <w:rPr>
-          <w:rFonts w:ascii="Times New Roman" w:hAnsi="Times New Roman" w:cs="Times New Roman"/>
+          <w:lang w:val="tr-TR"/>
+        </w:rPr>
+        <w:t xml:space="preserve">) denir. K</w:t>
+      </w:r>
+      <w:r>
+        <w:rPr>
+          <w:rFonts w:ascii="Times New Roman" w:hAnsi="Times New Roman" w:cs="Times New Roman"/>
+          <w:lang w:val="tr-TR"/>
           <w:vertAlign w:val="subscript"/>
-          <w:lang w:val="tr-TR"/>
         </w:rPr>
         <w:t xml:space="preserve">a</w:t>
       </w:r>
@@ -3167,8 +3106,8 @@
       <w:r>
         <w:rPr>
           <w:rFonts w:ascii="Times New Roman" w:hAnsi="Times New Roman" w:cs="Times New Roman"/>
+          <w:lang w:val="tr-TR"/>
           <w:vertAlign w:val="subscript"/>
-          <w:lang w:val="tr-TR"/>
         </w:rPr>
         <w:t xml:space="preserve">b</w:t>
       </w:r>
@@ -4290,13 +4229,13 @@
           <w:rFonts w:ascii="Times New Roman" w:hAnsi="Times New Roman" w:cs="Times New Roman"/>
           <w:lang w:val="tr-TR"/>
         </w:rPr>
-        <w:t xml:space="preserve">Bir asit ne kadar kuvvetliyse eşlenik bazı o kadar zayıftır. Örneğin HCl çok kuvvetli bir asit olduğu için eşlenik bazı Cl</w:t>
-      </w:r>
-      <w:r>
-        <w:rPr>
-          <w:rFonts w:ascii="Times New Roman" w:hAnsi="Times New Roman" w:cs="Times New Roman"/>
+        <w:t xml:space="preserve">Peki bir asidin kuvveti ile eşlenik bazının kuvveti arasında nasıl bir ilişki vardır? Etkinlikteki tabloda HCl’nin iyonlaşmasının tek yönlü okla gösterildiğini hatırlayınız: Geri tepkime neredeyse hiç gerçekleşmediğine göre eşlenik baz Cl</w:t>
+      </w:r>
+      <w:r>
+        <w:rPr>
+          <w:rFonts w:ascii="Times New Roman" w:hAnsi="Times New Roman" w:cs="Times New Roman"/>
+          <w:lang w:val="tr-TR"/>
           <w:vertAlign w:val="superscript"/>
-          <w:lang w:val="tr-TR"/>
         </w:rPr>
         <w:t xml:space="preserve">−</w:t>
       </w:r>
@@ -4305,13 +4244,13 @@
           <w:rFonts w:ascii="Times New Roman" w:hAnsi="Times New Roman" w:cs="Times New Roman"/>
           <w:lang w:val="tr-TR"/>
         </w:rPr>
-        <w:t xml:space="preserve"> suda proton alma eğilimi göstermez. Zayıf bir asit olan HF’nin eşlenik bazı F</w:t>
-      </w:r>
-      <w:r>
-        <w:rPr>
-          <w:rFonts w:ascii="Times New Roman" w:hAnsi="Times New Roman" w:cs="Times New Roman"/>
+        <w:t xml:space="preserve"> suda proton alma eğilimi göstermez. Denge okuyla gösterilen HF’nin eşlenik bazı F</w:t>
+      </w:r>
+      <w:r>
+        <w:rPr>
+          <w:rFonts w:ascii="Times New Roman" w:hAnsi="Times New Roman" w:cs="Times New Roman"/>
+          <w:lang w:val="tr-TR"/>
           <w:vertAlign w:val="superscript"/>
-          <w:lang w:val="tr-TR"/>
         </w:rPr>
         <w:t xml:space="preserve">−</w:t>
       </w:r>
@@ -4320,13 +4259,13 @@
           <w:rFonts w:ascii="Times New Roman" w:hAnsi="Times New Roman" w:cs="Times New Roman"/>
           <w:lang w:val="tr-TR"/>
         </w:rPr>
-        <w:t xml:space="preserve"> ise sudan proton alarak bazik özellik gösterebilir. Asitlerin kuvvetini “derişik” ya da “seyreltik” kavramlarıyla karıştırmamak gerekir: Derişim çözeltideki madde miktarını, kuvvet ise maddenin iyonlaşma eğilimini ifade eder. Örneğin 6 M CH</w:t>
-      </w:r>
-      <w:r>
-        <w:rPr>
-          <w:rFonts w:ascii="Times New Roman" w:hAnsi="Times New Roman" w:cs="Times New Roman"/>
+        <w:t xml:space="preserve"> ise geri tepkimede proton alabilir; bu nedenle sudan proton alarak bazik özellik gösterebilir. Bu örneklerden, bir asit ne kadar kuvvetliyse eşlenik bazının o kadar zayıf olduğu sonucuna ulaşılabilir. Asitlerin kuvvetini “derişik” ya da “seyreltik” kavramlarıyla karıştırmamak gerekir: Derişim çözeltideki madde miktarını, kuvvet ise maddenin iyonlaşma eğilimini ifade eder. Örneğin 6 M CH</w:t>
+      </w:r>
+      <w:r>
+        <w:rPr>
+          <w:rFonts w:ascii="Times New Roman" w:hAnsi="Times New Roman" w:cs="Times New Roman"/>
+          <w:lang w:val="tr-TR"/>
           <w:vertAlign w:val="subscript"/>
-          <w:lang w:val="tr-TR"/>
         </w:rPr>
         <w:t xml:space="preserve">3</w:t>
       </w:r>

--- a/Kim11-2-8-Asit-Baz-Kuvveti.docx
+++ b/Kim11-2-8-Asit-Baz-Kuvveti.docx
@@ -41,8 +41,8 @@
       <w:r>
         <w:rPr>
           <w:rFonts w:ascii="Times New Roman" w:hAnsi="Times New Roman" w:cs="Times New Roman"/>
+          <w:lang w:val="tr-TR"/>
           <w:vertAlign w:val="subscript"/>
-          <w:lang w:val="tr-TR"/>
         </w:rPr>
         <w:t xml:space="preserve">3</w:t>
       </w:r>
@@ -56,8 +56,8 @@
       <w:r>
         <w:rPr>
           <w:rFonts w:ascii="Times New Roman" w:hAnsi="Times New Roman" w:cs="Times New Roman"/>
+          <w:lang w:val="tr-TR"/>
           <w:vertAlign w:val="subscript"/>
-          <w:lang w:val="tr-TR"/>
         </w:rPr>
         <w:t xml:space="preserve">3</w:t>
       </w:r>
@@ -66,7 +66,7 @@
           <w:rFonts w:ascii="Times New Roman" w:hAnsi="Times New Roman" w:cs="Times New Roman"/>
           <w:lang w:val="tr-TR"/>
         </w:rPr>
-        <w:t xml:space="preserve">) cildi çok daha az tahriş eder (Görsel B). Aynı derişimdeki iki asit çözeltisinden biri neden diğerinden daha “güçlü” etki gösterir? Asitlerin ve bazların kuvveti neye bağlıdır? Bir etkinlik yaparak keşfediniz.</w:t>
+        <w:t xml:space="preserve">) cildi çok daha az tahriş eder (Görsel B). Aynı derişimdeki iki asit çözeltisinden biri neden diğerinden daha “güçlü” etki gösterir? Asitlerin ve bazların kuvveti neye bağlıdır? Bir etkinlik yaparak keşfediniz. Analiz ve Keşif Atölyesi 2.8.’de bilimsel sorgulama yapacaksınız: Verilerden yola çıkarak araştırma soruları oluşturacak, iyonlaşmayı gösteren modeller geliştirecek ve pH ile iletkenlik ölçümleri yaparak asitlerin ve bazların kuvvetlerini karşılaştıracaksınız. Bulgularınızı bilimsel bilgilerle sınarken analitik düşünme eğiliminizi, açıklamalarınızı grubunuza aktarırken iletişim becerilerinizi kullanacak; farklı fikirlere açık kalıp merakınızın peşinden giderek araştırmacı bir tutum sergileyeceksiniz.</w:t>
       </w:r>
     </w:p>
     <w:tbl>
@@ -1358,8 +1358,8 @@
       <w:r>
         <w:rPr>
           <w:rFonts w:ascii="Times New Roman" w:hAnsi="Times New Roman" w:cs="Times New Roman"/>
+          <w:lang w:val="tr-TR"/>
           <w:vertAlign w:val="subscript"/>
-          <w:lang w:val="tr-TR"/>
         </w:rPr>
         <w:t xml:space="preserve">3</w:t>
       </w:r>
@@ -1368,7 +1368,7 @@
           <w:rFonts w:ascii="Times New Roman" w:hAnsi="Times New Roman" w:cs="Times New Roman"/>
           <w:lang w:val="tr-TR"/>
         </w:rPr>
-        <w:t xml:space="preserve">COOH çözeltileri için iyonlaşma yüzdelerini dikkate alarak alt mikro seviyede birer model çiziniz. Modelinizde su moleküllerini göstermenize gerek yoktur.</w:t>
+        <w:t xml:space="preserve">COOH çözeltileri için iyonlaşma yüzdelerini dikkate alarak alt mikro seviyede birer model çiziniz. Modelinizde su moleküllerini göstermenize gerek yoktur. Modelinizin altına, her çözeltide baskın olarak bulunan tanecikleri sembollerle ve uygun okla (→ ya da ⇌) gösteren bir denklem yazarak sembolik modelinizi de geliştiriniz.</w:t>
       </w:r>
     </w:p>
     <w:p>
@@ -1495,8 +1495,8 @@
       <w:r>
         <w:rPr>
           <w:rFonts w:ascii="Times New Roman" w:hAnsi="Times New Roman" w:cs="Times New Roman"/>
+          <w:lang w:val="tr-TR"/>
           <w:vertAlign w:val="subscript"/>
-          <w:lang w:val="tr-TR"/>
         </w:rPr>
         <w:t xml:space="preserve">3</w:t>
       </w:r>
@@ -1510,8 +1510,8 @@
       <w:r>
         <w:rPr>
           <w:rFonts w:ascii="Times New Roman" w:hAnsi="Times New Roman" w:cs="Times New Roman"/>
+          <w:lang w:val="tr-TR"/>
           <w:vertAlign w:val="subscript"/>
-          <w:lang w:val="tr-TR"/>
         </w:rPr>
         <w:t xml:space="preserve">3</w:t>
       </w:r>
@@ -1520,7 +1520,7 @@
           <w:rFonts w:ascii="Times New Roman" w:hAnsi="Times New Roman" w:cs="Times New Roman"/>
           <w:lang w:val="tr-TR"/>
         </w:rPr>
-        <w:t xml:space="preserve"> çözeltilerinin pH değerlerini pH metre (ya da pH kâğıdı) ile, elektriksel iletkenliklerini iletkenlik ölçer (ya da ampullü basit bir iletkenlik düzeneği) ile ölçünüz. Okulunuzda bu imkân yoksa ölçümleri karekoddaki sanal laboratuvarda yapabilirsiniz. Ölçümlerinizi tabloya kaydediniz.</w:t>
+        <w:t xml:space="preserve"> çözeltilerinin pH değerlerini pH metre (ya da pH kâğıdı) ile, elektriksel iletkenliklerini iletkenlik ölçer (ya da ampullü basit bir iletkenlik düzeneği) ile ölçünüz. Okulunuzda bu imkân yoksa ölçümleri karekoddaki sanal laboratuvarda yapabilirsiniz. Ölçümlerinizi tabloya kaydediniz. Ölçümlere başlamadan önce grubunuzla birlikte ölçüm sırasını, görev dağılımını ve alacağınız güvenlik önlemlerini içeren kısa bir araştırma planı hazırlayınız.</w:t>
       </w:r>
     </w:p>
     <w:tbl>
@@ -2103,7 +2103,7 @@
           <w:rFonts w:ascii="Times New Roman" w:hAnsi="Times New Roman" w:cs="Times New Roman"/>
           <w:lang w:val="tr-TR"/>
         </w:rPr>
-        <w:t xml:space="preserve">Açıklamalarınızı bilimsel bilgilerle karşılaştırarak değerlendiriniz. Modelinizde değiştirmeniz gereken noktalar var mı?</w:t>
+        <w:t xml:space="preserve">Açıklamalarınızı bilimsel bilgilerle karşılaştırarak değerlendiriniz. Bunun için güvenilir bilimsel kaynaklara başvurunuz ve verilerinizi adım adım, analitik bir bakışla gözden geçiriniz. Modelinizde değiştirmeniz gereken noktalar var mı?</w:t>
       </w:r>
     </w:p>
     <w:p>

--- a/Kim11-2-8-Asit-Baz-Kuvveti.docx
+++ b/Kim11-2-8-Asit-Baz-Kuvveti.docx
@@ -376,7 +376,7 @@
           <w:rFonts w:ascii="Times New Roman" w:hAnsi="Times New Roman" w:cs="Times New Roman"/>
           <w:lang w:val="tr-TR"/>
         </w:rPr>
-        <w:t xml:space="preserve">Aşağıdaki tabloda 25 °C’de 0,10 M derişimdeki bazı asit ve baz çözeltilerinin iyonlaşma yüzdeleri ve saf suda iyonlaşma denklemleri verilmiştir.</w:t>
+        <w:t xml:space="preserve">Aşağıdaki tabloda 25 °C’de 0,10 M derişimdeki bazı asit ve baz çözeltilerinin iyonlaşma yüzdeleri ve saf suda iyonlaşma denklemleri verilmiştir. İyonlaşma yüzdesi, çözeltideki asit ya da baz taneciklerinin yüzde kaçının iyonlaştığını gösterir.</w:t>
       </w:r>
     </w:p>
     <w:tbl>
@@ -1368,7 +1368,22 @@
           <w:rFonts w:ascii="Times New Roman" w:hAnsi="Times New Roman" w:cs="Times New Roman"/>
           <w:lang w:val="tr-TR"/>
         </w:rPr>
-        <w:t xml:space="preserve">COOH çözeltileri için iyonlaşma yüzdelerini dikkate alarak alt mikro seviyede birer model çiziniz. Modelinizde su moleküllerini göstermenize gerek yoktur. Modelinizin altına, her çözeltide baskın olarak bulunan tanecikleri sembollerle ve uygun okla (→ ya da ⇌) gösteren bir denklem yazarak sembolik modelinizi de geliştiriniz.</w:t>
+        <w:t xml:space="preserve">COOH çözeltileri ile NaOH ve NH</w:t>
+      </w:r>
+      <w:r>
+        <w:rPr>
+          <w:rFonts w:ascii="Times New Roman" w:hAnsi="Times New Roman" w:cs="Times New Roman"/>
+          <w:lang w:val="tr-TR"/>
+          <w:vertAlign w:val="subscript"/>
+        </w:rPr>
+        <w:t xml:space="preserve">3</w:t>
+      </w:r>
+      <w:r>
+        <w:rPr>
+          <w:rFonts w:ascii="Times New Roman" w:hAnsi="Times New Roman" w:cs="Times New Roman"/>
+          <w:lang w:val="tr-TR"/>
+        </w:rPr>
+        <w:t xml:space="preserve"> çözeltileri için iyonlaşma yüzdelerini dikkate alarak alt mikro seviyede birer model çiziniz. Modelinizde su moleküllerini göstermenize gerek yoktur. Modelinizin altına, her çözeltide baskın olarak bulunan tanecikleri sembollerle ve uygun okla (→ ya da ⇌) gösteren bir denklem yazarak sembolik modelinizi de geliştiriniz.</w:t>
       </w:r>
     </w:p>
     <w:p>
@@ -2382,7 +2397,7 @@
           <w:rFonts w:ascii="Times New Roman" w:hAnsi="Times New Roman" w:cs="Times New Roman"/>
           <w:lang w:val="tr-TR"/>
         </w:rPr>
-        <w:t xml:space="preserve">Analiz ve Keşif Atölyesi 2.8.’de aynı derişimdeki çözeltilerden HCl, HNO</w:t>
+        <w:t xml:space="preserve">Asitlerin ve bazların kuvveti, sulu çözeltilerindeki iyonlaşma yüzdeleriyle ilgilidir. Bir asidin iyonlaşma yüzdesi, asitten gelen H</w:t>
       </w:r>
       <w:r>
         <w:rPr>
@@ -2397,37 +2412,7 @@
           <w:rFonts w:ascii="Times New Roman" w:hAnsi="Times New Roman" w:cs="Times New Roman"/>
           <w:lang w:val="tr-TR"/>
         </w:rPr>
-        <w:t xml:space="preserve"> ve NaOH’ın yaklaşık %100, HF, CH</w:t>
-      </w:r>
-      <w:r>
-        <w:rPr>
-          <w:rFonts w:ascii="Times New Roman" w:hAnsi="Times New Roman" w:cs="Times New Roman"/>
-          <w:lang w:val="tr-TR"/>
-          <w:vertAlign w:val="subscript"/>
-        </w:rPr>
-        <w:t xml:space="preserve">3</w:t>
-      </w:r>
-      <w:r>
-        <w:rPr>
-          <w:rFonts w:ascii="Times New Roman" w:hAnsi="Times New Roman" w:cs="Times New Roman"/>
-          <w:lang w:val="tr-TR"/>
-        </w:rPr>
-        <w:t xml:space="preserve">COOH ve NH</w:t>
-      </w:r>
-      <w:r>
-        <w:rPr>
-          <w:rFonts w:ascii="Times New Roman" w:hAnsi="Times New Roman" w:cs="Times New Roman"/>
-          <w:lang w:val="tr-TR"/>
-          <w:vertAlign w:val="subscript"/>
-        </w:rPr>
-        <w:t xml:space="preserve">3</w:t>
-      </w:r>
-      <w:r>
-        <w:rPr>
-          <w:rFonts w:ascii="Times New Roman" w:hAnsi="Times New Roman" w:cs="Times New Roman"/>
-          <w:lang w:val="tr-TR"/>
-        </w:rPr>
-        <w:t xml:space="preserve">’ün ise çok daha düşük oranlarda iyonlaştığını gördünüz. Ölçtüğünüz pH ve iletkenlik değerlerini bu oranlarla ilişkilendirdiğinizde asitlerin ve bazların kuvvetinin, sulu çözeltilerdeki iyonlaşma derecelerine bağlı olduğu sonucuna ulaşılabilir. Suda tamamen (yaklaşık %100) iyonlaşan asitlere kuvvetli asit, kısmen iyonlaşan asitlere zayıf asit denir. Bazlar için de aynı ölçüt geçerlidir: Çözündüğünde birimlerinin hemen hepsi OH</w:t>
+        <w:t xml:space="preserve">O</w:t>
       </w:r>
       <w:r>
         <w:rPr>
@@ -2435,6 +2420,21 @@
           <w:lang w:val="tr-TR"/>
           <w:vertAlign w:val="superscript"/>
         </w:rPr>
+        <w:t xml:space="preserve">+</w:t>
+      </w:r>
+      <w:r>
+        <w:rPr>
+          <w:rFonts w:ascii="Times New Roman" w:hAnsi="Times New Roman" w:cs="Times New Roman"/>
+          <w:lang w:val="tr-TR"/>
+        </w:rPr>
+        <w:t xml:space="preserve"> derişiminin asidin başlangıç derişimine oranının 100 ile çarpılmasıyla; bir bazın iyonlaşma yüzdesi ise bazdan gelen OH</w:t>
+      </w:r>
+      <w:r>
+        <w:rPr>
+          <w:rFonts w:ascii="Times New Roman" w:hAnsi="Times New Roman" w:cs="Times New Roman"/>
+          <w:lang w:val="tr-TR"/>
+          <w:vertAlign w:val="superscript"/>
+        </w:rPr>
         <w:t xml:space="preserve">−</w:t>
       </w:r>
       <w:r>
@@ -2442,7 +2442,7 @@
           <w:rFonts w:ascii="Times New Roman" w:hAnsi="Times New Roman" w:cs="Times New Roman"/>
           <w:lang w:val="tr-TR"/>
         </w:rPr>
-        <w:t xml:space="preserve"> iyonu verecek şekilde ayrışan bazlar kuvvetli baz, bu ayrışmayı ancak sınırlı ölçüde gerçekleştiren bazlar zayıf baz olarak sınıflandırılır. Kuvvetli asitlerin iyonlaşması tek yönlü ok (→), zayıf asitlerin iyonlaşması ise denge oku (⇌) ile gösterilir.</w:t>
+        <w:t xml:space="preserve"> derişiminin bazın başlangıç derişimine oranının 100 ile çarpılmasıyla bulunur. Suda tamamen (%100) iyonlaştığı kabul edilen asitlere kuvvetli asit, kısmen iyonlaşan asitlere zayıf asit denir. Bazlar için de aynı ölçüt geçerlidir: Suda tamamen iyonlaştığı kabul edilen bazlar kuvvetli baz, kısmen iyonlaşan bazlar ise zayıf bazdır (Grafik A). Kuvvetli asit ve bazların iyonlaşması tek yönlü ok (→), zayıf asit ve bazların iyonlaşması ise denge oku (⇌) ile gösterilir.</w:t>
       </w:r>
     </w:p>
     <w:p xmlns:a="http://schemas.openxmlformats.org/drawingml/2006/main" xmlns:pic="http://schemas.openxmlformats.org/drawingml/2006/picture">
@@ -2456,8 +2456,8 @@
       <w:r>
         <w:drawing>
           <wp:inline distT="0" distB="0" distL="0" distR="0">
-            <wp:extent cx="4680000" cy="2620800"/>
-            <wp:docPr id="900003" name="Grafik 900003" descr="İyonlaşma yüzdeleri"/>
+            <wp:extent cx="4680000" cy="2574000"/>
+            <wp:docPr id="900003" name="Grafik 900003" descr="HBr, HClO4, HCOOH, C6H5COOH, KOH ve CH3NH2 için iyonlaşma yüzdeleri"/>
             <wp:cNvGraphicFramePr>
               <a:graphicFrameLocks noChangeAspect="1"/>
             </wp:cNvGraphicFramePr>
@@ -2477,7 +2477,7 @@
                   <pic:spPr>
                     <a:xfrm>
                       <a:off x="0" y="0"/>
-                      <a:ext cx="4680000" cy="2620800"/>
+                      <a:ext cx="4680000" cy="2574000"/>
                     </a:xfrm>
                     <a:prstGeom prst="rect">
                       <a:avLst/>
@@ -2558,7 +2558,7 @@
           <w:rFonts w:ascii="Times New Roman" w:hAnsi="Times New Roman" w:cs="Times New Roman"/>
           <w:lang w:val="tr-TR"/>
         </w:rPr>
-        <w:t xml:space="preserve"> iyonu bulunur (Görsel C). Etkinlikte aynı derişimdeki çözeltiler için farklı pH değerleri ölçmenizin nedeni budur: 0,10 M HCl çözeltisinin pH değeri 1,0 iken 0,10 M CH</w:t>
+        <w:t xml:space="preserve"> iyonu bulunur (Görsel C). Örneğin 25 °C’de 0,10 M HBr çözeltisinde [H</w:t>
       </w:r>
       <w:r>
         <w:rPr>
@@ -2573,7 +2573,97 @@
           <w:rFonts w:ascii="Times New Roman" w:hAnsi="Times New Roman" w:cs="Times New Roman"/>
           <w:lang w:val="tr-TR"/>
         </w:rPr>
-        <w:t xml:space="preserve">COOH çözeltisinin pH değeri yaklaşık 2,9’dur. İletkenlik ölçümlerinizde HCl ve NaOH çözeltilerinin daha yüksek değerler vermesi de aynı şekilde açıklanabilir: Çözeltideki iyon sayısı fazla olduğu için kuvvetli asit ve baz çözeltilerinin elektrik iletkenliği zayıf asit ve baz çözeltilerine göre daha yüksektir. Kuvvetli asit ve bazların sulu çözeltileri kuvvetli elektrolit, zayıf asit ve bazların sulu çözeltileri ise zayıf elektrolittir.</w:t>
+        <w:t xml:space="preserve">O</w:t>
+      </w:r>
+      <w:r>
+        <w:rPr>
+          <w:rFonts w:ascii="Times New Roman" w:hAnsi="Times New Roman" w:cs="Times New Roman"/>
+          <w:lang w:val="tr-TR"/>
+          <w:vertAlign w:val="superscript"/>
+        </w:rPr>
+        <w:t xml:space="preserve">+</w:t>
+      </w:r>
+      <w:r>
+        <w:rPr>
+          <w:rFonts w:ascii="Times New Roman" w:hAnsi="Times New Roman" w:cs="Times New Roman"/>
+          <w:lang w:val="tr-TR"/>
+        </w:rPr>
+        <w:t xml:space="preserve">] = 0,10 mol/L iken %2,5 oranında iyonlaşan 0,10 M benzoik asit (C</w:t>
+      </w:r>
+      <w:r>
+        <w:rPr>
+          <w:rFonts w:ascii="Times New Roman" w:hAnsi="Times New Roman" w:cs="Times New Roman"/>
+          <w:lang w:val="tr-TR"/>
+          <w:vertAlign w:val="subscript"/>
+        </w:rPr>
+        <w:t xml:space="preserve">6</w:t>
+      </w:r>
+      <w:r>
+        <w:rPr>
+          <w:rFonts w:ascii="Times New Roman" w:hAnsi="Times New Roman" w:cs="Times New Roman"/>
+          <w:lang w:val="tr-TR"/>
+        </w:rPr>
+        <w:t xml:space="preserve">H</w:t>
+      </w:r>
+      <w:r>
+        <w:rPr>
+          <w:rFonts w:ascii="Times New Roman" w:hAnsi="Times New Roman" w:cs="Times New Roman"/>
+          <w:lang w:val="tr-TR"/>
+          <w:vertAlign w:val="subscript"/>
+        </w:rPr>
+        <w:t xml:space="preserve">5</w:t>
+      </w:r>
+      <w:r>
+        <w:rPr>
+          <w:rFonts w:ascii="Times New Roman" w:hAnsi="Times New Roman" w:cs="Times New Roman"/>
+          <w:lang w:val="tr-TR"/>
+        </w:rPr>
+        <w:t xml:space="preserve">COOH) çözeltisinde [H</w:t>
+      </w:r>
+      <w:r>
+        <w:rPr>
+          <w:rFonts w:ascii="Times New Roman" w:hAnsi="Times New Roman" w:cs="Times New Roman"/>
+          <w:lang w:val="tr-TR"/>
+          <w:vertAlign w:val="subscript"/>
+        </w:rPr>
+        <w:t xml:space="preserve">3</w:t>
+      </w:r>
+      <w:r>
+        <w:rPr>
+          <w:rFonts w:ascii="Times New Roman" w:hAnsi="Times New Roman" w:cs="Times New Roman"/>
+          <w:lang w:val="tr-TR"/>
+        </w:rPr>
+        <w:t xml:space="preserve">O</w:t>
+      </w:r>
+      <w:r>
+        <w:rPr>
+          <w:rFonts w:ascii="Times New Roman" w:hAnsi="Times New Roman" w:cs="Times New Roman"/>
+          <w:lang w:val="tr-TR"/>
+          <w:vertAlign w:val="superscript"/>
+        </w:rPr>
+        <w:t xml:space="preserve">+</w:t>
+      </w:r>
+      <w:r>
+        <w:rPr>
+          <w:rFonts w:ascii="Times New Roman" w:hAnsi="Times New Roman" w:cs="Times New Roman"/>
+          <w:lang w:val="tr-TR"/>
+        </w:rPr>
+        <w:t xml:space="preserve">] = 2,5·10</w:t>
+      </w:r>
+      <w:r>
+        <w:rPr>
+          <w:rFonts w:ascii="Times New Roman" w:hAnsi="Times New Roman" w:cs="Times New Roman"/>
+          <w:lang w:val="tr-TR"/>
+          <w:vertAlign w:val="superscript"/>
+        </w:rPr>
+        <w:t xml:space="preserve">-3</w:t>
+      </w:r>
+      <w:r>
+        <w:rPr>
+          <w:rFonts w:ascii="Times New Roman" w:hAnsi="Times New Roman" w:cs="Times New Roman"/>
+          <w:lang w:val="tr-TR"/>
+        </w:rPr>
+        <w:t xml:space="preserve"> mol/L’dir. Bu nedenle aynı derişimdeki zayıf asit çözeltisinin pH değeri kuvvetli asit çözeltisininkinden büyüktür. Çözeltideki iyon sayısı fazla olduğu için kuvvetli asit ve baz çözeltilerinin elektrik iletkenliği de aynı derişimdeki zayıf asit ve baz çözeltilerininkinden yüksektir. Kuvvetli asit ve bazların sulu çözeltileri kuvvetli elektrolit, zayıf asit ve bazların sulu çözeltileri ise zayıf elektrolittir. Yaygın kuvvetli asit ve bazlar Tablo A’da verilmiştir.</w:t>
       </w:r>
     </w:p>
     <w:p xmlns:a="http://schemas.openxmlformats.org/drawingml/2006/main" xmlns:pic="http://schemas.openxmlformats.org/drawingml/2006/picture">
@@ -2587,8 +2677,8 @@
       <w:r>
         <w:drawing>
           <wp:inline distT="0" distB="0" distL="0" distR="0">
-            <wp:extent cx="4680000" cy="3070618"/>
-            <wp:docPr id="900004" name="Grafik 900004" descr="Kuvvetli ve zayıf asit modeli"/>
+            <wp:extent cx="4680000" cy="2941714"/>
+            <wp:docPr id="900004" name="Grafik 900004" descr="Kuvvetli (HBr) ve zayıf (HCOOH) asit modeli"/>
             <wp:cNvGraphicFramePr>
               <a:graphicFrameLocks noChangeAspect="1"/>
             </wp:cNvGraphicFramePr>
@@ -2608,7 +2698,7 @@
                   <pic:spPr>
                     <a:xfrm>
                       <a:off x="0" y="0"/>
-                      <a:ext cx="4680000" cy="3070618"/>
+                      <a:ext cx="4680000" cy="2941714"/>
                     </a:xfrm>
                     <a:prstGeom prst="rect">
                       <a:avLst/>
@@ -2632,33 +2722,9 @@
       <w:r>
         <w:rPr>
           <w:rFonts w:ascii="Times New Roman" w:hAnsi="Times New Roman" w:cs="Times New Roman"/>
-          <w:b/>
-          <w:bCs/>
-          <w:lang w:val="tr-TR"/>
-        </w:rPr>
-        <w:t xml:space="preserve">Görsel C:</w:t>
-      </w:r>
-      <w:r>
-        <w:rPr>
-          <w:rFonts w:ascii="Times New Roman" w:hAnsi="Times New Roman" w:cs="Times New Roman"/>
-          <w:lang w:val="tr-TR"/>
-        </w:rPr>
-        <w:t xml:space="preserve"> Aynı derişimdeki kuvvetli asit (HCl) ve zayıf asit (CH</w:t>
-      </w:r>
-      <w:r>
-        <w:rPr>
-          <w:rFonts w:ascii="Times New Roman" w:hAnsi="Times New Roman" w:cs="Times New Roman"/>
-          <w:vertAlign w:val="subscript"/>
-          <w:lang w:val="tr-TR"/>
-        </w:rPr>
-        <w:t xml:space="preserve">3</w:t>
-      </w:r>
-      <w:r>
-        <w:rPr>
-          <w:rFonts w:ascii="Times New Roman" w:hAnsi="Times New Roman" w:cs="Times New Roman"/>
-          <w:lang w:val="tr-TR"/>
-        </w:rPr>
-        <w:t xml:space="preserve">COOH) çözeltilerinin alt mikro gösterimi</w:t>
+          <w:lang w:val="tr-TR"/>
+        </w:rPr>
+        <w:t xml:space="preserve">Görsel C: Aynı derişimdeki kuvvetli asit (HBr) ve zayıf asit (HCOOH) çözeltilerinin alt mikro gösterimi</w:t>
       </w:r>
     </w:p>
     <w:p>
@@ -3026,7 +3092,7 @@
           <w:rFonts w:ascii="Times New Roman" w:hAnsi="Times New Roman" w:cs="Times New Roman"/>
           <w:lang w:val="tr-TR"/>
         </w:rPr>
-        <w:t xml:space="preserve">Peki HF ve CH</w:t>
+        <w:t xml:space="preserve">Peki iki zayıf asitten hangisinin daha kuvvetli olduğuna nasıl karar verilebilir? İyonlaşma yüzdesi çözeltinin derişimine bağlıdır. Örneğin 25 °C’de benzoik asit 0,10 M çözeltide yaklaşık %2,5, 0,0010 M çözeltide ise yaklaşık %22 oranında iyonlaşır. Bu nedenle karşılaştırma için sabit sıcaklıkta derişimden bağımsız bir ölçüte ihtiyaç vardır. Zayıf asit ve bazların iyonlaşması bir denge tepkimesi olduğu için bu dengelerin denge sabitleri asit ve bazların kuvvetini karşılaştırmada kullanılır. Bir zayıf asidin iyonlaşma tepkimesinin denge sabitine asitlik sabiti (K</w:t>
       </w:r>
       <w:r>
         <w:rPr>
@@ -3034,14 +3100,14 @@
           <w:lang w:val="tr-TR"/>
           <w:vertAlign w:val="subscript"/>
         </w:rPr>
-        <w:t xml:space="preserve">3</w:t>
-      </w:r>
-      <w:r>
-        <w:rPr>
-          <w:rFonts w:ascii="Times New Roman" w:hAnsi="Times New Roman" w:cs="Times New Roman"/>
-          <w:lang w:val="tr-TR"/>
-        </w:rPr>
-        <w:t xml:space="preserve">COOH gibi iki zayıf asitten hangisinin daha kuvvetli olduğuna nasıl karar verilebilir? Etkinlikteki tabloda 0,10 M çözeltilerde HF’nin %7,9, CH</w:t>
+        <w:t xml:space="preserve">a</w:t>
+      </w:r>
+      <w:r>
+        <w:rPr>
+          <w:rFonts w:ascii="Times New Roman" w:hAnsi="Times New Roman" w:cs="Times New Roman"/>
+          <w:lang w:val="tr-TR"/>
+        </w:rPr>
+        <w:t xml:space="preserve">), bir zayıf bazın iyonlaşma tepkimesinin denge sabitine bazlık sabiti (K</w:t>
       </w:r>
       <w:r>
         <w:rPr>
@@ -3049,14 +3115,14 @@
           <w:lang w:val="tr-TR"/>
           <w:vertAlign w:val="subscript"/>
         </w:rPr>
-        <w:t xml:space="preserve">3</w:t>
-      </w:r>
-      <w:r>
-        <w:rPr>
-          <w:rFonts w:ascii="Times New Roman" w:hAnsi="Times New Roman" w:cs="Times New Roman"/>
-          <w:lang w:val="tr-TR"/>
-        </w:rPr>
-        <w:t xml:space="preserve">COOH’ın ise %1,3 oranında iyonlaştığını gördünüz. Ancak iyonlaşma yüzdesi çözeltinin derişimine göre değişir; bu nedenle karşılaştırma için sabit sıcaklıkta derişimden bağımsız bir ölçüte ihtiyaç vardır. Zayıf asit ve bazların iyonlaşması bir denge tepkimesi olduğu için bu dengelerin denge sabitleri asit ve bazların kuvvetini karşılaştırmada kullanılır. Bir zayıf asidin iyonlaşma tepkimesinin denge sabitine asitlik sabiti (K</w:t>
+        <w:t xml:space="preserve">b</w:t>
+      </w:r>
+      <w:r>
+        <w:rPr>
+          <w:rFonts w:ascii="Times New Roman" w:hAnsi="Times New Roman" w:cs="Times New Roman"/>
+          <w:lang w:val="tr-TR"/>
+        </w:rPr>
+        <w:t xml:space="preserve">) denir. K</w:t>
       </w:r>
       <w:r>
         <w:rPr>
@@ -3071,7 +3137,7 @@
           <w:rFonts w:ascii="Times New Roman" w:hAnsi="Times New Roman" w:cs="Times New Roman"/>
           <w:lang w:val="tr-TR"/>
         </w:rPr>
-        <w:t xml:space="preserve">), bir zayıf bazın iyonlaşma tepkimesinin denge sabitine bazlık sabiti (K</w:t>
+        <w:t xml:space="preserve"> ve K</w:t>
       </w:r>
       <w:r>
         <w:rPr>
@@ -3086,7 +3152,7 @@
           <w:rFonts w:ascii="Times New Roman" w:hAnsi="Times New Roman" w:cs="Times New Roman"/>
           <w:lang w:val="tr-TR"/>
         </w:rPr>
-        <w:t xml:space="preserve">) denir. K</w:t>
+        <w:t xml:space="preserve"> de K</w:t>
       </w:r>
       <w:r>
         <w:rPr>
@@ -3094,6 +3160,21 @@
           <w:lang w:val="tr-TR"/>
           <w:vertAlign w:val="subscript"/>
         </w:rPr>
+        <w:t xml:space="preserve">c</w:t>
+      </w:r>
+      <w:r>
+        <w:rPr>
+          <w:rFonts w:ascii="Times New Roman" w:hAnsi="Times New Roman" w:cs="Times New Roman"/>
+          <w:lang w:val="tr-TR"/>
+        </w:rPr>
+        <w:t xml:space="preserve"> gibi yalnızca sıcaklıkla değişir. Aynı sıcaklıkta K</w:t>
+      </w:r>
+      <w:r>
+        <w:rPr>
+          <w:rFonts w:ascii="Times New Roman" w:hAnsi="Times New Roman" w:cs="Times New Roman"/>
+          <w:lang w:val="tr-TR"/>
+          <w:vertAlign w:val="subscript"/>
+        </w:rPr>
         <w:t xml:space="preserve">a</w:t>
       </w:r>
       <w:r>
@@ -3116,7 +3197,7 @@
           <w:rFonts w:ascii="Times New Roman" w:hAnsi="Times New Roman" w:cs="Times New Roman"/>
           <w:lang w:val="tr-TR"/>
         </w:rPr>
-        <w:t xml:space="preserve"> değeri büyüdükçe asidin ya da bazın kuvveti artar.</w:t>
+        <w:t xml:space="preserve"> değeri büyüdükçe asidin ya da bazın kuvveti artar (Tablo B).</w:t>
       </w:r>
     </w:p>
     <w:p>
@@ -4229,7 +4310,7 @@
           <w:rFonts w:ascii="Times New Roman" w:hAnsi="Times New Roman" w:cs="Times New Roman"/>
           <w:lang w:val="tr-TR"/>
         </w:rPr>
-        <w:t xml:space="preserve">Peki bir asidin kuvveti ile eşlenik bazının kuvveti arasında nasıl bir ilişki vardır? Etkinlikteki tabloda HCl’nin iyonlaşmasının tek yönlü okla gösterildiğini hatırlayınız: Geri tepkime neredeyse hiç gerçekleşmediğine göre eşlenik baz Cl</w:t>
+        <w:t xml:space="preserve">Peki bir asidin kuvveti ile eşlenik bazının kuvveti arasında nasıl bir ilişki vardır? HBr’nin suda iyonlaşması tek yönlüdür; geri tepkime neredeyse hiç gerçekleşmediğine göre eşlenik baz Br</w:t>
       </w:r>
       <w:r>
         <w:rPr>
@@ -4244,7 +4325,7 @@
           <w:rFonts w:ascii="Times New Roman" w:hAnsi="Times New Roman" w:cs="Times New Roman"/>
           <w:lang w:val="tr-TR"/>
         </w:rPr>
-        <w:t xml:space="preserve"> suda proton alma eğilimi göstermez. Denge okuyla gösterilen HF’nin eşlenik bazı F</w:t>
+        <w:t xml:space="preserve"> suda proton alma eğilimi göstermez. Zayıf bir asit olan HCOOH’ın iyonlaşması ise denge okuyla gösterilir; eşlenik bazı HCOO</w:t>
       </w:r>
       <w:r>
         <w:rPr>
@@ -4259,22 +4340,7 @@
           <w:rFonts w:ascii="Times New Roman" w:hAnsi="Times New Roman" w:cs="Times New Roman"/>
           <w:lang w:val="tr-TR"/>
         </w:rPr>
-        <w:t xml:space="preserve"> ise geri tepkimede proton alabilir; bu nedenle sudan proton alarak bazik özellik gösterebilir. Bu örneklerden, bir asit ne kadar kuvvetliyse eşlenik bazının o kadar zayıf olduğu sonucuna ulaşılabilir. Asitlerin kuvvetini “derişik” ya da “seyreltik” kavramlarıyla karıştırmamak gerekir: Derişim çözeltideki madde miktarını, kuvvet ise maddenin iyonlaşma eğilimini ifade eder. Örneğin 6 M CH</w:t>
-      </w:r>
-      <w:r>
-        <w:rPr>
-          <w:rFonts w:ascii="Times New Roman" w:hAnsi="Times New Roman" w:cs="Times New Roman"/>
-          <w:lang w:val="tr-TR"/>
-          <w:vertAlign w:val="subscript"/>
-        </w:rPr>
-        <w:t xml:space="preserve">3</w:t>
-      </w:r>
-      <w:r>
-        <w:rPr>
-          <w:rFonts w:ascii="Times New Roman" w:hAnsi="Times New Roman" w:cs="Times New Roman"/>
-          <w:lang w:val="tr-TR"/>
-        </w:rPr>
-        <w:t xml:space="preserve">COOH çözeltisi derişik ancak zayıf, 0,001 M HCl çözeltisi seyreltik ancak kuvvetli bir asit çözeltisidir.</w:t>
+        <w:t xml:space="preserve"> geri tepkimede proton alabilir ve sudan proton alarak bazik özellik gösterebilir. Buna göre bir asit ne kadar kuvvetliyse eşlenik bazı o kadar zayıftır. Asitlerin kuvvetini “derişik” ya da “seyreltik” kavramlarıyla karıştırmamak gerekir: Derişim çözeltideki madde miktarını, kuvvet ise maddenin iyonlaşma eğilimini ifade eder. Örneğin 6 M HCOOH çözeltisi derişik ancak zayıf, 0,001 M HBr çözeltisi seyreltik ancak kuvvetli bir asit çözeltisidir.</w:t>
       </w:r>
     </w:p>
     <w:p>
@@ -4357,7 +4423,7 @@
           <w:rFonts w:ascii="Times New Roman" w:hAnsi="Times New Roman" w:cs="Times New Roman"/>
           <w:lang w:val="tr-TR"/>
         </w:rPr>
-        <w:t xml:space="preserve"> mol/L olarak ölçülmüştür. HCOOH’ın iyonlaşma yüzdesini hesaplayınız ve aynı derişimdeki HCl çözeltisiyle kuvvet bakımından karşılaştırınız.</w:t>
+        <w:t xml:space="preserve"> mol/L olarak ölçülmüştür. HCOOH’ın iyonlaşma yüzdesini hesaplayınız ve aynı derişimdeki HBr çözeltisiyle kuvvet bakımından karşılaştırınız.</w:t>
       </w:r>
     </w:p>
     <w:p>
@@ -4522,7 +4588,7 @@
           <w:rFonts w:ascii="Times New Roman" w:hAnsi="Times New Roman" w:cs="Times New Roman"/>
           <w:lang w:val="tr-TR"/>
         </w:rPr>
-        <w:t xml:space="preserve">HCl ise suda yaklaşık %100 iyonlaşır. Bu nedenle HCl kuvvetli, HCOOH zayıf bir asittir.</w:t>
+        <w:t xml:space="preserve">HBr ise suda yaklaşık %100 iyonlaşır. Bu nedenle HBr kuvvetli, HCOOH zayıf bir asittir.</w:t>
       </w:r>
     </w:p>
     <w:p>
@@ -4663,22 +4729,7 @@
           <w:rFonts w:ascii="Times New Roman" w:hAnsi="Times New Roman" w:cs="Times New Roman"/>
           <w:lang w:val="tr-TR"/>
         </w:rPr>
-        <w:t xml:space="preserve">(  ) Aynı derişimdeki HCl çözeltisinin elektrik iletkenliği CH</w:t>
-      </w:r>
-      <w:r>
-        <w:rPr>
-          <w:rFonts w:ascii="Times New Roman" w:hAnsi="Times New Roman" w:cs="Times New Roman"/>
-          <w:vertAlign w:val="subscript"/>
-          <w:lang w:val="tr-TR"/>
-        </w:rPr>
-        <w:t xml:space="preserve">3</w:t>
-      </w:r>
-      <w:r>
-        <w:rPr>
-          <w:rFonts w:ascii="Times New Roman" w:hAnsi="Times New Roman" w:cs="Times New Roman"/>
-          <w:lang w:val="tr-TR"/>
-        </w:rPr>
-        <w:t xml:space="preserve">COOH çözeltisininkinden büyüktür.</w:t>
+        <w:t xml:space="preserve">(  ) Aynı derişimdeki HI çözeltisinin elektrik iletkenliği HCN çözeltisininkinden büyüktür.</w:t>
       </w:r>
     </w:p>
     <w:p>
@@ -4744,15 +4795,30 @@
           <w:rFonts w:ascii="Times New Roman" w:hAnsi="Times New Roman" w:cs="Times New Roman"/>
           <w:lang w:val="tr-TR"/>
         </w:rPr>
-        <w:t xml:space="preserve">(  ) NH</w:t>
-      </w:r>
-      <w:r>
-        <w:rPr>
-          <w:rFonts w:ascii="Times New Roman" w:hAnsi="Times New Roman" w:cs="Times New Roman"/>
+        <w:t xml:space="preserve">(  ) CH</w:t>
+      </w:r>
+      <w:r>
+        <w:rPr>
+          <w:rFonts w:ascii="Times New Roman" w:hAnsi="Times New Roman" w:cs="Times New Roman"/>
+          <w:lang w:val="tr-TR"/>
           <w:vertAlign w:val="subscript"/>
-          <w:lang w:val="tr-TR"/>
         </w:rPr>
         <w:t xml:space="preserve">3</w:t>
+      </w:r>
+      <w:r>
+        <w:rPr>
+          <w:rFonts w:ascii="Times New Roman" w:hAnsi="Times New Roman" w:cs="Times New Roman"/>
+          <w:lang w:val="tr-TR"/>
+        </w:rPr>
+        <w:t xml:space="preserve">NH</w:t>
+      </w:r>
+      <w:r>
+        <w:rPr>
+          <w:rFonts w:ascii="Times New Roman" w:hAnsi="Times New Roman" w:cs="Times New Roman"/>
+          <w:lang w:val="tr-TR"/>
+          <w:vertAlign w:val="subscript"/>
+        </w:rPr>
+        <w:t xml:space="preserve">2</w:t>
       </w:r>
       <w:r>
         <w:rPr>
@@ -4893,15 +4959,30 @@
           <w:rFonts w:ascii="Times New Roman" w:hAnsi="Times New Roman" w:cs="Times New Roman"/>
           <w:lang w:val="tr-TR"/>
         </w:rPr>
-        <w:t xml:space="preserve">4. Aynı derişimdeki NaOH ve NH</w:t>
-      </w:r>
-      <w:r>
-        <w:rPr>
-          <w:rFonts w:ascii="Times New Roman" w:hAnsi="Times New Roman" w:cs="Times New Roman"/>
+        <w:t xml:space="preserve">4. Aynı derişimdeki KOH ve CH</w:t>
+      </w:r>
+      <w:r>
+        <w:rPr>
+          <w:rFonts w:ascii="Times New Roman" w:hAnsi="Times New Roman" w:cs="Times New Roman"/>
+          <w:lang w:val="tr-TR"/>
           <w:vertAlign w:val="subscript"/>
-          <w:lang w:val="tr-TR"/>
         </w:rPr>
         <w:t xml:space="preserve">3</w:t>
+      </w:r>
+      <w:r>
+        <w:rPr>
+          <w:rFonts w:ascii="Times New Roman" w:hAnsi="Times New Roman" w:cs="Times New Roman"/>
+          <w:lang w:val="tr-TR"/>
+        </w:rPr>
+        <w:t xml:space="preserve">NH</w:t>
+      </w:r>
+      <w:r>
+        <w:rPr>
+          <w:rFonts w:ascii="Times New Roman" w:hAnsi="Times New Roman" w:cs="Times New Roman"/>
+          <w:lang w:val="tr-TR"/>
+          <w:vertAlign w:val="subscript"/>
+        </w:rPr>
+        <w:t xml:space="preserve">2</w:t>
       </w:r>
       <w:r>
         <w:rPr>
@@ -5241,34 +5322,21 @@
       <w:r>
         <w:rPr>
           <w:rFonts w:ascii="Times New Roman" w:hAnsi="Times New Roman" w:cs="Times New Roman"/>
-          <w:b/>
-          <w:bCs/>
-          <w:highlight w:val="yellow"/>
-          <w:lang w:val="tr-TR"/>
-        </w:rPr>
-        <w:t xml:space="preserve">NOT: </w:t>
-      </w:r>
-      <w:r>
-        <w:rPr>
-          <w:rFonts w:ascii="Times New Roman" w:hAnsi="Times New Roman" w:cs="Times New Roman"/>
-          <w:highlight w:val="yellow"/>
-          <w:lang w:val="tr-TR"/>
-        </w:rPr>
-        <w:t xml:space="preserve">K</w:t>
-      </w:r>
-      <w:r>
-        <w:rPr>
-          <w:rFonts w:ascii="Times New Roman" w:hAnsi="Times New Roman" w:cs="Times New Roman"/>
-          <w:highlight w:val="yellow"/>
+          <w:lang w:val="tr-TR"/>
+        </w:rPr>
+        <w:t xml:space="preserve">NOT: K</w:t>
+      </w:r>
+      <w:r>
+        <w:rPr>
+          <w:rFonts w:ascii="Times New Roman" w:hAnsi="Times New Roman" w:cs="Times New Roman"/>
+          <w:lang w:val="tr-TR"/>
           <w:vertAlign w:val="subscript"/>
-          <w:lang w:val="tr-TR"/>
         </w:rPr>
         <w:t xml:space="preserve">a</w:t>
       </w:r>
       <w:r>
         <w:rPr>
           <w:rFonts w:ascii="Times New Roman" w:hAnsi="Times New Roman" w:cs="Times New Roman"/>
-          <w:highlight w:val="yellow"/>
           <w:lang w:val="tr-TR"/>
         </w:rPr>
         <w:t xml:space="preserve"> ve K</w:t>
@@ -5276,16 +5344,14 @@
       <w:r>
         <w:rPr>
           <w:rFonts w:ascii="Times New Roman" w:hAnsi="Times New Roman" w:cs="Times New Roman"/>
-          <w:highlight w:val="yellow"/>
+          <w:lang w:val="tr-TR"/>
           <w:vertAlign w:val="subscript"/>
-          <w:lang w:val="tr-TR"/>
         </w:rPr>
         <w:t xml:space="preserve">b</w:t>
       </w:r>
       <w:r>
         <w:rPr>
           <w:rFonts w:ascii="Times New Roman" w:hAnsi="Times New Roman" w:cs="Times New Roman"/>
-          <w:highlight w:val="yellow"/>
           <w:lang w:val="tr-TR"/>
         </w:rPr>
         <w:t xml:space="preserve"> değerleri genel kimya kaynaklarındaki 25 °C değerleridir (HF için 6,8·10</w:t>
@@ -5293,16 +5359,14 @@
       <w:r>
         <w:rPr>
           <w:rFonts w:ascii="Times New Roman" w:hAnsi="Times New Roman" w:cs="Times New Roman"/>
-          <w:highlight w:val="yellow"/>
+          <w:lang w:val="tr-TR"/>
           <w:vertAlign w:val="superscript"/>
-          <w:lang w:val="tr-TR"/>
         </w:rPr>
         <w:t xml:space="preserve">-4</w:t>
       </w:r>
       <w:r>
         <w:rPr>
           <w:rFonts w:ascii="Times New Roman" w:hAnsi="Times New Roman" w:cs="Times New Roman"/>
-          <w:highlight w:val="yellow"/>
           <w:lang w:val="tr-TR"/>
         </w:rPr>
         <w:t xml:space="preserve"> kullanıldı; bazı kaynaklarda 7,2·10</w:t>
@@ -5310,19 +5374,92 @@
       <w:r>
         <w:rPr>
           <w:rFonts w:ascii="Times New Roman" w:hAnsi="Times New Roman" w:cs="Times New Roman"/>
-          <w:highlight w:val="yellow"/>
+          <w:lang w:val="tr-TR"/>
           <w:vertAlign w:val="superscript"/>
-          <w:lang w:val="tr-TR"/>
         </w:rPr>
         <w:t xml:space="preserve">-4</w:t>
       </w:r>
       <w:r>
         <w:rPr>
           <w:rFonts w:ascii="Times New Roman" w:hAnsi="Times New Roman" w:cs="Times New Roman"/>
-          <w:highlight w:val="yellow"/>
-          <w:lang w:val="tr-TR"/>
-        </w:rPr>
-        <w:t xml:space="preserve">). İyonlaşma yüzdeleri bu değerlerle hesaplanmıştır.</w:t>
+          <w:lang w:val="tr-TR"/>
+        </w:rPr>
+        <w:t xml:space="preserve">). Bilgi metnindeki örneklerde benzoik asit (C</w:t>
+      </w:r>
+      <w:r>
+        <w:rPr>
+          <w:rFonts w:ascii="Times New Roman" w:hAnsi="Times New Roman" w:cs="Times New Roman"/>
+          <w:lang w:val="tr-TR"/>
+          <w:vertAlign w:val="subscript"/>
+        </w:rPr>
+        <w:t xml:space="preserve">6</w:t>
+      </w:r>
+      <w:r>
+        <w:rPr>
+          <w:rFonts w:ascii="Times New Roman" w:hAnsi="Times New Roman" w:cs="Times New Roman"/>
+          <w:lang w:val="tr-TR"/>
+        </w:rPr>
+        <w:t xml:space="preserve">H</w:t>
+      </w:r>
+      <w:r>
+        <w:rPr>
+          <w:rFonts w:ascii="Times New Roman" w:hAnsi="Times New Roman" w:cs="Times New Roman"/>
+          <w:lang w:val="tr-TR"/>
+          <w:vertAlign w:val="subscript"/>
+        </w:rPr>
+        <w:t xml:space="preserve">5</w:t>
+      </w:r>
+      <w:r>
+        <w:rPr>
+          <w:rFonts w:ascii="Times New Roman" w:hAnsi="Times New Roman" w:cs="Times New Roman"/>
+          <w:lang w:val="tr-TR"/>
+        </w:rPr>
+        <w:t xml:space="preserve">COOH) için K</w:t>
+      </w:r>
+      <w:r>
+        <w:rPr>
+          <w:rFonts w:ascii="Times New Roman" w:hAnsi="Times New Roman" w:cs="Times New Roman"/>
+          <w:lang w:val="tr-TR"/>
+          <w:vertAlign w:val="subscript"/>
+        </w:rPr>
+        <w:t xml:space="preserve">a</w:t>
+      </w:r>
+      <w:r>
+        <w:rPr>
+          <w:rFonts w:ascii="Times New Roman" w:hAnsi="Times New Roman" w:cs="Times New Roman"/>
+          <w:lang w:val="tr-TR"/>
+        </w:rPr>
+        <w:t xml:space="preserve"> = 6,3·10</w:t>
+      </w:r>
+      <w:r>
+        <w:rPr>
+          <w:rFonts w:ascii="Times New Roman" w:hAnsi="Times New Roman" w:cs="Times New Roman"/>
+          <w:lang w:val="tr-TR"/>
+          <w:vertAlign w:val="superscript"/>
+        </w:rPr>
+        <w:t xml:space="preserve">-5</w:t>
+      </w:r>
+      <w:r>
+        <w:rPr>
+          <w:rFonts w:ascii="Times New Roman" w:hAnsi="Times New Roman" w:cs="Times New Roman"/>
+          <w:lang w:val="tr-TR"/>
+        </w:rPr>
+        <w:t xml:space="preserve"> alınmıştır. İyonlaşma yüzdeleri bu değerlerle, x</w:t>
+      </w:r>
+      <w:r>
+        <w:rPr>
+          <w:rFonts w:ascii="Times New Roman" w:hAnsi="Times New Roman" w:cs="Times New Roman"/>
+          <w:lang w:val="tr-TR"/>
+          <w:vertAlign w:val="superscript"/>
+        </w:rPr>
+        <w:t xml:space="preserve">2</w:t>
+      </w:r>
+      <w:r>
+        <w:rPr>
+          <w:rFonts w:ascii="Times New Roman" w:hAnsi="Times New Roman" w:cs="Times New Roman"/>
+          <w:lang w:val="tr-TR"/>
+        </w:rPr>
+        <w:t xml:space="preserve">/(C − x) = K eşitliğinin tam çözümüyle hesaplanmıştır.</w:t>
       </w:r>
     </w:p>
     <w:sectPr>

--- a/Kim11-2-8-Asit-Baz-Kuvveti.docx
+++ b/Kim11-2-8-Asit-Baz-Kuvveti.docx
@@ -342,7 +342,7 @@
           <w:highlight w:val="yellow"/>
           <w:lang w:val="tr-TR"/>
         </w:rPr>
-        <w:t xml:space="preserve">Güvenlik uyarıları Kimya9/10 kitabından alınsın; asit ve baz çözeltileriyle çalışırken gözlük, eldiven, önlük uyarıları eklensin.</w:t>
+        <w:t xml:space="preserve">Etkinlik başlığının yanına Kimya10 kitabındaki “Temel Uyarı ve Güvenlik İşaretleri” sayfasından şu işaretler konulsun: GÖZLÜK KULLAN, ELDİVEN GİY, KORUYUCU ELBİSE GİY, KOROZİF (AŞINDIRICI) MADDE, TAHRİŞ EDİCİ MADDE, KIRILABİLİR CAM UYARISI. Ek uyarılar: Amonyak çözeltisinin buharı doğrudan koklanmamalıdır.</w:t>
       </w:r>
     </w:p>
     <w:p>

--- a/Kim11-2-8-Asit-Baz-Kuvveti.docx
+++ b/Kim11-2-8-Asit-Baz-Kuvveti.docx
@@ -66,7 +66,7 @@
           <w:rFonts w:ascii="Times New Roman" w:hAnsi="Times New Roman" w:cs="Times New Roman"/>
           <w:lang w:val="tr-TR"/>
         </w:rPr>
-        <w:t xml:space="preserve">) cildi çok daha az tahriş eder (Görsel B). Aynı derişimdeki iki asit çözeltisinden biri neden diğerinden daha “güçlü” etki gösterir? Asitlerin ve bazların kuvveti neye bağlıdır? Bir etkinlik yaparak keşfediniz. Analiz ve Keşif Atölyesi 2.8.’de bilimsel sorgulama yapacaksınız: Verilerden yola çıkarak araştırma soruları oluşturacak, iyonlaşmayı gösteren modeller geliştirecek ve pH ile iletkenlik ölçümleri yaparak asitlerin ve bazların kuvvetlerini karşılaştıracaksınız. Bulgularınızı bilimsel bilgilerle sınarken analitik düşünme eğiliminizi, açıklamalarınızı grubunuza aktarırken iletişim becerilerinizi kullanacak; farklı fikirlere açık kalıp merakınızın peşinden giderek araştırmacı bir tutum sergileyeceksiniz.</w:t>
+        <w:t xml:space="preserve">) cildi çok daha az tahriş eder (Görsel B). Aynı derişimdeki iki asit çözeltisinden biri neden diğerinden daha “güçlü” etki gösterir? Asitlerin ve bazların kuvveti neye bağlıdır? Bu soruların cevabını bir etkinlik yaparak keşfediniz. Analiz ve Keşif Atölyesi 2.8.’de bilimsel sorgulama yapacaksınız: Verilerden yola çıkarak araştırma soruları oluşturacak, iyonlaşmayı gösteren modeller geliştirecek ve pH ile iletkenlik ölçümleri yaparak asitlerin ve bazların kuvvetlerini karşılaştıracaksınız. Bulgularınızı bilimsel bilgilerle sınarken analitik düşünme eğiliminizi, açıklamalarınızı grubunuza aktarırken iletişim becerilerinizi kullanacak; farklı fikirlere açık kalıp merakınızın peşinden giderek araştırmacı bir tutum sergileyeceksiniz.</w:t>
       </w:r>
     </w:p>
     <w:tbl>

--- a/Kim11-2-8-Asit-Baz-Kuvveti.docx
+++ b/Kim11-2-8-Asit-Baz-Kuvveti.docx
@@ -2456,7 +2456,7 @@
       <w:r>
         <w:drawing>
           <wp:inline distT="0" distB="0" distL="0" distR="0">
-            <wp:extent cx="4680000" cy="2574000"/>
+            <wp:extent cx="4678689" cy="2590805"/>
             <wp:docPr id="900003" name="Grafik 900003" descr="HBr, HClO4, HCOOH, C6H5COOH, KOH ve CH3NH2 için iyonlaşma yüzdeleri"/>
             <wp:cNvGraphicFramePr>
               <a:graphicFrameLocks noChangeAspect="1"/>
@@ -2477,7 +2477,7 @@
                   <pic:spPr>
                     <a:xfrm>
                       <a:off x="0" y="0"/>
-                      <a:ext cx="4680000" cy="2574000"/>
+                      <a:ext cx="4678689" cy="2590805"/>
                     </a:xfrm>
                     <a:prstGeom prst="rect">
                       <a:avLst/>

--- a/Kim11-2-8-Asit-Baz-Kuvveti.docx
+++ b/Kim11-2-8-Asit-Baz-Kuvveti.docx
@@ -74,24 +74,98 @@
         <w:tblW w:w="9000" w:type="dxa"/>
         <w:jc w:val="center"/>
         <w:tblBorders>
-          <w:top w:val="single" w:sz="8" w:space="0" w:color="7F7F7F"/>
-          <w:left w:val="single" w:sz="8" w:space="0" w:color="7F7F7F"/>
-          <w:bottom w:val="single" w:sz="8" w:space="0" w:color="7F7F7F"/>
-          <w:right w:val="single" w:sz="8" w:space="0" w:color="7F7F7F"/>
+          <w:top w:val="nil"/>
+          <w:left w:val="nil"/>
+          <w:bottom w:val="nil"/>
+          <w:right w:val="nil"/>
+          <w:insideH w:val="nil"/>
+          <w:insideV w:val="nil"/>
         </w:tblBorders>
+        <w:tblLayout w:type="fixed"/>
       </w:tblPr>
       <w:tblGrid>
-        <w:gridCol w:w="9000"/>
+        <w:gridCol w:w="4500"/>
+        <w:gridCol w:w="4500"/>
       </w:tblGrid>
       <w:tr>
         <w:tc>
           <w:tcPr>
-            <w:tcW w:w="9000" w:type="dxa"/>
-            <w:shd w:val="clear" w:color="auto" w:fill="EDEDED"/>
+            <w:tcW w:w="4500" w:type="dxa"/>
           </w:tcPr>
+          <w:tbl>
+            <w:tblPr>
+              <w:tblW w:w="4300" w:type="dxa"/>
+              <w:jc w:val="center"/>
+              <w:tblBorders>
+                <w:top w:val="single" w:sz="8" w:space="0" w:color="7F7F7F"/>
+                <w:left w:val="single" w:sz="8" w:space="0" w:color="7F7F7F"/>
+                <w:bottom w:val="single" w:sz="8" w:space="0" w:color="7F7F7F"/>
+                <w:right w:val="single" w:sz="8" w:space="0" w:color="7F7F7F"/>
+              </w:tblBorders>
+            </w:tblPr>
+            <w:tblGrid>
+              <w:gridCol w:w="4300"/>
+            </w:tblGrid>
+            <w:tr>
+              <w:tc>
+                <w:tcPr>
+                  <w:tcW w:w="4300" w:type="dxa"/>
+                  <w:shd w:val="clear" w:color="auto" w:fill="EDEDED"/>
+                </w:tcPr>
+                <w:p>
+                  <w:pPr>
+                    <w:jc w:val="both"/>
+                    <w:rPr>
+                      <w:rFonts w:ascii="Times New Roman" w:hAnsi="Times New Roman" w:cs="Times New Roman"/>
+                      <w:lang w:val="tr-TR"/>
+                    </w:rPr>
+                  </w:pPr>
+                  <w:r>
+                    <w:rPr>
+                      <w:rFonts w:ascii="Times New Roman" w:hAnsi="Times New Roman" w:cs="Times New Roman"/>
+                      <w:lang w:val="tr-TR"/>
+                    </w:rPr>
+                    <w:t xml:space="preserve">GÖRSEL ALANI (Shutterstock)</w:t>
+                  </w:r>
+                </w:p>
+                <w:p>
+                  <w:pPr>
+                    <w:jc w:val="both"/>
+                    <w:rPr>
+                      <w:rFonts w:ascii="Times New Roman" w:hAnsi="Times New Roman" w:cs="Times New Roman"/>
+                      <w:lang w:val="tr-TR"/>
+                    </w:rPr>
+                  </w:pPr>
+                  <w:r>
+                    <w:rPr>
+                      <w:rFonts w:ascii="Times New Roman" w:hAnsi="Times New Roman" w:cs="Times New Roman"/>
+                      <w:lang w:val="tr-TR"/>
+                    </w:rPr>
+                    <w:t xml:space="preserve">Tarif: Cam şişede sirke ve yanında taze bir salata kâsesi.</w:t>
+                  </w:r>
+                </w:p>
+                <w:p>
+                  <w:pPr>
+                    <w:jc w:val="both"/>
+                    <w:rPr>
+                      <w:rFonts w:ascii="Times New Roman" w:hAnsi="Times New Roman" w:cs="Times New Roman"/>
+                      <w:lang w:val="tr-TR"/>
+                    </w:rPr>
+                  </w:pPr>
+                  <w:r>
+                    <w:rPr>
+                      <w:rFonts w:ascii="Times New Roman" w:hAnsi="Times New Roman" w:cs="Times New Roman"/>
+                      <w:lang w:val="tr-TR"/>
+                    </w:rPr>
+                    <w:t xml:space="preserve">Shutter ID: 2603514173 (fotoğraf) — Pouring apple vinegar onto salad</w:t>
+                  </w:r>
+                </w:p>
+              </w:tc>
+            </w:tr>
+          </w:tbl>
           <w:p>
             <w:pPr>
-              <w:jc w:val="both"/>
+              <w:jc w:val="center"/>
               <w:rPr>
                 <w:rFonts w:ascii="Times New Roman" w:hAnsi="Times New Roman" w:cs="Times New Roman"/>
                 <w:lang w:val="tr-TR"/>
@@ -100,14 +174,99 @@
             <w:r>
               <w:rPr>
                 <w:rFonts w:ascii="Times New Roman" w:hAnsi="Times New Roman" w:cs="Times New Roman"/>
-                <w:lang w:val="tr-TR"/>
-              </w:rPr>
-              <w:t xml:space="preserve">GÖRSEL ALANI (Shutterstock)</w:t>
+                <w:b/>
+                <w:bCs/>
+                <w:lang w:val="tr-TR"/>
+              </w:rPr>
+              <w:t xml:space="preserve">Görsel A:</w:t>
+            </w:r>
+            <w:r>
+              <w:rPr>
+                <w:rFonts w:ascii="Times New Roman" w:hAnsi="Times New Roman" w:cs="Times New Roman"/>
+                <w:lang w:val="tr-TR"/>
+              </w:rPr>
+              <w:t xml:space="preserve"> Sirke ve salata</w:t>
             </w:r>
           </w:p>
+        </w:tc>
+        <w:tc>
+          <w:tcPr>
+            <w:tcW w:w="4500" w:type="dxa"/>
+          </w:tcPr>
+          <w:tbl>
+            <w:tblPr>
+              <w:tblW w:w="4300" w:type="dxa"/>
+              <w:jc w:val="center"/>
+              <w:tblBorders>
+                <w:top w:val="single" w:sz="8" w:space="0" w:color="7F7F7F"/>
+                <w:left w:val="single" w:sz="8" w:space="0" w:color="7F7F7F"/>
+                <w:bottom w:val="single" w:sz="8" w:space="0" w:color="7F7F7F"/>
+                <w:right w:val="single" w:sz="8" w:space="0" w:color="7F7F7F"/>
+              </w:tblBorders>
+            </w:tblPr>
+            <w:tblGrid>
+              <w:gridCol w:w="4300"/>
+            </w:tblGrid>
+            <w:tr>
+              <w:tc>
+                <w:tcPr>
+                  <w:tcW w:w="4300" w:type="dxa"/>
+                  <w:shd w:val="clear" w:color="auto" w:fill="EDEDED"/>
+                </w:tcPr>
+                <w:p>
+                  <w:pPr>
+                    <w:jc w:val="both"/>
+                    <w:rPr>
+                      <w:rFonts w:ascii="Times New Roman" w:hAnsi="Times New Roman" w:cs="Times New Roman"/>
+                      <w:lang w:val="tr-TR"/>
+                    </w:rPr>
+                  </w:pPr>
+                  <w:r>
+                    <w:rPr>
+                      <w:rFonts w:ascii="Times New Roman" w:hAnsi="Times New Roman" w:cs="Times New Roman"/>
+                      <w:lang w:val="tr-TR"/>
+                    </w:rPr>
+                    <w:t xml:space="preserve">GÖRSEL ALANI (Shutterstock)</w:t>
+                  </w:r>
+                </w:p>
+                <w:p>
+                  <w:pPr>
+                    <w:jc w:val="both"/>
+                    <w:rPr>
+                      <w:rFonts w:ascii="Times New Roman" w:hAnsi="Times New Roman" w:cs="Times New Roman"/>
+                      <w:lang w:val="tr-TR"/>
+                    </w:rPr>
+                  </w:pPr>
+                  <w:r>
+                    <w:rPr>
+                      <w:rFonts w:ascii="Times New Roman" w:hAnsi="Times New Roman" w:cs="Times New Roman"/>
+                      <w:lang w:val="tr-TR"/>
+                    </w:rPr>
+                    <w:t xml:space="preserve">Tarif: Etiketsiz ya da markası görünmeyen çeşitli temizlik ürünü şişeleri (lavabo açıcı, cam temizleyici).</w:t>
+                  </w:r>
+                </w:p>
+                <w:p>
+                  <w:pPr>
+                    <w:jc w:val="both"/>
+                    <w:rPr>
+                      <w:rFonts w:ascii="Times New Roman" w:hAnsi="Times New Roman" w:cs="Times New Roman"/>
+                      <w:lang w:val="tr-TR"/>
+                    </w:rPr>
+                  </w:pPr>
+                  <w:r>
+                    <w:rPr>
+                      <w:rFonts w:ascii="Times New Roman" w:hAnsi="Times New Roman" w:cs="Times New Roman"/>
+                      <w:lang w:val="tr-TR"/>
+                    </w:rPr>
+                    <w:t xml:space="preserve">Shutter ID: 2838916677 (fotoğraf) — Unbranded household cleaning product bottles on shelves</w:t>
+                  </w:r>
+                </w:p>
+              </w:tc>
+            </w:tr>
+          </w:tbl>
           <w:p>
             <w:pPr>
-              <w:jc w:val="both"/>
+              <w:jc w:val="center"/>
               <w:rPr>
                 <w:rFonts w:ascii="Times New Roman" w:hAnsi="Times New Roman" w:cs="Times New Roman"/>
                 <w:lang w:val="tr-TR"/>
@@ -116,169 +275,23 @@
             <w:r>
               <w:rPr>
                 <w:rFonts w:ascii="Times New Roman" w:hAnsi="Times New Roman" w:cs="Times New Roman"/>
-                <w:lang w:val="tr-TR"/>
-              </w:rPr>
-              <w:t xml:space="preserve">Tarif: Cam şişede sirke ve yanında taze bir salata kâsesi.</w:t>
-            </w:r>
-          </w:p>
-          <w:p>
-            <w:pPr>
-              <w:jc w:val="both"/>
-              <w:rPr>
-                <w:rFonts w:ascii="Times New Roman" w:hAnsi="Times New Roman" w:cs="Times New Roman"/>
-                <w:lang w:val="tr-TR"/>
-              </w:rPr>
-            </w:pPr>
-            <w:r>
-              <w:rPr>
-                <w:rFonts w:ascii="Times New Roman" w:hAnsi="Times New Roman" w:cs="Times New Roman"/>
-                <w:lang w:val="tr-TR"/>
-              </w:rPr>
-              <w:t xml:space="preserve">Shutter ID: 2603514173 (fotoğraf) — Pouring apple vinegar onto salad</w:t>
+                <w:b/>
+                <w:bCs/>
+                <w:lang w:val="tr-TR"/>
+              </w:rPr>
+              <w:t xml:space="preserve">Görsel B:</w:t>
+            </w:r>
+            <w:r>
+              <w:rPr>
+                <w:rFonts w:ascii="Times New Roman" w:hAnsi="Times New Roman" w:cs="Times New Roman"/>
+                <w:lang w:val="tr-TR"/>
+              </w:rPr>
+              <w:t xml:space="preserve"> Temizlik ürünleri</w:t>
             </w:r>
           </w:p>
         </w:tc>
       </w:tr>
     </w:tbl>
-    <w:p>
-      <w:pPr>
-        <w:jc w:val="both"/>
-        <w:rPr>
-          <w:rFonts w:ascii="Times New Roman" w:hAnsi="Times New Roman" w:cs="Times New Roman"/>
-          <w:lang w:val="tr-TR"/>
-        </w:rPr>
-      </w:pPr>
-    </w:p>
-    <w:p>
-      <w:pPr>
-        <w:jc w:val="center"/>
-        <w:rPr>
-          <w:rFonts w:ascii="Times New Roman" w:hAnsi="Times New Roman" w:cs="Times New Roman"/>
-          <w:lang w:val="tr-TR"/>
-        </w:rPr>
-      </w:pPr>
-      <w:r>
-        <w:rPr>
-          <w:rFonts w:ascii="Times New Roman" w:hAnsi="Times New Roman" w:cs="Times New Roman"/>
-          <w:b/>
-          <w:bCs/>
-          <w:lang w:val="tr-TR"/>
-        </w:rPr>
-        <w:t xml:space="preserve">Görsel A:</w:t>
-      </w:r>
-      <w:r>
-        <w:rPr>
-          <w:rFonts w:ascii="Times New Roman" w:hAnsi="Times New Roman" w:cs="Times New Roman"/>
-          <w:lang w:val="tr-TR"/>
-        </w:rPr>
-        <w:t xml:space="preserve"> Sirke ve salata</w:t>
-      </w:r>
-    </w:p>
-    <w:tbl>
-      <w:tblPr>
-        <w:tblW w:w="9000" w:type="dxa"/>
-        <w:jc w:val="center"/>
-        <w:tblBorders>
-          <w:top w:val="single" w:sz="8" w:space="0" w:color="7F7F7F"/>
-          <w:left w:val="single" w:sz="8" w:space="0" w:color="7F7F7F"/>
-          <w:bottom w:val="single" w:sz="8" w:space="0" w:color="7F7F7F"/>
-          <w:right w:val="single" w:sz="8" w:space="0" w:color="7F7F7F"/>
-        </w:tblBorders>
-      </w:tblPr>
-      <w:tblGrid>
-        <w:gridCol w:w="9000"/>
-      </w:tblGrid>
-      <w:tr>
-        <w:tc>
-          <w:tcPr>
-            <w:tcW w:w="9000" w:type="dxa"/>
-            <w:shd w:val="clear" w:color="auto" w:fill="EDEDED"/>
-          </w:tcPr>
-          <w:p>
-            <w:pPr>
-              <w:jc w:val="both"/>
-              <w:rPr>
-                <w:rFonts w:ascii="Times New Roman" w:hAnsi="Times New Roman" w:cs="Times New Roman"/>
-                <w:lang w:val="tr-TR"/>
-              </w:rPr>
-            </w:pPr>
-            <w:r>
-              <w:rPr>
-                <w:rFonts w:ascii="Times New Roman" w:hAnsi="Times New Roman" w:cs="Times New Roman"/>
-                <w:lang w:val="tr-TR"/>
-              </w:rPr>
-              <w:t xml:space="preserve">GÖRSEL ALANI (Shutterstock)</w:t>
-            </w:r>
-          </w:p>
-          <w:p>
-            <w:pPr>
-              <w:jc w:val="both"/>
-              <w:rPr>
-                <w:rFonts w:ascii="Times New Roman" w:hAnsi="Times New Roman" w:cs="Times New Roman"/>
-                <w:lang w:val="tr-TR"/>
-              </w:rPr>
-            </w:pPr>
-            <w:r>
-              <w:rPr>
-                <w:rFonts w:ascii="Times New Roman" w:hAnsi="Times New Roman" w:cs="Times New Roman"/>
-                <w:lang w:val="tr-TR"/>
-              </w:rPr>
-              <w:t xml:space="preserve">Tarif: Etiketsiz ya da markası görünmeyen çeşitli temizlik ürünü şişeleri (lavabo açıcı, cam temizleyici).</w:t>
-            </w:r>
-          </w:p>
-          <w:p>
-            <w:pPr>
-              <w:jc w:val="both"/>
-              <w:rPr>
-                <w:rFonts w:ascii="Times New Roman" w:hAnsi="Times New Roman" w:cs="Times New Roman"/>
-                <w:lang w:val="tr-TR"/>
-              </w:rPr>
-            </w:pPr>
-            <w:r>
-              <w:rPr>
-                <w:rFonts w:ascii="Times New Roman" w:hAnsi="Times New Roman" w:cs="Times New Roman"/>
-                <w:lang w:val="tr-TR"/>
-              </w:rPr>
-              <w:t xml:space="preserve">Shutter ID: 2838916677 (fotoğraf) — Unbranded household cleaning product bottles on shelves</w:t>
-            </w:r>
-          </w:p>
-        </w:tc>
-      </w:tr>
-    </w:tbl>
-    <w:p>
-      <w:pPr>
-        <w:jc w:val="both"/>
-        <w:rPr>
-          <w:rFonts w:ascii="Times New Roman" w:hAnsi="Times New Roman" w:cs="Times New Roman"/>
-          <w:lang w:val="tr-TR"/>
-        </w:rPr>
-      </w:pPr>
-    </w:p>
-    <w:p>
-      <w:pPr>
-        <w:jc w:val="center"/>
-        <w:rPr>
-          <w:rFonts w:ascii="Times New Roman" w:hAnsi="Times New Roman" w:cs="Times New Roman"/>
-          <w:lang w:val="tr-TR"/>
-        </w:rPr>
-      </w:pPr>
-      <w:r>
-        <w:rPr>
-          <w:rFonts w:ascii="Times New Roman" w:hAnsi="Times New Roman" w:cs="Times New Roman"/>
-          <w:b/>
-          <w:bCs/>
-          <w:lang w:val="tr-TR"/>
-        </w:rPr>
-        <w:t xml:space="preserve">Görsel B:</w:t>
-      </w:r>
-      <w:r>
-        <w:rPr>
-          <w:rFonts w:ascii="Times New Roman" w:hAnsi="Times New Roman" w:cs="Times New Roman"/>
-          <w:lang w:val="tr-TR"/>
-        </w:rPr>
-        <w:t xml:space="preserve"> Temizlik ürünleri</w:t>
-      </w:r>
-    </w:p>
     <w:p>
       <w:pPr>
         <w:keepNext/>

--- a/Kim11-2-8-Asit-Baz-Kuvveti.docx
+++ b/Kim11-2-8-Asit-Baz-Kuvveti.docx
@@ -5335,6 +5335,7 @@
       <w:r>
         <w:rPr>
           <w:rFonts w:ascii="Times New Roman" w:hAnsi="Times New Roman" w:cs="Times New Roman"/>
+          <w:highlight w:val="yellow"/>
           <w:lang w:val="tr-TR"/>
         </w:rPr>
         <w:t xml:space="preserve">NOT: K</w:t>
@@ -5343,6 +5344,7 @@
         <w:rPr>
           <w:rFonts w:ascii="Times New Roman" w:hAnsi="Times New Roman" w:cs="Times New Roman"/>
           <w:lang w:val="tr-TR"/>
+          <w:highlight w:val="yellow"/>
           <w:vertAlign w:val="subscript"/>
         </w:rPr>
         <w:t xml:space="preserve">a</w:t>
@@ -5350,6 +5352,7 @@
       <w:r>
         <w:rPr>
           <w:rFonts w:ascii="Times New Roman" w:hAnsi="Times New Roman" w:cs="Times New Roman"/>
+          <w:highlight w:val="yellow"/>
           <w:lang w:val="tr-TR"/>
         </w:rPr>
         <w:t xml:space="preserve"> ve K</w:t>
@@ -5358,6 +5361,7 @@
         <w:rPr>
           <w:rFonts w:ascii="Times New Roman" w:hAnsi="Times New Roman" w:cs="Times New Roman"/>
           <w:lang w:val="tr-TR"/>
+          <w:highlight w:val="yellow"/>
           <w:vertAlign w:val="subscript"/>
         </w:rPr>
         <w:t xml:space="preserve">b</w:t>
@@ -5365,6 +5369,7 @@
       <w:r>
         <w:rPr>
           <w:rFonts w:ascii="Times New Roman" w:hAnsi="Times New Roman" w:cs="Times New Roman"/>
+          <w:highlight w:val="yellow"/>
           <w:lang w:val="tr-TR"/>
         </w:rPr>
         <w:t xml:space="preserve"> değerleri genel kimya kaynaklarındaki 25 °C değerleridir (HF için 6,8·10</w:t>
@@ -5373,6 +5378,7 @@
         <w:rPr>
           <w:rFonts w:ascii="Times New Roman" w:hAnsi="Times New Roman" w:cs="Times New Roman"/>
           <w:lang w:val="tr-TR"/>
+          <w:highlight w:val="yellow"/>
           <w:vertAlign w:val="superscript"/>
         </w:rPr>
         <w:t xml:space="preserve">-4</w:t>
@@ -5380,6 +5386,7 @@
       <w:r>
         <w:rPr>
           <w:rFonts w:ascii="Times New Roman" w:hAnsi="Times New Roman" w:cs="Times New Roman"/>
+          <w:highlight w:val="yellow"/>
           <w:lang w:val="tr-TR"/>
         </w:rPr>
         <w:t xml:space="preserve"> kullanıldı; bazı kaynaklarda 7,2·10</w:t>
@@ -5388,6 +5395,7 @@
         <w:rPr>
           <w:rFonts w:ascii="Times New Roman" w:hAnsi="Times New Roman" w:cs="Times New Roman"/>
           <w:lang w:val="tr-TR"/>
+          <w:highlight w:val="yellow"/>
           <w:vertAlign w:val="superscript"/>
         </w:rPr>
         <w:t xml:space="preserve">-4</w:t>
@@ -5395,6 +5403,7 @@
       <w:r>
         <w:rPr>
           <w:rFonts w:ascii="Times New Roman" w:hAnsi="Times New Roman" w:cs="Times New Roman"/>
+          <w:highlight w:val="yellow"/>
           <w:lang w:val="tr-TR"/>
         </w:rPr>
         <w:t xml:space="preserve">). Bilgi metnindeki örneklerde benzoik asit (C</w:t>
@@ -5403,6 +5412,7 @@
         <w:rPr>
           <w:rFonts w:ascii="Times New Roman" w:hAnsi="Times New Roman" w:cs="Times New Roman"/>
           <w:lang w:val="tr-TR"/>
+          <w:highlight w:val="yellow"/>
           <w:vertAlign w:val="subscript"/>
         </w:rPr>
         <w:t xml:space="preserve">6</w:t>
@@ -5410,6 +5420,7 @@
       <w:r>
         <w:rPr>
           <w:rFonts w:ascii="Times New Roman" w:hAnsi="Times New Roman" w:cs="Times New Roman"/>
+          <w:highlight w:val="yellow"/>
           <w:lang w:val="tr-TR"/>
         </w:rPr>
         <w:t xml:space="preserve">H</w:t>
@@ -5418,6 +5429,7 @@
         <w:rPr>
           <w:rFonts w:ascii="Times New Roman" w:hAnsi="Times New Roman" w:cs="Times New Roman"/>
           <w:lang w:val="tr-TR"/>
+          <w:highlight w:val="yellow"/>
           <w:vertAlign w:val="subscript"/>
         </w:rPr>
         <w:t xml:space="preserve">5</w:t>
@@ -5425,6 +5437,7 @@
       <w:r>
         <w:rPr>
           <w:rFonts w:ascii="Times New Roman" w:hAnsi="Times New Roman" w:cs="Times New Roman"/>
+          <w:highlight w:val="yellow"/>
           <w:lang w:val="tr-TR"/>
         </w:rPr>
         <w:t xml:space="preserve">COOH) için K</w:t>
@@ -5433,6 +5446,7 @@
         <w:rPr>
           <w:rFonts w:ascii="Times New Roman" w:hAnsi="Times New Roman" w:cs="Times New Roman"/>
           <w:lang w:val="tr-TR"/>
+          <w:highlight w:val="yellow"/>
           <w:vertAlign w:val="subscript"/>
         </w:rPr>
         <w:t xml:space="preserve">a</w:t>
@@ -5440,6 +5454,7 @@
       <w:r>
         <w:rPr>
           <w:rFonts w:ascii="Times New Roman" w:hAnsi="Times New Roman" w:cs="Times New Roman"/>
+          <w:highlight w:val="yellow"/>
           <w:lang w:val="tr-TR"/>
         </w:rPr>
         <w:t xml:space="preserve"> = 6,3·10</w:t>
@@ -5448,6 +5463,7 @@
         <w:rPr>
           <w:rFonts w:ascii="Times New Roman" w:hAnsi="Times New Roman" w:cs="Times New Roman"/>
           <w:lang w:val="tr-TR"/>
+          <w:highlight w:val="yellow"/>
           <w:vertAlign w:val="superscript"/>
         </w:rPr>
         <w:t xml:space="preserve">-5</w:t>
@@ -5455,6 +5471,7 @@
       <w:r>
         <w:rPr>
           <w:rFonts w:ascii="Times New Roman" w:hAnsi="Times New Roman" w:cs="Times New Roman"/>
+          <w:highlight w:val="yellow"/>
           <w:lang w:val="tr-TR"/>
         </w:rPr>
         <w:t xml:space="preserve"> alınmıştır. İyonlaşma yüzdeleri bu değerlerle, x</w:t>
@@ -5463,6 +5480,7 @@
         <w:rPr>
           <w:rFonts w:ascii="Times New Roman" w:hAnsi="Times New Roman" w:cs="Times New Roman"/>
           <w:lang w:val="tr-TR"/>
+          <w:highlight w:val="yellow"/>
           <w:vertAlign w:val="superscript"/>
         </w:rPr>
         <w:t xml:space="preserve">2</w:t>
@@ -5470,6 +5488,7 @@
       <w:r>
         <w:rPr>
           <w:rFonts w:ascii="Times New Roman" w:hAnsi="Times New Roman" w:cs="Times New Roman"/>
+          <w:highlight w:val="yellow"/>
           <w:lang w:val="tr-TR"/>
         </w:rPr>
         <w:t xml:space="preserve">/(C − x) = K eşitliğinin tam çözümüyle hesaplanmıştır.</w:t>

--- a/Kim11-2-8-Asit-Baz-Kuvveti.docx
+++ b/Kim11-2-8-Asit-Baz-Kuvveti.docx
@@ -92,77 +92,60 @@
           <w:tcPr>
             <w:tcW w:w="4500" w:type="dxa"/>
           </w:tcPr>
-          <w:tbl>
-            <w:tblPr>
-              <w:tblW w:w="4300" w:type="dxa"/>
+          <w:p>
+            <w:pPr>
               <w:jc w:val="center"/>
-              <w:tblBorders>
-                <w:top w:val="single" w:sz="8" w:space="0" w:color="7F7F7F"/>
-                <w:left w:val="single" w:sz="8" w:space="0" w:color="7F7F7F"/>
-                <w:bottom w:val="single" w:sz="8" w:space="0" w:color="7F7F7F"/>
-                <w:right w:val="single" w:sz="8" w:space="0" w:color="7F7F7F"/>
-              </w:tblBorders>
-            </w:tblPr>
-            <w:tblGrid>
-              <w:gridCol w:w="4300"/>
-            </w:tblGrid>
-            <w:tr>
-              <w:tc>
-                <w:tcPr>
-                  <w:tcW w:w="4300" w:type="dxa"/>
-                  <w:shd w:val="clear" w:color="auto" w:fill="EDEDED"/>
-                </w:tcPr>
-                <w:p>
-                  <w:pPr>
-                    <w:jc w:val="both"/>
-                    <w:rPr>
-                      <w:rFonts w:ascii="Times New Roman" w:hAnsi="Times New Roman" w:cs="Times New Roman"/>
-                      <w:lang w:val="tr-TR"/>
-                    </w:rPr>
-                  </w:pPr>
-                  <w:r>
-                    <w:rPr>
-                      <w:rFonts w:ascii="Times New Roman" w:hAnsi="Times New Roman" w:cs="Times New Roman"/>
-                      <w:lang w:val="tr-TR"/>
-                    </w:rPr>
-                    <w:t xml:space="preserve">GÖRSEL ALANI (Shutterstock)</w:t>
-                  </w:r>
-                </w:p>
-                <w:p>
-                  <w:pPr>
-                    <w:jc w:val="both"/>
-                    <w:rPr>
-                      <w:rFonts w:ascii="Times New Roman" w:hAnsi="Times New Roman" w:cs="Times New Roman"/>
-                      <w:lang w:val="tr-TR"/>
-                    </w:rPr>
-                  </w:pPr>
-                  <w:r>
-                    <w:rPr>
-                      <w:rFonts w:ascii="Times New Roman" w:hAnsi="Times New Roman" w:cs="Times New Roman"/>
-                      <w:lang w:val="tr-TR"/>
-                    </w:rPr>
-                    <w:t xml:space="preserve">Tarif: Cam şişede sirke ve yanında taze bir salata kâsesi.</w:t>
-                  </w:r>
-                </w:p>
-                <w:p>
-                  <w:pPr>
-                    <w:jc w:val="both"/>
-                    <w:rPr>
-                      <w:rFonts w:ascii="Times New Roman" w:hAnsi="Times New Roman" w:cs="Times New Roman"/>
-                      <w:lang w:val="tr-TR"/>
-                    </w:rPr>
-                  </w:pPr>
-                  <w:r>
-                    <w:rPr>
-                      <w:rFonts w:ascii="Times New Roman" w:hAnsi="Times New Roman" w:cs="Times New Roman"/>
-                      <w:lang w:val="tr-TR"/>
-                    </w:rPr>
-                    <w:t xml:space="preserve">Shutter ID: 2603514173 (fotoğraf) — Pouring apple vinegar onto salad</w:t>
-                  </w:r>
-                </w:p>
-              </w:tc>
-            </w:tr>
-          </w:tbl>
+            </w:pPr>
+            <w:r>
+              <w:drawing>
+                <wp:inline xmlns:a="http://schemas.openxmlformats.org/drawingml/2006/main" xmlns:pic="http://schemas.openxmlformats.org/drawingml/2006/picture">
+                  <wp:extent cx="2664000" cy="1953600"/>
+                  <wp:docPr id="900008" name="Picture 900008"/>
+                  <wp:cNvGraphicFramePr>
+                    <a:graphicFrameLocks noChangeAspect="1"/>
+                  </wp:cNvGraphicFramePr>
+                  <a:graphic>
+                    <a:graphicData uri="http://schemas.openxmlformats.org/drawingml/2006/picture">
+                      <pic:pic>
+                        <pic:nvPicPr>
+                          <pic:cNvPr id="0" name="2603514173_d.jpg"/>
+                          <pic:cNvPicPr/>
+                        </pic:nvPicPr>
+                        <pic:blipFill>
+                          <a:blip r:embed="rId11"/>
+                          <a:stretch>
+                            <a:fillRect/>
+                          </a:stretch>
+                        </pic:blipFill>
+                        <pic:spPr>
+                          <a:xfrm>
+                            <a:off x="0" y="0"/>
+                            <a:ext cx="2664000" cy="1953600"/>
+                          </a:xfrm>
+                          <a:prstGeom prst="rect"/>
+                        </pic:spPr>
+                      </pic:pic>
+                    </a:graphicData>
+                  </a:graphic>
+                </wp:inline>
+              </w:drawing>
+            </w:r>
+          </w:p>
+          <w:p>
+            <w:pPr>
+              <w:jc w:val="center"/>
+            </w:pPr>
+            <w:r>
+              <w:rPr>
+                <w:rFonts w:ascii="Times New Roman" w:hAnsi="Times New Roman" w:cs="Times New Roman"/>
+                <w:b/>
+                <w:bCs/>
+                <w:highlight w:val="yellow"/>
+                <w:lang w:val="tr-TR"/>
+              </w:rPr>
+              <w:t xml:space="preserve">Shutter id: 2603514173</w:t>
+            </w:r>
+          </w:p>
           <w:p>
             <w:pPr>
               <w:jc w:val="center"/>
@@ -193,77 +176,60 @@
           <w:tcPr>
             <w:tcW w:w="4500" w:type="dxa"/>
           </w:tcPr>
-          <w:tbl>
-            <w:tblPr>
-              <w:tblW w:w="4300" w:type="dxa"/>
+          <w:p>
+            <w:pPr>
               <w:jc w:val="center"/>
-              <w:tblBorders>
-                <w:top w:val="single" w:sz="8" w:space="0" w:color="7F7F7F"/>
-                <w:left w:val="single" w:sz="8" w:space="0" w:color="7F7F7F"/>
-                <w:bottom w:val="single" w:sz="8" w:space="0" w:color="7F7F7F"/>
-                <w:right w:val="single" w:sz="8" w:space="0" w:color="7F7F7F"/>
-              </w:tblBorders>
-            </w:tblPr>
-            <w:tblGrid>
-              <w:gridCol w:w="4300"/>
-            </w:tblGrid>
-            <w:tr>
-              <w:tc>
-                <w:tcPr>
-                  <w:tcW w:w="4300" w:type="dxa"/>
-                  <w:shd w:val="clear" w:color="auto" w:fill="EDEDED"/>
-                </w:tcPr>
-                <w:p>
-                  <w:pPr>
-                    <w:jc w:val="both"/>
-                    <w:rPr>
-                      <w:rFonts w:ascii="Times New Roman" w:hAnsi="Times New Roman" w:cs="Times New Roman"/>
-                      <w:lang w:val="tr-TR"/>
-                    </w:rPr>
-                  </w:pPr>
-                  <w:r>
-                    <w:rPr>
-                      <w:rFonts w:ascii="Times New Roman" w:hAnsi="Times New Roman" w:cs="Times New Roman"/>
-                      <w:lang w:val="tr-TR"/>
-                    </w:rPr>
-                    <w:t xml:space="preserve">GÖRSEL ALANI (Shutterstock)</w:t>
-                  </w:r>
-                </w:p>
-                <w:p>
-                  <w:pPr>
-                    <w:jc w:val="both"/>
-                    <w:rPr>
-                      <w:rFonts w:ascii="Times New Roman" w:hAnsi="Times New Roman" w:cs="Times New Roman"/>
-                      <w:lang w:val="tr-TR"/>
-                    </w:rPr>
-                  </w:pPr>
-                  <w:r>
-                    <w:rPr>
-                      <w:rFonts w:ascii="Times New Roman" w:hAnsi="Times New Roman" w:cs="Times New Roman"/>
-                      <w:lang w:val="tr-TR"/>
-                    </w:rPr>
-                    <w:t xml:space="preserve">Tarif: Etiketsiz ya da markası görünmeyen çeşitli temizlik ürünü şişeleri (lavabo açıcı, cam temizleyici).</w:t>
-                  </w:r>
-                </w:p>
-                <w:p>
-                  <w:pPr>
-                    <w:jc w:val="both"/>
-                    <w:rPr>
-                      <w:rFonts w:ascii="Times New Roman" w:hAnsi="Times New Roman" w:cs="Times New Roman"/>
-                      <w:lang w:val="tr-TR"/>
-                    </w:rPr>
-                  </w:pPr>
-                  <w:r>
-                    <w:rPr>
-                      <w:rFonts w:ascii="Times New Roman" w:hAnsi="Times New Roman" w:cs="Times New Roman"/>
-                      <w:lang w:val="tr-TR"/>
-                    </w:rPr>
-                    <w:t xml:space="preserve">Shutter ID: 2838916677 (fotoğraf) — Unbranded household cleaning product bottles on shelves</w:t>
-                  </w:r>
-                </w:p>
-              </w:tc>
-            </w:tr>
-          </w:tbl>
+            </w:pPr>
+            <w:r>
+              <w:drawing>
+                <wp:inline xmlns:a="http://schemas.openxmlformats.org/drawingml/2006/main" xmlns:pic="http://schemas.openxmlformats.org/drawingml/2006/picture">
+                  <wp:extent cx="2664000" cy="1957152"/>
+                  <wp:docPr id="900009" name="Picture 900009"/>
+                  <wp:cNvGraphicFramePr>
+                    <a:graphicFrameLocks noChangeAspect="1"/>
+                  </wp:cNvGraphicFramePr>
+                  <a:graphic>
+                    <a:graphicData uri="http://schemas.openxmlformats.org/drawingml/2006/picture">
+                      <pic:pic>
+                        <pic:nvPicPr>
+                          <pic:cNvPr id="0" name="2838916677_d.jpg"/>
+                          <pic:cNvPicPr/>
+                        </pic:nvPicPr>
+                        <pic:blipFill>
+                          <a:blip r:embed="rId12"/>
+                          <a:stretch>
+                            <a:fillRect/>
+                          </a:stretch>
+                        </pic:blipFill>
+                        <pic:spPr>
+                          <a:xfrm>
+                            <a:off x="0" y="0"/>
+                            <a:ext cx="2664000" cy="1957152"/>
+                          </a:xfrm>
+                          <a:prstGeom prst="rect"/>
+                        </pic:spPr>
+                      </pic:pic>
+                    </a:graphicData>
+                  </a:graphic>
+                </wp:inline>
+              </w:drawing>
+            </w:r>
+          </w:p>
+          <w:p>
+            <w:pPr>
+              <w:jc w:val="center"/>
+            </w:pPr>
+            <w:r>
+              <w:rPr>
+                <w:rFonts w:ascii="Times New Roman" w:hAnsi="Times New Roman" w:cs="Times New Roman"/>
+                <w:b/>
+                <w:bCs/>
+                <w:highlight w:val="yellow"/>
+                <w:lang w:val="tr-TR"/>
+              </w:rPr>
+              <w:t xml:space="preserve">Shutter id: 2838916677</w:t>
+            </w:r>
+          </w:p>
           <w:p>
             <w:pPr>
               <w:jc w:val="center"/>

--- a/Kim11-2-8-Asit-Baz-Kuvveti.docx
+++ b/Kim11-2-8-Asit-Baz-Kuvveti.docx
@@ -1,6 +1,6 @@
 
 <file path=word/document.xml><?xml version="1.0" encoding="utf-8"?>
-<w:document xmlns:wpc="http://schemas.microsoft.com/office/word/2010/wordprocessingCanvas" xmlns:cx="http://schemas.microsoft.com/office/drawing/2014/chartex" xmlns:cx1="http://schemas.microsoft.com/office/drawing/2015/9/8/chartex" xmlns:cx2="http://schemas.microsoft.com/office/drawing/2015/10/21/chartex" xmlns:cx3="http://schemas.microsoft.com/office/drawing/2016/5/9/chartex" xmlns:cx4="http://schemas.microsoft.com/office/drawing/2016/5/10/chartex" xmlns:cx5="http://schemas.microsoft.com/office/drawing/2016/5/11/chartex" xmlns:cx6="http://schemas.microsoft.com/office/drawing/2016/5/12/chartex" xmlns:cx7="http://schemas.microsoft.com/office/drawing/2016/5/13/chartex" xmlns:cx8="http://schemas.microsoft.com/office/drawing/2016/5/14/chartex" xmlns:mc="http://schemas.openxmlformats.org/markup-compatibility/2006" xmlns:aink="http://schemas.microsoft.com/office/drawing/2016/ink" xmlns:am3d="http://schemas.microsoft.com/office/drawing/2017/model3d" xmlns:o="urn:schemas-microsoft-com:office:office" xmlns:oel="http://schemas.microsoft.com/office/2019/extlst" xmlns:r="http://schemas.openxmlformats.org/officeDocument/2006/relationships" xmlns:m="http://schemas.openxmlformats.org/officeDocument/2006/math" xmlns:v="urn:schemas-microsoft-com:vml" xmlns:wp14="http://schemas.microsoft.com/office/word/2010/wordprocessingDrawing" xmlns:wp="http://schemas.openxmlformats.org/drawingml/2006/wordprocessingDrawing" xmlns:w10="urn:schemas-microsoft-com:office:word" xmlns:w="http://schemas.openxmlformats.org/wordprocessingml/2006/main" xmlns:w14="http://schemas.microsoft.com/office/word/2010/wordml" xmlns:w15="http://schemas.microsoft.com/office/word/2012/wordml" xmlns:w16cex="http://schemas.microsoft.com/office/word/2018/wordml/cex" xmlns:w16cid="http://schemas.microsoft.com/office/word/2016/wordml/cid" xmlns:w16="http://schemas.microsoft.com/office/word/2018/wordml" xmlns:w16du="http://schemas.microsoft.com/office/word/2023/wordml/word16du" xmlns:w16sdtdh="http://schemas.microsoft.com/office/word/2020/wordml/sdtdatahash" xmlns:w16sdtfl="http://schemas.microsoft.com/office/word/2024/wordml/sdtformatlock" xmlns:w16se="http://schemas.microsoft.com/office/word/2015/wordml/symex" xmlns:wpg="http://schemas.microsoft.com/office/word/2010/wordprocessingGroup" xmlns:wpi="http://schemas.microsoft.com/office/word/2010/wordprocessingInk" xmlns:wne="http://schemas.microsoft.com/office/word/2006/wordml" xmlns:wps="http://schemas.microsoft.com/office/word/2010/wordprocessingShape" mc:Ignorable="w14 w15 w16se w16cid w16 w16cex w16sdtdh w16sdtfl w16du wp14">
+<w:document xmlns:wpc="http://schemas.microsoft.com/office/word/2010/wordprocessingCanvas" xmlns:cx="http://schemas.microsoft.com/office/drawing/2014/chartex" xmlns:cx1="http://schemas.microsoft.com/office/drawing/2015/9/8/chartex" xmlns:cx2="http://schemas.microsoft.com/office/drawing/2015/10/21/chartex" xmlns:cx3="http://schemas.microsoft.com/office/drawing/2016/5/9/chartex" xmlns:cx4="http://schemas.microsoft.com/office/drawing/2016/5/10/chartex" xmlns:cx5="http://schemas.microsoft.com/office/drawing/2016/5/11/chartex" xmlns:cx6="http://schemas.microsoft.com/office/drawing/2016/5/12/chartex" xmlns:cx7="http://schemas.microsoft.com/office/drawing/2016/5/13/chartex" xmlns:cx8="http://schemas.microsoft.com/office/drawing/2016/5/14/chartex" xmlns:mc="http://schemas.openxmlformats.org/markup-compatibility/2006" xmlns:m="http://schemas.openxmlformats.org/officeDocument/2006/math" xmlns:aink="http://schemas.microsoft.com/office/drawing/2016/ink" xmlns:am3d="http://schemas.microsoft.com/office/drawing/2017/model3d" xmlns:oel="http://schemas.microsoft.com/office/2019/extlst" xmlns:r="http://schemas.openxmlformats.org/officeDocument/2006/relationships" xmlns:wp14="http://schemas.microsoft.com/office/word/2010/wordprocessingDrawing" xmlns:wp="http://schemas.openxmlformats.org/drawingml/2006/wordprocessingDrawing" xmlns:wpg="http://schemas.microsoft.com/office/word/2010/wordprocessingGroup" xmlns:wpi="http://schemas.microsoft.com/office/word/2010/wordprocessingInk" xmlns:wps="http://schemas.microsoft.com/office/word/2010/wordprocessingShape" xmlns:o="urn:schemas-microsoft-com:office:office" xmlns:v="urn:schemas-microsoft-com:vml" xmlns:w10="urn:schemas-microsoft-com:office:word" xmlns:w="http://schemas.openxmlformats.org/wordprocessingml/2006/main" xmlns:w14="http://schemas.microsoft.com/office/word/2010/wordml" xmlns:w15="http://schemas.microsoft.com/office/word/2012/wordml" xmlns:w16cex="http://schemas.microsoft.com/office/word/2018/wordml/cex" xmlns:w16cid="http://schemas.microsoft.com/office/word/2016/wordml/cid" xmlns:w16="http://schemas.microsoft.com/office/word/2018/wordml" xmlns:w16sdtdh="http://schemas.microsoft.com/office/word/2020/wordml/sdtdatahash" xmlns:w16sdtfl="http://schemas.microsoft.com/office/word/2024/wordml/sdtformatlock" xmlns:w16se="http://schemas.microsoft.com/office/word/2015/wordml/symex" xmlns:w16du="http://schemas.microsoft.com/office/word/2023/wordml/word16du" xmlns:wne="http://schemas.microsoft.com/office/word/2006/wordml" mc:Ignorable="w14 w15 w16se w16cid w16 w16cex w16sdtdh w16sdtfl w16du wp14">
   <w:body>
     <w:p>
       <w:pPr>
@@ -20,7 +20,7 @@
           <w:bCs/>
           <w:lang w:val="tr-TR"/>
         </w:rPr>
-        <w:t xml:space="preserve">2.2.3. Asitlerin ve Bazların Kuvveti</w:t>
+        <w:t>2.2.3. Asitlerin ve Bazların Kuvveti</w:t>
       </w:r>
     </w:p>
     <w:p>
@@ -36,37 +36,37 @@
           <w:rFonts w:ascii="Times New Roman" w:hAnsi="Times New Roman" w:cs="Times New Roman"/>
           <w:lang w:val="tr-TR"/>
         </w:rPr>
-        <w:t xml:space="preserve">Hidroklorik asit (HCl) metal yüzeylerin temizlenmesinde kullanılır ve cilde temas ettiğinde ciddi yanıklara neden olabilir. Salatalarımıza kattığımız sirke ise asetik asit (CH</w:t>
-      </w:r>
-      <w:r>
-        <w:rPr>
-          <w:rFonts w:ascii="Times New Roman" w:hAnsi="Times New Roman" w:cs="Times New Roman"/>
-          <w:lang w:val="tr-TR"/>
+        <w:t>Hidroklorik asit (HCl) metal yüzeylerin temizlenmesinde kullanılır ve cilde temas ettiğinde ciddi yanıklara neden olabilir. Salatalarımıza kattığımız sirke ise asetik asit (CH</w:t>
+      </w:r>
+      <w:r>
+        <w:rPr>
+          <w:rFonts w:ascii="Times New Roman" w:hAnsi="Times New Roman" w:cs="Times New Roman"/>
           <w:vertAlign w:val="subscript"/>
-        </w:rPr>
-        <w:t xml:space="preserve">3</w:t>
-      </w:r>
-      <w:r>
-        <w:rPr>
-          <w:rFonts w:ascii="Times New Roman" w:hAnsi="Times New Roman" w:cs="Times New Roman"/>
-          <w:lang w:val="tr-TR"/>
-        </w:rPr>
-        <w:t xml:space="preserve">COOH) içermesine rağmen güvenle tüketilir (Görsel A). Benzer şekilde lavabo açıcılarda bulunan sodyum hidroksit (NaOH) cildi tahriş ederken cam temizleyicilerde kullanılan amonyak (NH</w:t>
-      </w:r>
-      <w:r>
-        <w:rPr>
-          <w:rFonts w:ascii="Times New Roman" w:hAnsi="Times New Roman" w:cs="Times New Roman"/>
-          <w:lang w:val="tr-TR"/>
+          <w:lang w:val="tr-TR"/>
+        </w:rPr>
+        <w:t>3</w:t>
+      </w:r>
+      <w:r>
+        <w:rPr>
+          <w:rFonts w:ascii="Times New Roman" w:hAnsi="Times New Roman" w:cs="Times New Roman"/>
+          <w:lang w:val="tr-TR"/>
+        </w:rPr>
+        <w:t>COOH) içermesine rağmen güvenle tüketilir (Görsel A). Benzer şekilde lavabo açıcılarda bulunan sodyum hidroksit (NaOH) cildi tahriş ederken cam temizleyicilerde kullanılan amonyak (NH</w:t>
+      </w:r>
+      <w:r>
+        <w:rPr>
+          <w:rFonts w:ascii="Times New Roman" w:hAnsi="Times New Roman" w:cs="Times New Roman"/>
           <w:vertAlign w:val="subscript"/>
-        </w:rPr>
-        <w:t xml:space="preserve">3</w:t>
-      </w:r>
-      <w:r>
-        <w:rPr>
-          <w:rFonts w:ascii="Times New Roman" w:hAnsi="Times New Roman" w:cs="Times New Roman"/>
-          <w:lang w:val="tr-TR"/>
-        </w:rPr>
-        <w:t xml:space="preserve">) cildi çok daha az tahriş eder (Görsel B). Aynı derişimdeki iki asit çözeltisinden biri neden diğerinden daha “güçlü” etki gösterir? Asitlerin ve bazların kuvveti neye bağlıdır? Bu soruların cevabını bir etkinlik yaparak keşfediniz. Analiz ve Keşif Atölyesi 2.8.’de bilimsel sorgulama yapacaksınız: Verilerden yola çıkarak araştırma soruları oluşturacak, iyonlaşmayı gösteren modeller geliştirecek ve pH ile iletkenlik ölçümleri yaparak asitlerin ve bazların kuvvetlerini karşılaştıracaksınız. Bulgularınızı bilimsel bilgilerle sınarken analitik düşünme eğiliminizi, açıklamalarınızı grubunuza aktarırken iletişim becerilerinizi kullanacak; farklı fikirlere açık kalıp merakınızın peşinden giderek araştırmacı bir tutum sergileyeceksiniz.</w:t>
+          <w:lang w:val="tr-TR"/>
+        </w:rPr>
+        <w:t>3</w:t>
+      </w:r>
+      <w:r>
+        <w:rPr>
+          <w:rFonts w:ascii="Times New Roman" w:hAnsi="Times New Roman" w:cs="Times New Roman"/>
+          <w:lang w:val="tr-TR"/>
+        </w:rPr>
+        <w:t>) cildi çok daha az tahriş eder (Görsel B). Aynı derişimdeki iki asit çözeltisinden biri neden diğerinden daha “güçlü” etki gösterir? Asitlerin ve bazların kuvveti neye bağlıdır? Bu soruların cevabını bir etkinlik yaparak keşfediniz. Analiz ve Keşif Atölyesi 2.8.’de bilimsel sorgulama yapacaksınız: Verilerden yola çıkarak araştırma soruları oluşturacak, iyonlaşmayı gösteren modeller geliştirecek ve pH ile iletkenlik ölçümleri yaparak asitlerin ve bazların kuvvetlerini karşılaştıracaksınız. Bulgularınızı bilimsel bilgilerle sınarken analitik düşünme eğiliminizi, açıklamalarınızı grubunuza aktarırken iletişim becerilerinizi kullanacak; farklı fikirlere açık kalıp merakınızın peşinden giderek araştırmacı bir tutum sergileyeceksiniz.</w:t>
       </w:r>
     </w:p>
     <w:tbl>
@@ -82,12 +82,16 @@
           <w:insideV w:val="nil"/>
         </w:tblBorders>
         <w:tblLayout w:type="fixed"/>
+        <w:tblLook w:val="04A0" w:firstRow="1" w:lastRow="0" w:firstColumn="1" w:lastColumn="0" w:noHBand="0" w:noVBand="1"/>
       </w:tblPr>
       <w:tblGrid>
         <w:gridCol w:w="4500"/>
         <w:gridCol w:w="4500"/>
       </w:tblGrid>
       <w:tr>
+        <w:trPr>
+          <w:jc w:val="center"/>
+        </w:trPr>
         <w:tc>
           <w:tcPr>
             <w:tcW w:w="4500" w:type="dxa"/>
@@ -97,22 +101,26 @@
               <w:jc w:val="center"/>
             </w:pPr>
             <w:r>
+              <w:rPr>
+                <w:noProof/>
+              </w:rPr>
               <w:drawing>
-                <wp:inline xmlns:a="http://schemas.openxmlformats.org/drawingml/2006/main" xmlns:pic="http://schemas.openxmlformats.org/drawingml/2006/picture">
+                <wp:inline distT="0" distB="0" distL="0" distR="0" wp14:anchorId="3EB04FC0" wp14:editId="0CF05298">
                   <wp:extent cx="2664000" cy="1953600"/>
+                  <wp:effectExtent l="0" t="0" r="0" b="0"/>
                   <wp:docPr id="900008" name="Picture 900008"/>
                   <wp:cNvGraphicFramePr>
-                    <a:graphicFrameLocks noChangeAspect="1"/>
+                    <a:graphicFrameLocks xmlns:a="http://schemas.openxmlformats.org/drawingml/2006/main" noChangeAspect="1"/>
                   </wp:cNvGraphicFramePr>
-                  <a:graphic>
+                  <a:graphic xmlns:a="http://schemas.openxmlformats.org/drawingml/2006/main">
                     <a:graphicData uri="http://schemas.openxmlformats.org/drawingml/2006/picture">
-                      <pic:pic>
+                      <pic:pic xmlns:pic="http://schemas.openxmlformats.org/drawingml/2006/picture">
                         <pic:nvPicPr>
                           <pic:cNvPr id="0" name="2603514173_d.jpg"/>
                           <pic:cNvPicPr/>
                         </pic:nvPicPr>
                         <pic:blipFill>
-                          <a:blip r:embed="rId11"/>
+                          <a:blip r:embed="rId7"/>
                           <a:stretch>
                             <a:fillRect/>
                           </a:stretch>
@@ -122,7 +130,9 @@
                             <a:off x="0" y="0"/>
                             <a:ext cx="2664000" cy="1953600"/>
                           </a:xfrm>
-                          <a:prstGeom prst="rect"/>
+                          <a:prstGeom prst="rect">
+                            <a:avLst/>
+                          </a:prstGeom>
                         </pic:spPr>
                       </pic:pic>
                     </a:graphicData>
@@ -143,7 +153,7 @@
                 <w:highlight w:val="yellow"/>
                 <w:lang w:val="tr-TR"/>
               </w:rPr>
-              <w:t xml:space="preserve">Shutter id: 2603514173</w:t>
+              <w:t>Shutter id: 2603514173</w:t>
             </w:r>
           </w:p>
           <w:p>
@@ -161,7 +171,7 @@
                 <w:bCs/>
                 <w:lang w:val="tr-TR"/>
               </w:rPr>
-              <w:t xml:space="preserve">Görsel A:</w:t>
+              <w:t>Görsel A:</w:t>
             </w:r>
             <w:r>
               <w:rPr>
@@ -181,22 +191,26 @@
               <w:jc w:val="center"/>
             </w:pPr>
             <w:r>
+              <w:rPr>
+                <w:noProof/>
+              </w:rPr>
               <w:drawing>
-                <wp:inline xmlns:a="http://schemas.openxmlformats.org/drawingml/2006/main" xmlns:pic="http://schemas.openxmlformats.org/drawingml/2006/picture">
+                <wp:inline distT="0" distB="0" distL="0" distR="0" wp14:anchorId="7A9D3C86" wp14:editId="7D27E06E">
                   <wp:extent cx="2664000" cy="1957152"/>
+                  <wp:effectExtent l="0" t="0" r="0" b="0"/>
                   <wp:docPr id="900009" name="Picture 900009"/>
                   <wp:cNvGraphicFramePr>
-                    <a:graphicFrameLocks noChangeAspect="1"/>
+                    <a:graphicFrameLocks xmlns:a="http://schemas.openxmlformats.org/drawingml/2006/main" noChangeAspect="1"/>
                   </wp:cNvGraphicFramePr>
-                  <a:graphic>
+                  <a:graphic xmlns:a="http://schemas.openxmlformats.org/drawingml/2006/main">
                     <a:graphicData uri="http://schemas.openxmlformats.org/drawingml/2006/picture">
-                      <pic:pic>
+                      <pic:pic xmlns:pic="http://schemas.openxmlformats.org/drawingml/2006/picture">
                         <pic:nvPicPr>
                           <pic:cNvPr id="0" name="2838916677_d.jpg"/>
                           <pic:cNvPicPr/>
                         </pic:nvPicPr>
                         <pic:blipFill>
-                          <a:blip r:embed="rId12"/>
+                          <a:blip r:embed="rId8"/>
                           <a:stretch>
                             <a:fillRect/>
                           </a:stretch>
@@ -206,7 +220,9 @@
                             <a:off x="0" y="0"/>
                             <a:ext cx="2664000" cy="1957152"/>
                           </a:xfrm>
-                          <a:prstGeom prst="rect"/>
+                          <a:prstGeom prst="rect">
+                            <a:avLst/>
+                          </a:prstGeom>
                         </pic:spPr>
                       </pic:pic>
                     </a:graphicData>
@@ -227,7 +243,7 @@
                 <w:highlight w:val="yellow"/>
                 <w:lang w:val="tr-TR"/>
               </w:rPr>
-              <w:t xml:space="preserve">Shutter id: 2838916677</w:t>
+              <w:t>Shutter id: 2838916677</w:t>
             </w:r>
           </w:p>
           <w:p>
@@ -245,7 +261,7 @@
                 <w:bCs/>
                 <w:lang w:val="tr-TR"/>
               </w:rPr>
-              <w:t xml:space="preserve">Görsel B:</w:t>
+              <w:t>Görsel B:</w:t>
             </w:r>
             <w:r>
               <w:rPr>
@@ -277,7 +293,7 @@
           <w:bCs/>
           <w:lang w:val="tr-TR"/>
         </w:rPr>
-        <w:t xml:space="preserve">Analiz ve Keşif Atölyesi 2.8.</w:t>
+        <w:t>Analiz ve Keşif Atölyesi 2.8.</w:t>
       </w:r>
     </w:p>
     <w:p>
@@ -294,7 +310,7 @@
           <w:highlight w:val="yellow"/>
           <w:lang w:val="tr-TR"/>
         </w:rPr>
-        <w:t xml:space="preserve">Güvenlik uyarıları</w:t>
+        <w:t>Güvenlik uyarıları</w:t>
       </w:r>
     </w:p>
     <w:p>
@@ -321,7 +337,7 @@
           <w:highlight w:val="yellow"/>
           <w:lang w:val="tr-TR"/>
         </w:rPr>
-        <w:t xml:space="preserve">Etkinlik başlığının yanına Kimya10 kitabındaki “Temel Uyarı ve Güvenlik İşaretleri” sayfasından şu işaretler konulsun: GÖZLÜK KULLAN, ELDİVEN GİY, KORUYUCU ELBİSE GİY, KOROZİF (AŞINDIRICI) MADDE, TAHRİŞ EDİCİ MADDE, KIRILABİLİR CAM UYARISI. Ek uyarılar: Amonyak çözeltisinin buharı doğrudan koklanmamalıdır.</w:t>
+        <w:t xml:space="preserve">Etkinlik başlığının yanına Kimya10 kitabındaki “Temel Uyarı ve Güvenlik İşaretleri” sayfasından şu işaretler konulsun: GÖZLÜK KULLAN, ELDİVEN GİY, KORUYUCU ELBİSE GİY, KOROZİF (AŞINDIRICI) MADDE, TAHRİŞ EDİCİ MADDE, KIRILABİLİR CAM UYARISI. </w:t>
       </w:r>
     </w:p>
     <w:p>
@@ -339,7 +355,7 @@
           <w:bCs/>
           <w:lang w:val="tr-TR"/>
         </w:rPr>
-        <w:t xml:space="preserve">1. Aşama: Araştırma Soruları ve Modeller</w:t>
+        <w:t>1. Aşama: Araştırma Soruları ve Modeller</w:t>
       </w:r>
     </w:p>
     <w:p>
@@ -355,7 +371,7 @@
           <w:rFonts w:ascii="Times New Roman" w:hAnsi="Times New Roman" w:cs="Times New Roman"/>
           <w:lang w:val="tr-TR"/>
         </w:rPr>
-        <w:t xml:space="preserve">Aşağıdaki tabloda 25 °C’de 0,10 M derişimdeki bazı asit ve baz çözeltilerinin iyonlaşma yüzdeleri ve saf suda iyonlaşma denklemleri verilmiştir. İyonlaşma yüzdesi, çözeltideki asit ya da baz taneciklerinin yüzde kaçının iyonlaştığını gösterir.</w:t>
+        <w:t>Aşağıdaki tabloda 25 °C’de 0,10 M derişimdeki bazı asit ve baz çözeltilerinin iyonlaşma yüzdeleri ve saf suda iyonlaşma denklemleri verilmiştir. İyonlaşma yüzdesi, çözeltideki asit ya da baz taneciklerinin yüzde kaçının iyonlaştığını gösterir.</w:t>
       </w:r>
     </w:p>
     <w:tbl>
@@ -371,7 +387,7 @@
           <w:insideV w:val="single" w:sz="4" w:space="0" w:color="auto"/>
         </w:tblBorders>
         <w:tblLayout w:type="fixed"/>
-        <w:tblLook w:val="04A0"/>
+        <w:tblLook w:val="04A0" w:firstRow="1" w:lastRow="0" w:firstColumn="1" w:lastColumn="0" w:noHBand="0" w:noVBand="1"/>
       </w:tblPr>
       <w:tblGrid>
         <w:gridCol w:w="1600"/>
@@ -379,6 +395,9 @@
         <w:gridCol w:w="2200"/>
       </w:tblGrid>
       <w:tr>
+        <w:trPr>
+          <w:jc w:val="center"/>
+        </w:trPr>
         <w:tc>
           <w:tcPr>
             <w:tcW w:w="1600" w:type="dxa"/>
@@ -402,7 +421,8 @@
                 <w:bCs/>
                 <w:lang w:val="tr-TR"/>
               </w:rPr>
-              <w:t xml:space="preserve">Madde</w:t>
+              <w:lastRenderedPageBreak/>
+              <w:t>Madde</w:t>
             </w:r>
           </w:p>
         </w:tc>
@@ -429,7 +449,7 @@
                 <w:bCs/>
                 <w:lang w:val="tr-TR"/>
               </w:rPr>
-              <w:t xml:space="preserve">Saf suda iyonlaşma denklemi</w:t>
+              <w:t>Saf suda iyonlaşma denklemi</w:t>
             </w:r>
           </w:p>
         </w:tc>
@@ -456,12 +476,15 @@
                 <w:bCs/>
                 <w:lang w:val="tr-TR"/>
               </w:rPr>
-              <w:t xml:space="preserve">İyonlaşma yüzdesi (%)</w:t>
+              <w:t>İyonlaşma yüzdesi (%)</w:t>
             </w:r>
           </w:p>
         </w:tc>
       </w:tr>
       <w:tr>
+        <w:trPr>
+          <w:jc w:val="center"/>
+        </w:trPr>
         <w:tc>
           <w:tcPr>
             <w:tcW w:w="1600" w:type="dxa"/>
@@ -480,7 +503,7 @@
                 <w:rFonts w:ascii="Times New Roman" w:hAnsi="Times New Roman" w:cs="Times New Roman"/>
                 <w:lang w:val="tr-TR"/>
               </w:rPr>
-              <w:t xml:space="preserve">HCl</w:t>
+              <w:t>HCl</w:t>
             </w:r>
           </w:p>
         </w:tc>
@@ -502,7 +525,7 @@
                 <w:rFonts w:ascii="Times New Roman" w:hAnsi="Times New Roman" w:cs="Times New Roman"/>
                 <w:lang w:val="tr-TR"/>
               </w:rPr>
-              <w:t xml:space="preserve">HCl + H</w:t>
+              <w:t>HCl + H</w:t>
             </w:r>
             <w:r>
               <w:rPr>
@@ -510,14 +533,14 @@
                 <w:vertAlign w:val="subscript"/>
                 <w:lang w:val="tr-TR"/>
               </w:rPr>
-              <w:t xml:space="preserve">2</w:t>
-            </w:r>
-            <w:r>
-              <w:rPr>
-                <w:rFonts w:ascii="Times New Roman" w:hAnsi="Times New Roman" w:cs="Times New Roman"/>
-                <w:lang w:val="tr-TR"/>
-              </w:rPr>
-              <w:t xml:space="preserve">O → H</w:t>
+              <w:t>2</w:t>
+            </w:r>
+            <w:r>
+              <w:rPr>
+                <w:rFonts w:ascii="Times New Roman" w:hAnsi="Times New Roman" w:cs="Times New Roman"/>
+                <w:lang w:val="tr-TR"/>
+              </w:rPr>
+              <w:t>O → H</w:t>
             </w:r>
             <w:r>
               <w:rPr>
@@ -525,14 +548,14 @@
                 <w:vertAlign w:val="subscript"/>
                 <w:lang w:val="tr-TR"/>
               </w:rPr>
-              <w:t xml:space="preserve">3</w:t>
-            </w:r>
-            <w:r>
-              <w:rPr>
-                <w:rFonts w:ascii="Times New Roman" w:hAnsi="Times New Roman" w:cs="Times New Roman"/>
-                <w:lang w:val="tr-TR"/>
-              </w:rPr>
-              <w:t xml:space="preserve">O</w:t>
+              <w:t>3</w:t>
+            </w:r>
+            <w:r>
+              <w:rPr>
+                <w:rFonts w:ascii="Times New Roman" w:hAnsi="Times New Roman" w:cs="Times New Roman"/>
+                <w:lang w:val="tr-TR"/>
+              </w:rPr>
+              <w:t>O</w:t>
             </w:r>
             <w:r>
               <w:rPr>
@@ -540,7 +563,7 @@
                 <w:vertAlign w:val="superscript"/>
                 <w:lang w:val="tr-TR"/>
               </w:rPr>
-              <w:t xml:space="preserve">+</w:t>
+              <w:t>+</w:t>
             </w:r>
             <w:r>
               <w:rPr>
@@ -555,7 +578,7 @@
                 <w:vertAlign w:val="superscript"/>
                 <w:lang w:val="tr-TR"/>
               </w:rPr>
-              <w:t xml:space="preserve">−</w:t>
+              <w:t>−</w:t>
             </w:r>
           </w:p>
         </w:tc>
@@ -577,12 +600,15 @@
                 <w:rFonts w:ascii="Times New Roman" w:hAnsi="Times New Roman" w:cs="Times New Roman"/>
                 <w:lang w:val="tr-TR"/>
               </w:rPr>
-              <w:t xml:space="preserve">≈100</w:t>
+              <w:t>≈100</w:t>
             </w:r>
           </w:p>
         </w:tc>
       </w:tr>
       <w:tr>
+        <w:trPr>
+          <w:jc w:val="center"/>
+        </w:trPr>
         <w:tc>
           <w:tcPr>
             <w:tcW w:w="1600" w:type="dxa"/>
@@ -601,7 +627,7 @@
                 <w:rFonts w:ascii="Times New Roman" w:hAnsi="Times New Roman" w:cs="Times New Roman"/>
                 <w:lang w:val="tr-TR"/>
               </w:rPr>
-              <w:t xml:space="preserve">HNO</w:t>
+              <w:t>HNO</w:t>
             </w:r>
             <w:r>
               <w:rPr>
@@ -609,7 +635,7 @@
                 <w:vertAlign w:val="subscript"/>
                 <w:lang w:val="tr-TR"/>
               </w:rPr>
-              <w:t xml:space="preserve">3</w:t>
+              <w:t>3</w:t>
             </w:r>
           </w:p>
         </w:tc>
@@ -631,7 +657,7 @@
                 <w:rFonts w:ascii="Times New Roman" w:hAnsi="Times New Roman" w:cs="Times New Roman"/>
                 <w:lang w:val="tr-TR"/>
               </w:rPr>
-              <w:t xml:space="preserve">HNO</w:t>
+              <w:t>HNO</w:t>
             </w:r>
             <w:r>
               <w:rPr>
@@ -639,7 +665,7 @@
                 <w:vertAlign w:val="subscript"/>
                 <w:lang w:val="tr-TR"/>
               </w:rPr>
-              <w:t xml:space="preserve">3</w:t>
+              <w:t>3</w:t>
             </w:r>
             <w:r>
               <w:rPr>
@@ -654,14 +680,14 @@
                 <w:vertAlign w:val="subscript"/>
                 <w:lang w:val="tr-TR"/>
               </w:rPr>
-              <w:t xml:space="preserve">2</w:t>
-            </w:r>
-            <w:r>
-              <w:rPr>
-                <w:rFonts w:ascii="Times New Roman" w:hAnsi="Times New Roman" w:cs="Times New Roman"/>
-                <w:lang w:val="tr-TR"/>
-              </w:rPr>
-              <w:t xml:space="preserve">O → H</w:t>
+              <w:t>2</w:t>
+            </w:r>
+            <w:r>
+              <w:rPr>
+                <w:rFonts w:ascii="Times New Roman" w:hAnsi="Times New Roman" w:cs="Times New Roman"/>
+                <w:lang w:val="tr-TR"/>
+              </w:rPr>
+              <w:t>O → H</w:t>
             </w:r>
             <w:r>
               <w:rPr>
@@ -669,14 +695,14 @@
                 <w:vertAlign w:val="subscript"/>
                 <w:lang w:val="tr-TR"/>
               </w:rPr>
-              <w:t xml:space="preserve">3</w:t>
-            </w:r>
-            <w:r>
-              <w:rPr>
-                <w:rFonts w:ascii="Times New Roman" w:hAnsi="Times New Roman" w:cs="Times New Roman"/>
-                <w:lang w:val="tr-TR"/>
-              </w:rPr>
-              <w:t xml:space="preserve">O</w:t>
+              <w:t>3</w:t>
+            </w:r>
+            <w:r>
+              <w:rPr>
+                <w:rFonts w:ascii="Times New Roman" w:hAnsi="Times New Roman" w:cs="Times New Roman"/>
+                <w:lang w:val="tr-TR"/>
+              </w:rPr>
+              <w:t>O</w:t>
             </w:r>
             <w:r>
               <w:rPr>
@@ -684,7 +710,7 @@
                 <w:vertAlign w:val="superscript"/>
                 <w:lang w:val="tr-TR"/>
               </w:rPr>
-              <w:t xml:space="preserve">+</w:t>
+              <w:t>+</w:t>
             </w:r>
             <w:r>
               <w:rPr>
@@ -699,7 +725,7 @@
                 <w:vertAlign w:val="subscript"/>
                 <w:lang w:val="tr-TR"/>
               </w:rPr>
-              <w:t xml:space="preserve">3</w:t>
+              <w:t>3</w:t>
             </w:r>
             <w:r>
               <w:rPr>
@@ -707,7 +733,7 @@
                 <w:vertAlign w:val="superscript"/>
                 <w:lang w:val="tr-TR"/>
               </w:rPr>
-              <w:t xml:space="preserve">−</w:t>
+              <w:t>−</w:t>
             </w:r>
           </w:p>
         </w:tc>
@@ -729,12 +755,15 @@
                 <w:rFonts w:ascii="Times New Roman" w:hAnsi="Times New Roman" w:cs="Times New Roman"/>
                 <w:lang w:val="tr-TR"/>
               </w:rPr>
-              <w:t xml:space="preserve">≈100</w:t>
+              <w:t>≈100</w:t>
             </w:r>
           </w:p>
         </w:tc>
       </w:tr>
       <w:tr>
+        <w:trPr>
+          <w:jc w:val="center"/>
+        </w:trPr>
         <w:tc>
           <w:tcPr>
             <w:tcW w:w="1600" w:type="dxa"/>
@@ -753,7 +782,7 @@
                 <w:rFonts w:ascii="Times New Roman" w:hAnsi="Times New Roman" w:cs="Times New Roman"/>
                 <w:lang w:val="tr-TR"/>
               </w:rPr>
-              <w:t xml:space="preserve">HF</w:t>
+              <w:t>HF</w:t>
             </w:r>
           </w:p>
         </w:tc>
@@ -775,7 +804,7 @@
                 <w:rFonts w:ascii="Times New Roman" w:hAnsi="Times New Roman" w:cs="Times New Roman"/>
                 <w:lang w:val="tr-TR"/>
               </w:rPr>
-              <w:t xml:space="preserve">HF + H</w:t>
+              <w:t>HF + H</w:t>
             </w:r>
             <w:r>
               <w:rPr>
@@ -783,14 +812,14 @@
                 <w:vertAlign w:val="subscript"/>
                 <w:lang w:val="tr-TR"/>
               </w:rPr>
-              <w:t xml:space="preserve">2</w:t>
-            </w:r>
-            <w:r>
-              <w:rPr>
-                <w:rFonts w:ascii="Times New Roman" w:hAnsi="Times New Roman" w:cs="Times New Roman"/>
-                <w:lang w:val="tr-TR"/>
-              </w:rPr>
-              <w:t xml:space="preserve">O ⇌ H</w:t>
+              <w:t>2</w:t>
+            </w:r>
+            <w:r>
+              <w:rPr>
+                <w:rFonts w:ascii="Times New Roman" w:hAnsi="Times New Roman" w:cs="Times New Roman"/>
+                <w:lang w:val="tr-TR"/>
+              </w:rPr>
+              <w:t>O ⇌ H</w:t>
             </w:r>
             <w:r>
               <w:rPr>
@@ -798,14 +827,14 @@
                 <w:vertAlign w:val="subscript"/>
                 <w:lang w:val="tr-TR"/>
               </w:rPr>
-              <w:t xml:space="preserve">3</w:t>
-            </w:r>
-            <w:r>
-              <w:rPr>
-                <w:rFonts w:ascii="Times New Roman" w:hAnsi="Times New Roman" w:cs="Times New Roman"/>
-                <w:lang w:val="tr-TR"/>
-              </w:rPr>
-              <w:t xml:space="preserve">O</w:t>
+              <w:t>3</w:t>
+            </w:r>
+            <w:r>
+              <w:rPr>
+                <w:rFonts w:ascii="Times New Roman" w:hAnsi="Times New Roman" w:cs="Times New Roman"/>
+                <w:lang w:val="tr-TR"/>
+              </w:rPr>
+              <w:t>O</w:t>
             </w:r>
             <w:r>
               <w:rPr>
@@ -813,7 +842,7 @@
                 <w:vertAlign w:val="superscript"/>
                 <w:lang w:val="tr-TR"/>
               </w:rPr>
-              <w:t xml:space="preserve">+</w:t>
+              <w:t>+</w:t>
             </w:r>
             <w:r>
               <w:rPr>
@@ -828,7 +857,7 @@
                 <w:vertAlign w:val="superscript"/>
                 <w:lang w:val="tr-TR"/>
               </w:rPr>
-              <w:t xml:space="preserve">−</w:t>
+              <w:t>−</w:t>
             </w:r>
           </w:p>
         </w:tc>
@@ -850,12 +879,15 @@
                 <w:rFonts w:ascii="Times New Roman" w:hAnsi="Times New Roman" w:cs="Times New Roman"/>
                 <w:lang w:val="tr-TR"/>
               </w:rPr>
-              <w:t xml:space="preserve">7,9</w:t>
+              <w:t>7,9</w:t>
             </w:r>
           </w:p>
         </w:tc>
       </w:tr>
       <w:tr>
+        <w:trPr>
+          <w:jc w:val="center"/>
+        </w:trPr>
         <w:tc>
           <w:tcPr>
             <w:tcW w:w="1600" w:type="dxa"/>
@@ -874,7 +906,7 @@
                 <w:rFonts w:ascii="Times New Roman" w:hAnsi="Times New Roman" w:cs="Times New Roman"/>
                 <w:lang w:val="tr-TR"/>
               </w:rPr>
-              <w:t xml:space="preserve">CH</w:t>
+              <w:t>CH</w:t>
             </w:r>
             <w:r>
               <w:rPr>
@@ -882,14 +914,14 @@
                 <w:vertAlign w:val="subscript"/>
                 <w:lang w:val="tr-TR"/>
               </w:rPr>
-              <w:t xml:space="preserve">3</w:t>
-            </w:r>
-            <w:r>
-              <w:rPr>
-                <w:rFonts w:ascii="Times New Roman" w:hAnsi="Times New Roman" w:cs="Times New Roman"/>
-                <w:lang w:val="tr-TR"/>
-              </w:rPr>
-              <w:t xml:space="preserve">COOH</w:t>
+              <w:t>3</w:t>
+            </w:r>
+            <w:r>
+              <w:rPr>
+                <w:rFonts w:ascii="Times New Roman" w:hAnsi="Times New Roman" w:cs="Times New Roman"/>
+                <w:lang w:val="tr-TR"/>
+              </w:rPr>
+              <w:t>COOH</w:t>
             </w:r>
           </w:p>
         </w:tc>
@@ -911,7 +943,7 @@
                 <w:rFonts w:ascii="Times New Roman" w:hAnsi="Times New Roman" w:cs="Times New Roman"/>
                 <w:lang w:val="tr-TR"/>
               </w:rPr>
-              <w:t xml:space="preserve">CH</w:t>
+              <w:t>CH</w:t>
             </w:r>
             <w:r>
               <w:rPr>
@@ -919,14 +951,14 @@
                 <w:vertAlign w:val="subscript"/>
                 <w:lang w:val="tr-TR"/>
               </w:rPr>
-              <w:t xml:space="preserve">3</w:t>
-            </w:r>
-            <w:r>
-              <w:rPr>
-                <w:rFonts w:ascii="Times New Roman" w:hAnsi="Times New Roman" w:cs="Times New Roman"/>
-                <w:lang w:val="tr-TR"/>
-              </w:rPr>
-              <w:t xml:space="preserve">COOH + H</w:t>
+              <w:t>3</w:t>
+            </w:r>
+            <w:r>
+              <w:rPr>
+                <w:rFonts w:ascii="Times New Roman" w:hAnsi="Times New Roman" w:cs="Times New Roman"/>
+                <w:lang w:val="tr-TR"/>
+              </w:rPr>
+              <w:t>COOH + H</w:t>
             </w:r>
             <w:r>
               <w:rPr>
@@ -934,14 +966,14 @@
                 <w:vertAlign w:val="subscript"/>
                 <w:lang w:val="tr-TR"/>
               </w:rPr>
-              <w:t xml:space="preserve">2</w:t>
-            </w:r>
-            <w:r>
-              <w:rPr>
-                <w:rFonts w:ascii="Times New Roman" w:hAnsi="Times New Roman" w:cs="Times New Roman"/>
-                <w:lang w:val="tr-TR"/>
-              </w:rPr>
-              <w:t xml:space="preserve">O ⇌ H</w:t>
+              <w:t>2</w:t>
+            </w:r>
+            <w:r>
+              <w:rPr>
+                <w:rFonts w:ascii="Times New Roman" w:hAnsi="Times New Roman" w:cs="Times New Roman"/>
+                <w:lang w:val="tr-TR"/>
+              </w:rPr>
+              <w:t>O ⇌ H</w:t>
             </w:r>
             <w:r>
               <w:rPr>
@@ -949,14 +981,14 @@
                 <w:vertAlign w:val="subscript"/>
                 <w:lang w:val="tr-TR"/>
               </w:rPr>
-              <w:t xml:space="preserve">3</w:t>
-            </w:r>
-            <w:r>
-              <w:rPr>
-                <w:rFonts w:ascii="Times New Roman" w:hAnsi="Times New Roman" w:cs="Times New Roman"/>
-                <w:lang w:val="tr-TR"/>
-              </w:rPr>
-              <w:t xml:space="preserve">O</w:t>
+              <w:t>3</w:t>
+            </w:r>
+            <w:r>
+              <w:rPr>
+                <w:rFonts w:ascii="Times New Roman" w:hAnsi="Times New Roman" w:cs="Times New Roman"/>
+                <w:lang w:val="tr-TR"/>
+              </w:rPr>
+              <w:t>O</w:t>
             </w:r>
             <w:r>
               <w:rPr>
@@ -964,7 +996,7 @@
                 <w:vertAlign w:val="superscript"/>
                 <w:lang w:val="tr-TR"/>
               </w:rPr>
-              <w:t xml:space="preserve">+</w:t>
+              <w:t>+</w:t>
             </w:r>
             <w:r>
               <w:rPr>
@@ -979,14 +1011,14 @@
                 <w:vertAlign w:val="subscript"/>
                 <w:lang w:val="tr-TR"/>
               </w:rPr>
-              <w:t xml:space="preserve">3</w:t>
-            </w:r>
-            <w:r>
-              <w:rPr>
-                <w:rFonts w:ascii="Times New Roman" w:hAnsi="Times New Roman" w:cs="Times New Roman"/>
-                <w:lang w:val="tr-TR"/>
-              </w:rPr>
-              <w:t xml:space="preserve">COO</w:t>
+              <w:t>3</w:t>
+            </w:r>
+            <w:r>
+              <w:rPr>
+                <w:rFonts w:ascii="Times New Roman" w:hAnsi="Times New Roman" w:cs="Times New Roman"/>
+                <w:lang w:val="tr-TR"/>
+              </w:rPr>
+              <w:t>COO</w:t>
             </w:r>
             <w:r>
               <w:rPr>
@@ -994,7 +1026,7 @@
                 <w:vertAlign w:val="superscript"/>
                 <w:lang w:val="tr-TR"/>
               </w:rPr>
-              <w:t xml:space="preserve">−</w:t>
+              <w:t>−</w:t>
             </w:r>
           </w:p>
         </w:tc>
@@ -1016,12 +1048,15 @@
                 <w:rFonts w:ascii="Times New Roman" w:hAnsi="Times New Roman" w:cs="Times New Roman"/>
                 <w:lang w:val="tr-TR"/>
               </w:rPr>
-              <w:t xml:space="preserve">1,3</w:t>
+              <w:t>1,3</w:t>
             </w:r>
           </w:p>
         </w:tc>
       </w:tr>
       <w:tr>
+        <w:trPr>
+          <w:jc w:val="center"/>
+        </w:trPr>
         <w:tc>
           <w:tcPr>
             <w:tcW w:w="1600" w:type="dxa"/>
@@ -1040,7 +1075,7 @@
                 <w:rFonts w:ascii="Times New Roman" w:hAnsi="Times New Roman" w:cs="Times New Roman"/>
                 <w:lang w:val="tr-TR"/>
               </w:rPr>
-              <w:t xml:space="preserve">NaOH</w:t>
+              <w:t>NaOH</w:t>
             </w:r>
           </w:p>
         </w:tc>
@@ -1062,7 +1097,7 @@
                 <w:rFonts w:ascii="Times New Roman" w:hAnsi="Times New Roman" w:cs="Times New Roman"/>
                 <w:lang w:val="tr-TR"/>
               </w:rPr>
-              <w:t xml:space="preserve">NaOH → Na</w:t>
+              <w:t>NaOH → Na</w:t>
             </w:r>
             <w:r>
               <w:rPr>
@@ -1070,7 +1105,7 @@
                 <w:vertAlign w:val="superscript"/>
                 <w:lang w:val="tr-TR"/>
               </w:rPr>
-              <w:t xml:space="preserve">+</w:t>
+              <w:t>+</w:t>
             </w:r>
             <w:r>
               <w:rPr>
@@ -1085,7 +1120,7 @@
                 <w:vertAlign w:val="superscript"/>
                 <w:lang w:val="tr-TR"/>
               </w:rPr>
-              <w:t xml:space="preserve">−</w:t>
+              <w:t>−</w:t>
             </w:r>
           </w:p>
         </w:tc>
@@ -1107,12 +1142,15 @@
                 <w:rFonts w:ascii="Times New Roman" w:hAnsi="Times New Roman" w:cs="Times New Roman"/>
                 <w:lang w:val="tr-TR"/>
               </w:rPr>
-              <w:t xml:space="preserve">≈100</w:t>
+              <w:t>≈100</w:t>
             </w:r>
           </w:p>
         </w:tc>
       </w:tr>
       <w:tr>
+        <w:trPr>
+          <w:jc w:val="center"/>
+        </w:trPr>
         <w:tc>
           <w:tcPr>
             <w:tcW w:w="1600" w:type="dxa"/>
@@ -1131,7 +1169,7 @@
                 <w:rFonts w:ascii="Times New Roman" w:hAnsi="Times New Roman" w:cs="Times New Roman"/>
                 <w:lang w:val="tr-TR"/>
               </w:rPr>
-              <w:t xml:space="preserve">NH</w:t>
+              <w:t>NH</w:t>
             </w:r>
             <w:r>
               <w:rPr>
@@ -1139,7 +1177,7 @@
                 <w:vertAlign w:val="subscript"/>
                 <w:lang w:val="tr-TR"/>
               </w:rPr>
-              <w:t xml:space="preserve">3</w:t>
+              <w:t>3</w:t>
             </w:r>
           </w:p>
         </w:tc>
@@ -1161,7 +1199,7 @@
                 <w:rFonts w:ascii="Times New Roman" w:hAnsi="Times New Roman" w:cs="Times New Roman"/>
                 <w:lang w:val="tr-TR"/>
               </w:rPr>
-              <w:t xml:space="preserve">NH</w:t>
+              <w:t>NH</w:t>
             </w:r>
             <w:r>
               <w:rPr>
@@ -1169,7 +1207,7 @@
                 <w:vertAlign w:val="subscript"/>
                 <w:lang w:val="tr-TR"/>
               </w:rPr>
-              <w:t xml:space="preserve">3</w:t>
+              <w:t>3</w:t>
             </w:r>
             <w:r>
               <w:rPr>
@@ -1184,14 +1222,14 @@
                 <w:vertAlign w:val="subscript"/>
                 <w:lang w:val="tr-TR"/>
               </w:rPr>
-              <w:t xml:space="preserve">2</w:t>
-            </w:r>
-            <w:r>
-              <w:rPr>
-                <w:rFonts w:ascii="Times New Roman" w:hAnsi="Times New Roman" w:cs="Times New Roman"/>
-                <w:lang w:val="tr-TR"/>
-              </w:rPr>
-              <w:t xml:space="preserve">O ⇌ NH</w:t>
+              <w:t>2</w:t>
+            </w:r>
+            <w:r>
+              <w:rPr>
+                <w:rFonts w:ascii="Times New Roman" w:hAnsi="Times New Roman" w:cs="Times New Roman"/>
+                <w:lang w:val="tr-TR"/>
+              </w:rPr>
+              <w:t>O ⇌ NH</w:t>
             </w:r>
             <w:r>
               <w:rPr>
@@ -1199,7 +1237,7 @@
                 <w:vertAlign w:val="subscript"/>
                 <w:lang w:val="tr-TR"/>
               </w:rPr>
-              <w:t xml:space="preserve">4</w:t>
+              <w:t>4</w:t>
             </w:r>
             <w:r>
               <w:rPr>
@@ -1207,7 +1245,7 @@
                 <w:vertAlign w:val="superscript"/>
                 <w:lang w:val="tr-TR"/>
               </w:rPr>
-              <w:t xml:space="preserve">+</w:t>
+              <w:t>+</w:t>
             </w:r>
             <w:r>
               <w:rPr>
@@ -1222,7 +1260,7 @@
                 <w:vertAlign w:val="superscript"/>
                 <w:lang w:val="tr-TR"/>
               </w:rPr>
-              <w:t xml:space="preserve">−</w:t>
+              <w:t>−</w:t>
             </w:r>
           </w:p>
         </w:tc>
@@ -1244,7 +1282,7 @@
                 <w:rFonts w:ascii="Times New Roman" w:hAnsi="Times New Roman" w:cs="Times New Roman"/>
                 <w:lang w:val="tr-TR"/>
               </w:rPr>
-              <w:t xml:space="preserve">1,3</w:t>
+              <w:t>1,3</w:t>
             </w:r>
           </w:p>
         </w:tc>
@@ -1264,7 +1302,7 @@
         <w:pStyle w:val="ListParagraph"/>
         <w:numPr>
           <w:ilvl w:val="0"/>
-          <w:numId w:val="51"/>
+          <w:numId w:val="1"/>
         </w:numPr>
         <w:jc w:val="both"/>
         <w:rPr>
@@ -1277,7 +1315,7 @@
           <w:rFonts w:ascii="Times New Roman" w:hAnsi="Times New Roman" w:cs="Times New Roman"/>
           <w:lang w:val="tr-TR"/>
         </w:rPr>
-        <w:t xml:space="preserve">Verileri kullanarak asitlerin ve bazların kuvvetlerinin belirlenmesine yönelik araştırma soruları oluşturunuz. Çeşitli fikir ve argümanlara açık olunuz; merakınızın peşinden gidiniz.</w:t>
+        <w:t>Verileri kullanarak asitlerin ve bazların kuvvetlerinin belirlenmesine yönelik araştırma soruları oluşturunuz. Çeşitli fikir ve argümanlara açık olunuz; merakınızın peşinden gidiniz.</w:t>
       </w:r>
     </w:p>
     <w:p>
@@ -1294,7 +1332,7 @@
           <w:rFonts w:ascii="Times New Roman" w:hAnsi="Times New Roman" w:cs="Times New Roman"/>
           <w:lang w:val="tr-TR"/>
         </w:rPr>
-        <w:t xml:space="preserve">……………………………………………………………………………………………</w:t>
+        <w:t>……………………………………………………………………………………………</w:t>
       </w:r>
     </w:p>
     <w:p>
@@ -1311,7 +1349,7 @@
           <w:rFonts w:ascii="Times New Roman" w:hAnsi="Times New Roman" w:cs="Times New Roman"/>
           <w:lang w:val="tr-TR"/>
         </w:rPr>
-        <w:t xml:space="preserve">……………………………………………………………………………………………</w:t>
+        <w:t>……………………………………………………………………………………………</w:t>
       </w:r>
     </w:p>
     <w:p>
@@ -1319,7 +1357,7 @@
         <w:pStyle w:val="ListParagraph"/>
         <w:numPr>
           <w:ilvl w:val="0"/>
-          <w:numId w:val="51"/>
+          <w:numId w:val="1"/>
         </w:numPr>
         <w:jc w:val="both"/>
         <w:rPr>
@@ -1332,30 +1370,30 @@
           <w:rFonts w:ascii="Times New Roman" w:hAnsi="Times New Roman" w:cs="Times New Roman"/>
           <w:lang w:val="tr-TR"/>
         </w:rPr>
-        <w:t xml:space="preserve">HCl ve CH</w:t>
-      </w:r>
-      <w:r>
-        <w:rPr>
-          <w:rFonts w:ascii="Times New Roman" w:hAnsi="Times New Roman" w:cs="Times New Roman"/>
-          <w:lang w:val="tr-TR"/>
+        <w:t>HCl ve CH</w:t>
+      </w:r>
+      <w:r>
+        <w:rPr>
+          <w:rFonts w:ascii="Times New Roman" w:hAnsi="Times New Roman" w:cs="Times New Roman"/>
           <w:vertAlign w:val="subscript"/>
-        </w:rPr>
-        <w:t xml:space="preserve">3</w:t>
-      </w:r>
-      <w:r>
-        <w:rPr>
-          <w:rFonts w:ascii="Times New Roman" w:hAnsi="Times New Roman" w:cs="Times New Roman"/>
-          <w:lang w:val="tr-TR"/>
-        </w:rPr>
-        <w:t xml:space="preserve">COOH çözeltileri ile NaOH ve NH</w:t>
-      </w:r>
-      <w:r>
-        <w:rPr>
-          <w:rFonts w:ascii="Times New Roman" w:hAnsi="Times New Roman" w:cs="Times New Roman"/>
-          <w:lang w:val="tr-TR"/>
+          <w:lang w:val="tr-TR"/>
+        </w:rPr>
+        <w:t>3</w:t>
+      </w:r>
+      <w:r>
+        <w:rPr>
+          <w:rFonts w:ascii="Times New Roman" w:hAnsi="Times New Roman" w:cs="Times New Roman"/>
+          <w:lang w:val="tr-TR"/>
+        </w:rPr>
+        <w:t>COOH çözeltileri ile NaOH ve NH</w:t>
+      </w:r>
+      <w:r>
+        <w:rPr>
+          <w:rFonts w:ascii="Times New Roman" w:hAnsi="Times New Roman" w:cs="Times New Roman"/>
           <w:vertAlign w:val="subscript"/>
-        </w:rPr>
-        <w:t xml:space="preserve">3</w:t>
+          <w:lang w:val="tr-TR"/>
+        </w:rPr>
+        <w:t>3</w:t>
       </w:r>
       <w:r>
         <w:rPr>
@@ -1379,7 +1417,7 @@
           <w:rFonts w:ascii="Times New Roman" w:hAnsi="Times New Roman" w:cs="Times New Roman"/>
           <w:lang w:val="tr-TR"/>
         </w:rPr>
-        <w:t xml:space="preserve">……………………………………………………………………………………………</w:t>
+        <w:t>……………………………………………………………………………………………</w:t>
       </w:r>
     </w:p>
     <w:p>
@@ -1396,7 +1434,7 @@
           <w:rFonts w:ascii="Times New Roman" w:hAnsi="Times New Roman" w:cs="Times New Roman"/>
           <w:lang w:val="tr-TR"/>
         </w:rPr>
-        <w:t xml:space="preserve">……………………………………………………………………………………………</w:t>
+        <w:t>……………………………………………………………………………………………</w:t>
       </w:r>
     </w:p>
     <w:tbl>
@@ -1409,6 +1447,7 @@
           <w:bottom w:val="single" w:sz="8" w:space="0" w:color="7F7F7F"/>
           <w:right w:val="single" w:sz="8" w:space="0" w:color="7F7F7F"/>
         </w:tblBorders>
+        <w:tblLook w:val="04A0" w:firstRow="1" w:lastRow="0" w:firstColumn="1" w:lastColumn="0" w:noHBand="0" w:noVBand="1"/>
       </w:tblPr>
       <w:tblGrid>
         <w:gridCol w:w="9000"/>
@@ -1416,6 +1455,7 @@
       <w:tr>
         <w:trPr>
           <w:trHeight w:val="2600"/>
+          <w:jc w:val="center"/>
         </w:trPr>
         <w:tc>
           <w:tcPr>
@@ -1423,7 +1463,6 @@
           </w:tcPr>
           <w:p>
             <w:pPr>
-              <w:jc w:val="left"/>
               <w:rPr>
                 <w:rFonts w:ascii="Times New Roman" w:hAnsi="Times New Roman" w:cs="Times New Roman"/>
                 <w:b/>
@@ -1438,7 +1477,7 @@
                 <w:bCs/>
                 <w:lang w:val="tr-TR"/>
               </w:rPr>
-              <w:t xml:space="preserve">Modelim</w:t>
+              <w:t>Modelim</w:t>
             </w:r>
           </w:p>
         </w:tc>
@@ -1468,7 +1507,7 @@
           <w:bCs/>
           <w:lang w:val="tr-TR"/>
         </w:rPr>
-        <w:t xml:space="preserve">2. Aşama: Araştırmanın Gerçekleştirilmesi</w:t>
+        <w:t>2. Aşama: Araştırmanın Gerçekleştirilmesi</w:t>
       </w:r>
     </w:p>
     <w:p>
@@ -1484,30 +1523,31 @@
           <w:rFonts w:ascii="Times New Roman" w:hAnsi="Times New Roman" w:cs="Times New Roman"/>
           <w:lang w:val="tr-TR"/>
         </w:rPr>
-        <w:t xml:space="preserve">Grubunuzla birlikte aynı sıcaklık ve derişimde (0,10 M) hazırlanmış HCl, CH</w:t>
-      </w:r>
-      <w:r>
-        <w:rPr>
-          <w:rFonts w:ascii="Times New Roman" w:hAnsi="Times New Roman" w:cs="Times New Roman"/>
-          <w:lang w:val="tr-TR"/>
+        <w:lastRenderedPageBreak/>
+        <w:t>Grubunuzla birlikte aynı sıcaklık ve derişimde (0,10 M) hazırlanmış HCl, CH</w:t>
+      </w:r>
+      <w:r>
+        <w:rPr>
+          <w:rFonts w:ascii="Times New Roman" w:hAnsi="Times New Roman" w:cs="Times New Roman"/>
           <w:vertAlign w:val="subscript"/>
-        </w:rPr>
-        <w:t xml:space="preserve">3</w:t>
-      </w:r>
-      <w:r>
-        <w:rPr>
-          <w:rFonts w:ascii="Times New Roman" w:hAnsi="Times New Roman" w:cs="Times New Roman"/>
-          <w:lang w:val="tr-TR"/>
-        </w:rPr>
-        <w:t xml:space="preserve">COOH, NaOH ve NH</w:t>
-      </w:r>
-      <w:r>
-        <w:rPr>
-          <w:rFonts w:ascii="Times New Roman" w:hAnsi="Times New Roman" w:cs="Times New Roman"/>
-          <w:lang w:val="tr-TR"/>
+          <w:lang w:val="tr-TR"/>
+        </w:rPr>
+        <w:t>3</w:t>
+      </w:r>
+      <w:r>
+        <w:rPr>
+          <w:rFonts w:ascii="Times New Roman" w:hAnsi="Times New Roman" w:cs="Times New Roman"/>
+          <w:lang w:val="tr-TR"/>
+        </w:rPr>
+        <w:t>COOH, NaOH ve NH</w:t>
+      </w:r>
+      <w:r>
+        <w:rPr>
+          <w:rFonts w:ascii="Times New Roman" w:hAnsi="Times New Roman" w:cs="Times New Roman"/>
           <w:vertAlign w:val="subscript"/>
-        </w:rPr>
-        <w:t xml:space="preserve">3</w:t>
+          <w:lang w:val="tr-TR"/>
+        </w:rPr>
+        <w:t>3</w:t>
       </w:r>
       <w:r>
         <w:rPr>
@@ -1530,7 +1570,7 @@
           <w:insideV w:val="single" w:sz="4" w:space="0" w:color="auto"/>
         </w:tblBorders>
         <w:tblLayout w:type="fixed"/>
-        <w:tblLook w:val="04A0"/>
+        <w:tblLook w:val="04A0" w:firstRow="1" w:lastRow="0" w:firstColumn="1" w:lastColumn="0" w:noHBand="0" w:noVBand="1"/>
       </w:tblPr>
       <w:tblGrid>
         <w:gridCol w:w="2200"/>
@@ -1539,6 +1579,9 @@
         <w:gridCol w:w="1800"/>
       </w:tblGrid>
       <w:tr>
+        <w:trPr>
+          <w:jc w:val="center"/>
+        </w:trPr>
         <w:tc>
           <w:tcPr>
             <w:tcW w:w="2200" w:type="dxa"/>
@@ -1562,7 +1605,7 @@
                 <w:bCs/>
                 <w:lang w:val="tr-TR"/>
               </w:rPr>
-              <w:t xml:space="preserve">Çözelti (0,10 M)</w:t>
+              <w:t>Çözelti (0,10 M)</w:t>
             </w:r>
           </w:p>
         </w:tc>
@@ -1589,7 +1632,7 @@
                 <w:bCs/>
                 <w:lang w:val="tr-TR"/>
               </w:rPr>
-              <w:t xml:space="preserve">pH</w:t>
+              <w:t>pH</w:t>
             </w:r>
           </w:p>
         </w:tc>
@@ -1616,7 +1659,7 @@
                 <w:bCs/>
                 <w:lang w:val="tr-TR"/>
               </w:rPr>
-              <w:t xml:space="preserve">İletkenlik (ampul parlaklığı ya da µS/cm)</w:t>
+              <w:t>İletkenlik (ampul parlaklığı ya da µS/cm)</w:t>
             </w:r>
           </w:p>
         </w:tc>
@@ -1643,7 +1686,7 @@
                 <w:bCs/>
                 <w:lang w:val="tr-TR"/>
               </w:rPr>
-              <w:t xml:space="preserve">Kuvvetli/Zayıf</w:t>
+              <w:t>Kuvvetli/Zayıf</w:t>
             </w:r>
           </w:p>
         </w:tc>
@@ -1651,6 +1694,7 @@
       <w:tr>
         <w:trPr>
           <w:trHeight w:val="500"/>
+          <w:jc w:val="center"/>
         </w:trPr>
         <w:tc>
           <w:tcPr>
@@ -1670,7 +1714,7 @@
                 <w:rFonts w:ascii="Times New Roman" w:hAnsi="Times New Roman" w:cs="Times New Roman"/>
                 <w:lang w:val="tr-TR"/>
               </w:rPr>
-              <w:t xml:space="preserve">HCl</w:t>
+              <w:t>HCl</w:t>
             </w:r>
           </w:p>
         </w:tc>
@@ -1723,6 +1767,7 @@
       <w:tr>
         <w:trPr>
           <w:trHeight w:val="500"/>
+          <w:jc w:val="center"/>
         </w:trPr>
         <w:tc>
           <w:tcPr>
@@ -1742,7 +1787,7 @@
                 <w:rFonts w:ascii="Times New Roman" w:hAnsi="Times New Roman" w:cs="Times New Roman"/>
                 <w:lang w:val="tr-TR"/>
               </w:rPr>
-              <w:t xml:space="preserve">CH</w:t>
+              <w:t>CH</w:t>
             </w:r>
             <w:r>
               <w:rPr>
@@ -1750,14 +1795,14 @@
                 <w:vertAlign w:val="subscript"/>
                 <w:lang w:val="tr-TR"/>
               </w:rPr>
-              <w:t xml:space="preserve">3</w:t>
-            </w:r>
-            <w:r>
-              <w:rPr>
-                <w:rFonts w:ascii="Times New Roman" w:hAnsi="Times New Roman" w:cs="Times New Roman"/>
-                <w:lang w:val="tr-TR"/>
-              </w:rPr>
-              <w:t xml:space="preserve">COOH</w:t>
+              <w:t>3</w:t>
+            </w:r>
+            <w:r>
+              <w:rPr>
+                <w:rFonts w:ascii="Times New Roman" w:hAnsi="Times New Roman" w:cs="Times New Roman"/>
+                <w:lang w:val="tr-TR"/>
+              </w:rPr>
+              <w:t>COOH</w:t>
             </w:r>
           </w:p>
         </w:tc>
@@ -1810,6 +1855,7 @@
       <w:tr>
         <w:trPr>
           <w:trHeight w:val="500"/>
+          <w:jc w:val="center"/>
         </w:trPr>
         <w:tc>
           <w:tcPr>
@@ -1829,7 +1875,7 @@
                 <w:rFonts w:ascii="Times New Roman" w:hAnsi="Times New Roman" w:cs="Times New Roman"/>
                 <w:lang w:val="tr-TR"/>
               </w:rPr>
-              <w:t xml:space="preserve">NaOH</w:t>
+              <w:t>NaOH</w:t>
             </w:r>
           </w:p>
         </w:tc>
@@ -1882,6 +1928,7 @@
       <w:tr>
         <w:trPr>
           <w:trHeight w:val="500"/>
+          <w:jc w:val="center"/>
         </w:trPr>
         <w:tc>
           <w:tcPr>
@@ -1901,7 +1948,7 @@
                 <w:rFonts w:ascii="Times New Roman" w:hAnsi="Times New Roman" w:cs="Times New Roman"/>
                 <w:lang w:val="tr-TR"/>
               </w:rPr>
-              <w:t xml:space="preserve">NH</w:t>
+              <w:t>NH</w:t>
             </w:r>
             <w:r>
               <w:rPr>
@@ -1909,7 +1956,7 @@
                 <w:vertAlign w:val="subscript"/>
                 <w:lang w:val="tr-TR"/>
               </w:rPr>
-              <w:t xml:space="preserve">3</w:t>
+              <w:t>3</w:t>
             </w:r>
           </w:p>
         </w:tc>
@@ -1974,7 +2021,7 @@
         <w:pStyle w:val="ListParagraph"/>
         <w:numPr>
           <w:ilvl w:val="0"/>
-          <w:numId w:val="52"/>
+          <w:numId w:val="2"/>
         </w:numPr>
         <w:jc w:val="both"/>
         <w:rPr>
@@ -1987,7 +2034,7 @@
           <w:rFonts w:ascii="Times New Roman" w:hAnsi="Times New Roman" w:cs="Times New Roman"/>
           <w:lang w:val="tr-TR"/>
         </w:rPr>
-        <w:t xml:space="preserve">Ölçtüğünüz pH ve iletkenlik değerlerini iyonlaşma yüzdeleriyle ilişkilendirerek asitlerin ve bazların kuvvetlerini karşılaştırınız.</w:t>
+        <w:t>Ölçtüğünüz pH ve iletkenlik değerlerini iyonlaşma yüzdeleriyle ilişkilendirerek asitlerin ve bazların kuvvetlerini karşılaştırınız.</w:t>
       </w:r>
     </w:p>
     <w:p>
@@ -2004,7 +2051,7 @@
           <w:rFonts w:ascii="Times New Roman" w:hAnsi="Times New Roman" w:cs="Times New Roman"/>
           <w:lang w:val="tr-TR"/>
         </w:rPr>
-        <w:t xml:space="preserve">……………………………………………………………………………………………</w:t>
+        <w:t>……………………………………………………………………………………………</w:t>
       </w:r>
     </w:p>
     <w:p>
@@ -2021,7 +2068,7 @@
           <w:rFonts w:ascii="Times New Roman" w:hAnsi="Times New Roman" w:cs="Times New Roman"/>
           <w:lang w:val="tr-TR"/>
         </w:rPr>
-        <w:t xml:space="preserve">……………………………………………………………………………………………</w:t>
+        <w:t>……………………………………………………………………………………………</w:t>
       </w:r>
     </w:p>
     <w:p>
@@ -2029,7 +2076,7 @@
         <w:pStyle w:val="ListParagraph"/>
         <w:numPr>
           <w:ilvl w:val="0"/>
-          <w:numId w:val="52"/>
+          <w:numId w:val="2"/>
         </w:numPr>
         <w:jc w:val="both"/>
         <w:rPr>
@@ -2042,7 +2089,7 @@
           <w:rFonts w:ascii="Times New Roman" w:hAnsi="Times New Roman" w:cs="Times New Roman"/>
           <w:lang w:val="tr-TR"/>
         </w:rPr>
-        <w:t xml:space="preserve">Açıklamalarınızı alt mikro ve sembolik seviyede gösterimlerle (denklem ve modeller) destekleyiniz. Açıklamalarınızı arkadaşlarınızla paylaşırken etkili iletişim kurunuz.</w:t>
+        <w:t>Açıklamalarınızı alt mikro ve sembolik seviyede gösterimlerle (denklem ve modeller) destekleyiniz. Açıklamalarınızı arkadaşlarınızla paylaşırken etkili iletişim kurunuz.</w:t>
       </w:r>
     </w:p>
     <w:p>
@@ -2059,7 +2106,7 @@
           <w:rFonts w:ascii="Times New Roman" w:hAnsi="Times New Roman" w:cs="Times New Roman"/>
           <w:lang w:val="tr-TR"/>
         </w:rPr>
-        <w:t xml:space="preserve">……………………………………………………………………………………………</w:t>
+        <w:t>……………………………………………………………………………………………</w:t>
       </w:r>
     </w:p>
     <w:p>
@@ -2076,7 +2123,7 @@
           <w:rFonts w:ascii="Times New Roman" w:hAnsi="Times New Roman" w:cs="Times New Roman"/>
           <w:lang w:val="tr-TR"/>
         </w:rPr>
-        <w:t xml:space="preserve">……………………………………………………………………………………………</w:t>
+        <w:t>……………………………………………………………………………………………</w:t>
       </w:r>
     </w:p>
     <w:p>
@@ -2084,7 +2131,7 @@
         <w:pStyle w:val="ListParagraph"/>
         <w:numPr>
           <w:ilvl w:val="0"/>
-          <w:numId w:val="52"/>
+          <w:numId w:val="2"/>
         </w:numPr>
         <w:jc w:val="both"/>
         <w:rPr>
@@ -2097,7 +2144,7 @@
           <w:rFonts w:ascii="Times New Roman" w:hAnsi="Times New Roman" w:cs="Times New Roman"/>
           <w:lang w:val="tr-TR"/>
         </w:rPr>
-        <w:t xml:space="preserve">Açıklamalarınızı bilimsel bilgilerle karşılaştırarak değerlendiriniz. Bunun için güvenilir bilimsel kaynaklara başvurunuz ve verilerinizi adım adım, analitik bir bakışla gözden geçiriniz. Modelinizde değiştirmeniz gereken noktalar var mı?</w:t>
+        <w:t>Açıklamalarınızı bilimsel bilgilerle karşılaştırarak değerlendiriniz. Bunun için güvenilir bilimsel kaynaklara başvurunuz ve verilerinizi adım adım, analitik bir bakışla gözden geçiriniz. Modelinizde değiştirmeniz gereken noktalar var mı?</w:t>
       </w:r>
     </w:p>
     <w:p>
@@ -2114,7 +2161,7 @@
           <w:rFonts w:ascii="Times New Roman" w:hAnsi="Times New Roman" w:cs="Times New Roman"/>
           <w:lang w:val="tr-TR"/>
         </w:rPr>
-        <w:t xml:space="preserve">……………………………………………………………………………………………</w:t>
+        <w:t>……………………………………………………………………………………………</w:t>
       </w:r>
     </w:p>
     <w:p>
@@ -2131,7 +2178,7 @@
           <w:rFonts w:ascii="Times New Roman" w:hAnsi="Times New Roman" w:cs="Times New Roman"/>
           <w:lang w:val="tr-TR"/>
         </w:rPr>
-        <w:t xml:space="preserve">……………………………………………………………………………………………</w:t>
+        <w:t>……………………………………………………………………………………………</w:t>
       </w:r>
     </w:p>
     <w:p>
@@ -2147,7 +2194,7 @@
           <w:rFonts w:ascii="Times New Roman" w:hAnsi="Times New Roman" w:cs="Times New Roman"/>
           <w:lang w:val="tr-TR"/>
         </w:rPr>
-        <w:t xml:space="preserve">Etkinliğiniz, karekodda yer alan “Dereceli Puanlama Anahtarı” ile öğretmeniniz tarafından değerlendirilecektir. Aynı formu kendinizi değerlendirmek için de kullanabilirsiniz.</w:t>
+        <w:t>Etkinliğiniz, karekodda yer alan “Dereceli Puanlama Anahtarı” ile öğretmeniniz tarafından değerlendirilecektir. Aynı formu kendinizi değerlendirmek için de kullanabilirsiniz.</w:t>
       </w:r>
     </w:p>
     <w:p>
@@ -2162,10 +2209,11 @@
           <w:noProof/>
           <w:lang w:val="tr-TR"/>
         </w:rPr>
+        <w:lastRenderedPageBreak/>
         <mc:AlternateContent>
           <mc:Choice Requires="wps">
             <w:drawing>
-              <wp:anchor distT="0" distB="0" distL="114300" distR="114300" simplePos="0" relativeHeight="251669504" behindDoc="0" locked="0" layoutInCell="1" allowOverlap="1">
+              <wp:anchor distT="0" distB="0" distL="114300" distR="114300" simplePos="0" relativeHeight="251658752" behindDoc="0" locked="0" layoutInCell="1" allowOverlap="1" wp14:anchorId="7DD9D09F" wp14:editId="28255CEC">
                 <wp:simplePos x="0" y="0"/>
                 <wp:positionH relativeFrom="column">
                   <wp:align>right</wp:align>
@@ -2295,7 +2343,7 @@
         <mc:AlternateContent>
           <mc:Choice Requires="wps">
             <w:drawing>
-              <wp:anchor distT="0" distB="0" distL="114300" distR="114300" simplePos="0" relativeHeight="251659264" behindDoc="0" locked="0" layoutInCell="1" allowOverlap="1">
+              <wp:anchor distT="0" distB="0" distL="114300" distR="114300" simplePos="0" relativeHeight="251655680" behindDoc="0" locked="0" layoutInCell="1" allowOverlap="1" wp14:anchorId="3C6A98A2" wp14:editId="606E62F4">
                 <wp:simplePos x="0" y="0"/>
                 <wp:positionH relativeFrom="column">
                   <wp:posOffset>498916</wp:posOffset>
@@ -2376,30 +2424,30 @@
           <w:rFonts w:ascii="Times New Roman" w:hAnsi="Times New Roman" w:cs="Times New Roman"/>
           <w:lang w:val="tr-TR"/>
         </w:rPr>
-        <w:t xml:space="preserve">Asitlerin ve bazların kuvveti, sulu çözeltilerindeki iyonlaşma yüzdeleriyle ilgilidir. Bir asidin iyonlaşma yüzdesi, asitten gelen H</w:t>
-      </w:r>
-      <w:r>
-        <w:rPr>
-          <w:rFonts w:ascii="Times New Roman" w:hAnsi="Times New Roman" w:cs="Times New Roman"/>
-          <w:lang w:val="tr-TR"/>
+        <w:t>Asitlerin ve bazların kuvveti, sulu çözeltilerindeki iyonlaşma yüzdeleriyle ilgilidir. Bir asidin iyonlaşma yüzdesi, asitten gelen H</w:t>
+      </w:r>
+      <w:r>
+        <w:rPr>
+          <w:rFonts w:ascii="Times New Roman" w:hAnsi="Times New Roman" w:cs="Times New Roman"/>
           <w:vertAlign w:val="subscript"/>
-        </w:rPr>
-        <w:t xml:space="preserve">3</w:t>
-      </w:r>
-      <w:r>
-        <w:rPr>
-          <w:rFonts w:ascii="Times New Roman" w:hAnsi="Times New Roman" w:cs="Times New Roman"/>
-          <w:lang w:val="tr-TR"/>
-        </w:rPr>
-        <w:t xml:space="preserve">O</w:t>
-      </w:r>
-      <w:r>
-        <w:rPr>
-          <w:rFonts w:ascii="Times New Roman" w:hAnsi="Times New Roman" w:cs="Times New Roman"/>
-          <w:lang w:val="tr-TR"/>
+          <w:lang w:val="tr-TR"/>
+        </w:rPr>
+        <w:t>3</w:t>
+      </w:r>
+      <w:r>
+        <w:rPr>
+          <w:rFonts w:ascii="Times New Roman" w:hAnsi="Times New Roman" w:cs="Times New Roman"/>
+          <w:lang w:val="tr-TR"/>
+        </w:rPr>
+        <w:t>O</w:t>
+      </w:r>
+      <w:r>
+        <w:rPr>
+          <w:rFonts w:ascii="Times New Roman" w:hAnsi="Times New Roman" w:cs="Times New Roman"/>
           <w:vertAlign w:val="superscript"/>
-        </w:rPr>
-        <w:t xml:space="preserve">+</w:t>
+          <w:lang w:val="tr-TR"/>
+        </w:rPr>
+        <w:t>+</w:t>
       </w:r>
       <w:r>
         <w:rPr>
@@ -2411,10 +2459,10 @@
       <w:r>
         <w:rPr>
           <w:rFonts w:ascii="Times New Roman" w:hAnsi="Times New Roman" w:cs="Times New Roman"/>
-          <w:lang w:val="tr-TR"/>
           <w:vertAlign w:val="superscript"/>
-        </w:rPr>
-        <w:t xml:space="preserve">−</w:t>
+          <w:lang w:val="tr-TR"/>
+        </w:rPr>
+        <w:t>−</w:t>
       </w:r>
       <w:r>
         <w:rPr>
@@ -2424,7 +2472,7 @@
         <w:t xml:space="preserve"> derişiminin bazın başlangıç derişimine oranının 100 ile çarpılmasıyla bulunur. Suda tamamen (%100) iyonlaştığı kabul edilen asitlere kuvvetli asit, kısmen iyonlaşan asitlere zayıf asit denir. Bazlar için de aynı ölçüt geçerlidir: Suda tamamen iyonlaştığı kabul edilen bazlar kuvvetli baz, kısmen iyonlaşan bazlar ise zayıf bazdır (Grafik A). Kuvvetli asit ve bazların iyonlaşması tek yönlü ok (→), zayıf asit ve bazların iyonlaşması ise denge oku (⇌) ile gösterilir.</w:t>
       </w:r>
     </w:p>
-    <w:p xmlns:a="http://schemas.openxmlformats.org/drawingml/2006/main" xmlns:pic="http://schemas.openxmlformats.org/drawingml/2006/picture">
+    <w:p>
       <w:pPr>
         <w:jc w:val="center"/>
         <w:rPr>
@@ -2433,22 +2481,26 @@
         </w:rPr>
       </w:pPr>
       <w:r>
+        <w:rPr>
+          <w:noProof/>
+        </w:rPr>
         <w:drawing>
-          <wp:inline distT="0" distB="0" distL="0" distR="0">
+          <wp:inline distT="0" distB="0" distL="0" distR="0" wp14:anchorId="05D71E42" wp14:editId="28B087DE">
             <wp:extent cx="4678689" cy="2590805"/>
+            <wp:effectExtent l="0" t="0" r="0" b="0"/>
             <wp:docPr id="900003" name="Grafik 900003" descr="HBr, HClO4, HCOOH, C6H5COOH, KOH ve CH3NH2 için iyonlaşma yüzdeleri"/>
             <wp:cNvGraphicFramePr>
-              <a:graphicFrameLocks noChangeAspect="1"/>
+              <a:graphicFrameLocks xmlns:a="http://schemas.openxmlformats.org/drawingml/2006/main" noChangeAspect="1"/>
             </wp:cNvGraphicFramePr>
-            <a:graphic>
+            <a:graphic xmlns:a="http://schemas.openxmlformats.org/drawingml/2006/main">
               <a:graphicData uri="http://schemas.openxmlformats.org/drawingml/2006/picture">
-                <pic:pic>
+                <pic:pic xmlns:pic="http://schemas.openxmlformats.org/drawingml/2006/picture">
                   <pic:nvPicPr>
                     <pic:cNvPr id="900003" name="k11_900003.png"/>
                     <pic:cNvPicPr/>
                   </pic:nvPicPr>
                   <pic:blipFill>
-                    <a:blip r:embed="rIdK1"/>
+                    <a:blip r:embed="rId9"/>
                     <a:stretch>
                       <a:fillRect/>
                     </a:stretch>
@@ -2484,7 +2536,7 @@
           <w:bCs/>
           <w:lang w:val="tr-TR"/>
         </w:rPr>
-        <w:t xml:space="preserve">Grafik A:</w:t>
+        <w:t>Grafik A:</w:t>
       </w:r>
       <w:r>
         <w:rPr>
@@ -2507,30 +2559,30 @@
           <w:rFonts w:ascii="Times New Roman" w:hAnsi="Times New Roman" w:cs="Times New Roman"/>
           <w:lang w:val="tr-TR"/>
         </w:rPr>
-        <w:t xml:space="preserve">Aynı derişimdeki bir kuvvetli asit çözeltisinde zayıf asit çözeltisine göre çok daha fazla H</w:t>
-      </w:r>
-      <w:r>
-        <w:rPr>
-          <w:rFonts w:ascii="Times New Roman" w:hAnsi="Times New Roman" w:cs="Times New Roman"/>
-          <w:lang w:val="tr-TR"/>
+        <w:t>Aynı derişimdeki bir kuvvetli asit çözeltisinde zayıf asit çözeltisine göre çok daha fazla H</w:t>
+      </w:r>
+      <w:r>
+        <w:rPr>
+          <w:rFonts w:ascii="Times New Roman" w:hAnsi="Times New Roman" w:cs="Times New Roman"/>
           <w:vertAlign w:val="subscript"/>
-        </w:rPr>
-        <w:t xml:space="preserve">3</w:t>
-      </w:r>
-      <w:r>
-        <w:rPr>
-          <w:rFonts w:ascii="Times New Roman" w:hAnsi="Times New Roman" w:cs="Times New Roman"/>
-          <w:lang w:val="tr-TR"/>
-        </w:rPr>
-        <w:t xml:space="preserve">O</w:t>
-      </w:r>
-      <w:r>
-        <w:rPr>
-          <w:rFonts w:ascii="Times New Roman" w:hAnsi="Times New Roman" w:cs="Times New Roman"/>
-          <w:lang w:val="tr-TR"/>
+          <w:lang w:val="tr-TR"/>
+        </w:rPr>
+        <w:t>3</w:t>
+      </w:r>
+      <w:r>
+        <w:rPr>
+          <w:rFonts w:ascii="Times New Roman" w:hAnsi="Times New Roman" w:cs="Times New Roman"/>
+          <w:lang w:val="tr-TR"/>
+        </w:rPr>
+        <w:t>O</w:t>
+      </w:r>
+      <w:r>
+        <w:rPr>
+          <w:rFonts w:ascii="Times New Roman" w:hAnsi="Times New Roman" w:cs="Times New Roman"/>
           <w:vertAlign w:val="superscript"/>
-        </w:rPr>
-        <w:t xml:space="preserve">+</w:t>
+          <w:lang w:val="tr-TR"/>
+        </w:rPr>
+        <w:t>+</w:t>
       </w:r>
       <w:r>
         <w:rPr>
@@ -2542,100 +2594,100 @@
       <w:r>
         <w:rPr>
           <w:rFonts w:ascii="Times New Roman" w:hAnsi="Times New Roman" w:cs="Times New Roman"/>
-          <w:lang w:val="tr-TR"/>
           <w:vertAlign w:val="subscript"/>
-        </w:rPr>
-        <w:t xml:space="preserve">3</w:t>
-      </w:r>
-      <w:r>
-        <w:rPr>
-          <w:rFonts w:ascii="Times New Roman" w:hAnsi="Times New Roman" w:cs="Times New Roman"/>
-          <w:lang w:val="tr-TR"/>
-        </w:rPr>
-        <w:t xml:space="preserve">O</w:t>
-      </w:r>
-      <w:r>
-        <w:rPr>
-          <w:rFonts w:ascii="Times New Roman" w:hAnsi="Times New Roman" w:cs="Times New Roman"/>
-          <w:lang w:val="tr-TR"/>
+          <w:lang w:val="tr-TR"/>
+        </w:rPr>
+        <w:t>3</w:t>
+      </w:r>
+      <w:r>
+        <w:rPr>
+          <w:rFonts w:ascii="Times New Roman" w:hAnsi="Times New Roman" w:cs="Times New Roman"/>
+          <w:lang w:val="tr-TR"/>
+        </w:rPr>
+        <w:t>O</w:t>
+      </w:r>
+      <w:r>
+        <w:rPr>
+          <w:rFonts w:ascii="Times New Roman" w:hAnsi="Times New Roman" w:cs="Times New Roman"/>
           <w:vertAlign w:val="superscript"/>
-        </w:rPr>
-        <w:t xml:space="preserve">+</w:t>
-      </w:r>
-      <w:r>
-        <w:rPr>
-          <w:rFonts w:ascii="Times New Roman" w:hAnsi="Times New Roman" w:cs="Times New Roman"/>
-          <w:lang w:val="tr-TR"/>
-        </w:rPr>
-        <w:t xml:space="preserve">] = 0,10 mol/L iken %2,5 oranında iyonlaşan 0,10 M benzoik asit (C</w:t>
-      </w:r>
-      <w:r>
-        <w:rPr>
-          <w:rFonts w:ascii="Times New Roman" w:hAnsi="Times New Roman" w:cs="Times New Roman"/>
-          <w:lang w:val="tr-TR"/>
+          <w:lang w:val="tr-TR"/>
+        </w:rPr>
+        <w:t>+</w:t>
+      </w:r>
+      <w:r>
+        <w:rPr>
+          <w:rFonts w:ascii="Times New Roman" w:hAnsi="Times New Roman" w:cs="Times New Roman"/>
+          <w:lang w:val="tr-TR"/>
+        </w:rPr>
+        <w:t>] = 0,10 mol/L iken %2,5 oranında iyonlaşan 0,10 M benzoik asit (C</w:t>
+      </w:r>
+      <w:r>
+        <w:rPr>
+          <w:rFonts w:ascii="Times New Roman" w:hAnsi="Times New Roman" w:cs="Times New Roman"/>
           <w:vertAlign w:val="subscript"/>
-        </w:rPr>
-        <w:t xml:space="preserve">6</w:t>
-      </w:r>
-      <w:r>
-        <w:rPr>
-          <w:rFonts w:ascii="Times New Roman" w:hAnsi="Times New Roman" w:cs="Times New Roman"/>
-          <w:lang w:val="tr-TR"/>
-        </w:rPr>
-        <w:t xml:space="preserve">H</w:t>
-      </w:r>
-      <w:r>
-        <w:rPr>
-          <w:rFonts w:ascii="Times New Roman" w:hAnsi="Times New Roman" w:cs="Times New Roman"/>
-          <w:lang w:val="tr-TR"/>
+          <w:lang w:val="tr-TR"/>
+        </w:rPr>
+        <w:t>6</w:t>
+      </w:r>
+      <w:r>
+        <w:rPr>
+          <w:rFonts w:ascii="Times New Roman" w:hAnsi="Times New Roman" w:cs="Times New Roman"/>
+          <w:lang w:val="tr-TR"/>
+        </w:rPr>
+        <w:t>H</w:t>
+      </w:r>
+      <w:r>
+        <w:rPr>
+          <w:rFonts w:ascii="Times New Roman" w:hAnsi="Times New Roman" w:cs="Times New Roman"/>
           <w:vertAlign w:val="subscript"/>
-        </w:rPr>
-        <w:t xml:space="preserve">5</w:t>
-      </w:r>
-      <w:r>
-        <w:rPr>
-          <w:rFonts w:ascii="Times New Roman" w:hAnsi="Times New Roman" w:cs="Times New Roman"/>
-          <w:lang w:val="tr-TR"/>
-        </w:rPr>
-        <w:t xml:space="preserve">COOH) çözeltisinde [H</w:t>
-      </w:r>
-      <w:r>
-        <w:rPr>
-          <w:rFonts w:ascii="Times New Roman" w:hAnsi="Times New Roman" w:cs="Times New Roman"/>
-          <w:lang w:val="tr-TR"/>
+          <w:lang w:val="tr-TR"/>
+        </w:rPr>
+        <w:t>5</w:t>
+      </w:r>
+      <w:r>
+        <w:rPr>
+          <w:rFonts w:ascii="Times New Roman" w:hAnsi="Times New Roman" w:cs="Times New Roman"/>
+          <w:lang w:val="tr-TR"/>
+        </w:rPr>
+        <w:t>COOH) çözeltisinde [H</w:t>
+      </w:r>
+      <w:r>
+        <w:rPr>
+          <w:rFonts w:ascii="Times New Roman" w:hAnsi="Times New Roman" w:cs="Times New Roman"/>
           <w:vertAlign w:val="subscript"/>
-        </w:rPr>
-        <w:t xml:space="preserve">3</w:t>
-      </w:r>
-      <w:r>
-        <w:rPr>
-          <w:rFonts w:ascii="Times New Roman" w:hAnsi="Times New Roman" w:cs="Times New Roman"/>
-          <w:lang w:val="tr-TR"/>
-        </w:rPr>
-        <w:t xml:space="preserve">O</w:t>
-      </w:r>
-      <w:r>
-        <w:rPr>
-          <w:rFonts w:ascii="Times New Roman" w:hAnsi="Times New Roman" w:cs="Times New Roman"/>
-          <w:lang w:val="tr-TR"/>
+          <w:lang w:val="tr-TR"/>
+        </w:rPr>
+        <w:t>3</w:t>
+      </w:r>
+      <w:r>
+        <w:rPr>
+          <w:rFonts w:ascii="Times New Roman" w:hAnsi="Times New Roman" w:cs="Times New Roman"/>
+          <w:lang w:val="tr-TR"/>
+        </w:rPr>
+        <w:t>O</w:t>
+      </w:r>
+      <w:r>
+        <w:rPr>
+          <w:rFonts w:ascii="Times New Roman" w:hAnsi="Times New Roman" w:cs="Times New Roman"/>
           <w:vertAlign w:val="superscript"/>
-        </w:rPr>
-        <w:t xml:space="preserve">+</w:t>
-      </w:r>
-      <w:r>
-        <w:rPr>
-          <w:rFonts w:ascii="Times New Roman" w:hAnsi="Times New Roman" w:cs="Times New Roman"/>
-          <w:lang w:val="tr-TR"/>
-        </w:rPr>
-        <w:t xml:space="preserve">] = 2,5·10</w:t>
-      </w:r>
-      <w:r>
-        <w:rPr>
-          <w:rFonts w:ascii="Times New Roman" w:hAnsi="Times New Roman" w:cs="Times New Roman"/>
-          <w:lang w:val="tr-TR"/>
+          <w:lang w:val="tr-TR"/>
+        </w:rPr>
+        <w:t>+</w:t>
+      </w:r>
+      <w:r>
+        <w:rPr>
+          <w:rFonts w:ascii="Times New Roman" w:hAnsi="Times New Roman" w:cs="Times New Roman"/>
+          <w:lang w:val="tr-TR"/>
+        </w:rPr>
+        <w:t>] = 2,5·10</w:t>
+      </w:r>
+      <w:r>
+        <w:rPr>
+          <w:rFonts w:ascii="Times New Roman" w:hAnsi="Times New Roman" w:cs="Times New Roman"/>
           <w:vertAlign w:val="superscript"/>
-        </w:rPr>
-        <w:t xml:space="preserve">-3</w:t>
+          <w:lang w:val="tr-TR"/>
+        </w:rPr>
+        <w:t>-3</w:t>
       </w:r>
       <w:r>
         <w:rPr>
@@ -2645,7 +2697,7 @@
         <w:t xml:space="preserve"> mol/L’dir. Bu nedenle aynı derişimdeki zayıf asit çözeltisinin pH değeri kuvvetli asit çözeltisininkinden büyüktür. Çözeltideki iyon sayısı fazla olduğu için kuvvetli asit ve baz çözeltilerinin elektrik iletkenliği de aynı derişimdeki zayıf asit ve baz çözeltilerininkinden yüksektir. Kuvvetli asit ve bazların sulu çözeltileri kuvvetli elektrolit, zayıf asit ve bazların sulu çözeltileri ise zayıf elektrolittir. Yaygın kuvvetli asit ve bazlar Tablo A’da verilmiştir.</w:t>
       </w:r>
     </w:p>
-    <w:p xmlns:a="http://schemas.openxmlformats.org/drawingml/2006/main" xmlns:pic="http://schemas.openxmlformats.org/drawingml/2006/picture">
+    <w:p>
       <w:pPr>
         <w:jc w:val="center"/>
         <w:rPr>
@@ -2654,22 +2706,27 @@
         </w:rPr>
       </w:pPr>
       <w:r>
+        <w:rPr>
+          <w:noProof/>
+        </w:rPr>
+        <w:lastRenderedPageBreak/>
         <w:drawing>
-          <wp:inline distT="0" distB="0" distL="0" distR="0">
-            <wp:extent cx="4680000" cy="2941714"/>
+          <wp:inline distT="0" distB="0" distL="0" distR="0" wp14:anchorId="17592AD7" wp14:editId="52CD2FC1">
+            <wp:extent cx="5038354" cy="3255270"/>
+            <wp:effectExtent l="0" t="0" r="0" b="0"/>
             <wp:docPr id="900004" name="Grafik 900004" descr="Kuvvetli (HBr) ve zayıf (HCOOH) asit modeli"/>
             <wp:cNvGraphicFramePr>
-              <a:graphicFrameLocks noChangeAspect="1"/>
+              <a:graphicFrameLocks xmlns:a="http://schemas.openxmlformats.org/drawingml/2006/main" noChangeAspect="1"/>
             </wp:cNvGraphicFramePr>
-            <a:graphic>
+            <a:graphic xmlns:a="http://schemas.openxmlformats.org/drawingml/2006/main">
               <a:graphicData uri="http://schemas.openxmlformats.org/drawingml/2006/picture">
-                <pic:pic>
+                <pic:pic xmlns:pic="http://schemas.openxmlformats.org/drawingml/2006/picture">
                   <pic:nvPicPr>
                     <pic:cNvPr id="900004" name="k11_900004.png"/>
                     <pic:cNvPicPr/>
                   </pic:nvPicPr>
                   <pic:blipFill>
-                    <a:blip r:embed="rIdK2"/>
+                    <a:blip r:embed="rId10"/>
                     <a:stretch>
                       <a:fillRect/>
                     </a:stretch>
@@ -2677,7 +2734,7 @@
                   <pic:spPr>
                     <a:xfrm>
                       <a:off x="0" y="0"/>
-                      <a:ext cx="4680000" cy="2941714"/>
+                      <a:ext cx="5038354" cy="3255270"/>
                     </a:xfrm>
                     <a:prstGeom prst="rect">
                       <a:avLst/>
@@ -2703,7 +2760,7 @@
           <w:rFonts w:ascii="Times New Roman" w:hAnsi="Times New Roman" w:cs="Times New Roman"/>
           <w:lang w:val="tr-TR"/>
         </w:rPr>
-        <w:t xml:space="preserve">Görsel C: Aynı derişimdeki kuvvetli asit (HBr) ve zayıf asit (HCOOH) çözeltilerinin alt mikro gösterimi</w:t>
+        <w:t>Görsel C: Aynı derişimdeki kuvvetli asit (HBr) ve zayıf asit (HCOOH) çözeltilerinin alt mikro gösterimi</w:t>
       </w:r>
     </w:p>
     <w:p>
@@ -2730,7 +2787,7 @@
           <w:highlight w:val="yellow"/>
           <w:lang w:val="tr-TR"/>
         </w:rPr>
-        <w:t xml:space="preserve">Taslak modeldir; su molekülleri gösterilmemiştir, yayınevi vektörel olarak yeniden çizebilir.</w:t>
+        <w:t>Taslak modeldir; su molekülleri gösterilmemiştir, yayınevi vektörel olarak yeniden çizebilir.</w:t>
       </w:r>
     </w:p>
     <w:p>
@@ -2748,7 +2805,7 @@
           <w:bCs/>
           <w:lang w:val="tr-TR"/>
         </w:rPr>
-        <w:t xml:space="preserve">Tablo A:</w:t>
+        <w:t>Tablo A:</w:t>
       </w:r>
       <w:r>
         <w:rPr>
@@ -2771,13 +2828,16 @@
           <w:insideV w:val="single" w:sz="4" w:space="0" w:color="auto"/>
         </w:tblBorders>
         <w:tblLayout w:type="fixed"/>
-        <w:tblLook w:val="04A0"/>
+        <w:tblLook w:val="04A0" w:firstRow="1" w:lastRow="0" w:firstColumn="1" w:lastColumn="0" w:noHBand="0" w:noVBand="1"/>
       </w:tblPr>
       <w:tblGrid>
         <w:gridCol w:w="4500"/>
         <w:gridCol w:w="4500"/>
       </w:tblGrid>
       <w:tr>
+        <w:trPr>
+          <w:jc w:val="center"/>
+        </w:trPr>
         <w:tc>
           <w:tcPr>
             <w:tcW w:w="4500" w:type="dxa"/>
@@ -2801,7 +2861,7 @@
                 <w:bCs/>
                 <w:lang w:val="tr-TR"/>
               </w:rPr>
-              <w:t xml:space="preserve">Kuvvetli asitler</w:t>
+              <w:t>Kuvvetli asitler</w:t>
             </w:r>
           </w:p>
         </w:tc>
@@ -2828,12 +2888,15 @@
                 <w:bCs/>
                 <w:lang w:val="tr-TR"/>
               </w:rPr>
-              <w:t xml:space="preserve">Kuvvetli bazlar</w:t>
+              <w:t>Kuvvetli bazlar</w:t>
             </w:r>
           </w:p>
         </w:tc>
       </w:tr>
       <w:tr>
+        <w:trPr>
+          <w:jc w:val="center"/>
+        </w:trPr>
         <w:tc>
           <w:tcPr>
             <w:tcW w:w="4500" w:type="dxa"/>
@@ -2852,7 +2915,7 @@
                 <w:rFonts w:ascii="Times New Roman" w:hAnsi="Times New Roman" w:cs="Times New Roman"/>
                 <w:lang w:val="tr-TR"/>
               </w:rPr>
-              <w:t xml:space="preserve">HCl, HBr, HI</w:t>
+              <w:t>HCl, HBr, HI</w:t>
             </w:r>
           </w:p>
         </w:tc>
@@ -2874,12 +2937,15 @@
                 <w:rFonts w:ascii="Times New Roman" w:hAnsi="Times New Roman" w:cs="Times New Roman"/>
                 <w:lang w:val="tr-TR"/>
               </w:rPr>
-              <w:t xml:space="preserve">LiOH, NaOH, KOH</w:t>
+              <w:t>LiOH, NaOH, KOH</w:t>
             </w:r>
           </w:p>
         </w:tc>
       </w:tr>
       <w:tr>
+        <w:trPr>
+          <w:jc w:val="center"/>
+        </w:trPr>
         <w:tc>
           <w:tcPr>
             <w:tcW w:w="4500" w:type="dxa"/>
@@ -2898,7 +2964,7 @@
                 <w:rFonts w:ascii="Times New Roman" w:hAnsi="Times New Roman" w:cs="Times New Roman"/>
                 <w:lang w:val="tr-TR"/>
               </w:rPr>
-              <w:t xml:space="preserve">HNO</w:t>
+              <w:t>HNO</w:t>
             </w:r>
             <w:r>
               <w:rPr>
@@ -2906,7 +2972,7 @@
                 <w:vertAlign w:val="subscript"/>
                 <w:lang w:val="tr-TR"/>
               </w:rPr>
-              <w:t xml:space="preserve">3</w:t>
+              <w:t>3</w:t>
             </w:r>
           </w:p>
         </w:tc>
@@ -2928,7 +2994,7 @@
                 <w:rFonts w:ascii="Times New Roman" w:hAnsi="Times New Roman" w:cs="Times New Roman"/>
                 <w:lang w:val="tr-TR"/>
               </w:rPr>
-              <w:t xml:space="preserve">Ca(OH)</w:t>
+              <w:t>Ca(OH)</w:t>
             </w:r>
             <w:r>
               <w:rPr>
@@ -2936,14 +3002,14 @@
                 <w:vertAlign w:val="subscript"/>
                 <w:lang w:val="tr-TR"/>
               </w:rPr>
-              <w:t xml:space="preserve">2</w:t>
-            </w:r>
-            <w:r>
-              <w:rPr>
-                <w:rFonts w:ascii="Times New Roman" w:hAnsi="Times New Roman" w:cs="Times New Roman"/>
-                <w:lang w:val="tr-TR"/>
-              </w:rPr>
-              <w:t xml:space="preserve">, Sr(OH)</w:t>
+              <w:t>2</w:t>
+            </w:r>
+            <w:r>
+              <w:rPr>
+                <w:rFonts w:ascii="Times New Roman" w:hAnsi="Times New Roman" w:cs="Times New Roman"/>
+                <w:lang w:val="tr-TR"/>
+              </w:rPr>
+              <w:t>, Sr(OH)</w:t>
             </w:r>
             <w:r>
               <w:rPr>
@@ -2951,14 +3017,14 @@
                 <w:vertAlign w:val="subscript"/>
                 <w:lang w:val="tr-TR"/>
               </w:rPr>
-              <w:t xml:space="preserve">2</w:t>
-            </w:r>
-            <w:r>
-              <w:rPr>
-                <w:rFonts w:ascii="Times New Roman" w:hAnsi="Times New Roman" w:cs="Times New Roman"/>
-                <w:lang w:val="tr-TR"/>
-              </w:rPr>
-              <w:t xml:space="preserve">, Ba(OH)</w:t>
+              <w:t>2</w:t>
+            </w:r>
+            <w:r>
+              <w:rPr>
+                <w:rFonts w:ascii="Times New Roman" w:hAnsi="Times New Roman" w:cs="Times New Roman"/>
+                <w:lang w:val="tr-TR"/>
+              </w:rPr>
+              <w:t>, Ba(OH)</w:t>
             </w:r>
             <w:r>
               <w:rPr>
@@ -2966,12 +3032,15 @@
                 <w:vertAlign w:val="subscript"/>
                 <w:lang w:val="tr-TR"/>
               </w:rPr>
-              <w:t xml:space="preserve">2</w:t>
+              <w:t>2</w:t>
             </w:r>
           </w:p>
         </w:tc>
       </w:tr>
       <w:tr>
+        <w:trPr>
+          <w:jc w:val="center"/>
+        </w:trPr>
         <w:tc>
           <w:tcPr>
             <w:tcW w:w="4500" w:type="dxa"/>
@@ -2990,7 +3059,7 @@
                 <w:rFonts w:ascii="Times New Roman" w:hAnsi="Times New Roman" w:cs="Times New Roman"/>
                 <w:lang w:val="tr-TR"/>
               </w:rPr>
-              <w:t xml:space="preserve">H</w:t>
+              <w:t>H</w:t>
             </w:r>
             <w:r>
               <w:rPr>
@@ -2998,14 +3067,14 @@
                 <w:vertAlign w:val="subscript"/>
                 <w:lang w:val="tr-TR"/>
               </w:rPr>
-              <w:t xml:space="preserve">2</w:t>
-            </w:r>
-            <w:r>
-              <w:rPr>
-                <w:rFonts w:ascii="Times New Roman" w:hAnsi="Times New Roman" w:cs="Times New Roman"/>
-                <w:lang w:val="tr-TR"/>
-              </w:rPr>
-              <w:t xml:space="preserve">SO</w:t>
+              <w:t>2</w:t>
+            </w:r>
+            <w:r>
+              <w:rPr>
+                <w:rFonts w:ascii="Times New Roman" w:hAnsi="Times New Roman" w:cs="Times New Roman"/>
+                <w:lang w:val="tr-TR"/>
+              </w:rPr>
+              <w:t>SO</w:t>
             </w:r>
             <w:r>
               <w:rPr>
@@ -3013,7 +3082,7 @@
                 <w:vertAlign w:val="subscript"/>
                 <w:lang w:val="tr-TR"/>
               </w:rPr>
-              <w:t xml:space="preserve">4</w:t>
+              <w:t>4</w:t>
             </w:r>
             <w:r>
               <w:rPr>
@@ -3028,7 +3097,7 @@
                 <w:vertAlign w:val="subscript"/>
                 <w:lang w:val="tr-TR"/>
               </w:rPr>
-              <w:t xml:space="preserve">4</w:t>
+              <w:t>4</w:t>
             </w:r>
           </w:p>
         </w:tc>
@@ -3071,45 +3140,45 @@
           <w:rFonts w:ascii="Times New Roman" w:hAnsi="Times New Roman" w:cs="Times New Roman"/>
           <w:lang w:val="tr-TR"/>
         </w:rPr>
-        <w:t xml:space="preserve">Peki iki zayıf asitten hangisinin daha kuvvetli olduğuna nasıl karar verilebilir? İyonlaşma yüzdesi çözeltinin derişimine bağlıdır. Örneğin 25 °C’de benzoik asit 0,10 M çözeltide yaklaşık %2,5, 0,0010 M çözeltide ise yaklaşık %22 oranında iyonlaşır. Bu nedenle karşılaştırma için sabit sıcaklıkta derişimden bağımsız bir ölçüte ihtiyaç vardır. Zayıf asit ve bazların iyonlaşması bir denge tepkimesi olduğu için bu dengelerin denge sabitleri asit ve bazların kuvvetini karşılaştırmada kullanılır. Bir zayıf asidin iyonlaşma tepkimesinin denge sabitine asitlik sabiti (K</w:t>
-      </w:r>
-      <w:r>
-        <w:rPr>
-          <w:rFonts w:ascii="Times New Roman" w:hAnsi="Times New Roman" w:cs="Times New Roman"/>
-          <w:lang w:val="tr-TR"/>
+        <w:t>Peki iki zayıf asitten hangisinin daha kuvvetli olduğuna nasıl karar verilebilir? İyonlaşma yüzdesi çözeltinin derişimine bağlıdır. Örneğin 25 °C’de benzoik asit 0,10 M çözeltide yaklaşık %2,5, 0,0010 M çözeltide ise yaklaşık %22 oranında iyonlaşır. Bu nedenle karşılaştırma için sabit sıcaklıkta derişimden bağımsız bir ölçüte ihtiyaç vardır. Zayıf asit ve bazların iyonlaşması bir denge tepkimesi olduğu için bu dengelerin denge sabitleri asit ve bazların kuvvetini karşılaştırmada kullanılır. Bir zayıf asidin iyonlaşma tepkimesinin denge sabitine asitlik sabiti (K</w:t>
+      </w:r>
+      <w:r>
+        <w:rPr>
+          <w:rFonts w:ascii="Times New Roman" w:hAnsi="Times New Roman" w:cs="Times New Roman"/>
           <w:vertAlign w:val="subscript"/>
-        </w:rPr>
-        <w:t xml:space="preserve">a</w:t>
-      </w:r>
-      <w:r>
-        <w:rPr>
-          <w:rFonts w:ascii="Times New Roman" w:hAnsi="Times New Roman" w:cs="Times New Roman"/>
-          <w:lang w:val="tr-TR"/>
-        </w:rPr>
-        <w:t xml:space="preserve">), bir zayıf bazın iyonlaşma tepkimesinin denge sabitine bazlık sabiti (K</w:t>
-      </w:r>
-      <w:r>
-        <w:rPr>
-          <w:rFonts w:ascii="Times New Roman" w:hAnsi="Times New Roman" w:cs="Times New Roman"/>
-          <w:lang w:val="tr-TR"/>
+          <w:lang w:val="tr-TR"/>
+        </w:rPr>
+        <w:t>a</w:t>
+      </w:r>
+      <w:r>
+        <w:rPr>
+          <w:rFonts w:ascii="Times New Roman" w:hAnsi="Times New Roman" w:cs="Times New Roman"/>
+          <w:lang w:val="tr-TR"/>
+        </w:rPr>
+        <w:t>), bir zayıf bazın iyonlaşma tepkimesinin denge sabitine bazlık sabiti (K</w:t>
+      </w:r>
+      <w:r>
+        <w:rPr>
+          <w:rFonts w:ascii="Times New Roman" w:hAnsi="Times New Roman" w:cs="Times New Roman"/>
           <w:vertAlign w:val="subscript"/>
-        </w:rPr>
-        <w:t xml:space="preserve">b</w:t>
-      </w:r>
-      <w:r>
-        <w:rPr>
-          <w:rFonts w:ascii="Times New Roman" w:hAnsi="Times New Roman" w:cs="Times New Roman"/>
-          <w:lang w:val="tr-TR"/>
-        </w:rPr>
-        <w:t xml:space="preserve">) denir. K</w:t>
-      </w:r>
-      <w:r>
-        <w:rPr>
-          <w:rFonts w:ascii="Times New Roman" w:hAnsi="Times New Roman" w:cs="Times New Roman"/>
-          <w:lang w:val="tr-TR"/>
+          <w:lang w:val="tr-TR"/>
+        </w:rPr>
+        <w:t>b</w:t>
+      </w:r>
+      <w:r>
+        <w:rPr>
+          <w:rFonts w:ascii="Times New Roman" w:hAnsi="Times New Roman" w:cs="Times New Roman"/>
+          <w:lang w:val="tr-TR"/>
+        </w:rPr>
+        <w:t>) denir. K</w:t>
+      </w:r>
+      <w:r>
+        <w:rPr>
+          <w:rFonts w:ascii="Times New Roman" w:hAnsi="Times New Roman" w:cs="Times New Roman"/>
           <w:vertAlign w:val="subscript"/>
-        </w:rPr>
-        <w:t xml:space="preserve">a</w:t>
+          <w:lang w:val="tr-TR"/>
+        </w:rPr>
+        <w:t>a</w:t>
       </w:r>
       <w:r>
         <w:rPr>
@@ -3121,10 +3190,10 @@
       <w:r>
         <w:rPr>
           <w:rFonts w:ascii="Times New Roman" w:hAnsi="Times New Roman" w:cs="Times New Roman"/>
-          <w:lang w:val="tr-TR"/>
           <w:vertAlign w:val="subscript"/>
-        </w:rPr>
-        <w:t xml:space="preserve">b</w:t>
+          <w:lang w:val="tr-TR"/>
+        </w:rPr>
+        <w:t>b</w:t>
       </w:r>
       <w:r>
         <w:rPr>
@@ -3136,10 +3205,10 @@
       <w:r>
         <w:rPr>
           <w:rFonts w:ascii="Times New Roman" w:hAnsi="Times New Roman" w:cs="Times New Roman"/>
-          <w:lang w:val="tr-TR"/>
           <w:vertAlign w:val="subscript"/>
-        </w:rPr>
-        <w:t xml:space="preserve">c</w:t>
+          <w:lang w:val="tr-TR"/>
+        </w:rPr>
+        <w:t>c</w:t>
       </w:r>
       <w:r>
         <w:rPr>
@@ -3151,10 +3220,10 @@
       <w:r>
         <w:rPr>
           <w:rFonts w:ascii="Times New Roman" w:hAnsi="Times New Roman" w:cs="Times New Roman"/>
-          <w:lang w:val="tr-TR"/>
           <w:vertAlign w:val="subscript"/>
-        </w:rPr>
-        <w:t xml:space="preserve">a</w:t>
+          <w:lang w:val="tr-TR"/>
+        </w:rPr>
+        <w:t>a</w:t>
       </w:r>
       <w:r>
         <w:rPr>
@@ -3166,10 +3235,10 @@
       <w:r>
         <w:rPr>
           <w:rFonts w:ascii="Times New Roman" w:hAnsi="Times New Roman" w:cs="Times New Roman"/>
-          <w:lang w:val="tr-TR"/>
           <w:vertAlign w:val="subscript"/>
-        </w:rPr>
-        <w:t xml:space="preserve">b</w:t>
+          <w:lang w:val="tr-TR"/>
+        </w:rPr>
+        <w:t>b</w:t>
       </w:r>
       <w:r>
         <w:rPr>
@@ -3192,7 +3261,7 @@
           <w:rFonts w:ascii="Times New Roman" w:hAnsi="Times New Roman" w:cs="Times New Roman"/>
           <w:lang w:val="tr-TR"/>
         </w:rPr>
-        <w:t xml:space="preserve">HA(suda) + H</w:t>
+        <w:t>HA(suda) + H</w:t>
       </w:r>
       <w:r>
         <w:rPr>
@@ -3200,14 +3269,14 @@
           <w:vertAlign w:val="subscript"/>
           <w:lang w:val="tr-TR"/>
         </w:rPr>
-        <w:t xml:space="preserve">2</w:t>
-      </w:r>
-      <w:r>
-        <w:rPr>
-          <w:rFonts w:ascii="Times New Roman" w:hAnsi="Times New Roman" w:cs="Times New Roman"/>
-          <w:lang w:val="tr-TR"/>
-        </w:rPr>
-        <w:t xml:space="preserve">O(s) ⇌ H</w:t>
+        <w:t>2</w:t>
+      </w:r>
+      <w:r>
+        <w:rPr>
+          <w:rFonts w:ascii="Times New Roman" w:hAnsi="Times New Roman" w:cs="Times New Roman"/>
+          <w:lang w:val="tr-TR"/>
+        </w:rPr>
+        <w:t>O(s) ⇌ H</w:t>
       </w:r>
       <w:r>
         <w:rPr>
@@ -3215,14 +3284,14 @@
           <w:vertAlign w:val="subscript"/>
           <w:lang w:val="tr-TR"/>
         </w:rPr>
-        <w:t xml:space="preserve">3</w:t>
-      </w:r>
-      <w:r>
-        <w:rPr>
-          <w:rFonts w:ascii="Times New Roman" w:hAnsi="Times New Roman" w:cs="Times New Roman"/>
-          <w:lang w:val="tr-TR"/>
-        </w:rPr>
-        <w:t xml:space="preserve">O</w:t>
+        <w:t>3</w:t>
+      </w:r>
+      <w:r>
+        <w:rPr>
+          <w:rFonts w:ascii="Times New Roman" w:hAnsi="Times New Roman" w:cs="Times New Roman"/>
+          <w:lang w:val="tr-TR"/>
+        </w:rPr>
+        <w:t>O</w:t>
       </w:r>
       <w:r>
         <w:rPr>
@@ -3230,14 +3299,14 @@
           <w:vertAlign w:val="superscript"/>
           <w:lang w:val="tr-TR"/>
         </w:rPr>
-        <w:t xml:space="preserve">+</w:t>
-      </w:r>
-      <w:r>
-        <w:rPr>
-          <w:rFonts w:ascii="Times New Roman" w:hAnsi="Times New Roman" w:cs="Times New Roman"/>
-          <w:lang w:val="tr-TR"/>
-        </w:rPr>
-        <w:t xml:space="preserve">(suda) + A</w:t>
+        <w:t>+</w:t>
+      </w:r>
+      <w:r>
+        <w:rPr>
+          <w:rFonts w:ascii="Times New Roman" w:hAnsi="Times New Roman" w:cs="Times New Roman"/>
+          <w:lang w:val="tr-TR"/>
+        </w:rPr>
+        <w:t>(suda) + A</w:t>
       </w:r>
       <w:r>
         <w:rPr>
@@ -3245,14 +3314,14 @@
           <w:vertAlign w:val="superscript"/>
           <w:lang w:val="tr-TR"/>
         </w:rPr>
-        <w:t xml:space="preserve">−</w:t>
-      </w:r>
-      <w:r>
-        <w:rPr>
-          <w:rFonts w:ascii="Times New Roman" w:hAnsi="Times New Roman" w:cs="Times New Roman"/>
-          <w:lang w:val="tr-TR"/>
-        </w:rPr>
-        <w:t xml:space="preserve">(suda)</w:t>
+        <w:t>−</w:t>
+      </w:r>
+      <w:r>
+        <w:rPr>
+          <w:rFonts w:ascii="Times New Roman" w:hAnsi="Times New Roman" w:cs="Times New Roman"/>
+          <w:lang w:val="tr-TR"/>
+        </w:rPr>
+        <w:t>(suda)</w:t>
       </w:r>
     </w:p>
     <w:p>
@@ -3266,6 +3335,13 @@
       <m:oMathPara>
         <m:oMath>
           <m:sSub>
+            <m:sSubPr>
+              <m:ctrlPr>
+                <w:rPr>
+                  <w:rFonts w:ascii="Cambria Math" w:hAnsi="Cambria Math"/>
+                </w:rPr>
+              </m:ctrlPr>
+            </m:sSubPr>
             <m:e>
               <m:r>
                 <m:rPr>
@@ -3275,7 +3351,7 @@
                   <w:rFonts w:ascii="Cambria Math" w:hAnsi="Cambria Math" w:cs="Cambria Math"/>
                   <w:lang w:val="tr-TR"/>
                 </w:rPr>
-                <w:t xml:space="preserve">K</w:t>
+                <m:t>K</m:t>
               </m:r>
             </m:e>
             <m:sub>
@@ -3287,7 +3363,7 @@
                   <w:rFonts w:ascii="Cambria Math" w:hAnsi="Cambria Math" w:cs="Cambria Math"/>
                   <w:lang w:val="tr-TR"/>
                 </w:rPr>
-                <w:t xml:space="preserve">a</w:t>
+                <m:t>a</m:t>
               </m:r>
             </m:sub>
           </m:sSub>
@@ -3299,9 +3375,16 @@
               <w:rFonts w:ascii="Cambria Math" w:hAnsi="Cambria Math" w:cs="Cambria Math"/>
               <w:lang w:val="tr-TR"/>
             </w:rPr>
-            <w:t xml:space="preserve"> = </w:t>
+            <m:t xml:space="preserve"> = </m:t>
           </m:r>
           <m:f>
+            <m:fPr>
+              <m:ctrlPr>
+                <w:rPr>
+                  <w:rFonts w:ascii="Cambria Math" w:hAnsi="Cambria Math"/>
+                </w:rPr>
+              </m:ctrlPr>
+            </m:fPr>
             <m:num>
               <m:r>
                 <m:rPr>
@@ -3311,9 +3394,16 @@
                   <w:rFonts w:ascii="Cambria Math" w:hAnsi="Cambria Math" w:cs="Cambria Math"/>
                   <w:lang w:val="tr-TR"/>
                 </w:rPr>
-                <w:t xml:space="preserve">[</w:t>
+                <m:t>[</m:t>
               </m:r>
               <m:sSup>
+                <m:sSupPr>
+                  <m:ctrlPr>
+                    <w:rPr>
+                      <w:rFonts w:ascii="Cambria Math" w:hAnsi="Cambria Math"/>
+                    </w:rPr>
+                  </m:ctrlPr>
+                </m:sSupPr>
                 <m:e>
                   <m:r>
                     <m:rPr>
@@ -3323,7 +3413,7 @@
                       <w:rFonts w:ascii="Cambria Math" w:hAnsi="Cambria Math" w:cs="Cambria Math"/>
                       <w:lang w:val="tr-TR"/>
                     </w:rPr>
-                    <w:t xml:space="preserve">H₃O</w:t>
+                    <m:t>H₃O</m:t>
                   </m:r>
                 </m:e>
                 <m:sup>
@@ -3335,7 +3425,7 @@
                       <w:rFonts w:ascii="Cambria Math" w:hAnsi="Cambria Math" w:cs="Cambria Math"/>
                       <w:lang w:val="tr-TR"/>
                     </w:rPr>
-                    <w:t xml:space="preserve">+</w:t>
+                    <m:t>+</m:t>
                   </m:r>
                 </m:sup>
               </m:sSup>
@@ -3347,9 +3437,16 @@
                   <w:rFonts w:ascii="Cambria Math" w:hAnsi="Cambria Math" w:cs="Cambria Math"/>
                   <w:lang w:val="tr-TR"/>
                 </w:rPr>
-                <w:t xml:space="preserve">][</w:t>
+                <m:t>][</m:t>
               </m:r>
               <m:sSup>
+                <m:sSupPr>
+                  <m:ctrlPr>
+                    <w:rPr>
+                      <w:rFonts w:ascii="Cambria Math" w:hAnsi="Cambria Math"/>
+                    </w:rPr>
+                  </m:ctrlPr>
+                </m:sSupPr>
                 <m:e>
                   <m:r>
                     <m:rPr>
@@ -3359,7 +3456,7 @@
                       <w:rFonts w:ascii="Cambria Math" w:hAnsi="Cambria Math" w:cs="Cambria Math"/>
                       <w:lang w:val="tr-TR"/>
                     </w:rPr>
-                    <w:t xml:space="preserve">A</w:t>
+                    <m:t>A</m:t>
                   </m:r>
                 </m:e>
                 <m:sup>
@@ -3371,7 +3468,7 @@
                       <w:rFonts w:ascii="Cambria Math" w:hAnsi="Cambria Math" w:cs="Cambria Math"/>
                       <w:lang w:val="tr-TR"/>
                     </w:rPr>
-                    <w:t xml:space="preserve">−</w:t>
+                    <m:t>-</m:t>
                   </m:r>
                 </m:sup>
               </m:sSup>
@@ -3383,7 +3480,7 @@
                   <w:rFonts w:ascii="Cambria Math" w:hAnsi="Cambria Math" w:cs="Cambria Math"/>
                   <w:lang w:val="tr-TR"/>
                 </w:rPr>
-                <w:t xml:space="preserve">]</w:t>
+                <m:t>]</m:t>
               </m:r>
             </m:num>
             <m:den>
@@ -3395,7 +3492,7 @@
                   <w:rFonts w:ascii="Cambria Math" w:hAnsi="Cambria Math" w:cs="Cambria Math"/>
                   <w:lang w:val="tr-TR"/>
                 </w:rPr>
-                <w:t xml:space="preserve">[HA]</w:t>
+                <m:t>[HA]</m:t>
               </m:r>
             </m:den>
           </m:f>
@@ -3407,9 +3504,16 @@
               <w:rFonts w:ascii="Cambria Math" w:hAnsi="Cambria Math" w:cs="Cambria Math"/>
               <w:lang w:val="tr-TR"/>
             </w:rPr>
-            <w:t xml:space="preserve">          </w:t>
+            <m:t xml:space="preserve">          </m:t>
           </m:r>
           <m:sSub>
+            <m:sSubPr>
+              <m:ctrlPr>
+                <w:rPr>
+                  <w:rFonts w:ascii="Cambria Math" w:hAnsi="Cambria Math"/>
+                </w:rPr>
+              </m:ctrlPr>
+            </m:sSubPr>
             <m:e>
               <m:r>
                 <m:rPr>
@@ -3419,7 +3523,7 @@
                   <w:rFonts w:ascii="Cambria Math" w:hAnsi="Cambria Math" w:cs="Cambria Math"/>
                   <w:lang w:val="tr-TR"/>
                 </w:rPr>
-                <w:t xml:space="preserve">K</w:t>
+                <m:t>K</m:t>
               </m:r>
             </m:e>
             <m:sub>
@@ -3431,7 +3535,7 @@
                   <w:rFonts w:ascii="Cambria Math" w:hAnsi="Cambria Math" w:cs="Cambria Math"/>
                   <w:lang w:val="tr-TR"/>
                 </w:rPr>
-                <w:t xml:space="preserve">b</w:t>
+                <m:t>b</m:t>
               </m:r>
             </m:sub>
           </m:sSub>
@@ -3443,9 +3547,16 @@
               <w:rFonts w:ascii="Cambria Math" w:hAnsi="Cambria Math" w:cs="Cambria Math"/>
               <w:lang w:val="tr-TR"/>
             </w:rPr>
-            <w:t xml:space="preserve"> = </w:t>
+            <m:t xml:space="preserve"> = </m:t>
           </m:r>
           <m:f>
+            <m:fPr>
+              <m:ctrlPr>
+                <w:rPr>
+                  <w:rFonts w:ascii="Cambria Math" w:hAnsi="Cambria Math"/>
+                </w:rPr>
+              </m:ctrlPr>
+            </m:fPr>
             <m:num>
               <m:r>
                 <m:rPr>
@@ -3455,9 +3566,16 @@
                   <w:rFonts w:ascii="Cambria Math" w:hAnsi="Cambria Math" w:cs="Cambria Math"/>
                   <w:lang w:val="tr-TR"/>
                 </w:rPr>
-                <w:t xml:space="preserve">[</w:t>
+                <m:t>[</m:t>
               </m:r>
               <m:sSup>
+                <m:sSupPr>
+                  <m:ctrlPr>
+                    <w:rPr>
+                      <w:rFonts w:ascii="Cambria Math" w:hAnsi="Cambria Math"/>
+                    </w:rPr>
+                  </m:ctrlPr>
+                </m:sSupPr>
                 <m:e>
                   <m:r>
                     <m:rPr>
@@ -3467,7 +3585,7 @@
                       <w:rFonts w:ascii="Cambria Math" w:hAnsi="Cambria Math" w:cs="Cambria Math"/>
                       <w:lang w:val="tr-TR"/>
                     </w:rPr>
-                    <w:t xml:space="preserve">NH₄</w:t>
+                    <m:t>NH₄</m:t>
                   </m:r>
                 </m:e>
                 <m:sup>
@@ -3479,7 +3597,7 @@
                       <w:rFonts w:ascii="Cambria Math" w:hAnsi="Cambria Math" w:cs="Cambria Math"/>
                       <w:lang w:val="tr-TR"/>
                     </w:rPr>
-                    <w:t xml:space="preserve">+</w:t>
+                    <m:t>+</m:t>
                   </m:r>
                 </m:sup>
               </m:sSup>
@@ -3491,9 +3609,16 @@
                   <w:rFonts w:ascii="Cambria Math" w:hAnsi="Cambria Math" w:cs="Cambria Math"/>
                   <w:lang w:val="tr-TR"/>
                 </w:rPr>
-                <w:t xml:space="preserve">][</w:t>
+                <m:t>][</m:t>
               </m:r>
               <m:sSup>
+                <m:sSupPr>
+                  <m:ctrlPr>
+                    <w:rPr>
+                      <w:rFonts w:ascii="Cambria Math" w:hAnsi="Cambria Math"/>
+                    </w:rPr>
+                  </m:ctrlPr>
+                </m:sSupPr>
                 <m:e>
                   <m:r>
                     <m:rPr>
@@ -3503,7 +3628,7 @@
                       <w:rFonts w:ascii="Cambria Math" w:hAnsi="Cambria Math" w:cs="Cambria Math"/>
                       <w:lang w:val="tr-TR"/>
                     </w:rPr>
-                    <w:t xml:space="preserve">OH</w:t>
+                    <m:t>OH</m:t>
                   </m:r>
                 </m:e>
                 <m:sup>
@@ -3515,7 +3640,7 @@
                       <w:rFonts w:ascii="Cambria Math" w:hAnsi="Cambria Math" w:cs="Cambria Math"/>
                       <w:lang w:val="tr-TR"/>
                     </w:rPr>
-                    <w:t xml:space="preserve">−</w:t>
+                    <m:t>-</m:t>
                   </m:r>
                 </m:sup>
               </m:sSup>
@@ -3527,7 +3652,7 @@
                   <w:rFonts w:ascii="Cambria Math" w:hAnsi="Cambria Math" w:cs="Cambria Math"/>
                   <w:lang w:val="tr-TR"/>
                 </w:rPr>
-                <w:t xml:space="preserve">]</w:t>
+                <m:t>]</m:t>
               </m:r>
             </m:num>
             <m:den>
@@ -3539,9 +3664,16 @@
                   <w:rFonts w:ascii="Cambria Math" w:hAnsi="Cambria Math" w:cs="Cambria Math"/>
                   <w:lang w:val="tr-TR"/>
                 </w:rPr>
-                <w:t xml:space="preserve">[</w:t>
+                <m:t>[</m:t>
               </m:r>
               <m:sSub>
+                <m:sSubPr>
+                  <m:ctrlPr>
+                    <w:rPr>
+                      <w:rFonts w:ascii="Cambria Math" w:hAnsi="Cambria Math"/>
+                    </w:rPr>
+                  </m:ctrlPr>
+                </m:sSubPr>
                 <m:e>
                   <m:r>
                     <m:rPr>
@@ -3551,7 +3683,7 @@
                       <w:rFonts w:ascii="Cambria Math" w:hAnsi="Cambria Math" w:cs="Cambria Math"/>
                       <w:lang w:val="tr-TR"/>
                     </w:rPr>
-                    <w:t xml:space="preserve">NH</w:t>
+                    <m:t>NH</m:t>
                   </m:r>
                 </m:e>
                 <m:sub>
@@ -3563,7 +3695,7 @@
                       <w:rFonts w:ascii="Cambria Math" w:hAnsi="Cambria Math" w:cs="Cambria Math"/>
                       <w:lang w:val="tr-TR"/>
                     </w:rPr>
-                    <w:t xml:space="preserve">3</w:t>
+                    <m:t>3</m:t>
                   </m:r>
                 </m:sub>
               </m:sSub>
@@ -3575,7 +3707,7 @@
                   <w:rFonts w:ascii="Cambria Math" w:hAnsi="Cambria Math" w:cs="Cambria Math"/>
                   <w:lang w:val="tr-TR"/>
                 </w:rPr>
-                <w:t xml:space="preserve">]</w:t>
+                <m:t>]</m:t>
               </m:r>
             </m:den>
           </m:f>
@@ -3597,7 +3729,7 @@
           <w:bCs/>
           <w:lang w:val="tr-TR"/>
         </w:rPr>
-        <w:t xml:space="preserve">Tablo B:</w:t>
+        <w:t>Tablo B:</w:t>
       </w:r>
       <w:r>
         <w:rPr>
@@ -3612,7 +3744,7 @@
           <w:vertAlign w:val="subscript"/>
           <w:lang w:val="tr-TR"/>
         </w:rPr>
-        <w:t xml:space="preserve">a</w:t>
+        <w:t>a</w:t>
       </w:r>
       <w:r>
         <w:rPr>
@@ -3627,7 +3759,7 @@
           <w:vertAlign w:val="subscript"/>
           <w:lang w:val="tr-TR"/>
         </w:rPr>
-        <w:t xml:space="preserve">b</w:t>
+        <w:t>b</w:t>
       </w:r>
       <w:r>
         <w:rPr>
@@ -3650,7 +3782,7 @@
           <w:insideV w:val="single" w:sz="4" w:space="0" w:color="auto"/>
         </w:tblBorders>
         <w:tblLayout w:type="fixed"/>
-        <w:tblLook w:val="04A0"/>
+        <w:tblLook w:val="04A0" w:firstRow="1" w:lastRow="0" w:firstColumn="1" w:lastColumn="0" w:noHBand="0" w:noVBand="1"/>
       </w:tblPr>
       <w:tblGrid>
         <w:gridCol w:w="2400"/>
@@ -3659,6 +3791,9 @@
         <w:gridCol w:w="2100"/>
       </w:tblGrid>
       <w:tr>
+        <w:trPr>
+          <w:jc w:val="center"/>
+        </w:trPr>
         <w:tc>
           <w:tcPr>
             <w:tcW w:w="2400" w:type="dxa"/>
@@ -3682,7 +3817,7 @@
                 <w:bCs/>
                 <w:lang w:val="tr-TR"/>
               </w:rPr>
-              <w:t xml:space="preserve">Zayıf asit</w:t>
+              <w:t>Zayıf asit</w:t>
             </w:r>
           </w:p>
         </w:tc>
@@ -3709,7 +3844,7 @@
                 <w:bCs/>
                 <w:lang w:val="tr-TR"/>
               </w:rPr>
-              <w:t xml:space="preserve">K</w:t>
+              <w:t>K</w:t>
             </w:r>
             <w:r>
               <w:rPr>
@@ -3719,7 +3854,7 @@
                 <w:vertAlign w:val="subscript"/>
                 <w:lang w:val="tr-TR"/>
               </w:rPr>
-              <w:t xml:space="preserve">a</w:t>
+              <w:t>a</w:t>
             </w:r>
           </w:p>
         </w:tc>
@@ -3746,7 +3881,7 @@
                 <w:bCs/>
                 <w:lang w:val="tr-TR"/>
               </w:rPr>
-              <w:t xml:space="preserve">Zayıf baz</w:t>
+              <w:t>Zayıf baz</w:t>
             </w:r>
           </w:p>
         </w:tc>
@@ -3773,7 +3908,7 @@
                 <w:bCs/>
                 <w:lang w:val="tr-TR"/>
               </w:rPr>
-              <w:t xml:space="preserve">K</w:t>
+              <w:t>K</w:t>
             </w:r>
             <w:r>
               <w:rPr>
@@ -3783,12 +3918,15 @@
                 <w:vertAlign w:val="subscript"/>
                 <w:lang w:val="tr-TR"/>
               </w:rPr>
-              <w:t xml:space="preserve">b</w:t>
+              <w:t>b</w:t>
             </w:r>
           </w:p>
         </w:tc>
       </w:tr>
       <w:tr>
+        <w:trPr>
+          <w:jc w:val="center"/>
+        </w:trPr>
         <w:tc>
           <w:tcPr>
             <w:tcW w:w="2400" w:type="dxa"/>
@@ -3807,7 +3945,7 @@
                 <w:rFonts w:ascii="Times New Roman" w:hAnsi="Times New Roman" w:cs="Times New Roman"/>
                 <w:lang w:val="tr-TR"/>
               </w:rPr>
-              <w:t xml:space="preserve">HF</w:t>
+              <w:t>HF</w:t>
             </w:r>
           </w:p>
         </w:tc>
@@ -3829,7 +3967,7 @@
                 <w:rFonts w:ascii="Times New Roman" w:hAnsi="Times New Roman" w:cs="Times New Roman"/>
                 <w:lang w:val="tr-TR"/>
               </w:rPr>
-              <w:t xml:space="preserve">6,8·10</w:t>
+              <w:t>6,8·10</w:t>
             </w:r>
             <w:r>
               <w:rPr>
@@ -3837,7 +3975,7 @@
                 <w:vertAlign w:val="superscript"/>
                 <w:lang w:val="tr-TR"/>
               </w:rPr>
-              <w:t xml:space="preserve">-4</w:t>
+              <w:t>-4</w:t>
             </w:r>
           </w:p>
         </w:tc>
@@ -3859,7 +3997,7 @@
                 <w:rFonts w:ascii="Times New Roman" w:hAnsi="Times New Roman" w:cs="Times New Roman"/>
                 <w:lang w:val="tr-TR"/>
               </w:rPr>
-              <w:t xml:space="preserve">NH</w:t>
+              <w:t>NH</w:t>
             </w:r>
             <w:r>
               <w:rPr>
@@ -3867,7 +4005,7 @@
                 <w:vertAlign w:val="subscript"/>
                 <w:lang w:val="tr-TR"/>
               </w:rPr>
-              <w:t xml:space="preserve">3</w:t>
+              <w:t>3</w:t>
             </w:r>
           </w:p>
         </w:tc>
@@ -3889,7 +4027,7 @@
                 <w:rFonts w:ascii="Times New Roman" w:hAnsi="Times New Roman" w:cs="Times New Roman"/>
                 <w:lang w:val="tr-TR"/>
               </w:rPr>
-              <w:t xml:space="preserve">1,8·10</w:t>
+              <w:t>1,8·10</w:t>
             </w:r>
             <w:r>
               <w:rPr>
@@ -3897,12 +4035,15 @@
                 <w:vertAlign w:val="superscript"/>
                 <w:lang w:val="tr-TR"/>
               </w:rPr>
-              <w:t xml:space="preserve">-5</w:t>
+              <w:t>-5</w:t>
             </w:r>
           </w:p>
         </w:tc>
       </w:tr>
       <w:tr>
+        <w:trPr>
+          <w:jc w:val="center"/>
+        </w:trPr>
         <w:tc>
           <w:tcPr>
             <w:tcW w:w="2400" w:type="dxa"/>
@@ -3921,7 +4062,7 @@
                 <w:rFonts w:ascii="Times New Roman" w:hAnsi="Times New Roman" w:cs="Times New Roman"/>
                 <w:lang w:val="tr-TR"/>
               </w:rPr>
-              <w:t xml:space="preserve">HCOOH</w:t>
+              <w:t>HCOOH</w:t>
             </w:r>
           </w:p>
         </w:tc>
@@ -3943,7 +4084,7 @@
                 <w:rFonts w:ascii="Times New Roman" w:hAnsi="Times New Roman" w:cs="Times New Roman"/>
                 <w:lang w:val="tr-TR"/>
               </w:rPr>
-              <w:t xml:space="preserve">1,8·10</w:t>
+              <w:t>1,8·10</w:t>
             </w:r>
             <w:r>
               <w:rPr>
@@ -3951,7 +4092,7 @@
                 <w:vertAlign w:val="superscript"/>
                 <w:lang w:val="tr-TR"/>
               </w:rPr>
-              <w:t xml:space="preserve">-4</w:t>
+              <w:t>-4</w:t>
             </w:r>
           </w:p>
         </w:tc>
@@ -3973,7 +4114,7 @@
                 <w:rFonts w:ascii="Times New Roman" w:hAnsi="Times New Roman" w:cs="Times New Roman"/>
                 <w:lang w:val="tr-TR"/>
               </w:rPr>
-              <w:t xml:space="preserve">CH</w:t>
+              <w:t>CH</w:t>
             </w:r>
             <w:r>
               <w:rPr>
@@ -3981,14 +4122,14 @@
                 <w:vertAlign w:val="subscript"/>
                 <w:lang w:val="tr-TR"/>
               </w:rPr>
-              <w:t xml:space="preserve">3</w:t>
-            </w:r>
-            <w:r>
-              <w:rPr>
-                <w:rFonts w:ascii="Times New Roman" w:hAnsi="Times New Roman" w:cs="Times New Roman"/>
-                <w:lang w:val="tr-TR"/>
-              </w:rPr>
-              <w:t xml:space="preserve">NH</w:t>
+              <w:t>3</w:t>
+            </w:r>
+            <w:r>
+              <w:rPr>
+                <w:rFonts w:ascii="Times New Roman" w:hAnsi="Times New Roman" w:cs="Times New Roman"/>
+                <w:lang w:val="tr-TR"/>
+              </w:rPr>
+              <w:t>NH</w:t>
             </w:r>
             <w:r>
               <w:rPr>
@@ -3996,7 +4137,7 @@
                 <w:vertAlign w:val="subscript"/>
                 <w:lang w:val="tr-TR"/>
               </w:rPr>
-              <w:t xml:space="preserve">2</w:t>
+              <w:t>2</w:t>
             </w:r>
           </w:p>
         </w:tc>
@@ -4018,7 +4159,7 @@
                 <w:rFonts w:ascii="Times New Roman" w:hAnsi="Times New Roman" w:cs="Times New Roman"/>
                 <w:lang w:val="tr-TR"/>
               </w:rPr>
-              <w:t xml:space="preserve">4,4·10</w:t>
+              <w:t>4,4·10</w:t>
             </w:r>
             <w:r>
               <w:rPr>
@@ -4026,12 +4167,15 @@
                 <w:vertAlign w:val="superscript"/>
                 <w:lang w:val="tr-TR"/>
               </w:rPr>
-              <w:t xml:space="preserve">-4</w:t>
+              <w:t>-4</w:t>
             </w:r>
           </w:p>
         </w:tc>
       </w:tr>
       <w:tr>
+        <w:trPr>
+          <w:jc w:val="center"/>
+        </w:trPr>
         <w:tc>
           <w:tcPr>
             <w:tcW w:w="2400" w:type="dxa"/>
@@ -4050,7 +4194,7 @@
                 <w:rFonts w:ascii="Times New Roman" w:hAnsi="Times New Roman" w:cs="Times New Roman"/>
                 <w:lang w:val="tr-TR"/>
               </w:rPr>
-              <w:t xml:space="preserve">CH</w:t>
+              <w:t>CH</w:t>
             </w:r>
             <w:r>
               <w:rPr>
@@ -4058,14 +4202,14 @@
                 <w:vertAlign w:val="subscript"/>
                 <w:lang w:val="tr-TR"/>
               </w:rPr>
-              <w:t xml:space="preserve">3</w:t>
-            </w:r>
-            <w:r>
-              <w:rPr>
-                <w:rFonts w:ascii="Times New Roman" w:hAnsi="Times New Roman" w:cs="Times New Roman"/>
-                <w:lang w:val="tr-TR"/>
-              </w:rPr>
-              <w:t xml:space="preserve">COOH</w:t>
+              <w:t>3</w:t>
+            </w:r>
+            <w:r>
+              <w:rPr>
+                <w:rFonts w:ascii="Times New Roman" w:hAnsi="Times New Roman" w:cs="Times New Roman"/>
+                <w:lang w:val="tr-TR"/>
+              </w:rPr>
+              <w:t>COOH</w:t>
             </w:r>
           </w:p>
         </w:tc>
@@ -4087,7 +4231,7 @@
                 <w:rFonts w:ascii="Times New Roman" w:hAnsi="Times New Roman" w:cs="Times New Roman"/>
                 <w:lang w:val="tr-TR"/>
               </w:rPr>
-              <w:t xml:space="preserve">1,8·10</w:t>
+              <w:t>1,8·10</w:t>
             </w:r>
             <w:r>
               <w:rPr>
@@ -4095,7 +4239,7 @@
                 <w:vertAlign w:val="superscript"/>
                 <w:lang w:val="tr-TR"/>
               </w:rPr>
-              <w:t xml:space="preserve">-5</w:t>
+              <w:t>-5</w:t>
             </w:r>
           </w:p>
         </w:tc>
@@ -4117,7 +4261,7 @@
                 <w:rFonts w:ascii="Times New Roman" w:hAnsi="Times New Roman" w:cs="Times New Roman"/>
                 <w:lang w:val="tr-TR"/>
               </w:rPr>
-              <w:t xml:space="preserve">C</w:t>
+              <w:t>C</w:t>
             </w:r>
             <w:r>
               <w:rPr>
@@ -4125,14 +4269,14 @@
                 <w:vertAlign w:val="subscript"/>
                 <w:lang w:val="tr-TR"/>
               </w:rPr>
-              <w:t xml:space="preserve">5</w:t>
-            </w:r>
-            <w:r>
-              <w:rPr>
-                <w:rFonts w:ascii="Times New Roman" w:hAnsi="Times New Roman" w:cs="Times New Roman"/>
-                <w:lang w:val="tr-TR"/>
-              </w:rPr>
-              <w:t xml:space="preserve">H</w:t>
+              <w:t>5</w:t>
+            </w:r>
+            <w:r>
+              <w:rPr>
+                <w:rFonts w:ascii="Times New Roman" w:hAnsi="Times New Roman" w:cs="Times New Roman"/>
+                <w:lang w:val="tr-TR"/>
+              </w:rPr>
+              <w:t>H</w:t>
             </w:r>
             <w:r>
               <w:rPr>
@@ -4140,14 +4284,14 @@
                 <w:vertAlign w:val="subscript"/>
                 <w:lang w:val="tr-TR"/>
               </w:rPr>
-              <w:t xml:space="preserve">5</w:t>
-            </w:r>
-            <w:r>
-              <w:rPr>
-                <w:rFonts w:ascii="Times New Roman" w:hAnsi="Times New Roman" w:cs="Times New Roman"/>
-                <w:lang w:val="tr-TR"/>
-              </w:rPr>
-              <w:t xml:space="preserve">N (piridin)</w:t>
+              <w:t>5</w:t>
+            </w:r>
+            <w:r>
+              <w:rPr>
+                <w:rFonts w:ascii="Times New Roman" w:hAnsi="Times New Roman" w:cs="Times New Roman"/>
+                <w:lang w:val="tr-TR"/>
+              </w:rPr>
+              <w:t>N (piridin)</w:t>
             </w:r>
           </w:p>
         </w:tc>
@@ -4169,7 +4313,7 @@
                 <w:rFonts w:ascii="Times New Roman" w:hAnsi="Times New Roman" w:cs="Times New Roman"/>
                 <w:lang w:val="tr-TR"/>
               </w:rPr>
-              <w:t xml:space="preserve">1,7·10</w:t>
+              <w:t>1,7·10</w:t>
             </w:r>
             <w:r>
               <w:rPr>
@@ -4177,12 +4321,15 @@
                 <w:vertAlign w:val="superscript"/>
                 <w:lang w:val="tr-TR"/>
               </w:rPr>
-              <w:t xml:space="preserve">-9</w:t>
+              <w:t>-9</w:t>
             </w:r>
           </w:p>
         </w:tc>
       </w:tr>
       <w:tr>
+        <w:trPr>
+          <w:jc w:val="center"/>
+        </w:trPr>
         <w:tc>
           <w:tcPr>
             <w:tcW w:w="2400" w:type="dxa"/>
@@ -4201,7 +4348,7 @@
                 <w:rFonts w:ascii="Times New Roman" w:hAnsi="Times New Roman" w:cs="Times New Roman"/>
                 <w:lang w:val="tr-TR"/>
               </w:rPr>
-              <w:t xml:space="preserve">HCN</w:t>
+              <w:t>HCN</w:t>
             </w:r>
           </w:p>
         </w:tc>
@@ -4223,7 +4370,7 @@
                 <w:rFonts w:ascii="Times New Roman" w:hAnsi="Times New Roman" w:cs="Times New Roman"/>
                 <w:lang w:val="tr-TR"/>
               </w:rPr>
-              <w:t xml:space="preserve">6,2·10</w:t>
+              <w:t>6,2·10</w:t>
             </w:r>
             <w:r>
               <w:rPr>
@@ -4231,7 +4378,7 @@
                 <w:vertAlign w:val="superscript"/>
                 <w:lang w:val="tr-TR"/>
               </w:rPr>
-              <w:t xml:space="preserve">-10</w:t>
+              <w:t>-10</w:t>
             </w:r>
           </w:p>
         </w:tc>
@@ -4289,15 +4436,15 @@
           <w:rFonts w:ascii="Times New Roman" w:hAnsi="Times New Roman" w:cs="Times New Roman"/>
           <w:lang w:val="tr-TR"/>
         </w:rPr>
-        <w:t xml:space="preserve">Peki bir asidin kuvveti ile eşlenik bazının kuvveti arasında nasıl bir ilişki vardır? HBr’nin suda iyonlaşması tek yönlüdür; geri tepkime neredeyse hiç gerçekleşmediğine göre eşlenik baz Br</w:t>
-      </w:r>
-      <w:r>
-        <w:rPr>
-          <w:rFonts w:ascii="Times New Roman" w:hAnsi="Times New Roman" w:cs="Times New Roman"/>
-          <w:lang w:val="tr-TR"/>
+        <w:t>Peki bir asidin kuvveti ile eşlenik bazının kuvveti arasında nasıl bir ilişki vardır? HBr’nin suda iyonlaşması tek yönlüdür; geri tepkime neredeyse hiç gerçekleşmediğine göre eşlenik baz Br</w:t>
+      </w:r>
+      <w:r>
+        <w:rPr>
+          <w:rFonts w:ascii="Times New Roman" w:hAnsi="Times New Roman" w:cs="Times New Roman"/>
           <w:vertAlign w:val="superscript"/>
-        </w:rPr>
-        <w:t xml:space="preserve">−</w:t>
+          <w:lang w:val="tr-TR"/>
+        </w:rPr>
+        <w:t>−</w:t>
       </w:r>
       <w:r>
         <w:rPr>
@@ -4309,10 +4456,10 @@
       <w:r>
         <w:rPr>
           <w:rFonts w:ascii="Times New Roman" w:hAnsi="Times New Roman" w:cs="Times New Roman"/>
-          <w:lang w:val="tr-TR"/>
           <w:vertAlign w:val="superscript"/>
-        </w:rPr>
-        <w:t xml:space="preserve">−</w:t>
+          <w:lang w:val="tr-TR"/>
+        </w:rPr>
+        <w:t>−</w:t>
       </w:r>
       <w:r>
         <w:rPr>
@@ -4341,7 +4488,7 @@
           <w:bCs/>
           <w:lang w:val="tr-TR"/>
         </w:rPr>
-        <w:t xml:space="preserve">Örnek-Çözüm Atölyesi 2.11.</w:t>
+        <w:t>Örnek-Çözüm Atölyesi 2.11.</w:t>
       </w:r>
     </w:p>
     <w:p>
@@ -4357,7 +4504,7 @@
           <w:rFonts w:ascii="Times New Roman" w:hAnsi="Times New Roman" w:cs="Times New Roman"/>
           <w:lang w:val="tr-TR"/>
         </w:rPr>
-        <w:t xml:space="preserve">25 °C’de 0,10 M HCOOH çözeltisinde [H</w:t>
+        <w:t>25 °C’de 0,10 M HCOOH çözeltisinde [H</w:t>
       </w:r>
       <w:r>
         <w:rPr>
@@ -4365,14 +4512,14 @@
           <w:vertAlign w:val="subscript"/>
           <w:lang w:val="tr-TR"/>
         </w:rPr>
-        <w:t xml:space="preserve">3</w:t>
-      </w:r>
-      <w:r>
-        <w:rPr>
-          <w:rFonts w:ascii="Times New Roman" w:hAnsi="Times New Roman" w:cs="Times New Roman"/>
-          <w:lang w:val="tr-TR"/>
-        </w:rPr>
-        <w:t xml:space="preserve">O</w:t>
+        <w:t>3</w:t>
+      </w:r>
+      <w:r>
+        <w:rPr>
+          <w:rFonts w:ascii="Times New Roman" w:hAnsi="Times New Roman" w:cs="Times New Roman"/>
+          <w:lang w:val="tr-TR"/>
+        </w:rPr>
+        <w:t>O</w:t>
       </w:r>
       <w:r>
         <w:rPr>
@@ -4380,14 +4527,14 @@
           <w:vertAlign w:val="superscript"/>
           <w:lang w:val="tr-TR"/>
         </w:rPr>
-        <w:t xml:space="preserve">+</w:t>
-      </w:r>
-      <w:r>
-        <w:rPr>
-          <w:rFonts w:ascii="Times New Roman" w:hAnsi="Times New Roman" w:cs="Times New Roman"/>
-          <w:lang w:val="tr-TR"/>
-        </w:rPr>
-        <w:t xml:space="preserve">] = 4,2·10</w:t>
+        <w:t>+</w:t>
+      </w:r>
+      <w:r>
+        <w:rPr>
+          <w:rFonts w:ascii="Times New Roman" w:hAnsi="Times New Roman" w:cs="Times New Roman"/>
+          <w:lang w:val="tr-TR"/>
+        </w:rPr>
+        <w:t>] = 4,2·10</w:t>
       </w:r>
       <w:r>
         <w:rPr>
@@ -4395,7 +4542,7 @@
           <w:vertAlign w:val="superscript"/>
           <w:lang w:val="tr-TR"/>
         </w:rPr>
-        <w:t xml:space="preserve">-3</w:t>
+        <w:t>-3</w:t>
       </w:r>
       <w:r>
         <w:rPr>
@@ -4420,7 +4567,7 @@
           <w:bCs/>
           <w:lang w:val="tr-TR"/>
         </w:rPr>
-        <w:t xml:space="preserve">Çözüm:</w:t>
+        <w:t>Çözüm:</w:t>
       </w:r>
     </w:p>
     <w:p>
@@ -4441,9 +4588,16 @@
               <w:rFonts w:ascii="Cambria Math" w:hAnsi="Cambria Math" w:cs="Cambria Math"/>
               <w:lang w:val="tr-TR"/>
             </w:rPr>
-            <w:t xml:space="preserve">İyonlaşma yüzdesi = </w:t>
+            <m:t xml:space="preserve">İyonlaşma yüzdesi = </m:t>
           </m:r>
           <m:f>
+            <m:fPr>
+              <m:ctrlPr>
+                <w:rPr>
+                  <w:rFonts w:ascii="Cambria Math" w:hAnsi="Cambria Math"/>
+                </w:rPr>
+              </m:ctrlPr>
+            </m:fPr>
             <m:num>
               <m:r>
                 <m:rPr>
@@ -4453,9 +4607,16 @@
                   <w:rFonts w:ascii="Cambria Math" w:hAnsi="Cambria Math" w:cs="Cambria Math"/>
                   <w:lang w:val="tr-TR"/>
                 </w:rPr>
-                <w:t xml:space="preserve">[</w:t>
+                <m:t>[</m:t>
               </m:r>
               <m:sSup>
+                <m:sSupPr>
+                  <m:ctrlPr>
+                    <w:rPr>
+                      <w:rFonts w:ascii="Cambria Math" w:hAnsi="Cambria Math"/>
+                    </w:rPr>
+                  </m:ctrlPr>
+                </m:sSupPr>
                 <m:e>
                   <m:r>
                     <m:rPr>
@@ -4465,7 +4626,7 @@
                       <w:rFonts w:ascii="Cambria Math" w:hAnsi="Cambria Math" w:cs="Cambria Math"/>
                       <w:lang w:val="tr-TR"/>
                     </w:rPr>
-                    <w:t xml:space="preserve">H₃O</w:t>
+                    <m:t>H₃O</m:t>
                   </m:r>
                 </m:e>
                 <m:sup>
@@ -4477,7 +4638,7 @@
                       <w:rFonts w:ascii="Cambria Math" w:hAnsi="Cambria Math" w:cs="Cambria Math"/>
                       <w:lang w:val="tr-TR"/>
                     </w:rPr>
-                    <w:t xml:space="preserve">+</w:t>
+                    <m:t>+</m:t>
                   </m:r>
                 </m:sup>
               </m:sSup>
@@ -4489,7 +4650,7 @@
                   <w:rFonts w:ascii="Cambria Math" w:hAnsi="Cambria Math" w:cs="Cambria Math"/>
                   <w:lang w:val="tr-TR"/>
                 </w:rPr>
-                <w:t xml:space="preserve">]</w:t>
+                <m:t>]</m:t>
               </m:r>
             </m:num>
             <m:den>
@@ -4501,7 +4662,7 @@
                   <w:rFonts w:ascii="Cambria Math" w:hAnsi="Cambria Math" w:cs="Cambria Math"/>
                   <w:lang w:val="tr-TR"/>
                 </w:rPr>
-                <w:t xml:space="preserve">[HCOOH]başlangıç</w:t>
+                <m:t>[HCOOH]başlangıç</m:t>
               </m:r>
             </m:den>
           </m:f>
@@ -4513,9 +4674,16 @@
               <w:rFonts w:ascii="Cambria Math" w:hAnsi="Cambria Math" w:cs="Cambria Math"/>
               <w:lang w:val="tr-TR"/>
             </w:rPr>
-            <w:t xml:space="preserve"> · 100 = </w:t>
+            <m:t xml:space="preserve"> · 100 = </m:t>
           </m:r>
           <m:f>
+            <m:fPr>
+              <m:ctrlPr>
+                <w:rPr>
+                  <w:rFonts w:ascii="Cambria Math" w:hAnsi="Cambria Math"/>
+                </w:rPr>
+              </m:ctrlPr>
+            </m:fPr>
             <m:num>
               <m:r>
                 <m:rPr>
@@ -4525,7 +4693,7 @@
                   <w:rFonts w:ascii="Cambria Math" w:hAnsi="Cambria Math" w:cs="Cambria Math"/>
                   <w:lang w:val="tr-TR"/>
                 </w:rPr>
-                <w:t xml:space="preserve">4,2·10⁻³</w:t>
+                <m:t>4,2·10⁻³</m:t>
               </m:r>
             </m:num>
             <m:den>
@@ -4537,7 +4705,7 @@
                   <w:rFonts w:ascii="Cambria Math" w:hAnsi="Cambria Math" w:cs="Cambria Math"/>
                   <w:lang w:val="tr-TR"/>
                 </w:rPr>
-                <w:t xml:space="preserve">0,10</w:t>
+                <m:t>0,10</m:t>
               </m:r>
             </m:den>
           </m:f>
@@ -4549,7 +4717,7 @@
               <w:rFonts w:ascii="Cambria Math" w:hAnsi="Cambria Math" w:cs="Cambria Math"/>
               <w:lang w:val="tr-TR"/>
             </w:rPr>
-            <w:t xml:space="preserve"> · 100 = %4,2</w:t>
+            <m:t xml:space="preserve"> · 100 = %4,2</m:t>
           </m:r>
         </m:oMath>
       </m:oMathPara>
@@ -4567,7 +4735,7 @@
           <w:rFonts w:ascii="Times New Roman" w:hAnsi="Times New Roman" w:cs="Times New Roman"/>
           <w:lang w:val="tr-TR"/>
         </w:rPr>
-        <w:t xml:space="preserve">HBr ise suda yaklaşık %100 iyonlaşır. Bu nedenle HBr kuvvetli, HCOOH zayıf bir asittir.</w:t>
+        <w:t>HBr ise suda yaklaşık %100 iyonlaşır. Bu nedenle HBr kuvvetli, HCOOH zayıf bir asittir.</w:t>
       </w:r>
     </w:p>
     <w:p>
@@ -4588,7 +4756,7 @@
         <mc:AlternateContent>
           <mc:Choice Requires="wps">
             <w:drawing>
-              <wp:anchor distT="0" distB="0" distL="114300" distR="114300" simplePos="0" relativeHeight="251659264" behindDoc="0" locked="0" layoutInCell="1" allowOverlap="1">
+              <wp:anchor distT="0" distB="0" distL="114300" distR="114300" simplePos="0" relativeHeight="251656704" behindDoc="0" locked="0" layoutInCell="1" allowOverlap="1" wp14:anchorId="24ADDB0D" wp14:editId="3CB956B1">
                 <wp:simplePos x="0" y="0"/>
                 <wp:positionH relativeFrom="column">
                   <wp:posOffset>498916</wp:posOffset>
@@ -4675,7 +4843,7 @@
           <w:bCs/>
           <w:lang w:val="tr-TR"/>
         </w:rPr>
-        <w:t xml:space="preserve">Sıra Sizde 2.8.</w:t>
+        <w:t>Sıra Sizde 2.8.</w:t>
       </w:r>
     </w:p>
     <w:p>
@@ -4691,7 +4859,7 @@
           <w:rFonts w:ascii="Times New Roman" w:hAnsi="Times New Roman" w:cs="Times New Roman"/>
           <w:lang w:val="tr-TR"/>
         </w:rPr>
-        <w:t xml:space="preserve">1. Aşağıdaki ifadelerden doğru olanların başına “D”, yanlış olanların başına “Y” yazınız.</w:t>
+        <w:t>1. Aşağıdaki ifadelerden doğru olanların başına “D”, yanlış olanların başına “Y” yazınız.</w:t>
       </w:r>
     </w:p>
     <w:p>
@@ -4708,7 +4876,7 @@
           <w:rFonts w:ascii="Times New Roman" w:hAnsi="Times New Roman" w:cs="Times New Roman"/>
           <w:lang w:val="tr-TR"/>
         </w:rPr>
-        <w:t xml:space="preserve">(  ) Aynı derişimdeki HI çözeltisinin elektrik iletkenliği HCN çözeltisininkinden büyüktür.</w:t>
+        <w:t>(  ) Aynı derişimdeki HI çözeltisinin elektrik iletkenliği HCN çözeltisininkinden büyüktür.</w:t>
       </w:r>
     </w:p>
     <w:p>
@@ -4725,7 +4893,7 @@
           <w:rFonts w:ascii="Times New Roman" w:hAnsi="Times New Roman" w:cs="Times New Roman"/>
           <w:lang w:val="tr-TR"/>
         </w:rPr>
-        <w:t xml:space="preserve">(  ) Derişik bir asit çözeltisi her zaman kuvvetli bir asit çözeltisidir.</w:t>
+        <w:t>(  ) Derişik bir asit çözeltisi her zaman kuvvetli bir asit çözeltisidir.</w:t>
       </w:r>
     </w:p>
     <w:p>
@@ -4742,7 +4910,8 @@
           <w:rFonts w:ascii="Times New Roman" w:hAnsi="Times New Roman" w:cs="Times New Roman"/>
           <w:lang w:val="tr-TR"/>
         </w:rPr>
-        <w:t xml:space="preserve">(  ) K</w:t>
+        <w:lastRenderedPageBreak/>
+        <w:t>(  ) K</w:t>
       </w:r>
       <w:r>
         <w:rPr>
@@ -4750,7 +4919,7 @@
           <w:vertAlign w:val="subscript"/>
           <w:lang w:val="tr-TR"/>
         </w:rPr>
-        <w:t xml:space="preserve">a</w:t>
+        <w:t>a</w:t>
       </w:r>
       <w:r>
         <w:rPr>
@@ -4774,30 +4943,30 @@
           <w:rFonts w:ascii="Times New Roman" w:hAnsi="Times New Roman" w:cs="Times New Roman"/>
           <w:lang w:val="tr-TR"/>
         </w:rPr>
-        <w:t xml:space="preserve">(  ) CH</w:t>
-      </w:r>
-      <w:r>
-        <w:rPr>
-          <w:rFonts w:ascii="Times New Roman" w:hAnsi="Times New Roman" w:cs="Times New Roman"/>
-          <w:lang w:val="tr-TR"/>
+        <w:t>(  ) CH</w:t>
+      </w:r>
+      <w:r>
+        <w:rPr>
+          <w:rFonts w:ascii="Times New Roman" w:hAnsi="Times New Roman" w:cs="Times New Roman"/>
           <w:vertAlign w:val="subscript"/>
-        </w:rPr>
-        <w:t xml:space="preserve">3</w:t>
-      </w:r>
-      <w:r>
-        <w:rPr>
-          <w:rFonts w:ascii="Times New Roman" w:hAnsi="Times New Roman" w:cs="Times New Roman"/>
-          <w:lang w:val="tr-TR"/>
-        </w:rPr>
-        <w:t xml:space="preserve">NH</w:t>
-      </w:r>
-      <w:r>
-        <w:rPr>
-          <w:rFonts w:ascii="Times New Roman" w:hAnsi="Times New Roman" w:cs="Times New Roman"/>
-          <w:lang w:val="tr-TR"/>
+          <w:lang w:val="tr-TR"/>
+        </w:rPr>
+        <w:t>3</w:t>
+      </w:r>
+      <w:r>
+        <w:rPr>
+          <w:rFonts w:ascii="Times New Roman" w:hAnsi="Times New Roman" w:cs="Times New Roman"/>
+          <w:lang w:val="tr-TR"/>
+        </w:rPr>
+        <w:t>NH</w:t>
+      </w:r>
+      <w:r>
+        <w:rPr>
+          <w:rFonts w:ascii="Times New Roman" w:hAnsi="Times New Roman" w:cs="Times New Roman"/>
           <w:vertAlign w:val="subscript"/>
-        </w:rPr>
-        <w:t xml:space="preserve">2</w:t>
+          <w:lang w:val="tr-TR"/>
+        </w:rPr>
+        <w:t>2</w:t>
       </w:r>
       <w:r>
         <w:rPr>
@@ -4821,7 +4990,7 @@
           <w:rFonts w:ascii="Times New Roman" w:hAnsi="Times New Roman" w:cs="Times New Roman"/>
           <w:lang w:val="tr-TR"/>
         </w:rPr>
-        <w:t xml:space="preserve">(  ) Kuvvetli bir asidin eşlenik bazı zayıftır.</w:t>
+        <w:t>(  ) Kuvvetli bir asidin eşlenik bazı zayıftır.</w:t>
       </w:r>
     </w:p>
     <w:p>
@@ -4837,7 +5006,7 @@
           <w:rFonts w:ascii="Times New Roman" w:hAnsi="Times New Roman" w:cs="Times New Roman"/>
           <w:lang w:val="tr-TR"/>
         </w:rPr>
-        <w:t xml:space="preserve">2. Tablo B’deki zayıf asitleri kuvvetlerine göre büyükten küçüğe sıralayınız. Eşlenik bazlarından hangisi en kuvvetlidir? Açıklayınız.</w:t>
+        <w:t>2. Tablo B’deki zayıf asitleri kuvvetlerine göre büyükten küçüğe sıralayınız. Eşlenik bazlarından hangisi en kuvvetlidir? Açıklayınız.</w:t>
       </w:r>
     </w:p>
     <w:p>
@@ -4854,7 +5023,7 @@
           <w:rFonts w:ascii="Times New Roman" w:hAnsi="Times New Roman" w:cs="Times New Roman"/>
           <w:lang w:val="tr-TR"/>
         </w:rPr>
-        <w:t xml:space="preserve">……………………………………………………………………………………………</w:t>
+        <w:t>……………………………………………………………………………………………</w:t>
       </w:r>
     </w:p>
     <w:p>
@@ -4871,7 +5040,7 @@
           <w:rFonts w:ascii="Times New Roman" w:hAnsi="Times New Roman" w:cs="Times New Roman"/>
           <w:lang w:val="tr-TR"/>
         </w:rPr>
-        <w:t xml:space="preserve">……………………………………………………………………………………………</w:t>
+        <w:t>……………………………………………………………………………………………</w:t>
       </w:r>
     </w:p>
     <w:p>
@@ -4887,7 +5056,7 @@
           <w:rFonts w:ascii="Times New Roman" w:hAnsi="Times New Roman" w:cs="Times New Roman"/>
           <w:lang w:val="tr-TR"/>
         </w:rPr>
-        <w:t xml:space="preserve">3. 25 °C’de 0,10 M HA çözeltisinin pH değeri 3,0’tür. HA’nın iyonlaşma yüzdesini hesaplayınız. HA kuvvetli mi zayıf mı bir asittir?</w:t>
+        <w:t>3. 25 °C’de 0,10 M HA çözeltisinin pH değeri 3,0’tür. HA’nın iyonlaşma yüzdesini hesaplayınız. HA kuvvetli mi zayıf mı bir asittir?</w:t>
       </w:r>
     </w:p>
     <w:tbl>
@@ -4900,6 +5069,7 @@
           <w:bottom w:val="single" w:sz="8" w:space="0" w:color="7F7F7F"/>
           <w:right w:val="single" w:sz="8" w:space="0" w:color="7F7F7F"/>
         </w:tblBorders>
+        <w:tblLook w:val="04A0" w:firstRow="1" w:lastRow="0" w:firstColumn="1" w:lastColumn="0" w:noHBand="0" w:noVBand="1"/>
       </w:tblPr>
       <w:tblGrid>
         <w:gridCol w:w="9000"/>
@@ -4907,6 +5077,7 @@
       <w:tr>
         <w:trPr>
           <w:trHeight w:val="1200"/>
+          <w:jc w:val="center"/>
         </w:trPr>
         <w:tc>
           <w:tcPr>
@@ -4938,30 +5109,30 @@
           <w:rFonts w:ascii="Times New Roman" w:hAnsi="Times New Roman" w:cs="Times New Roman"/>
           <w:lang w:val="tr-TR"/>
         </w:rPr>
-        <w:t xml:space="preserve">4. Aynı derişimdeki KOH ve CH</w:t>
-      </w:r>
-      <w:r>
-        <w:rPr>
-          <w:rFonts w:ascii="Times New Roman" w:hAnsi="Times New Roman" w:cs="Times New Roman"/>
-          <w:lang w:val="tr-TR"/>
+        <w:t>4. Aynı derişimdeki KOH ve CH</w:t>
+      </w:r>
+      <w:r>
+        <w:rPr>
+          <w:rFonts w:ascii="Times New Roman" w:hAnsi="Times New Roman" w:cs="Times New Roman"/>
           <w:vertAlign w:val="subscript"/>
-        </w:rPr>
-        <w:t xml:space="preserve">3</w:t>
-      </w:r>
-      <w:r>
-        <w:rPr>
-          <w:rFonts w:ascii="Times New Roman" w:hAnsi="Times New Roman" w:cs="Times New Roman"/>
-          <w:lang w:val="tr-TR"/>
-        </w:rPr>
-        <w:t xml:space="preserve">NH</w:t>
-      </w:r>
-      <w:r>
-        <w:rPr>
-          <w:rFonts w:ascii="Times New Roman" w:hAnsi="Times New Roman" w:cs="Times New Roman"/>
-          <w:lang w:val="tr-TR"/>
+          <w:lang w:val="tr-TR"/>
+        </w:rPr>
+        <w:t>3</w:t>
+      </w:r>
+      <w:r>
+        <w:rPr>
+          <w:rFonts w:ascii="Times New Roman" w:hAnsi="Times New Roman" w:cs="Times New Roman"/>
+          <w:lang w:val="tr-TR"/>
+        </w:rPr>
+        <w:t>NH</w:t>
+      </w:r>
+      <w:r>
+        <w:rPr>
+          <w:rFonts w:ascii="Times New Roman" w:hAnsi="Times New Roman" w:cs="Times New Roman"/>
           <w:vertAlign w:val="subscript"/>
-        </w:rPr>
-        <w:t xml:space="preserve">2</w:t>
+          <w:lang w:val="tr-TR"/>
+        </w:rPr>
+        <w:t>2</w:t>
       </w:r>
       <w:r>
         <w:rPr>
@@ -4981,6 +5152,7 @@
           <w:bottom w:val="single" w:sz="8" w:space="0" w:color="7F7F7F"/>
           <w:right w:val="single" w:sz="8" w:space="0" w:color="7F7F7F"/>
         </w:tblBorders>
+        <w:tblLook w:val="04A0" w:firstRow="1" w:lastRow="0" w:firstColumn="1" w:lastColumn="0" w:noHBand="0" w:noVBand="1"/>
       </w:tblPr>
       <w:tblGrid>
         <w:gridCol w:w="9000"/>
@@ -4988,6 +5160,7 @@
       <w:tr>
         <w:trPr>
           <w:trHeight w:val="2200"/>
+          <w:jc w:val="center"/>
         </w:trPr>
         <w:tc>
           <w:tcPr>
@@ -4995,7 +5168,6 @@
           </w:tcPr>
           <w:p>
             <w:pPr>
-              <w:jc w:val="left"/>
               <w:rPr>
                 <w:rFonts w:ascii="Times New Roman" w:hAnsi="Times New Roman" w:cs="Times New Roman"/>
                 <w:b/>
@@ -5010,7 +5182,7 @@
                 <w:bCs/>
                 <w:lang w:val="tr-TR"/>
               </w:rPr>
-              <w:t xml:space="preserve">Modelim</w:t>
+              <w:t>Modelim</w:t>
             </w:r>
           </w:p>
         </w:tc>
@@ -5043,7 +5215,7 @@
         <mc:AlternateContent>
           <mc:Choice Requires="wps">
             <w:drawing>
-              <wp:anchor distT="0" distB="0" distL="114300" distR="114300" simplePos="0" relativeHeight="251659264" behindDoc="0" locked="0" layoutInCell="1" allowOverlap="1">
+              <wp:anchor distT="0" distB="0" distL="114300" distR="114300" simplePos="0" relativeHeight="251657728" behindDoc="0" locked="0" layoutInCell="1" allowOverlap="1" wp14:anchorId="2D3F9D64" wp14:editId="7C85DE0A">
                 <wp:simplePos x="0" y="0"/>
                 <wp:positionH relativeFrom="column">
                   <wp:posOffset>498916</wp:posOffset>
@@ -5124,7 +5296,7 @@
           <w:rFonts w:ascii="Times New Roman" w:hAnsi="Times New Roman" w:cs="Times New Roman"/>
           <w:lang w:val="tr-TR"/>
         </w:rPr>
-        <w:t xml:space="preserve">Aynı sıcaklık ve derişimdeki farklı asit ve baz çözeltilerinin pH ve iletkenlik değerlerini ölçebileceğiniz sanal laboratuvara ulaşmak için karekodu okutunuz.</w:t>
+        <w:t>Aynı sıcaklık ve derişimdeki farklı asit ve baz çözeltilerinin pH ve iletkenlik değerlerini ölçebileceğiniz sanal laboratuvara ulaşmak için karekodu okutunuz.</w:t>
       </w:r>
     </w:p>
     <w:p>
@@ -5142,7 +5314,7 @@
         <mc:AlternateContent>
           <mc:Choice Requires="wps">
             <w:drawing>
-              <wp:anchor distT="0" distB="0" distL="114300" distR="114300" simplePos="0" relativeHeight="251669504" behindDoc="0" locked="0" layoutInCell="1" allowOverlap="1">
+              <wp:anchor distT="0" distB="0" distL="114300" distR="114300" simplePos="0" relativeHeight="251659776" behindDoc="0" locked="0" layoutInCell="1" allowOverlap="1" wp14:anchorId="36A4283C" wp14:editId="52A8505A">
                 <wp:simplePos x="0" y="0"/>
                 <wp:positionH relativeFrom="column">
                   <wp:align>right</wp:align>
@@ -5271,7 +5443,7 @@
           <w:bCs/>
           <w:lang w:val="tr-TR"/>
         </w:rPr>
-        <w:t xml:space="preserve">Kaynakça</w:t>
+        <w:t>Kaynakça</w:t>
       </w:r>
     </w:p>
     <w:p>
@@ -5287,7 +5459,7 @@
           <w:rFonts w:ascii="Times New Roman" w:hAnsi="Times New Roman" w:cs="Times New Roman"/>
           <w:lang w:val="tr-TR"/>
         </w:rPr>
-        <w:t xml:space="preserve">Petrucci, Herring, Madura, Bissonnette, General Chemistry (asitler ve bazlar bölümü)</w:t>
+        <w:t>Petrucci, Herring, Madura, Bissonnette, General Chemistry (asitler ve bazlar bölümü)</w:t>
       </w:r>
     </w:p>
     <w:p>
@@ -5304,16 +5476,17 @@
           <w:highlight w:val="yellow"/>
           <w:lang w:val="tr-TR"/>
         </w:rPr>
-        <w:t xml:space="preserve">NOT: K</w:t>
-      </w:r>
-      <w:r>
-        <w:rPr>
-          <w:rFonts w:ascii="Times New Roman" w:hAnsi="Times New Roman" w:cs="Times New Roman"/>
-          <w:lang w:val="tr-TR"/>
+        <w:lastRenderedPageBreak/>
+        <w:t>NOT: K</w:t>
+      </w:r>
+      <w:r>
+        <w:rPr>
+          <w:rFonts w:ascii="Times New Roman" w:hAnsi="Times New Roman" w:cs="Times New Roman"/>
           <w:highlight w:val="yellow"/>
           <w:vertAlign w:val="subscript"/>
-        </w:rPr>
-        <w:t xml:space="preserve">a</w:t>
+          <w:lang w:val="tr-TR"/>
+        </w:rPr>
+        <w:t>a</w:t>
       </w:r>
       <w:r>
         <w:rPr>
@@ -5326,11 +5499,11 @@
       <w:r>
         <w:rPr>
           <w:rFonts w:ascii="Times New Roman" w:hAnsi="Times New Roman" w:cs="Times New Roman"/>
-          <w:lang w:val="tr-TR"/>
           <w:highlight w:val="yellow"/>
           <w:vertAlign w:val="subscript"/>
-        </w:rPr>
-        <w:t xml:space="preserve">b</w:t>
+          <w:lang w:val="tr-TR"/>
+        </w:rPr>
+        <w:t>b</w:t>
       </w:r>
       <w:r>
         <w:rPr>
@@ -5343,11 +5516,11 @@
       <w:r>
         <w:rPr>
           <w:rFonts w:ascii="Times New Roman" w:hAnsi="Times New Roman" w:cs="Times New Roman"/>
-          <w:lang w:val="tr-TR"/>
           <w:highlight w:val="yellow"/>
           <w:vertAlign w:val="superscript"/>
-        </w:rPr>
-        <w:t xml:space="preserve">-4</w:t>
+          <w:lang w:val="tr-TR"/>
+        </w:rPr>
+        <w:t>-4</w:t>
       </w:r>
       <w:r>
         <w:rPr>
@@ -5360,11 +5533,11 @@
       <w:r>
         <w:rPr>
           <w:rFonts w:ascii="Times New Roman" w:hAnsi="Times New Roman" w:cs="Times New Roman"/>
-          <w:lang w:val="tr-TR"/>
           <w:highlight w:val="yellow"/>
           <w:vertAlign w:val="superscript"/>
-        </w:rPr>
-        <w:t xml:space="preserve">-4</w:t>
+          <w:lang w:val="tr-TR"/>
+        </w:rPr>
+        <w:t>-4</w:t>
       </w:r>
       <w:r>
         <w:rPr>
@@ -5372,16 +5545,16 @@
           <w:highlight w:val="yellow"/>
           <w:lang w:val="tr-TR"/>
         </w:rPr>
-        <w:t xml:space="preserve">). Bilgi metnindeki örneklerde benzoik asit (C</w:t>
-      </w:r>
-      <w:r>
-        <w:rPr>
-          <w:rFonts w:ascii="Times New Roman" w:hAnsi="Times New Roman" w:cs="Times New Roman"/>
-          <w:lang w:val="tr-TR"/>
+        <w:t>). Bilgi metnindeki örneklerde benzoik asit (C</w:t>
+      </w:r>
+      <w:r>
+        <w:rPr>
+          <w:rFonts w:ascii="Times New Roman" w:hAnsi="Times New Roman" w:cs="Times New Roman"/>
           <w:highlight w:val="yellow"/>
           <w:vertAlign w:val="subscript"/>
-        </w:rPr>
-        <w:t xml:space="preserve">6</w:t>
+          <w:lang w:val="tr-TR"/>
+        </w:rPr>
+        <w:t>6</w:t>
       </w:r>
       <w:r>
         <w:rPr>
@@ -5389,16 +5562,16 @@
           <w:highlight w:val="yellow"/>
           <w:lang w:val="tr-TR"/>
         </w:rPr>
-        <w:t xml:space="preserve">H</w:t>
-      </w:r>
-      <w:r>
-        <w:rPr>
-          <w:rFonts w:ascii="Times New Roman" w:hAnsi="Times New Roman" w:cs="Times New Roman"/>
-          <w:lang w:val="tr-TR"/>
+        <w:t>H</w:t>
+      </w:r>
+      <w:r>
+        <w:rPr>
+          <w:rFonts w:ascii="Times New Roman" w:hAnsi="Times New Roman" w:cs="Times New Roman"/>
           <w:highlight w:val="yellow"/>
           <w:vertAlign w:val="subscript"/>
-        </w:rPr>
-        <w:t xml:space="preserve">5</w:t>
+          <w:lang w:val="tr-TR"/>
+        </w:rPr>
+        <w:t>5</w:t>
       </w:r>
       <w:r>
         <w:rPr>
@@ -5406,16 +5579,16 @@
           <w:highlight w:val="yellow"/>
           <w:lang w:val="tr-TR"/>
         </w:rPr>
-        <w:t xml:space="preserve">COOH) için K</w:t>
-      </w:r>
-      <w:r>
-        <w:rPr>
-          <w:rFonts w:ascii="Times New Roman" w:hAnsi="Times New Roman" w:cs="Times New Roman"/>
-          <w:lang w:val="tr-TR"/>
+        <w:t>COOH) için K</w:t>
+      </w:r>
+      <w:r>
+        <w:rPr>
+          <w:rFonts w:ascii="Times New Roman" w:hAnsi="Times New Roman" w:cs="Times New Roman"/>
           <w:highlight w:val="yellow"/>
           <w:vertAlign w:val="subscript"/>
-        </w:rPr>
-        <w:t xml:space="preserve">a</w:t>
+          <w:lang w:val="tr-TR"/>
+        </w:rPr>
+        <w:t>a</w:t>
       </w:r>
       <w:r>
         <w:rPr>
@@ -5428,11 +5601,11 @@
       <w:r>
         <w:rPr>
           <w:rFonts w:ascii="Times New Roman" w:hAnsi="Times New Roman" w:cs="Times New Roman"/>
-          <w:lang w:val="tr-TR"/>
           <w:highlight w:val="yellow"/>
           <w:vertAlign w:val="superscript"/>
-        </w:rPr>
-        <w:t xml:space="preserve">-5</w:t>
+          <w:lang w:val="tr-TR"/>
+        </w:rPr>
+        <w:t>-5</w:t>
       </w:r>
       <w:r>
         <w:rPr>
@@ -5445,11 +5618,11 @@
       <w:r>
         <w:rPr>
           <w:rFonts w:ascii="Times New Roman" w:hAnsi="Times New Roman" w:cs="Times New Roman"/>
-          <w:lang w:val="tr-TR"/>
           <w:highlight w:val="yellow"/>
           <w:vertAlign w:val="superscript"/>
-        </w:rPr>
-        <w:t xml:space="preserve">2</w:t>
+          <w:lang w:val="tr-TR"/>
+        </w:rPr>
+        <w:t>2</w:t>
       </w:r>
       <w:r>
         <w:rPr>
@@ -5457,12 +5630,12 @@
           <w:highlight w:val="yellow"/>
           <w:lang w:val="tr-TR"/>
         </w:rPr>
-        <w:t xml:space="preserve">/(C − x) = K eşitliğinin tam çözümüyle hesaplanmıştır.</w:t>
+        <w:t>/(C − x) = K eşitliğinin tam çözümüyle hesaplanmıştır.</w:t>
       </w:r>
     </w:p>
     <w:sectPr>
-      <w:footerReference w:type="even" r:id="rId7"/>
-      <w:footerReference w:type="default" r:id="rId8"/>
+      <w:footerReference w:type="even" r:id="rId11"/>
+      <w:footerReference w:type="default" r:id="rId12"/>
       <w:pgSz w:w="12240" w:h="15840"/>
       <w:pgMar w:top="1440" w:right="1440" w:bottom="1440" w:left="1440" w:header="708" w:footer="708" w:gutter="0"/>
       <w:cols w:space="708"/>
@@ -5473,7 +5646,7 @@
 </file>
 
 <file path=word/endnotes.xml><?xml version="1.0" encoding="utf-8"?>
-<w:endnotes xmlns:wpc="http://schemas.microsoft.com/office/word/2010/wordprocessingCanvas" xmlns:cx="http://schemas.microsoft.com/office/drawing/2014/chartex" xmlns:cx1="http://schemas.microsoft.com/office/drawing/2015/9/8/chartex" xmlns:cx2="http://schemas.microsoft.com/office/drawing/2015/10/21/chartex" xmlns:cx3="http://schemas.microsoft.com/office/drawing/2016/5/9/chartex" xmlns:cx4="http://schemas.microsoft.com/office/drawing/2016/5/10/chartex" xmlns:cx5="http://schemas.microsoft.com/office/drawing/2016/5/11/chartex" xmlns:cx6="http://schemas.microsoft.com/office/drawing/2016/5/12/chartex" xmlns:cx7="http://schemas.microsoft.com/office/drawing/2016/5/13/chartex" xmlns:cx8="http://schemas.microsoft.com/office/drawing/2016/5/14/chartex" xmlns:mc="http://schemas.openxmlformats.org/markup-compatibility/2006" xmlns:aink="http://schemas.microsoft.com/office/drawing/2016/ink" xmlns:am3d="http://schemas.microsoft.com/office/drawing/2017/model3d" xmlns:o="urn:schemas-microsoft-com:office:office" xmlns:oel="http://schemas.microsoft.com/office/2019/extlst" xmlns:r="http://schemas.openxmlformats.org/officeDocument/2006/relationships" xmlns:m="http://schemas.openxmlformats.org/officeDocument/2006/math" xmlns:v="urn:schemas-microsoft-com:vml" xmlns:wp14="http://schemas.microsoft.com/office/word/2010/wordprocessingDrawing" xmlns:wp="http://schemas.openxmlformats.org/drawingml/2006/wordprocessingDrawing" xmlns:w10="urn:schemas-microsoft-com:office:word" xmlns:w="http://schemas.openxmlformats.org/wordprocessingml/2006/main" xmlns:w14="http://schemas.microsoft.com/office/word/2010/wordml" xmlns:w15="http://schemas.microsoft.com/office/word/2012/wordml" xmlns:w16cex="http://schemas.microsoft.com/office/word/2018/wordml/cex" xmlns:w16cid="http://schemas.microsoft.com/office/word/2016/wordml/cid" xmlns:w16="http://schemas.microsoft.com/office/word/2018/wordml" xmlns:w16du="http://schemas.microsoft.com/office/word/2023/wordml/word16du" xmlns:w16sdtdh="http://schemas.microsoft.com/office/word/2020/wordml/sdtdatahash" xmlns:w16sdtfl="http://schemas.microsoft.com/office/word/2024/wordml/sdtformatlock" xmlns:w16se="http://schemas.microsoft.com/office/word/2015/wordml/symex" xmlns:wpg="http://schemas.microsoft.com/office/word/2010/wordprocessingGroup" xmlns:wpi="http://schemas.microsoft.com/office/word/2010/wordprocessingInk" xmlns:wne="http://schemas.microsoft.com/office/word/2006/wordml" xmlns:wps="http://schemas.microsoft.com/office/word/2010/wordprocessingShape" mc:Ignorable="w14 w15 w16se w16cid w16 w16cex w16sdtdh w16sdtfl w16du wp14">
+<w:endnotes xmlns:wpc="http://schemas.microsoft.com/office/word/2010/wordprocessingCanvas" xmlns:cx="http://schemas.microsoft.com/office/drawing/2014/chartex" xmlns:cx1="http://schemas.microsoft.com/office/drawing/2015/9/8/chartex" xmlns:cx2="http://schemas.microsoft.com/office/drawing/2015/10/21/chartex" xmlns:cx3="http://schemas.microsoft.com/office/drawing/2016/5/9/chartex" xmlns:cx4="http://schemas.microsoft.com/office/drawing/2016/5/10/chartex" xmlns:cx5="http://schemas.microsoft.com/office/drawing/2016/5/11/chartex" xmlns:cx6="http://schemas.microsoft.com/office/drawing/2016/5/12/chartex" xmlns:cx7="http://schemas.microsoft.com/office/drawing/2016/5/13/chartex" xmlns:cx8="http://schemas.microsoft.com/office/drawing/2016/5/14/chartex" xmlns:mc="http://schemas.openxmlformats.org/markup-compatibility/2006" xmlns:m="http://schemas.openxmlformats.org/officeDocument/2006/math" xmlns:aink="http://schemas.microsoft.com/office/drawing/2016/ink" xmlns:am3d="http://schemas.microsoft.com/office/drawing/2017/model3d" xmlns:oel="http://schemas.microsoft.com/office/2019/extlst" xmlns:r="http://schemas.openxmlformats.org/officeDocument/2006/relationships" xmlns:wp14="http://schemas.microsoft.com/office/word/2010/wordprocessingDrawing" xmlns:wp="http://schemas.openxmlformats.org/drawingml/2006/wordprocessingDrawing" xmlns:wpg="http://schemas.microsoft.com/office/word/2010/wordprocessingGroup" xmlns:wpi="http://schemas.microsoft.com/office/word/2010/wordprocessingInk" xmlns:wps="http://schemas.microsoft.com/office/word/2010/wordprocessingShape" xmlns:o="urn:schemas-microsoft-com:office:office" xmlns:v="urn:schemas-microsoft-com:vml" xmlns:w10="urn:schemas-microsoft-com:office:word" xmlns:w="http://schemas.openxmlformats.org/wordprocessingml/2006/main" xmlns:w14="http://schemas.microsoft.com/office/word/2010/wordml" xmlns:w15="http://schemas.microsoft.com/office/word/2012/wordml" xmlns:w16cex="http://schemas.microsoft.com/office/word/2018/wordml/cex" xmlns:w16cid="http://schemas.microsoft.com/office/word/2016/wordml/cid" xmlns:w16="http://schemas.microsoft.com/office/word/2018/wordml" xmlns:w16sdtdh="http://schemas.microsoft.com/office/word/2020/wordml/sdtdatahash" xmlns:w16sdtfl="http://schemas.microsoft.com/office/word/2024/wordml/sdtformatlock" xmlns:w16se="http://schemas.microsoft.com/office/word/2015/wordml/symex" xmlns:w16du="http://schemas.microsoft.com/office/word/2023/wordml/word16du" xmlns:wne="http://schemas.microsoft.com/office/word/2006/wordml" mc:Ignorable="w14 w15 w16se w16cid w16 w16cex w16sdtdh w16sdtfl w16du wp14">
   <w:endnote w:type="separator" w:id="-1">
     <w:p>
       <w:pPr>
@@ -5498,7 +5671,7 @@
 </file>
 
 <file path=word/footer1.xml><?xml version="1.0" encoding="utf-8"?>
-<w:ftr xmlns:wpc="http://schemas.microsoft.com/office/word/2010/wordprocessingCanvas" xmlns:cx="http://schemas.microsoft.com/office/drawing/2014/chartex" xmlns:cx1="http://schemas.microsoft.com/office/drawing/2015/9/8/chartex" xmlns:cx2="http://schemas.microsoft.com/office/drawing/2015/10/21/chartex" xmlns:cx3="http://schemas.microsoft.com/office/drawing/2016/5/9/chartex" xmlns:cx4="http://schemas.microsoft.com/office/drawing/2016/5/10/chartex" xmlns:cx5="http://schemas.microsoft.com/office/drawing/2016/5/11/chartex" xmlns:cx6="http://schemas.microsoft.com/office/drawing/2016/5/12/chartex" xmlns:cx7="http://schemas.microsoft.com/office/drawing/2016/5/13/chartex" xmlns:cx8="http://schemas.microsoft.com/office/drawing/2016/5/14/chartex" xmlns:mc="http://schemas.openxmlformats.org/markup-compatibility/2006" xmlns:aink="http://schemas.microsoft.com/office/drawing/2016/ink" xmlns:am3d="http://schemas.microsoft.com/office/drawing/2017/model3d" xmlns:o="urn:schemas-microsoft-com:office:office" xmlns:oel="http://schemas.microsoft.com/office/2019/extlst" xmlns:r="http://schemas.openxmlformats.org/officeDocument/2006/relationships" xmlns:m="http://schemas.openxmlformats.org/officeDocument/2006/math" xmlns:v="urn:schemas-microsoft-com:vml" xmlns:wp14="http://schemas.microsoft.com/office/word/2010/wordprocessingDrawing" xmlns:wp="http://schemas.openxmlformats.org/drawingml/2006/wordprocessingDrawing" xmlns:w10="urn:schemas-microsoft-com:office:word" xmlns:w="http://schemas.openxmlformats.org/wordprocessingml/2006/main" xmlns:w14="http://schemas.microsoft.com/office/word/2010/wordml" xmlns:w15="http://schemas.microsoft.com/office/word/2012/wordml" xmlns:w16cex="http://schemas.microsoft.com/office/word/2018/wordml/cex" xmlns:w16cid="http://schemas.microsoft.com/office/word/2016/wordml/cid" xmlns:w16="http://schemas.microsoft.com/office/word/2018/wordml" xmlns:w16du="http://schemas.microsoft.com/office/word/2023/wordml/word16du" xmlns:w16sdtdh="http://schemas.microsoft.com/office/word/2020/wordml/sdtdatahash" xmlns:w16sdtfl="http://schemas.microsoft.com/office/word/2024/wordml/sdtformatlock" xmlns:w16se="http://schemas.microsoft.com/office/word/2015/wordml/symex" xmlns:wpg="http://schemas.microsoft.com/office/word/2010/wordprocessingGroup" xmlns:wpi="http://schemas.microsoft.com/office/word/2010/wordprocessingInk" xmlns:wne="http://schemas.microsoft.com/office/word/2006/wordml" xmlns:wps="http://schemas.microsoft.com/office/word/2010/wordprocessingShape" mc:Ignorable="w14 w15 w16se w16cid w16 w16cex w16sdtdh w16sdtfl w16du wp14">
+<w:ftr xmlns:wpc="http://schemas.microsoft.com/office/word/2010/wordprocessingCanvas" xmlns:cx="http://schemas.microsoft.com/office/drawing/2014/chartex" xmlns:cx1="http://schemas.microsoft.com/office/drawing/2015/9/8/chartex" xmlns:cx2="http://schemas.microsoft.com/office/drawing/2015/10/21/chartex" xmlns:cx3="http://schemas.microsoft.com/office/drawing/2016/5/9/chartex" xmlns:cx4="http://schemas.microsoft.com/office/drawing/2016/5/10/chartex" xmlns:cx5="http://schemas.microsoft.com/office/drawing/2016/5/11/chartex" xmlns:cx6="http://schemas.microsoft.com/office/drawing/2016/5/12/chartex" xmlns:cx7="http://schemas.microsoft.com/office/drawing/2016/5/13/chartex" xmlns:cx8="http://schemas.microsoft.com/office/drawing/2016/5/14/chartex" xmlns:mc="http://schemas.openxmlformats.org/markup-compatibility/2006" xmlns:m="http://schemas.openxmlformats.org/officeDocument/2006/math" xmlns:aink="http://schemas.microsoft.com/office/drawing/2016/ink" xmlns:am3d="http://schemas.microsoft.com/office/drawing/2017/model3d" xmlns:oel="http://schemas.microsoft.com/office/2019/extlst" xmlns:r="http://schemas.openxmlformats.org/officeDocument/2006/relationships" xmlns:wp14="http://schemas.microsoft.com/office/word/2010/wordprocessingDrawing" xmlns:wp="http://schemas.openxmlformats.org/drawingml/2006/wordprocessingDrawing" xmlns:wpg="http://schemas.microsoft.com/office/word/2010/wordprocessingGroup" xmlns:wpi="http://schemas.microsoft.com/office/word/2010/wordprocessingInk" xmlns:wps="http://schemas.microsoft.com/office/word/2010/wordprocessingShape" xmlns:o="urn:schemas-microsoft-com:office:office" xmlns:v="urn:schemas-microsoft-com:vml" xmlns:w10="urn:schemas-microsoft-com:office:word" xmlns:w="http://schemas.openxmlformats.org/wordprocessingml/2006/main" xmlns:w14="http://schemas.microsoft.com/office/word/2010/wordml" xmlns:w15="http://schemas.microsoft.com/office/word/2012/wordml" xmlns:w16cex="http://schemas.microsoft.com/office/word/2018/wordml/cex" xmlns:w16cid="http://schemas.microsoft.com/office/word/2016/wordml/cid" xmlns:w16="http://schemas.microsoft.com/office/word/2018/wordml" xmlns:w16sdtdh="http://schemas.microsoft.com/office/word/2020/wordml/sdtdatahash" xmlns:w16sdtfl="http://schemas.microsoft.com/office/word/2024/wordml/sdtformatlock" xmlns:w16se="http://schemas.microsoft.com/office/word/2015/wordml/symex" xmlns:w16du="http://schemas.microsoft.com/office/word/2023/wordml/word16du" xmlns:wne="http://schemas.microsoft.com/office/word/2006/wordml" mc:Ignorable="w14 w15 w16se w16cid w16 w16cex w16sdtdh w16sdtfl w16du wp14">
   <w:sdt>
     <w:sdtPr>
       <w:rPr>
@@ -5550,7 +5723,7 @@
 </file>
 
 <file path=word/footer2.xml><?xml version="1.0" encoding="utf-8"?>
-<w:ftr xmlns:wpc="http://schemas.microsoft.com/office/word/2010/wordprocessingCanvas" xmlns:cx="http://schemas.microsoft.com/office/drawing/2014/chartex" xmlns:cx1="http://schemas.microsoft.com/office/drawing/2015/9/8/chartex" xmlns:cx2="http://schemas.microsoft.com/office/drawing/2015/10/21/chartex" xmlns:cx3="http://schemas.microsoft.com/office/drawing/2016/5/9/chartex" xmlns:cx4="http://schemas.microsoft.com/office/drawing/2016/5/10/chartex" xmlns:cx5="http://schemas.microsoft.com/office/drawing/2016/5/11/chartex" xmlns:cx6="http://schemas.microsoft.com/office/drawing/2016/5/12/chartex" xmlns:cx7="http://schemas.microsoft.com/office/drawing/2016/5/13/chartex" xmlns:cx8="http://schemas.microsoft.com/office/drawing/2016/5/14/chartex" xmlns:mc="http://schemas.openxmlformats.org/markup-compatibility/2006" xmlns:aink="http://schemas.microsoft.com/office/drawing/2016/ink" xmlns:am3d="http://schemas.microsoft.com/office/drawing/2017/model3d" xmlns:o="urn:schemas-microsoft-com:office:office" xmlns:oel="http://schemas.microsoft.com/office/2019/extlst" xmlns:r="http://schemas.openxmlformats.org/officeDocument/2006/relationships" xmlns:m="http://schemas.openxmlformats.org/officeDocument/2006/math" xmlns:v="urn:schemas-microsoft-com:vml" xmlns:wp14="http://schemas.microsoft.com/office/word/2010/wordprocessingDrawing" xmlns:wp="http://schemas.openxmlformats.org/drawingml/2006/wordprocessingDrawing" xmlns:w10="urn:schemas-microsoft-com:office:word" xmlns:w="http://schemas.openxmlformats.org/wordprocessingml/2006/main" xmlns:w14="http://schemas.microsoft.com/office/word/2010/wordml" xmlns:w15="http://schemas.microsoft.com/office/word/2012/wordml" xmlns:w16cex="http://schemas.microsoft.com/office/word/2018/wordml/cex" xmlns:w16cid="http://schemas.microsoft.com/office/word/2016/wordml/cid" xmlns:w16="http://schemas.microsoft.com/office/word/2018/wordml" xmlns:w16du="http://schemas.microsoft.com/office/word/2023/wordml/word16du" xmlns:w16sdtdh="http://schemas.microsoft.com/office/word/2020/wordml/sdtdatahash" xmlns:w16sdtfl="http://schemas.microsoft.com/office/word/2024/wordml/sdtformatlock" xmlns:w16se="http://schemas.microsoft.com/office/word/2015/wordml/symex" xmlns:wpg="http://schemas.microsoft.com/office/word/2010/wordprocessingGroup" xmlns:wpi="http://schemas.microsoft.com/office/word/2010/wordprocessingInk" xmlns:wne="http://schemas.microsoft.com/office/word/2006/wordml" xmlns:wps="http://schemas.microsoft.com/office/word/2010/wordprocessingShape" mc:Ignorable="w14 w15 w16se w16cid w16 w16cex w16sdtdh w16sdtfl w16du wp14">
+<w:ftr xmlns:wpc="http://schemas.microsoft.com/office/word/2010/wordprocessingCanvas" xmlns:cx="http://schemas.microsoft.com/office/drawing/2014/chartex" xmlns:cx1="http://schemas.microsoft.com/office/drawing/2015/9/8/chartex" xmlns:cx2="http://schemas.microsoft.com/office/drawing/2015/10/21/chartex" xmlns:cx3="http://schemas.microsoft.com/office/drawing/2016/5/9/chartex" xmlns:cx4="http://schemas.microsoft.com/office/drawing/2016/5/10/chartex" xmlns:cx5="http://schemas.microsoft.com/office/drawing/2016/5/11/chartex" xmlns:cx6="http://schemas.microsoft.com/office/drawing/2016/5/12/chartex" xmlns:cx7="http://schemas.microsoft.com/office/drawing/2016/5/13/chartex" xmlns:cx8="http://schemas.microsoft.com/office/drawing/2016/5/14/chartex" xmlns:mc="http://schemas.openxmlformats.org/markup-compatibility/2006" xmlns:m="http://schemas.openxmlformats.org/officeDocument/2006/math" xmlns:aink="http://schemas.microsoft.com/office/drawing/2016/ink" xmlns:am3d="http://schemas.microsoft.com/office/drawing/2017/model3d" xmlns:oel="http://schemas.microsoft.com/office/2019/extlst" xmlns:r="http://schemas.openxmlformats.org/officeDocument/2006/relationships" xmlns:wp14="http://schemas.microsoft.com/office/word/2010/wordprocessingDrawing" xmlns:wp="http://schemas.openxmlformats.org/drawingml/2006/wordprocessingDrawing" xmlns:wpg="http://schemas.microsoft.com/office/word/2010/wordprocessingGroup" xmlns:wpi="http://schemas.microsoft.com/office/word/2010/wordprocessingInk" xmlns:wps="http://schemas.microsoft.com/office/word/2010/wordprocessingShape" xmlns:o="urn:schemas-microsoft-com:office:office" xmlns:v="urn:schemas-microsoft-com:vml" xmlns:w10="urn:schemas-microsoft-com:office:word" xmlns:w="http://schemas.openxmlformats.org/wordprocessingml/2006/main" xmlns:w14="http://schemas.microsoft.com/office/word/2010/wordml" xmlns:w15="http://schemas.microsoft.com/office/word/2012/wordml" xmlns:w16cex="http://schemas.microsoft.com/office/word/2018/wordml/cex" xmlns:w16cid="http://schemas.microsoft.com/office/word/2016/wordml/cid" xmlns:w16="http://schemas.microsoft.com/office/word/2018/wordml" xmlns:w16sdtdh="http://schemas.microsoft.com/office/word/2020/wordml/sdtdatahash" xmlns:w16sdtfl="http://schemas.microsoft.com/office/word/2024/wordml/sdtformatlock" xmlns:w16se="http://schemas.microsoft.com/office/word/2015/wordml/symex" xmlns:w16du="http://schemas.microsoft.com/office/word/2023/wordml/word16du" xmlns:wne="http://schemas.microsoft.com/office/word/2006/wordml" mc:Ignorable="w14 w15 w16se w16cid w16 w16cex w16sdtdh w16sdtfl w16du wp14">
   <w:sdt>
     <w:sdtPr>
       <w:rPr>
@@ -5615,7 +5788,7 @@
 </file>
 
 <file path=word/footnotes.xml><?xml version="1.0" encoding="utf-8"?>
-<w:footnotes xmlns:wpc="http://schemas.microsoft.com/office/word/2010/wordprocessingCanvas" xmlns:cx="http://schemas.microsoft.com/office/drawing/2014/chartex" xmlns:cx1="http://schemas.microsoft.com/office/drawing/2015/9/8/chartex" xmlns:cx2="http://schemas.microsoft.com/office/drawing/2015/10/21/chartex" xmlns:cx3="http://schemas.microsoft.com/office/drawing/2016/5/9/chartex" xmlns:cx4="http://schemas.microsoft.com/office/drawing/2016/5/10/chartex" xmlns:cx5="http://schemas.microsoft.com/office/drawing/2016/5/11/chartex" xmlns:cx6="http://schemas.microsoft.com/office/drawing/2016/5/12/chartex" xmlns:cx7="http://schemas.microsoft.com/office/drawing/2016/5/13/chartex" xmlns:cx8="http://schemas.microsoft.com/office/drawing/2016/5/14/chartex" xmlns:mc="http://schemas.openxmlformats.org/markup-compatibility/2006" xmlns:aink="http://schemas.microsoft.com/office/drawing/2016/ink" xmlns:am3d="http://schemas.microsoft.com/office/drawing/2017/model3d" xmlns:o="urn:schemas-microsoft-com:office:office" xmlns:oel="http://schemas.microsoft.com/office/2019/extlst" xmlns:r="http://schemas.openxmlformats.org/officeDocument/2006/relationships" xmlns:m="http://schemas.openxmlformats.org/officeDocument/2006/math" xmlns:v="urn:schemas-microsoft-com:vml" xmlns:wp14="http://schemas.microsoft.com/office/word/2010/wordprocessingDrawing" xmlns:wp="http://schemas.openxmlformats.org/drawingml/2006/wordprocessingDrawing" xmlns:w10="urn:schemas-microsoft-com:office:word" xmlns:w="http://schemas.openxmlformats.org/wordprocessingml/2006/main" xmlns:w14="http://schemas.microsoft.com/office/word/2010/wordml" xmlns:w15="http://schemas.microsoft.com/office/word/2012/wordml" xmlns:w16cex="http://schemas.microsoft.com/office/word/2018/wordml/cex" xmlns:w16cid="http://schemas.microsoft.com/office/word/2016/wordml/cid" xmlns:w16="http://schemas.microsoft.com/office/word/2018/wordml" xmlns:w16du="http://schemas.microsoft.com/office/word/2023/wordml/word16du" xmlns:w16sdtdh="http://schemas.microsoft.com/office/word/2020/wordml/sdtdatahash" xmlns:w16sdtfl="http://schemas.microsoft.com/office/word/2024/wordml/sdtformatlock" xmlns:w16se="http://schemas.microsoft.com/office/word/2015/wordml/symex" xmlns:wpg="http://schemas.microsoft.com/office/word/2010/wordprocessingGroup" xmlns:wpi="http://schemas.microsoft.com/office/word/2010/wordprocessingInk" xmlns:wne="http://schemas.microsoft.com/office/word/2006/wordml" xmlns:wps="http://schemas.microsoft.com/office/word/2010/wordprocessingShape" mc:Ignorable="w14 w15 w16se w16cid w16 w16cex w16sdtdh w16sdtfl w16du wp14">
+<w:footnotes xmlns:wpc="http://schemas.microsoft.com/office/word/2010/wordprocessingCanvas" xmlns:cx="http://schemas.microsoft.com/office/drawing/2014/chartex" xmlns:cx1="http://schemas.microsoft.com/office/drawing/2015/9/8/chartex" xmlns:cx2="http://schemas.microsoft.com/office/drawing/2015/10/21/chartex" xmlns:cx3="http://schemas.microsoft.com/office/drawing/2016/5/9/chartex" xmlns:cx4="http://schemas.microsoft.com/office/drawing/2016/5/10/chartex" xmlns:cx5="http://schemas.microsoft.com/office/drawing/2016/5/11/chartex" xmlns:cx6="http://schemas.microsoft.com/office/drawing/2016/5/12/chartex" xmlns:cx7="http://schemas.microsoft.com/office/drawing/2016/5/13/chartex" xmlns:cx8="http://schemas.microsoft.com/office/drawing/2016/5/14/chartex" xmlns:mc="http://schemas.openxmlformats.org/markup-compatibility/2006" xmlns:m="http://schemas.openxmlformats.org/officeDocument/2006/math" xmlns:aink="http://schemas.microsoft.com/office/drawing/2016/ink" xmlns:am3d="http://schemas.microsoft.com/office/drawing/2017/model3d" xmlns:oel="http://schemas.microsoft.com/office/2019/extlst" xmlns:r="http://schemas.openxmlformats.org/officeDocument/2006/relationships" xmlns:wp14="http://schemas.microsoft.com/office/word/2010/wordprocessingDrawing" xmlns:wp="http://schemas.openxmlformats.org/drawingml/2006/wordprocessingDrawing" xmlns:wpg="http://schemas.microsoft.com/office/word/2010/wordprocessingGroup" xmlns:wpi="http://schemas.microsoft.com/office/word/2010/wordprocessingInk" xmlns:wps="http://schemas.microsoft.com/office/word/2010/wordprocessingShape" xmlns:o="urn:schemas-microsoft-com:office:office" xmlns:v="urn:schemas-microsoft-com:vml" xmlns:w10="urn:schemas-microsoft-com:office:word" xmlns:w="http://schemas.openxmlformats.org/wordprocessingml/2006/main" xmlns:w14="http://schemas.microsoft.com/office/word/2010/wordml" xmlns:w15="http://schemas.microsoft.com/office/word/2012/wordml" xmlns:w16cex="http://schemas.microsoft.com/office/word/2018/wordml/cex" xmlns:w16cid="http://schemas.microsoft.com/office/word/2016/wordml/cid" xmlns:w16="http://schemas.microsoft.com/office/word/2018/wordml" xmlns:w16sdtdh="http://schemas.microsoft.com/office/word/2020/wordml/sdtdatahash" xmlns:w16sdtfl="http://schemas.microsoft.com/office/word/2024/wordml/sdtformatlock" xmlns:w16se="http://schemas.microsoft.com/office/word/2015/wordml/symex" xmlns:w16du="http://schemas.microsoft.com/office/word/2023/wordml/word16du" xmlns:wne="http://schemas.microsoft.com/office/word/2006/wordml" mc:Ignorable="w14 w15 w16se w16cid w16 w16cex w16sdtdh w16sdtfl w16du wp14">
   <w:footnote w:type="separator" w:id="-1">
     <w:p>
       <w:pPr>
@@ -5640,7 +5813,7 @@
 </file>
 
 <file path=word/numbering.xml><?xml version="1.0" encoding="utf-8"?>
-<w:numbering xmlns:wpc="http://schemas.microsoft.com/office/word/2010/wordprocessingCanvas" xmlns:cx="http://schemas.microsoft.com/office/drawing/2014/chartex" xmlns:cx1="http://schemas.microsoft.com/office/drawing/2015/9/8/chartex" xmlns:cx2="http://schemas.microsoft.com/office/drawing/2015/10/21/chartex" xmlns:cx3="http://schemas.microsoft.com/office/drawing/2016/5/9/chartex" xmlns:cx4="http://schemas.microsoft.com/office/drawing/2016/5/10/chartex" xmlns:cx5="http://schemas.microsoft.com/office/drawing/2016/5/11/chartex" xmlns:cx6="http://schemas.microsoft.com/office/drawing/2016/5/12/chartex" xmlns:cx7="http://schemas.microsoft.com/office/drawing/2016/5/13/chartex" xmlns:cx8="http://schemas.microsoft.com/office/drawing/2016/5/14/chartex" xmlns:mc="http://schemas.openxmlformats.org/markup-compatibility/2006" xmlns:aink="http://schemas.microsoft.com/office/drawing/2016/ink" xmlns:am3d="http://schemas.microsoft.com/office/drawing/2017/model3d" xmlns:o="urn:schemas-microsoft-com:office:office" xmlns:oel="http://schemas.microsoft.com/office/2019/extlst" xmlns:r="http://schemas.openxmlformats.org/officeDocument/2006/relationships" xmlns:m="http://schemas.openxmlformats.org/officeDocument/2006/math" xmlns:v="urn:schemas-microsoft-com:vml" xmlns:wp14="http://schemas.microsoft.com/office/word/2010/wordprocessingDrawing" xmlns:wp="http://schemas.openxmlformats.org/drawingml/2006/wordprocessingDrawing" xmlns:w10="urn:schemas-microsoft-com:office:word" xmlns:w="http://schemas.openxmlformats.org/wordprocessingml/2006/main" xmlns:w14="http://schemas.microsoft.com/office/word/2010/wordml" xmlns:w15="http://schemas.microsoft.com/office/word/2012/wordml" xmlns:w16cex="http://schemas.microsoft.com/office/word/2018/wordml/cex" xmlns:w16cid="http://schemas.microsoft.com/office/word/2016/wordml/cid" xmlns:w16="http://schemas.microsoft.com/office/word/2018/wordml" xmlns:w16du="http://schemas.microsoft.com/office/word/2023/wordml/word16du" xmlns:w16sdtdh="http://schemas.microsoft.com/office/word/2020/wordml/sdtdatahash" xmlns:w16sdtfl="http://schemas.microsoft.com/office/word/2024/wordml/sdtformatlock" xmlns:w16se="http://schemas.microsoft.com/office/word/2015/wordml/symex" xmlns:wpg="http://schemas.microsoft.com/office/word/2010/wordprocessingGroup" xmlns:wpi="http://schemas.microsoft.com/office/word/2010/wordprocessingInk" xmlns:wne="http://schemas.microsoft.com/office/word/2006/wordml" xmlns:wps="http://schemas.microsoft.com/office/word/2010/wordprocessingShape" mc:Ignorable="w14 w15 w16se w16cid w16 w16cex w16sdtdh w16sdtfl w16du wp14">
+<w:numbering xmlns:wpc="http://schemas.microsoft.com/office/word/2010/wordprocessingCanvas" xmlns:cx="http://schemas.microsoft.com/office/drawing/2014/chartex" xmlns:cx1="http://schemas.microsoft.com/office/drawing/2015/9/8/chartex" xmlns:cx2="http://schemas.microsoft.com/office/drawing/2015/10/21/chartex" xmlns:cx3="http://schemas.microsoft.com/office/drawing/2016/5/9/chartex" xmlns:cx4="http://schemas.microsoft.com/office/drawing/2016/5/10/chartex" xmlns:cx5="http://schemas.microsoft.com/office/drawing/2016/5/11/chartex" xmlns:cx6="http://schemas.microsoft.com/office/drawing/2016/5/12/chartex" xmlns:cx7="http://schemas.microsoft.com/office/drawing/2016/5/13/chartex" xmlns:cx8="http://schemas.microsoft.com/office/drawing/2016/5/14/chartex" xmlns:mc="http://schemas.openxmlformats.org/markup-compatibility/2006" xmlns:m="http://schemas.openxmlformats.org/officeDocument/2006/math" xmlns:aink="http://schemas.microsoft.com/office/drawing/2016/ink" xmlns:am3d="http://schemas.microsoft.com/office/drawing/2017/model3d" xmlns:oel="http://schemas.microsoft.com/office/2019/extlst" xmlns:r="http://schemas.openxmlformats.org/officeDocument/2006/relationships" xmlns:wp14="http://schemas.microsoft.com/office/word/2010/wordprocessingDrawing" xmlns:wp="http://schemas.openxmlformats.org/drawingml/2006/wordprocessingDrawing" xmlns:wpg="http://schemas.microsoft.com/office/word/2010/wordprocessingGroup" xmlns:wpi="http://schemas.microsoft.com/office/word/2010/wordprocessingInk" xmlns:wps="http://schemas.microsoft.com/office/word/2010/wordprocessingShape" xmlns:o="urn:schemas-microsoft-com:office:office" xmlns:v="urn:schemas-microsoft-com:vml" xmlns:w10="urn:schemas-microsoft-com:office:word" xmlns:w="http://schemas.openxmlformats.org/wordprocessingml/2006/main" xmlns:w14="http://schemas.microsoft.com/office/word/2010/wordml" xmlns:w15="http://schemas.microsoft.com/office/word/2012/wordml" xmlns:w16cex="http://schemas.microsoft.com/office/word/2018/wordml/cex" xmlns:w16cid="http://schemas.microsoft.com/office/word/2016/wordml/cid" xmlns:w16="http://schemas.microsoft.com/office/word/2018/wordml" xmlns:w16sdtdh="http://schemas.microsoft.com/office/word/2020/wordml/sdtdatahash" xmlns:w16sdtfl="http://schemas.microsoft.com/office/word/2024/wordml/sdtformatlock" xmlns:w16se="http://schemas.microsoft.com/office/word/2015/wordml/symex" xmlns:w16du="http://schemas.microsoft.com/office/word/2023/wordml/word16du" xmlns:wne="http://schemas.microsoft.com/office/word/2006/wordml" mc:Ignorable="w14 w15 w16se w16cid w16 w16cex w16sdtdh w16sdtfl w16du wp14">
   <w:abstractNum w:abstractNumId="0" w15:restartNumberingAfterBreak="0">
     <w:nsid w:val="01217A70"/>
     <w:multiLevelType w:val="hybridMultilevel"/>
@@ -5754,5057 +5927,24 @@
       </w:rPr>
     </w:lvl>
   </w:abstractNum>
-  <w:abstractNum w:abstractNumId="1" w15:restartNumberingAfterBreak="0">
-    <w:nsid w:val="0512432D"/>
-    <w:multiLevelType w:val="hybridMultilevel"/>
-    <w:tmpl w:val="C1DA7882"/>
-    <w:lvl w:ilvl="0" w:tplc="8644581C">
-      <w:start w:val="9"/>
-      <w:numFmt w:val="bullet"/>
-      <w:lvlText w:val=""/>
-      <w:lvlJc w:val="left"/>
-      <w:pPr>
-        <w:ind w:left="720" w:hanging="360"/>
-      </w:pPr>
-      <w:rPr>
-        <w:rFonts w:ascii="Symbol" w:eastAsiaTheme="minorHAnsi" w:hAnsi="Symbol" w:cs="Times New Roman" w:hint="default"/>
-      </w:rPr>
-    </w:lvl>
-    <w:lvl w:ilvl="1" w:tplc="04090003" w:tentative="1">
-      <w:start w:val="1"/>
-      <w:numFmt w:val="bullet"/>
-      <w:lvlText w:val="o"/>
-      <w:lvlJc w:val="left"/>
-      <w:pPr>
-        <w:ind w:left="1440" w:hanging="360"/>
-      </w:pPr>
-      <w:rPr>
-        <w:rFonts w:ascii="Courier New" w:hAnsi="Courier New" w:cs="Courier New" w:hint="default"/>
-      </w:rPr>
-    </w:lvl>
-    <w:lvl w:ilvl="2" w:tplc="04090005" w:tentative="1">
-      <w:start w:val="1"/>
-      <w:numFmt w:val="bullet"/>
-      <w:lvlText w:val=""/>
-      <w:lvlJc w:val="left"/>
-      <w:pPr>
-        <w:ind w:left="2160" w:hanging="360"/>
-      </w:pPr>
-      <w:rPr>
-        <w:rFonts w:ascii="Wingdings" w:hAnsi="Wingdings" w:hint="default"/>
-      </w:rPr>
-    </w:lvl>
-    <w:lvl w:ilvl="3" w:tplc="04090001" w:tentative="1">
-      <w:start w:val="1"/>
-      <w:numFmt w:val="bullet"/>
-      <w:lvlText w:val=""/>
-      <w:lvlJc w:val="left"/>
-      <w:pPr>
-        <w:ind w:left="2880" w:hanging="360"/>
-      </w:pPr>
-      <w:rPr>
-        <w:rFonts w:ascii="Symbol" w:hAnsi="Symbol" w:hint="default"/>
-      </w:rPr>
-    </w:lvl>
-    <w:lvl w:ilvl="4" w:tplc="04090003" w:tentative="1">
-      <w:start w:val="1"/>
-      <w:numFmt w:val="bullet"/>
-      <w:lvlText w:val="o"/>
-      <w:lvlJc w:val="left"/>
-      <w:pPr>
-        <w:ind w:left="3600" w:hanging="360"/>
-      </w:pPr>
-      <w:rPr>
-        <w:rFonts w:ascii="Courier New" w:hAnsi="Courier New" w:cs="Courier New" w:hint="default"/>
-      </w:rPr>
-    </w:lvl>
-    <w:lvl w:ilvl="5" w:tplc="04090005" w:tentative="1">
-      <w:start w:val="1"/>
-      <w:numFmt w:val="bullet"/>
-      <w:lvlText w:val=""/>
-      <w:lvlJc w:val="left"/>
-      <w:pPr>
-        <w:ind w:left="4320" w:hanging="360"/>
-      </w:pPr>
-      <w:rPr>
-        <w:rFonts w:ascii="Wingdings" w:hAnsi="Wingdings" w:hint="default"/>
-      </w:rPr>
-    </w:lvl>
-    <w:lvl w:ilvl="6" w:tplc="04090001" w:tentative="1">
-      <w:start w:val="1"/>
-      <w:numFmt w:val="bullet"/>
-      <w:lvlText w:val=""/>
-      <w:lvlJc w:val="left"/>
-      <w:pPr>
-        <w:ind w:left="5040" w:hanging="360"/>
-      </w:pPr>
-      <w:rPr>
-        <w:rFonts w:ascii="Symbol" w:hAnsi="Symbol" w:hint="default"/>
-      </w:rPr>
-    </w:lvl>
-    <w:lvl w:ilvl="7" w:tplc="04090003" w:tentative="1">
-      <w:start w:val="1"/>
-      <w:numFmt w:val="bullet"/>
-      <w:lvlText w:val="o"/>
-      <w:lvlJc w:val="left"/>
-      <w:pPr>
-        <w:ind w:left="5760" w:hanging="360"/>
-      </w:pPr>
-      <w:rPr>
-        <w:rFonts w:ascii="Courier New" w:hAnsi="Courier New" w:cs="Courier New" w:hint="default"/>
-      </w:rPr>
-    </w:lvl>
-    <w:lvl w:ilvl="8" w:tplc="04090005" w:tentative="1">
-      <w:start w:val="1"/>
-      <w:numFmt w:val="bullet"/>
-      <w:lvlText w:val=""/>
-      <w:lvlJc w:val="left"/>
-      <w:pPr>
-        <w:ind w:left="6480" w:hanging="360"/>
-      </w:pPr>
-      <w:rPr>
-        <w:rFonts w:ascii="Wingdings" w:hAnsi="Wingdings" w:hint="default"/>
-      </w:rPr>
-    </w:lvl>
-  </w:abstractNum>
-  <w:abstractNum w:abstractNumId="2" w15:restartNumberingAfterBreak="0">
-    <w:nsid w:val="101A7B69"/>
-    <w:multiLevelType w:val="hybridMultilevel"/>
-    <w:tmpl w:val="87C4FAA8"/>
-    <w:lvl w:ilvl="0" w:tplc="04090001">
-      <w:start w:val="1"/>
-      <w:numFmt w:val="bullet"/>
-      <w:lvlText w:val=""/>
-      <w:lvlJc w:val="left"/>
-      <w:pPr>
-        <w:ind w:left="1800" w:hanging="360"/>
-      </w:pPr>
-      <w:rPr>
-        <w:rFonts w:ascii="Symbol" w:hAnsi="Symbol" w:hint="default"/>
-      </w:rPr>
-    </w:lvl>
-    <w:lvl w:ilvl="1" w:tplc="04090003" w:tentative="1">
-      <w:start w:val="1"/>
-      <w:numFmt w:val="bullet"/>
-      <w:lvlText w:val="o"/>
-      <w:lvlJc w:val="left"/>
-      <w:pPr>
-        <w:ind w:left="2520" w:hanging="360"/>
-      </w:pPr>
-      <w:rPr>
-        <w:rFonts w:ascii="Courier New" w:hAnsi="Courier New" w:cs="Courier New" w:hint="default"/>
-      </w:rPr>
-    </w:lvl>
-    <w:lvl w:ilvl="2" w:tplc="04090005" w:tentative="1">
-      <w:start w:val="1"/>
-      <w:numFmt w:val="bullet"/>
-      <w:lvlText w:val=""/>
-      <w:lvlJc w:val="left"/>
-      <w:pPr>
-        <w:ind w:left="3240" w:hanging="360"/>
-      </w:pPr>
-      <w:rPr>
-        <w:rFonts w:ascii="Wingdings" w:hAnsi="Wingdings" w:hint="default"/>
-      </w:rPr>
-    </w:lvl>
-    <w:lvl w:ilvl="3" w:tplc="04090001" w:tentative="1">
-      <w:start w:val="1"/>
-      <w:numFmt w:val="bullet"/>
-      <w:lvlText w:val=""/>
-      <w:lvlJc w:val="left"/>
-      <w:pPr>
-        <w:ind w:left="3960" w:hanging="360"/>
-      </w:pPr>
-      <w:rPr>
-        <w:rFonts w:ascii="Symbol" w:hAnsi="Symbol" w:hint="default"/>
-      </w:rPr>
-    </w:lvl>
-    <w:lvl w:ilvl="4" w:tplc="04090003" w:tentative="1">
-      <w:start w:val="1"/>
-      <w:numFmt w:val="bullet"/>
-      <w:lvlText w:val="o"/>
-      <w:lvlJc w:val="left"/>
-      <w:pPr>
-        <w:ind w:left="4680" w:hanging="360"/>
-      </w:pPr>
-      <w:rPr>
-        <w:rFonts w:ascii="Courier New" w:hAnsi="Courier New" w:cs="Courier New" w:hint="default"/>
-      </w:rPr>
-    </w:lvl>
-    <w:lvl w:ilvl="5" w:tplc="04090005" w:tentative="1">
-      <w:start w:val="1"/>
-      <w:numFmt w:val="bullet"/>
-      <w:lvlText w:val=""/>
-      <w:lvlJc w:val="left"/>
-      <w:pPr>
-        <w:ind w:left="5400" w:hanging="360"/>
-      </w:pPr>
-      <w:rPr>
-        <w:rFonts w:ascii="Wingdings" w:hAnsi="Wingdings" w:hint="default"/>
-      </w:rPr>
-    </w:lvl>
-    <w:lvl w:ilvl="6" w:tplc="04090001" w:tentative="1">
-      <w:start w:val="1"/>
-      <w:numFmt w:val="bullet"/>
-      <w:lvlText w:val=""/>
-      <w:lvlJc w:val="left"/>
-      <w:pPr>
-        <w:ind w:left="6120" w:hanging="360"/>
-      </w:pPr>
-      <w:rPr>
-        <w:rFonts w:ascii="Symbol" w:hAnsi="Symbol" w:hint="default"/>
-      </w:rPr>
-    </w:lvl>
-    <w:lvl w:ilvl="7" w:tplc="04090003" w:tentative="1">
-      <w:start w:val="1"/>
-      <w:numFmt w:val="bullet"/>
-      <w:lvlText w:val="o"/>
-      <w:lvlJc w:val="left"/>
-      <w:pPr>
-        <w:ind w:left="6840" w:hanging="360"/>
-      </w:pPr>
-      <w:rPr>
-        <w:rFonts w:ascii="Courier New" w:hAnsi="Courier New" w:cs="Courier New" w:hint="default"/>
-      </w:rPr>
-    </w:lvl>
-    <w:lvl w:ilvl="8" w:tplc="04090005" w:tentative="1">
-      <w:start w:val="1"/>
-      <w:numFmt w:val="bullet"/>
-      <w:lvlText w:val=""/>
-      <w:lvlJc w:val="left"/>
-      <w:pPr>
-        <w:ind w:left="7560" w:hanging="360"/>
-      </w:pPr>
-      <w:rPr>
-        <w:rFonts w:ascii="Wingdings" w:hAnsi="Wingdings" w:hint="default"/>
-      </w:rPr>
-    </w:lvl>
-  </w:abstractNum>
-  <w:abstractNum w:abstractNumId="3" w15:restartNumberingAfterBreak="0">
-    <w:nsid w:val="109547A7"/>
-    <w:multiLevelType w:val="hybridMultilevel"/>
-    <w:tmpl w:val="22649750"/>
-    <w:lvl w:ilvl="0" w:tplc="4C70E974">
-      <w:start w:val="1"/>
-      <w:numFmt w:val="decimal"/>
-      <w:lvlText w:val="%1."/>
-      <w:lvlJc w:val="left"/>
-      <w:pPr>
-        <w:ind w:left="1440" w:hanging="360"/>
-      </w:pPr>
-      <w:rPr>
-        <w:rFonts w:hint="default"/>
-        <w:b/>
-        <w:bCs/>
-      </w:rPr>
-    </w:lvl>
-    <w:lvl w:ilvl="1" w:tplc="04090019" w:tentative="1">
-      <w:start w:val="1"/>
-      <w:numFmt w:val="lowerLetter"/>
-      <w:lvlText w:val="%2."/>
-      <w:lvlJc w:val="left"/>
-      <w:pPr>
-        <w:ind w:left="2160" w:hanging="360"/>
-      </w:pPr>
-    </w:lvl>
-    <w:lvl w:ilvl="2" w:tplc="0409001B" w:tentative="1">
-      <w:start w:val="1"/>
-      <w:numFmt w:val="lowerRoman"/>
-      <w:lvlText w:val="%3."/>
-      <w:lvlJc w:val="right"/>
-      <w:pPr>
-        <w:ind w:left="2880" w:hanging="180"/>
-      </w:pPr>
-    </w:lvl>
-    <w:lvl w:ilvl="3" w:tplc="0409000F" w:tentative="1">
-      <w:start w:val="1"/>
-      <w:numFmt w:val="decimal"/>
-      <w:lvlText w:val="%4."/>
-      <w:lvlJc w:val="left"/>
-      <w:pPr>
-        <w:ind w:left="3600" w:hanging="360"/>
-      </w:pPr>
-    </w:lvl>
-    <w:lvl w:ilvl="4" w:tplc="04090019" w:tentative="1">
-      <w:start w:val="1"/>
-      <w:numFmt w:val="lowerLetter"/>
-      <w:lvlText w:val="%5."/>
-      <w:lvlJc w:val="left"/>
-      <w:pPr>
-        <w:ind w:left="4320" w:hanging="360"/>
-      </w:pPr>
-    </w:lvl>
-    <w:lvl w:ilvl="5" w:tplc="0409001B" w:tentative="1">
-      <w:start w:val="1"/>
-      <w:numFmt w:val="lowerRoman"/>
-      <w:lvlText w:val="%6."/>
-      <w:lvlJc w:val="right"/>
-      <w:pPr>
-        <w:ind w:left="5040" w:hanging="180"/>
-      </w:pPr>
-    </w:lvl>
-    <w:lvl w:ilvl="6" w:tplc="0409000F" w:tentative="1">
-      <w:start w:val="1"/>
-      <w:numFmt w:val="decimal"/>
-      <w:lvlText w:val="%7."/>
-      <w:lvlJc w:val="left"/>
-      <w:pPr>
-        <w:ind w:left="5760" w:hanging="360"/>
-      </w:pPr>
-    </w:lvl>
-    <w:lvl w:ilvl="7" w:tplc="04090019" w:tentative="1">
-      <w:start w:val="1"/>
-      <w:numFmt w:val="lowerLetter"/>
-      <w:lvlText w:val="%8."/>
-      <w:lvlJc w:val="left"/>
-      <w:pPr>
-        <w:ind w:left="6480" w:hanging="360"/>
-      </w:pPr>
-    </w:lvl>
-    <w:lvl w:ilvl="8" w:tplc="0409001B" w:tentative="1">
-      <w:start w:val="1"/>
-      <w:numFmt w:val="lowerRoman"/>
-      <w:lvlText w:val="%9."/>
-      <w:lvlJc w:val="right"/>
-      <w:pPr>
-        <w:ind w:left="7200" w:hanging="180"/>
-      </w:pPr>
-    </w:lvl>
-  </w:abstractNum>
-  <w:abstractNum w:abstractNumId="4" w15:restartNumberingAfterBreak="0">
-    <w:nsid w:val="133631FC"/>
-    <w:multiLevelType w:val="hybridMultilevel"/>
-    <w:tmpl w:val="FDD2228A"/>
-    <w:lvl w:ilvl="0" w:tplc="0409000F">
-      <w:start w:val="2"/>
-      <w:numFmt w:val="decimal"/>
-      <w:lvlText w:val="%1."/>
-      <w:lvlJc w:val="left"/>
-      <w:pPr>
-        <w:ind w:left="720" w:hanging="360"/>
-      </w:pPr>
-      <w:rPr>
-        <w:rFonts w:hint="default"/>
-      </w:rPr>
-    </w:lvl>
-    <w:lvl w:ilvl="1" w:tplc="04090019" w:tentative="1">
-      <w:start w:val="1"/>
-      <w:numFmt w:val="lowerLetter"/>
-      <w:lvlText w:val="%2."/>
-      <w:lvlJc w:val="left"/>
-      <w:pPr>
-        <w:ind w:left="1440" w:hanging="360"/>
-      </w:pPr>
-    </w:lvl>
-    <w:lvl w:ilvl="2" w:tplc="0409001B" w:tentative="1">
-      <w:start w:val="1"/>
-      <w:numFmt w:val="lowerRoman"/>
-      <w:lvlText w:val="%3."/>
-      <w:lvlJc w:val="right"/>
-      <w:pPr>
-        <w:ind w:left="2160" w:hanging="180"/>
-      </w:pPr>
-    </w:lvl>
-    <w:lvl w:ilvl="3" w:tplc="0409000F" w:tentative="1">
-      <w:start w:val="1"/>
-      <w:numFmt w:val="decimal"/>
-      <w:lvlText w:val="%4."/>
-      <w:lvlJc w:val="left"/>
-      <w:pPr>
-        <w:ind w:left="2880" w:hanging="360"/>
-      </w:pPr>
-    </w:lvl>
-    <w:lvl w:ilvl="4" w:tplc="04090019" w:tentative="1">
-      <w:start w:val="1"/>
-      <w:numFmt w:val="lowerLetter"/>
-      <w:lvlText w:val="%5."/>
-      <w:lvlJc w:val="left"/>
-      <w:pPr>
-        <w:ind w:left="3600" w:hanging="360"/>
-      </w:pPr>
-    </w:lvl>
-    <w:lvl w:ilvl="5" w:tplc="0409001B" w:tentative="1">
-      <w:start w:val="1"/>
-      <w:numFmt w:val="lowerRoman"/>
-      <w:lvlText w:val="%6."/>
-      <w:lvlJc w:val="right"/>
-      <w:pPr>
-        <w:ind w:left="4320" w:hanging="180"/>
-      </w:pPr>
-    </w:lvl>
-    <w:lvl w:ilvl="6" w:tplc="0409000F" w:tentative="1">
-      <w:start w:val="1"/>
-      <w:numFmt w:val="decimal"/>
-      <w:lvlText w:val="%7."/>
-      <w:lvlJc w:val="left"/>
-      <w:pPr>
-        <w:ind w:left="5040" w:hanging="360"/>
-      </w:pPr>
-    </w:lvl>
-    <w:lvl w:ilvl="7" w:tplc="04090019" w:tentative="1">
-      <w:start w:val="1"/>
-      <w:numFmt w:val="lowerLetter"/>
-      <w:lvlText w:val="%8."/>
-      <w:lvlJc w:val="left"/>
-      <w:pPr>
-        <w:ind w:left="5760" w:hanging="360"/>
-      </w:pPr>
-    </w:lvl>
-    <w:lvl w:ilvl="8" w:tplc="0409001B" w:tentative="1">
-      <w:start w:val="1"/>
-      <w:numFmt w:val="lowerRoman"/>
-      <w:lvlText w:val="%9."/>
-      <w:lvlJc w:val="right"/>
-      <w:pPr>
-        <w:ind w:left="6480" w:hanging="180"/>
-      </w:pPr>
-    </w:lvl>
-  </w:abstractNum>
-  <w:abstractNum w:abstractNumId="5" w15:restartNumberingAfterBreak="0">
-    <w:nsid w:val="14CB5269"/>
-    <w:multiLevelType w:val="hybridMultilevel"/>
-    <w:tmpl w:val="99664AC6"/>
-    <w:lvl w:ilvl="0" w:tplc="4C3C1436">
-      <w:start w:val="1"/>
-      <w:numFmt w:val="decimal"/>
-      <w:lvlText w:val="%1."/>
-      <w:lvlJc w:val="left"/>
-      <w:pPr>
-        <w:ind w:left="1080" w:hanging="360"/>
-      </w:pPr>
-      <w:rPr>
-        <w:rFonts w:hint="default"/>
-      </w:rPr>
-    </w:lvl>
-    <w:lvl w:ilvl="1" w:tplc="04090019" w:tentative="1">
-      <w:start w:val="1"/>
-      <w:numFmt w:val="lowerLetter"/>
-      <w:lvlText w:val="%2."/>
-      <w:lvlJc w:val="left"/>
-      <w:pPr>
-        <w:ind w:left="1800" w:hanging="360"/>
-      </w:pPr>
-    </w:lvl>
-    <w:lvl w:ilvl="2" w:tplc="0409001B" w:tentative="1">
-      <w:start w:val="1"/>
-      <w:numFmt w:val="lowerRoman"/>
-      <w:lvlText w:val="%3."/>
-      <w:lvlJc w:val="right"/>
-      <w:pPr>
-        <w:ind w:left="2520" w:hanging="180"/>
-      </w:pPr>
-    </w:lvl>
-    <w:lvl w:ilvl="3" w:tplc="0409000F" w:tentative="1">
-      <w:start w:val="1"/>
-      <w:numFmt w:val="decimal"/>
-      <w:lvlText w:val="%4."/>
-      <w:lvlJc w:val="left"/>
-      <w:pPr>
-        <w:ind w:left="3240" w:hanging="360"/>
-      </w:pPr>
-    </w:lvl>
-    <w:lvl w:ilvl="4" w:tplc="04090019" w:tentative="1">
-      <w:start w:val="1"/>
-      <w:numFmt w:val="lowerLetter"/>
-      <w:lvlText w:val="%5."/>
-      <w:lvlJc w:val="left"/>
-      <w:pPr>
-        <w:ind w:left="3960" w:hanging="360"/>
-      </w:pPr>
-    </w:lvl>
-    <w:lvl w:ilvl="5" w:tplc="0409001B" w:tentative="1">
-      <w:start w:val="1"/>
-      <w:numFmt w:val="lowerRoman"/>
-      <w:lvlText w:val="%6."/>
-      <w:lvlJc w:val="right"/>
-      <w:pPr>
-        <w:ind w:left="4680" w:hanging="180"/>
-      </w:pPr>
-    </w:lvl>
-    <w:lvl w:ilvl="6" w:tplc="0409000F" w:tentative="1">
-      <w:start w:val="1"/>
-      <w:numFmt w:val="decimal"/>
-      <w:lvlText w:val="%7."/>
-      <w:lvlJc w:val="left"/>
-      <w:pPr>
-        <w:ind w:left="5400" w:hanging="360"/>
-      </w:pPr>
-    </w:lvl>
-    <w:lvl w:ilvl="7" w:tplc="04090019" w:tentative="1">
-      <w:start w:val="1"/>
-      <w:numFmt w:val="lowerLetter"/>
-      <w:lvlText w:val="%8."/>
-      <w:lvlJc w:val="left"/>
-      <w:pPr>
-        <w:ind w:left="6120" w:hanging="360"/>
-      </w:pPr>
-    </w:lvl>
-    <w:lvl w:ilvl="8" w:tplc="0409001B" w:tentative="1">
-      <w:start w:val="1"/>
-      <w:numFmt w:val="lowerRoman"/>
-      <w:lvlText w:val="%9."/>
-      <w:lvlJc w:val="right"/>
-      <w:pPr>
-        <w:ind w:left="6840" w:hanging="180"/>
-      </w:pPr>
-    </w:lvl>
-  </w:abstractNum>
-  <w:abstractNum w:abstractNumId="6" w15:restartNumberingAfterBreak="0">
-    <w:nsid w:val="16A3206F"/>
-    <w:multiLevelType w:val="hybridMultilevel"/>
-    <w:tmpl w:val="C0224838"/>
-    <w:lvl w:ilvl="0" w:tplc="0409000F">
-      <w:start w:val="1"/>
-      <w:numFmt w:val="decimal"/>
-      <w:lvlText w:val="%1."/>
-      <w:lvlJc w:val="left"/>
-      <w:pPr>
-        <w:ind w:left="1080" w:hanging="360"/>
-      </w:pPr>
-      <w:rPr>
-        <w:rFonts w:hint="default"/>
-      </w:rPr>
-    </w:lvl>
-    <w:lvl w:ilvl="1" w:tplc="04090019" w:tentative="1">
-      <w:start w:val="1"/>
-      <w:numFmt w:val="lowerLetter"/>
-      <w:lvlText w:val="%2."/>
-      <w:lvlJc w:val="left"/>
-      <w:pPr>
-        <w:ind w:left="1800" w:hanging="360"/>
-      </w:pPr>
-    </w:lvl>
-    <w:lvl w:ilvl="2" w:tplc="0409001B" w:tentative="1">
-      <w:start w:val="1"/>
-      <w:numFmt w:val="lowerRoman"/>
-      <w:lvlText w:val="%3."/>
-      <w:lvlJc w:val="right"/>
-      <w:pPr>
-        <w:ind w:left="2520" w:hanging="180"/>
-      </w:pPr>
-    </w:lvl>
-    <w:lvl w:ilvl="3" w:tplc="0409000F" w:tentative="1">
-      <w:start w:val="1"/>
-      <w:numFmt w:val="decimal"/>
-      <w:lvlText w:val="%4."/>
-      <w:lvlJc w:val="left"/>
-      <w:pPr>
-        <w:ind w:left="3240" w:hanging="360"/>
-      </w:pPr>
-    </w:lvl>
-    <w:lvl w:ilvl="4" w:tplc="04090019" w:tentative="1">
-      <w:start w:val="1"/>
-      <w:numFmt w:val="lowerLetter"/>
-      <w:lvlText w:val="%5."/>
-      <w:lvlJc w:val="left"/>
-      <w:pPr>
-        <w:ind w:left="3960" w:hanging="360"/>
-      </w:pPr>
-    </w:lvl>
-    <w:lvl w:ilvl="5" w:tplc="0409001B" w:tentative="1">
-      <w:start w:val="1"/>
-      <w:numFmt w:val="lowerRoman"/>
-      <w:lvlText w:val="%6."/>
-      <w:lvlJc w:val="right"/>
-      <w:pPr>
-        <w:ind w:left="4680" w:hanging="180"/>
-      </w:pPr>
-    </w:lvl>
-    <w:lvl w:ilvl="6" w:tplc="0409000F" w:tentative="1">
-      <w:start w:val="1"/>
-      <w:numFmt w:val="decimal"/>
-      <w:lvlText w:val="%7."/>
-      <w:lvlJc w:val="left"/>
-      <w:pPr>
-        <w:ind w:left="5400" w:hanging="360"/>
-      </w:pPr>
-    </w:lvl>
-    <w:lvl w:ilvl="7" w:tplc="04090019" w:tentative="1">
-      <w:start w:val="1"/>
-      <w:numFmt w:val="lowerLetter"/>
-      <w:lvlText w:val="%8."/>
-      <w:lvlJc w:val="left"/>
-      <w:pPr>
-        <w:ind w:left="6120" w:hanging="360"/>
-      </w:pPr>
-    </w:lvl>
-    <w:lvl w:ilvl="8" w:tplc="0409001B" w:tentative="1">
-      <w:start w:val="1"/>
-      <w:numFmt w:val="lowerRoman"/>
-      <w:lvlText w:val="%9."/>
-      <w:lvlJc w:val="right"/>
-      <w:pPr>
-        <w:ind w:left="6840" w:hanging="180"/>
-      </w:pPr>
-    </w:lvl>
-  </w:abstractNum>
-  <w:abstractNum w:abstractNumId="7" w15:restartNumberingAfterBreak="0">
-    <w:nsid w:val="16EB6919"/>
-    <w:multiLevelType w:val="hybridMultilevel"/>
-    <w:tmpl w:val="662C1110"/>
-    <w:lvl w:ilvl="0" w:tplc="D0A6E6D0">
-      <w:start w:val="1"/>
-      <w:numFmt w:val="decimal"/>
-      <w:lvlText w:val="%1."/>
-      <w:lvlJc w:val="left"/>
-      <w:pPr>
-        <w:ind w:left="1080" w:hanging="360"/>
-      </w:pPr>
-      <w:rPr>
-        <w:rFonts w:hint="default"/>
-        <w:b/>
-        <w:bCs/>
-      </w:rPr>
-    </w:lvl>
-    <w:lvl w:ilvl="1" w:tplc="04090019" w:tentative="1">
-      <w:start w:val="1"/>
-      <w:numFmt w:val="lowerLetter"/>
-      <w:lvlText w:val="%2."/>
-      <w:lvlJc w:val="left"/>
-      <w:pPr>
-        <w:ind w:left="1800" w:hanging="360"/>
-      </w:pPr>
-    </w:lvl>
-    <w:lvl w:ilvl="2" w:tplc="0409001B" w:tentative="1">
-      <w:start w:val="1"/>
-      <w:numFmt w:val="lowerRoman"/>
-      <w:lvlText w:val="%3."/>
-      <w:lvlJc w:val="right"/>
-      <w:pPr>
-        <w:ind w:left="2520" w:hanging="180"/>
-      </w:pPr>
-    </w:lvl>
-    <w:lvl w:ilvl="3" w:tplc="0409000F" w:tentative="1">
-      <w:start w:val="1"/>
-      <w:numFmt w:val="decimal"/>
-      <w:lvlText w:val="%4."/>
-      <w:lvlJc w:val="left"/>
-      <w:pPr>
-        <w:ind w:left="3240" w:hanging="360"/>
-      </w:pPr>
-    </w:lvl>
-    <w:lvl w:ilvl="4" w:tplc="04090019" w:tentative="1">
-      <w:start w:val="1"/>
-      <w:numFmt w:val="lowerLetter"/>
-      <w:lvlText w:val="%5."/>
-      <w:lvlJc w:val="left"/>
-      <w:pPr>
-        <w:ind w:left="3960" w:hanging="360"/>
-      </w:pPr>
-    </w:lvl>
-    <w:lvl w:ilvl="5" w:tplc="0409001B" w:tentative="1">
-      <w:start w:val="1"/>
-      <w:numFmt w:val="lowerRoman"/>
-      <w:lvlText w:val="%6."/>
-      <w:lvlJc w:val="right"/>
-      <w:pPr>
-        <w:ind w:left="4680" w:hanging="180"/>
-      </w:pPr>
-    </w:lvl>
-    <w:lvl w:ilvl="6" w:tplc="0409000F" w:tentative="1">
-      <w:start w:val="1"/>
-      <w:numFmt w:val="decimal"/>
-      <w:lvlText w:val="%7."/>
-      <w:lvlJc w:val="left"/>
-      <w:pPr>
-        <w:ind w:left="5400" w:hanging="360"/>
-      </w:pPr>
-    </w:lvl>
-    <w:lvl w:ilvl="7" w:tplc="04090019" w:tentative="1">
-      <w:start w:val="1"/>
-      <w:numFmt w:val="lowerLetter"/>
-      <w:lvlText w:val="%8."/>
-      <w:lvlJc w:val="left"/>
-      <w:pPr>
-        <w:ind w:left="6120" w:hanging="360"/>
-      </w:pPr>
-    </w:lvl>
-    <w:lvl w:ilvl="8" w:tplc="0409001B" w:tentative="1">
-      <w:start w:val="1"/>
-      <w:numFmt w:val="lowerRoman"/>
-      <w:lvlText w:val="%9."/>
-      <w:lvlJc w:val="right"/>
-      <w:pPr>
-        <w:ind w:left="6840" w:hanging="180"/>
-      </w:pPr>
-    </w:lvl>
-  </w:abstractNum>
-  <w:abstractNum w:abstractNumId="8" w15:restartNumberingAfterBreak="0">
-    <w:nsid w:val="18C60BBC"/>
-    <w:multiLevelType w:val="multilevel"/>
-    <w:tmpl w:val="9604B936"/>
-    <w:lvl w:ilvl="0">
-      <w:start w:val="1"/>
-      <w:numFmt w:val="decimal"/>
-      <w:lvlText w:val="%1."/>
-      <w:lvlJc w:val="left"/>
-      <w:pPr>
-        <w:ind w:left="540" w:hanging="540"/>
-      </w:pPr>
-      <w:rPr>
-        <w:rFonts w:hint="default"/>
-      </w:rPr>
-    </w:lvl>
-    <w:lvl w:ilvl="1">
-      <w:start w:val="2"/>
-      <w:numFmt w:val="decimal"/>
-      <w:lvlText w:val="%1.%2."/>
-      <w:lvlJc w:val="left"/>
-      <w:pPr>
-        <w:ind w:left="720" w:hanging="540"/>
-      </w:pPr>
-      <w:rPr>
-        <w:rFonts w:hint="default"/>
-      </w:rPr>
-    </w:lvl>
-    <w:lvl w:ilvl="2">
-      <w:start w:val="2"/>
-      <w:numFmt w:val="decimal"/>
-      <w:lvlText w:val="%1.%2.%3."/>
-      <w:lvlJc w:val="left"/>
-      <w:pPr>
-        <w:ind w:left="1080" w:hanging="720"/>
-      </w:pPr>
-      <w:rPr>
-        <w:rFonts w:hint="default"/>
-      </w:rPr>
-    </w:lvl>
-    <w:lvl w:ilvl="3">
-      <w:start w:val="1"/>
-      <w:numFmt w:val="decimal"/>
-      <w:lvlText w:val="%1.%2.%3.%4."/>
-      <w:lvlJc w:val="left"/>
-      <w:pPr>
-        <w:ind w:left="1260" w:hanging="720"/>
-      </w:pPr>
-      <w:rPr>
-        <w:rFonts w:hint="default"/>
-      </w:rPr>
-    </w:lvl>
-    <w:lvl w:ilvl="4">
-      <w:start w:val="1"/>
-      <w:numFmt w:val="decimal"/>
-      <w:lvlText w:val="%1.%2.%3.%4.%5."/>
-      <w:lvlJc w:val="left"/>
-      <w:pPr>
-        <w:ind w:left="1800" w:hanging="1080"/>
-      </w:pPr>
-      <w:rPr>
-        <w:rFonts w:hint="default"/>
-      </w:rPr>
-    </w:lvl>
-    <w:lvl w:ilvl="5">
-      <w:start w:val="1"/>
-      <w:numFmt w:val="decimal"/>
-      <w:lvlText w:val="%1.%2.%3.%4.%5.%6."/>
-      <w:lvlJc w:val="left"/>
-      <w:pPr>
-        <w:ind w:left="1980" w:hanging="1080"/>
-      </w:pPr>
-      <w:rPr>
-        <w:rFonts w:hint="default"/>
-      </w:rPr>
-    </w:lvl>
-    <w:lvl w:ilvl="6">
-      <w:start w:val="1"/>
-      <w:numFmt w:val="decimal"/>
-      <w:lvlText w:val="%1.%2.%3.%4.%5.%6.%7."/>
-      <w:lvlJc w:val="left"/>
-      <w:pPr>
-        <w:ind w:left="2520" w:hanging="1440"/>
-      </w:pPr>
-      <w:rPr>
-        <w:rFonts w:hint="default"/>
-      </w:rPr>
-    </w:lvl>
-    <w:lvl w:ilvl="7">
-      <w:start w:val="1"/>
-      <w:numFmt w:val="decimal"/>
-      <w:lvlText w:val="%1.%2.%3.%4.%5.%6.%7.%8."/>
-      <w:lvlJc w:val="left"/>
-      <w:pPr>
-        <w:ind w:left="2700" w:hanging="1440"/>
-      </w:pPr>
-      <w:rPr>
-        <w:rFonts w:hint="default"/>
-      </w:rPr>
-    </w:lvl>
-    <w:lvl w:ilvl="8">
-      <w:start w:val="1"/>
-      <w:numFmt w:val="decimal"/>
-      <w:lvlText w:val="%1.%2.%3.%4.%5.%6.%7.%8.%9."/>
-      <w:lvlJc w:val="left"/>
-      <w:pPr>
-        <w:ind w:left="3240" w:hanging="1800"/>
-      </w:pPr>
-      <w:rPr>
-        <w:rFonts w:hint="default"/>
-      </w:rPr>
-    </w:lvl>
-  </w:abstractNum>
-  <w:abstractNum w:abstractNumId="9" w15:restartNumberingAfterBreak="0">
-    <w:nsid w:val="19B74A50"/>
-    <w:multiLevelType w:val="hybridMultilevel"/>
-    <w:tmpl w:val="8BF2677A"/>
-    <w:lvl w:ilvl="0" w:tplc="4ADA18C4">
-      <w:start w:val="1"/>
-      <w:numFmt w:val="bullet"/>
-      <w:lvlText w:val=""/>
-      <w:lvlJc w:val="left"/>
-      <w:pPr>
-        <w:ind w:left="720" w:hanging="360"/>
-      </w:pPr>
-      <w:rPr>
-        <w:rFonts w:ascii="Symbol" w:eastAsiaTheme="minorHAnsi" w:hAnsi="Symbol" w:cs="Times New Roman" w:hint="default"/>
-      </w:rPr>
-    </w:lvl>
-    <w:lvl w:ilvl="1" w:tplc="04090003" w:tentative="1">
-      <w:start w:val="1"/>
-      <w:numFmt w:val="bullet"/>
-      <w:lvlText w:val="o"/>
-      <w:lvlJc w:val="left"/>
-      <w:pPr>
-        <w:ind w:left="1440" w:hanging="360"/>
-      </w:pPr>
-      <w:rPr>
-        <w:rFonts w:ascii="Courier New" w:hAnsi="Courier New" w:cs="Courier New" w:hint="default"/>
-      </w:rPr>
-    </w:lvl>
-    <w:lvl w:ilvl="2" w:tplc="04090005" w:tentative="1">
-      <w:start w:val="1"/>
-      <w:numFmt w:val="bullet"/>
-      <w:lvlText w:val=""/>
-      <w:lvlJc w:val="left"/>
-      <w:pPr>
-        <w:ind w:left="2160" w:hanging="360"/>
-      </w:pPr>
-      <w:rPr>
-        <w:rFonts w:ascii="Wingdings" w:hAnsi="Wingdings" w:hint="default"/>
-      </w:rPr>
-    </w:lvl>
-    <w:lvl w:ilvl="3" w:tplc="04090001" w:tentative="1">
-      <w:start w:val="1"/>
-      <w:numFmt w:val="bullet"/>
-      <w:lvlText w:val=""/>
-      <w:lvlJc w:val="left"/>
-      <w:pPr>
-        <w:ind w:left="2880" w:hanging="360"/>
-      </w:pPr>
-      <w:rPr>
-        <w:rFonts w:ascii="Symbol" w:hAnsi="Symbol" w:hint="default"/>
-      </w:rPr>
-    </w:lvl>
-    <w:lvl w:ilvl="4" w:tplc="04090003" w:tentative="1">
-      <w:start w:val="1"/>
-      <w:numFmt w:val="bullet"/>
-      <w:lvlText w:val="o"/>
-      <w:lvlJc w:val="left"/>
-      <w:pPr>
-        <w:ind w:left="3600" w:hanging="360"/>
-      </w:pPr>
-      <w:rPr>
-        <w:rFonts w:ascii="Courier New" w:hAnsi="Courier New" w:cs="Courier New" w:hint="default"/>
-      </w:rPr>
-    </w:lvl>
-    <w:lvl w:ilvl="5" w:tplc="04090005" w:tentative="1">
-      <w:start w:val="1"/>
-      <w:numFmt w:val="bullet"/>
-      <w:lvlText w:val=""/>
-      <w:lvlJc w:val="left"/>
-      <w:pPr>
-        <w:ind w:left="4320" w:hanging="360"/>
-      </w:pPr>
-      <w:rPr>
-        <w:rFonts w:ascii="Wingdings" w:hAnsi="Wingdings" w:hint="default"/>
-      </w:rPr>
-    </w:lvl>
-    <w:lvl w:ilvl="6" w:tplc="04090001" w:tentative="1">
-      <w:start w:val="1"/>
-      <w:numFmt w:val="bullet"/>
-      <w:lvlText w:val=""/>
-      <w:lvlJc w:val="left"/>
-      <w:pPr>
-        <w:ind w:left="5040" w:hanging="360"/>
-      </w:pPr>
-      <w:rPr>
-        <w:rFonts w:ascii="Symbol" w:hAnsi="Symbol" w:hint="default"/>
-      </w:rPr>
-    </w:lvl>
-    <w:lvl w:ilvl="7" w:tplc="04090003" w:tentative="1">
-      <w:start w:val="1"/>
-      <w:numFmt w:val="bullet"/>
-      <w:lvlText w:val="o"/>
-      <w:lvlJc w:val="left"/>
-      <w:pPr>
-        <w:ind w:left="5760" w:hanging="360"/>
-      </w:pPr>
-      <w:rPr>
-        <w:rFonts w:ascii="Courier New" w:hAnsi="Courier New" w:cs="Courier New" w:hint="default"/>
-      </w:rPr>
-    </w:lvl>
-    <w:lvl w:ilvl="8" w:tplc="04090005" w:tentative="1">
-      <w:start w:val="1"/>
-      <w:numFmt w:val="bullet"/>
-      <w:lvlText w:val=""/>
-      <w:lvlJc w:val="left"/>
-      <w:pPr>
-        <w:ind w:left="6480" w:hanging="360"/>
-      </w:pPr>
-      <w:rPr>
-        <w:rFonts w:ascii="Wingdings" w:hAnsi="Wingdings" w:hint="default"/>
-      </w:rPr>
-    </w:lvl>
-  </w:abstractNum>
-  <w:abstractNum w:abstractNumId="10" w15:restartNumberingAfterBreak="0">
-    <w:nsid w:val="1B8A36A9"/>
-    <w:multiLevelType w:val="multilevel"/>
-    <w:tmpl w:val="6FC41D7A"/>
-    <w:lvl w:ilvl="0">
-      <w:start w:val="1"/>
-      <w:numFmt w:val="decimal"/>
-      <w:lvlText w:val="%1."/>
-      <w:lvlJc w:val="left"/>
-      <w:pPr>
-        <w:ind w:left="540" w:hanging="540"/>
-      </w:pPr>
-      <w:rPr>
-        <w:rFonts w:hint="default"/>
-      </w:rPr>
-    </w:lvl>
-    <w:lvl w:ilvl="1">
-      <w:start w:val="1"/>
-      <w:numFmt w:val="decimal"/>
-      <w:lvlText w:val="%1.%2."/>
-      <w:lvlJc w:val="left"/>
-      <w:pPr>
-        <w:ind w:left="720" w:hanging="540"/>
-      </w:pPr>
-      <w:rPr>
-        <w:rFonts w:hint="default"/>
-      </w:rPr>
-    </w:lvl>
-    <w:lvl w:ilvl="2">
-      <w:start w:val="7"/>
-      <w:numFmt w:val="decimal"/>
-      <w:lvlText w:val="%1.%2.%3."/>
-      <w:lvlJc w:val="left"/>
-      <w:pPr>
-        <w:ind w:left="1080" w:hanging="720"/>
-      </w:pPr>
-      <w:rPr>
-        <w:rFonts w:hint="default"/>
-      </w:rPr>
-    </w:lvl>
-    <w:lvl w:ilvl="3">
-      <w:start w:val="1"/>
-      <w:numFmt w:val="decimal"/>
-      <w:lvlText w:val="%1.%2.%3.%4."/>
-      <w:lvlJc w:val="left"/>
-      <w:pPr>
-        <w:ind w:left="1260" w:hanging="720"/>
-      </w:pPr>
-      <w:rPr>
-        <w:rFonts w:hint="default"/>
-      </w:rPr>
-    </w:lvl>
-    <w:lvl w:ilvl="4">
-      <w:start w:val="1"/>
-      <w:numFmt w:val="decimal"/>
-      <w:lvlText w:val="%1.%2.%3.%4.%5."/>
-      <w:lvlJc w:val="left"/>
-      <w:pPr>
-        <w:ind w:left="1800" w:hanging="1080"/>
-      </w:pPr>
-      <w:rPr>
-        <w:rFonts w:hint="default"/>
-      </w:rPr>
-    </w:lvl>
-    <w:lvl w:ilvl="5">
-      <w:start w:val="1"/>
-      <w:numFmt w:val="decimal"/>
-      <w:lvlText w:val="%1.%2.%3.%4.%5.%6."/>
-      <w:lvlJc w:val="left"/>
-      <w:pPr>
-        <w:ind w:left="1980" w:hanging="1080"/>
-      </w:pPr>
-      <w:rPr>
-        <w:rFonts w:hint="default"/>
-      </w:rPr>
-    </w:lvl>
-    <w:lvl w:ilvl="6">
-      <w:start w:val="1"/>
-      <w:numFmt w:val="decimal"/>
-      <w:lvlText w:val="%1.%2.%3.%4.%5.%6.%7."/>
-      <w:lvlJc w:val="left"/>
-      <w:pPr>
-        <w:ind w:left="2520" w:hanging="1440"/>
-      </w:pPr>
-      <w:rPr>
-        <w:rFonts w:hint="default"/>
-      </w:rPr>
-    </w:lvl>
-    <w:lvl w:ilvl="7">
-      <w:start w:val="1"/>
-      <w:numFmt w:val="decimal"/>
-      <w:lvlText w:val="%1.%2.%3.%4.%5.%6.%7.%8."/>
-      <w:lvlJc w:val="left"/>
-      <w:pPr>
-        <w:ind w:left="2700" w:hanging="1440"/>
-      </w:pPr>
-      <w:rPr>
-        <w:rFonts w:hint="default"/>
-      </w:rPr>
-    </w:lvl>
-    <w:lvl w:ilvl="8">
-      <w:start w:val="1"/>
-      <w:numFmt w:val="decimal"/>
-      <w:lvlText w:val="%1.%2.%3.%4.%5.%6.%7.%8.%9."/>
-      <w:lvlJc w:val="left"/>
-      <w:pPr>
-        <w:ind w:left="3240" w:hanging="1800"/>
-      </w:pPr>
-      <w:rPr>
-        <w:rFonts w:hint="default"/>
-      </w:rPr>
-    </w:lvl>
-  </w:abstractNum>
-  <w:abstractNum w:abstractNumId="11" w15:restartNumberingAfterBreak="0">
-    <w:nsid w:val="1CD71CFA"/>
-    <w:multiLevelType w:val="hybridMultilevel"/>
-    <w:tmpl w:val="0A10848C"/>
-    <w:lvl w:ilvl="0" w:tplc="97F2915C">
-      <w:start w:val="1"/>
-      <w:numFmt w:val="decimal"/>
-      <w:lvlText w:val="%1."/>
-      <w:lvlJc w:val="left"/>
-      <w:pPr>
-        <w:ind w:left="1080" w:hanging="360"/>
-      </w:pPr>
-      <w:rPr>
-        <w:rFonts w:hint="default"/>
-      </w:rPr>
-    </w:lvl>
-    <w:lvl w:ilvl="1" w:tplc="04090019" w:tentative="1">
-      <w:start w:val="1"/>
-      <w:numFmt w:val="lowerLetter"/>
-      <w:lvlText w:val="%2."/>
-      <w:lvlJc w:val="left"/>
-      <w:pPr>
-        <w:ind w:left="1800" w:hanging="360"/>
-      </w:pPr>
-    </w:lvl>
-    <w:lvl w:ilvl="2" w:tplc="0409001B" w:tentative="1">
-      <w:start w:val="1"/>
-      <w:numFmt w:val="lowerRoman"/>
-      <w:lvlText w:val="%3."/>
-      <w:lvlJc w:val="right"/>
-      <w:pPr>
-        <w:ind w:left="2520" w:hanging="180"/>
-      </w:pPr>
-    </w:lvl>
-    <w:lvl w:ilvl="3" w:tplc="0409000F" w:tentative="1">
-      <w:start w:val="1"/>
-      <w:numFmt w:val="decimal"/>
-      <w:lvlText w:val="%4."/>
-      <w:lvlJc w:val="left"/>
-      <w:pPr>
-        <w:ind w:left="3240" w:hanging="360"/>
-      </w:pPr>
-    </w:lvl>
-    <w:lvl w:ilvl="4" w:tplc="04090019" w:tentative="1">
-      <w:start w:val="1"/>
-      <w:numFmt w:val="lowerLetter"/>
-      <w:lvlText w:val="%5."/>
-      <w:lvlJc w:val="left"/>
-      <w:pPr>
-        <w:ind w:left="3960" w:hanging="360"/>
-      </w:pPr>
-    </w:lvl>
-    <w:lvl w:ilvl="5" w:tplc="0409001B" w:tentative="1">
-      <w:start w:val="1"/>
-      <w:numFmt w:val="lowerRoman"/>
-      <w:lvlText w:val="%6."/>
-      <w:lvlJc w:val="right"/>
-      <w:pPr>
-        <w:ind w:left="4680" w:hanging="180"/>
-      </w:pPr>
-    </w:lvl>
-    <w:lvl w:ilvl="6" w:tplc="0409000F" w:tentative="1">
-      <w:start w:val="1"/>
-      <w:numFmt w:val="decimal"/>
-      <w:lvlText w:val="%7."/>
-      <w:lvlJc w:val="left"/>
-      <w:pPr>
-        <w:ind w:left="5400" w:hanging="360"/>
-      </w:pPr>
-    </w:lvl>
-    <w:lvl w:ilvl="7" w:tplc="04090019" w:tentative="1">
-      <w:start w:val="1"/>
-      <w:numFmt w:val="lowerLetter"/>
-      <w:lvlText w:val="%8."/>
-      <w:lvlJc w:val="left"/>
-      <w:pPr>
-        <w:ind w:left="6120" w:hanging="360"/>
-      </w:pPr>
-    </w:lvl>
-    <w:lvl w:ilvl="8" w:tplc="0409001B" w:tentative="1">
-      <w:start w:val="1"/>
-      <w:numFmt w:val="lowerRoman"/>
-      <w:lvlText w:val="%9."/>
-      <w:lvlJc w:val="right"/>
-      <w:pPr>
-        <w:ind w:left="6840" w:hanging="180"/>
-      </w:pPr>
-    </w:lvl>
-  </w:abstractNum>
-  <w:abstractNum w:abstractNumId="12" w15:restartNumberingAfterBreak="0">
-    <w:nsid w:val="1CE23271"/>
-    <w:multiLevelType w:val="hybridMultilevel"/>
-    <w:tmpl w:val="AFF03164"/>
-    <w:lvl w:ilvl="0" w:tplc="DD06D548">
-      <w:start w:val="1"/>
-      <w:numFmt w:val="decimal"/>
-      <w:lvlText w:val="%1."/>
-      <w:lvlJc w:val="left"/>
-      <w:pPr>
-        <w:ind w:left="1080" w:hanging="360"/>
-      </w:pPr>
-      <w:rPr>
-        <w:rFonts w:hint="default"/>
-      </w:rPr>
-    </w:lvl>
-    <w:lvl w:ilvl="1" w:tplc="04090019" w:tentative="1">
-      <w:start w:val="1"/>
-      <w:numFmt w:val="lowerLetter"/>
-      <w:lvlText w:val="%2."/>
-      <w:lvlJc w:val="left"/>
-      <w:pPr>
-        <w:ind w:left="1800" w:hanging="360"/>
-      </w:pPr>
-    </w:lvl>
-    <w:lvl w:ilvl="2" w:tplc="0409001B" w:tentative="1">
-      <w:start w:val="1"/>
-      <w:numFmt w:val="lowerRoman"/>
-      <w:lvlText w:val="%3."/>
-      <w:lvlJc w:val="right"/>
-      <w:pPr>
-        <w:ind w:left="2520" w:hanging="180"/>
-      </w:pPr>
-    </w:lvl>
-    <w:lvl w:ilvl="3" w:tplc="0409000F" w:tentative="1">
-      <w:start w:val="1"/>
-      <w:numFmt w:val="decimal"/>
-      <w:lvlText w:val="%4."/>
-      <w:lvlJc w:val="left"/>
-      <w:pPr>
-        <w:ind w:left="3240" w:hanging="360"/>
-      </w:pPr>
-    </w:lvl>
-    <w:lvl w:ilvl="4" w:tplc="04090019" w:tentative="1">
-      <w:start w:val="1"/>
-      <w:numFmt w:val="lowerLetter"/>
-      <w:lvlText w:val="%5."/>
-      <w:lvlJc w:val="left"/>
-      <w:pPr>
-        <w:ind w:left="3960" w:hanging="360"/>
-      </w:pPr>
-    </w:lvl>
-    <w:lvl w:ilvl="5" w:tplc="0409001B" w:tentative="1">
-      <w:start w:val="1"/>
-      <w:numFmt w:val="lowerRoman"/>
-      <w:lvlText w:val="%6."/>
-      <w:lvlJc w:val="right"/>
-      <w:pPr>
-        <w:ind w:left="4680" w:hanging="180"/>
-      </w:pPr>
-    </w:lvl>
-    <w:lvl w:ilvl="6" w:tplc="0409000F" w:tentative="1">
-      <w:start w:val="1"/>
-      <w:numFmt w:val="decimal"/>
-      <w:lvlText w:val="%7."/>
-      <w:lvlJc w:val="left"/>
-      <w:pPr>
-        <w:ind w:left="5400" w:hanging="360"/>
-      </w:pPr>
-    </w:lvl>
-    <w:lvl w:ilvl="7" w:tplc="04090019" w:tentative="1">
-      <w:start w:val="1"/>
-      <w:numFmt w:val="lowerLetter"/>
-      <w:lvlText w:val="%8."/>
-      <w:lvlJc w:val="left"/>
-      <w:pPr>
-        <w:ind w:left="6120" w:hanging="360"/>
-      </w:pPr>
-    </w:lvl>
-    <w:lvl w:ilvl="8" w:tplc="0409001B" w:tentative="1">
-      <w:start w:val="1"/>
-      <w:numFmt w:val="lowerRoman"/>
-      <w:lvlText w:val="%9."/>
-      <w:lvlJc w:val="right"/>
-      <w:pPr>
-        <w:ind w:left="6840" w:hanging="180"/>
-      </w:pPr>
-    </w:lvl>
-  </w:abstractNum>
-  <w:abstractNum w:abstractNumId="13" w15:restartNumberingAfterBreak="0">
-    <w:nsid w:val="1EFD7659"/>
-    <w:multiLevelType w:val="hybridMultilevel"/>
-    <w:tmpl w:val="589A8F84"/>
-    <w:lvl w:ilvl="0" w:tplc="B0F2CA96">
-      <w:start w:val="1"/>
-      <w:numFmt w:val="bullet"/>
-      <w:lvlText w:val=""/>
-      <w:lvlJc w:val="left"/>
-      <w:pPr>
-        <w:ind w:left="720" w:hanging="360"/>
-      </w:pPr>
-      <w:rPr>
-        <w:rFonts w:ascii="Symbol" w:eastAsiaTheme="minorHAnsi" w:hAnsi="Symbol" w:cs="Times New Roman" w:hint="default"/>
-      </w:rPr>
-    </w:lvl>
-    <w:lvl w:ilvl="1" w:tplc="04090003" w:tentative="1">
-      <w:start w:val="1"/>
-      <w:numFmt w:val="bullet"/>
-      <w:lvlText w:val="o"/>
-      <w:lvlJc w:val="left"/>
-      <w:pPr>
-        <w:ind w:left="1440" w:hanging="360"/>
-      </w:pPr>
-      <w:rPr>
-        <w:rFonts w:ascii="Courier New" w:hAnsi="Courier New" w:cs="Courier New" w:hint="default"/>
-      </w:rPr>
-    </w:lvl>
-    <w:lvl w:ilvl="2" w:tplc="04090005" w:tentative="1">
-      <w:start w:val="1"/>
-      <w:numFmt w:val="bullet"/>
-      <w:lvlText w:val=""/>
-      <w:lvlJc w:val="left"/>
-      <w:pPr>
-        <w:ind w:left="2160" w:hanging="360"/>
-      </w:pPr>
-      <w:rPr>
-        <w:rFonts w:ascii="Wingdings" w:hAnsi="Wingdings" w:hint="default"/>
-      </w:rPr>
-    </w:lvl>
-    <w:lvl w:ilvl="3" w:tplc="04090001" w:tentative="1">
-      <w:start w:val="1"/>
-      <w:numFmt w:val="bullet"/>
-      <w:lvlText w:val=""/>
-      <w:lvlJc w:val="left"/>
-      <w:pPr>
-        <w:ind w:left="2880" w:hanging="360"/>
-      </w:pPr>
-      <w:rPr>
-        <w:rFonts w:ascii="Symbol" w:hAnsi="Symbol" w:hint="default"/>
-      </w:rPr>
-    </w:lvl>
-    <w:lvl w:ilvl="4" w:tplc="04090003" w:tentative="1">
-      <w:start w:val="1"/>
-      <w:numFmt w:val="bullet"/>
-      <w:lvlText w:val="o"/>
-      <w:lvlJc w:val="left"/>
-      <w:pPr>
-        <w:ind w:left="3600" w:hanging="360"/>
-      </w:pPr>
-      <w:rPr>
-        <w:rFonts w:ascii="Courier New" w:hAnsi="Courier New" w:cs="Courier New" w:hint="default"/>
-      </w:rPr>
-    </w:lvl>
-    <w:lvl w:ilvl="5" w:tplc="04090005" w:tentative="1">
-      <w:start w:val="1"/>
-      <w:numFmt w:val="bullet"/>
-      <w:lvlText w:val=""/>
-      <w:lvlJc w:val="left"/>
-      <w:pPr>
-        <w:ind w:left="4320" w:hanging="360"/>
-      </w:pPr>
-      <w:rPr>
-        <w:rFonts w:ascii="Wingdings" w:hAnsi="Wingdings" w:hint="default"/>
-      </w:rPr>
-    </w:lvl>
-    <w:lvl w:ilvl="6" w:tplc="04090001" w:tentative="1">
-      <w:start w:val="1"/>
-      <w:numFmt w:val="bullet"/>
-      <w:lvlText w:val=""/>
-      <w:lvlJc w:val="left"/>
-      <w:pPr>
-        <w:ind w:left="5040" w:hanging="360"/>
-      </w:pPr>
-      <w:rPr>
-        <w:rFonts w:ascii="Symbol" w:hAnsi="Symbol" w:hint="default"/>
-      </w:rPr>
-    </w:lvl>
-    <w:lvl w:ilvl="7" w:tplc="04090003" w:tentative="1">
-      <w:start w:val="1"/>
-      <w:numFmt w:val="bullet"/>
-      <w:lvlText w:val="o"/>
-      <w:lvlJc w:val="left"/>
-      <w:pPr>
-        <w:ind w:left="5760" w:hanging="360"/>
-      </w:pPr>
-      <w:rPr>
-        <w:rFonts w:ascii="Courier New" w:hAnsi="Courier New" w:cs="Courier New" w:hint="default"/>
-      </w:rPr>
-    </w:lvl>
-    <w:lvl w:ilvl="8" w:tplc="04090005" w:tentative="1">
-      <w:start w:val="1"/>
-      <w:numFmt w:val="bullet"/>
-      <w:lvlText w:val=""/>
-      <w:lvlJc w:val="left"/>
-      <w:pPr>
-        <w:ind w:left="6480" w:hanging="360"/>
-      </w:pPr>
-      <w:rPr>
-        <w:rFonts w:ascii="Wingdings" w:hAnsi="Wingdings" w:hint="default"/>
-      </w:rPr>
-    </w:lvl>
-  </w:abstractNum>
-  <w:abstractNum w:abstractNumId="14" w15:restartNumberingAfterBreak="0">
-    <w:nsid w:val="1F1D44E2"/>
-    <w:multiLevelType w:val="hybridMultilevel"/>
-    <w:tmpl w:val="07D24B92"/>
-    <w:lvl w:ilvl="0" w:tplc="7562C80A">
-      <w:start w:val="1"/>
-      <w:numFmt w:val="decimal"/>
-      <w:lvlText w:val="%1."/>
-      <w:lvlJc w:val="left"/>
-      <w:pPr>
-        <w:ind w:left="1080" w:hanging="360"/>
-      </w:pPr>
-      <w:rPr>
-        <w:rFonts w:hint="default"/>
-        <w:b/>
-        <w:bCs/>
-      </w:rPr>
-    </w:lvl>
-    <w:lvl w:ilvl="1" w:tplc="04090019" w:tentative="1">
-      <w:start w:val="1"/>
-      <w:numFmt w:val="lowerLetter"/>
-      <w:lvlText w:val="%2."/>
-      <w:lvlJc w:val="left"/>
-      <w:pPr>
-        <w:ind w:left="1800" w:hanging="360"/>
-      </w:pPr>
-    </w:lvl>
-    <w:lvl w:ilvl="2" w:tplc="0409001B" w:tentative="1">
-      <w:start w:val="1"/>
-      <w:numFmt w:val="lowerRoman"/>
-      <w:lvlText w:val="%3."/>
-      <w:lvlJc w:val="right"/>
-      <w:pPr>
-        <w:ind w:left="2520" w:hanging="180"/>
-      </w:pPr>
-    </w:lvl>
-    <w:lvl w:ilvl="3" w:tplc="0409000F" w:tentative="1">
-      <w:start w:val="1"/>
-      <w:numFmt w:val="decimal"/>
-      <w:lvlText w:val="%4."/>
-      <w:lvlJc w:val="left"/>
-      <w:pPr>
-        <w:ind w:left="3240" w:hanging="360"/>
-      </w:pPr>
-    </w:lvl>
-    <w:lvl w:ilvl="4" w:tplc="04090019" w:tentative="1">
-      <w:start w:val="1"/>
-      <w:numFmt w:val="lowerLetter"/>
-      <w:lvlText w:val="%5."/>
-      <w:lvlJc w:val="left"/>
-      <w:pPr>
-        <w:ind w:left="3960" w:hanging="360"/>
-      </w:pPr>
-    </w:lvl>
-    <w:lvl w:ilvl="5" w:tplc="0409001B" w:tentative="1">
-      <w:start w:val="1"/>
-      <w:numFmt w:val="lowerRoman"/>
-      <w:lvlText w:val="%6."/>
-      <w:lvlJc w:val="right"/>
-      <w:pPr>
-        <w:ind w:left="4680" w:hanging="180"/>
-      </w:pPr>
-    </w:lvl>
-    <w:lvl w:ilvl="6" w:tplc="0409000F" w:tentative="1">
-      <w:start w:val="1"/>
-      <w:numFmt w:val="decimal"/>
-      <w:lvlText w:val="%7."/>
-      <w:lvlJc w:val="left"/>
-      <w:pPr>
-        <w:ind w:left="5400" w:hanging="360"/>
-      </w:pPr>
-    </w:lvl>
-    <w:lvl w:ilvl="7" w:tplc="04090019" w:tentative="1">
-      <w:start w:val="1"/>
-      <w:numFmt w:val="lowerLetter"/>
-      <w:lvlText w:val="%8."/>
-      <w:lvlJc w:val="left"/>
-      <w:pPr>
-        <w:ind w:left="6120" w:hanging="360"/>
-      </w:pPr>
-    </w:lvl>
-    <w:lvl w:ilvl="8" w:tplc="0409001B" w:tentative="1">
-      <w:start w:val="1"/>
-      <w:numFmt w:val="lowerRoman"/>
-      <w:lvlText w:val="%9."/>
-      <w:lvlJc w:val="right"/>
-      <w:pPr>
-        <w:ind w:left="6840" w:hanging="180"/>
-      </w:pPr>
-    </w:lvl>
-  </w:abstractNum>
-  <w:abstractNum w:abstractNumId="15" w15:restartNumberingAfterBreak="0">
-    <w:nsid w:val="29A26E71"/>
-    <w:multiLevelType w:val="hybridMultilevel"/>
-    <w:tmpl w:val="81B21F9A"/>
-    <w:lvl w:ilvl="0" w:tplc="6032F660">
-      <w:start w:val="9"/>
-      <w:numFmt w:val="bullet"/>
-      <w:lvlText w:val=""/>
-      <w:lvlJc w:val="left"/>
-      <w:pPr>
-        <w:ind w:left="720" w:hanging="360"/>
-      </w:pPr>
-      <w:rPr>
-        <w:rFonts w:ascii="Symbol" w:eastAsiaTheme="minorHAnsi" w:hAnsi="Symbol" w:cs="Times New Roman" w:hint="default"/>
-        <w:b/>
-      </w:rPr>
-    </w:lvl>
-    <w:lvl w:ilvl="1" w:tplc="04090003" w:tentative="1">
-      <w:start w:val="1"/>
-      <w:numFmt w:val="bullet"/>
-      <w:lvlText w:val="o"/>
-      <w:lvlJc w:val="left"/>
-      <w:pPr>
-        <w:ind w:left="1440" w:hanging="360"/>
-      </w:pPr>
-      <w:rPr>
-        <w:rFonts w:ascii="Courier New" w:hAnsi="Courier New" w:cs="Courier New" w:hint="default"/>
-      </w:rPr>
-    </w:lvl>
-    <w:lvl w:ilvl="2" w:tplc="04090005" w:tentative="1">
-      <w:start w:val="1"/>
-      <w:numFmt w:val="bullet"/>
-      <w:lvlText w:val=""/>
-      <w:lvlJc w:val="left"/>
-      <w:pPr>
-        <w:ind w:left="2160" w:hanging="360"/>
-      </w:pPr>
-      <w:rPr>
-        <w:rFonts w:ascii="Wingdings" w:hAnsi="Wingdings" w:hint="default"/>
-      </w:rPr>
-    </w:lvl>
-    <w:lvl w:ilvl="3" w:tplc="04090001" w:tentative="1">
-      <w:start w:val="1"/>
-      <w:numFmt w:val="bullet"/>
-      <w:lvlText w:val=""/>
-      <w:lvlJc w:val="left"/>
-      <w:pPr>
-        <w:ind w:left="2880" w:hanging="360"/>
-      </w:pPr>
-      <w:rPr>
-        <w:rFonts w:ascii="Symbol" w:hAnsi="Symbol" w:hint="default"/>
-      </w:rPr>
-    </w:lvl>
-    <w:lvl w:ilvl="4" w:tplc="04090003" w:tentative="1">
-      <w:start w:val="1"/>
-      <w:numFmt w:val="bullet"/>
-      <w:lvlText w:val="o"/>
-      <w:lvlJc w:val="left"/>
-      <w:pPr>
-        <w:ind w:left="3600" w:hanging="360"/>
-      </w:pPr>
-      <w:rPr>
-        <w:rFonts w:ascii="Courier New" w:hAnsi="Courier New" w:cs="Courier New" w:hint="default"/>
-      </w:rPr>
-    </w:lvl>
-    <w:lvl w:ilvl="5" w:tplc="04090005" w:tentative="1">
-      <w:start w:val="1"/>
-      <w:numFmt w:val="bullet"/>
-      <w:lvlText w:val=""/>
-      <w:lvlJc w:val="left"/>
-      <w:pPr>
-        <w:ind w:left="4320" w:hanging="360"/>
-      </w:pPr>
-      <w:rPr>
-        <w:rFonts w:ascii="Wingdings" w:hAnsi="Wingdings" w:hint="default"/>
-      </w:rPr>
-    </w:lvl>
-    <w:lvl w:ilvl="6" w:tplc="04090001" w:tentative="1">
-      <w:start w:val="1"/>
-      <w:numFmt w:val="bullet"/>
-      <w:lvlText w:val=""/>
-      <w:lvlJc w:val="left"/>
-      <w:pPr>
-        <w:ind w:left="5040" w:hanging="360"/>
-      </w:pPr>
-      <w:rPr>
-        <w:rFonts w:ascii="Symbol" w:hAnsi="Symbol" w:hint="default"/>
-      </w:rPr>
-    </w:lvl>
-    <w:lvl w:ilvl="7" w:tplc="04090003" w:tentative="1">
-      <w:start w:val="1"/>
-      <w:numFmt w:val="bullet"/>
-      <w:lvlText w:val="o"/>
-      <w:lvlJc w:val="left"/>
-      <w:pPr>
-        <w:ind w:left="5760" w:hanging="360"/>
-      </w:pPr>
-      <w:rPr>
-        <w:rFonts w:ascii="Courier New" w:hAnsi="Courier New" w:cs="Courier New" w:hint="default"/>
-      </w:rPr>
-    </w:lvl>
-    <w:lvl w:ilvl="8" w:tplc="04090005" w:tentative="1">
-      <w:start w:val="1"/>
-      <w:numFmt w:val="bullet"/>
-      <w:lvlText w:val=""/>
-      <w:lvlJc w:val="left"/>
-      <w:pPr>
-        <w:ind w:left="6480" w:hanging="360"/>
-      </w:pPr>
-      <w:rPr>
-        <w:rFonts w:ascii="Wingdings" w:hAnsi="Wingdings" w:hint="default"/>
-      </w:rPr>
-    </w:lvl>
-  </w:abstractNum>
-  <w:abstractNum w:abstractNumId="16" w15:restartNumberingAfterBreak="0">
-    <w:nsid w:val="2B6E4417"/>
-    <w:multiLevelType w:val="hybridMultilevel"/>
-    <w:tmpl w:val="F9D4FB52"/>
-    <w:lvl w:ilvl="0" w:tplc="07C4688A">
-      <w:start w:val="1"/>
-      <w:numFmt w:val="decimal"/>
-      <w:lvlText w:val="%1."/>
-      <w:lvlJc w:val="left"/>
-      <w:pPr>
-        <w:ind w:left="1080" w:hanging="360"/>
-      </w:pPr>
-      <w:rPr>
-        <w:rFonts w:hint="default"/>
-      </w:rPr>
-    </w:lvl>
-    <w:lvl w:ilvl="1" w:tplc="04090019" w:tentative="1">
-      <w:start w:val="1"/>
-      <w:numFmt w:val="lowerLetter"/>
-      <w:lvlText w:val="%2."/>
-      <w:lvlJc w:val="left"/>
-      <w:pPr>
-        <w:ind w:left="1800" w:hanging="360"/>
-      </w:pPr>
-    </w:lvl>
-    <w:lvl w:ilvl="2" w:tplc="0409001B" w:tentative="1">
-      <w:start w:val="1"/>
-      <w:numFmt w:val="lowerRoman"/>
-      <w:lvlText w:val="%3."/>
-      <w:lvlJc w:val="right"/>
-      <w:pPr>
-        <w:ind w:left="2520" w:hanging="180"/>
-      </w:pPr>
-    </w:lvl>
-    <w:lvl w:ilvl="3" w:tplc="0409000F" w:tentative="1">
-      <w:start w:val="1"/>
-      <w:numFmt w:val="decimal"/>
-      <w:lvlText w:val="%4."/>
-      <w:lvlJc w:val="left"/>
-      <w:pPr>
-        <w:ind w:left="3240" w:hanging="360"/>
-      </w:pPr>
-    </w:lvl>
-    <w:lvl w:ilvl="4" w:tplc="04090019" w:tentative="1">
-      <w:start w:val="1"/>
-      <w:numFmt w:val="lowerLetter"/>
-      <w:lvlText w:val="%5."/>
-      <w:lvlJc w:val="left"/>
-      <w:pPr>
-        <w:ind w:left="3960" w:hanging="360"/>
-      </w:pPr>
-    </w:lvl>
-    <w:lvl w:ilvl="5" w:tplc="0409001B" w:tentative="1">
-      <w:start w:val="1"/>
-      <w:numFmt w:val="lowerRoman"/>
-      <w:lvlText w:val="%6."/>
-      <w:lvlJc w:val="right"/>
-      <w:pPr>
-        <w:ind w:left="4680" w:hanging="180"/>
-      </w:pPr>
-    </w:lvl>
-    <w:lvl w:ilvl="6" w:tplc="0409000F" w:tentative="1">
-      <w:start w:val="1"/>
-      <w:numFmt w:val="decimal"/>
-      <w:lvlText w:val="%7."/>
-      <w:lvlJc w:val="left"/>
-      <w:pPr>
-        <w:ind w:left="5400" w:hanging="360"/>
-      </w:pPr>
-    </w:lvl>
-    <w:lvl w:ilvl="7" w:tplc="04090019" w:tentative="1">
-      <w:start w:val="1"/>
-      <w:numFmt w:val="lowerLetter"/>
-      <w:lvlText w:val="%8."/>
-      <w:lvlJc w:val="left"/>
-      <w:pPr>
-        <w:ind w:left="6120" w:hanging="360"/>
-      </w:pPr>
-    </w:lvl>
-    <w:lvl w:ilvl="8" w:tplc="0409001B" w:tentative="1">
-      <w:start w:val="1"/>
-      <w:numFmt w:val="lowerRoman"/>
-      <w:lvlText w:val="%9."/>
-      <w:lvlJc w:val="right"/>
-      <w:pPr>
-        <w:ind w:left="6840" w:hanging="180"/>
-      </w:pPr>
-    </w:lvl>
-  </w:abstractNum>
-  <w:abstractNum w:abstractNumId="17" w15:restartNumberingAfterBreak="0">
-    <w:nsid w:val="2E7F020E"/>
-    <w:multiLevelType w:val="multilevel"/>
-    <w:tmpl w:val="5CE8A9C8"/>
-    <w:lvl w:ilvl="0">
-      <w:start w:val="1"/>
-      <w:numFmt w:val="decimal"/>
-      <w:lvlText w:val="%1."/>
-      <w:lvlJc w:val="left"/>
-      <w:pPr>
-        <w:ind w:left="720" w:hanging="360"/>
-      </w:pPr>
-      <w:rPr>
-        <w:rFonts w:hint="default"/>
-      </w:rPr>
-    </w:lvl>
-    <w:lvl w:ilvl="1">
-      <w:start w:val="1"/>
-      <w:numFmt w:val="decimal"/>
-      <w:isLgl/>
-      <w:lvlText w:val="%1.%2."/>
-      <w:lvlJc w:val="left"/>
-      <w:pPr>
-        <w:ind w:left="720" w:hanging="360"/>
-      </w:pPr>
-      <w:rPr>
-        <w:rFonts w:hint="default"/>
-      </w:rPr>
-    </w:lvl>
-    <w:lvl w:ilvl="2">
-      <w:start w:val="1"/>
-      <w:numFmt w:val="decimal"/>
-      <w:isLgl/>
-      <w:lvlText w:val="%1.%2.%3."/>
-      <w:lvlJc w:val="left"/>
-      <w:pPr>
-        <w:ind w:left="1080" w:hanging="720"/>
-      </w:pPr>
-      <w:rPr>
-        <w:rFonts w:hint="default"/>
-      </w:rPr>
-    </w:lvl>
-    <w:lvl w:ilvl="3">
-      <w:start w:val="1"/>
-      <w:numFmt w:val="decimal"/>
-      <w:isLgl/>
-      <w:lvlText w:val="%1.%2.%3.%4."/>
-      <w:lvlJc w:val="left"/>
-      <w:pPr>
-        <w:ind w:left="1080" w:hanging="720"/>
-      </w:pPr>
-      <w:rPr>
-        <w:rFonts w:hint="default"/>
-      </w:rPr>
-    </w:lvl>
-    <w:lvl w:ilvl="4">
-      <w:start w:val="1"/>
-      <w:numFmt w:val="decimal"/>
-      <w:isLgl/>
-      <w:lvlText w:val="%1.%2.%3.%4.%5."/>
-      <w:lvlJc w:val="left"/>
-      <w:pPr>
-        <w:ind w:left="1440" w:hanging="1080"/>
-      </w:pPr>
-      <w:rPr>
-        <w:rFonts w:hint="default"/>
-      </w:rPr>
-    </w:lvl>
-    <w:lvl w:ilvl="5">
-      <w:start w:val="1"/>
-      <w:numFmt w:val="decimal"/>
-      <w:isLgl/>
-      <w:lvlText w:val="%1.%2.%3.%4.%5.%6."/>
-      <w:lvlJc w:val="left"/>
-      <w:pPr>
-        <w:ind w:left="1440" w:hanging="1080"/>
-      </w:pPr>
-      <w:rPr>
-        <w:rFonts w:hint="default"/>
-      </w:rPr>
-    </w:lvl>
-    <w:lvl w:ilvl="6">
-      <w:start w:val="1"/>
-      <w:numFmt w:val="decimal"/>
-      <w:isLgl/>
-      <w:lvlText w:val="%1.%2.%3.%4.%5.%6.%7."/>
-      <w:lvlJc w:val="left"/>
-      <w:pPr>
-        <w:ind w:left="1800" w:hanging="1440"/>
-      </w:pPr>
-      <w:rPr>
-        <w:rFonts w:hint="default"/>
-      </w:rPr>
-    </w:lvl>
-    <w:lvl w:ilvl="7">
-      <w:start w:val="1"/>
-      <w:numFmt w:val="decimal"/>
-      <w:isLgl/>
-      <w:lvlText w:val="%1.%2.%3.%4.%5.%6.%7.%8."/>
-      <w:lvlJc w:val="left"/>
-      <w:pPr>
-        <w:ind w:left="1800" w:hanging="1440"/>
-      </w:pPr>
-      <w:rPr>
-        <w:rFonts w:hint="default"/>
-      </w:rPr>
-    </w:lvl>
-    <w:lvl w:ilvl="8">
-      <w:start w:val="1"/>
-      <w:numFmt w:val="decimal"/>
-      <w:isLgl/>
-      <w:lvlText w:val="%1.%2.%3.%4.%5.%6.%7.%8.%9."/>
-      <w:lvlJc w:val="left"/>
-      <w:pPr>
-        <w:ind w:left="2160" w:hanging="1800"/>
-      </w:pPr>
-      <w:rPr>
-        <w:rFonts w:hint="default"/>
-      </w:rPr>
-    </w:lvl>
-  </w:abstractNum>
-  <w:abstractNum w:abstractNumId="18" w15:restartNumberingAfterBreak="0">
-    <w:nsid w:val="2E867C90"/>
-    <w:multiLevelType w:val="multilevel"/>
-    <w:tmpl w:val="0528462A"/>
-    <w:lvl w:ilvl="0">
-      <w:start w:val="1"/>
-      <w:numFmt w:val="decimal"/>
-      <w:lvlText w:val="%1."/>
-      <w:lvlJc w:val="left"/>
-      <w:pPr>
-        <w:ind w:left="540" w:hanging="540"/>
-      </w:pPr>
-      <w:rPr>
-        <w:rFonts w:hint="default"/>
-      </w:rPr>
-    </w:lvl>
-    <w:lvl w:ilvl="1">
-      <w:start w:val="1"/>
-      <w:numFmt w:val="decimal"/>
-      <w:lvlText w:val="%1.%2."/>
-      <w:lvlJc w:val="left"/>
-      <w:pPr>
-        <w:ind w:left="720" w:hanging="540"/>
-      </w:pPr>
-      <w:rPr>
-        <w:rFonts w:hint="default"/>
-      </w:rPr>
-    </w:lvl>
-    <w:lvl w:ilvl="2">
-      <w:start w:val="6"/>
-      <w:numFmt w:val="decimal"/>
-      <w:lvlText w:val="%1.%2.%3."/>
-      <w:lvlJc w:val="left"/>
-      <w:pPr>
-        <w:ind w:left="1080" w:hanging="720"/>
-      </w:pPr>
-      <w:rPr>
-        <w:rFonts w:hint="default"/>
-      </w:rPr>
-    </w:lvl>
-    <w:lvl w:ilvl="3">
-      <w:start w:val="1"/>
-      <w:numFmt w:val="decimal"/>
-      <w:lvlText w:val="%1.%2.%3.%4."/>
-      <w:lvlJc w:val="left"/>
-      <w:pPr>
-        <w:ind w:left="1260" w:hanging="720"/>
-      </w:pPr>
-      <w:rPr>
-        <w:rFonts w:hint="default"/>
-      </w:rPr>
-    </w:lvl>
-    <w:lvl w:ilvl="4">
-      <w:start w:val="1"/>
-      <w:numFmt w:val="decimal"/>
-      <w:lvlText w:val="%1.%2.%3.%4.%5."/>
-      <w:lvlJc w:val="left"/>
-      <w:pPr>
-        <w:ind w:left="1800" w:hanging="1080"/>
-      </w:pPr>
-      <w:rPr>
-        <w:rFonts w:hint="default"/>
-      </w:rPr>
-    </w:lvl>
-    <w:lvl w:ilvl="5">
-      <w:start w:val="1"/>
-      <w:numFmt w:val="decimal"/>
-      <w:lvlText w:val="%1.%2.%3.%4.%5.%6."/>
-      <w:lvlJc w:val="left"/>
-      <w:pPr>
-        <w:ind w:left="1980" w:hanging="1080"/>
-      </w:pPr>
-      <w:rPr>
-        <w:rFonts w:hint="default"/>
-      </w:rPr>
-    </w:lvl>
-    <w:lvl w:ilvl="6">
-      <w:start w:val="1"/>
-      <w:numFmt w:val="decimal"/>
-      <w:lvlText w:val="%1.%2.%3.%4.%5.%6.%7."/>
-      <w:lvlJc w:val="left"/>
-      <w:pPr>
-        <w:ind w:left="2520" w:hanging="1440"/>
-      </w:pPr>
-      <w:rPr>
-        <w:rFonts w:hint="default"/>
-      </w:rPr>
-    </w:lvl>
-    <w:lvl w:ilvl="7">
-      <w:start w:val="1"/>
-      <w:numFmt w:val="decimal"/>
-      <w:lvlText w:val="%1.%2.%3.%4.%5.%6.%7.%8."/>
-      <w:lvlJc w:val="left"/>
-      <w:pPr>
-        <w:ind w:left="2700" w:hanging="1440"/>
-      </w:pPr>
-      <w:rPr>
-        <w:rFonts w:hint="default"/>
-      </w:rPr>
-    </w:lvl>
-    <w:lvl w:ilvl="8">
-      <w:start w:val="1"/>
-      <w:numFmt w:val="decimal"/>
-      <w:lvlText w:val="%1.%2.%3.%4.%5.%6.%7.%8.%9."/>
-      <w:lvlJc w:val="left"/>
-      <w:pPr>
-        <w:ind w:left="3240" w:hanging="1800"/>
-      </w:pPr>
-      <w:rPr>
-        <w:rFonts w:hint="default"/>
-      </w:rPr>
-    </w:lvl>
-  </w:abstractNum>
-  <w:abstractNum w:abstractNumId="19" w15:restartNumberingAfterBreak="0">
-    <w:nsid w:val="32C158DE"/>
-    <w:multiLevelType w:val="hybridMultilevel"/>
-    <w:tmpl w:val="C0A4EA10"/>
-    <w:lvl w:ilvl="0" w:tplc="8A0EA66A">
-      <w:start w:val="1"/>
-      <w:numFmt w:val="bullet"/>
-      <w:lvlText w:val=""/>
-      <w:lvlJc w:val="left"/>
-      <w:pPr>
-        <w:ind w:left="1080" w:hanging="360"/>
-      </w:pPr>
-      <w:rPr>
-        <w:rFonts w:ascii="Symbol" w:eastAsiaTheme="minorHAnsi" w:hAnsi="Symbol" w:cs="Times New Roman" w:hint="default"/>
-      </w:rPr>
-    </w:lvl>
-    <w:lvl w:ilvl="1" w:tplc="04090003" w:tentative="1">
-      <w:start w:val="1"/>
-      <w:numFmt w:val="bullet"/>
-      <w:lvlText w:val="o"/>
-      <w:lvlJc w:val="left"/>
-      <w:pPr>
-        <w:ind w:left="1800" w:hanging="360"/>
-      </w:pPr>
-      <w:rPr>
-        <w:rFonts w:ascii="Courier New" w:hAnsi="Courier New" w:cs="Courier New" w:hint="default"/>
-      </w:rPr>
-    </w:lvl>
-    <w:lvl w:ilvl="2" w:tplc="04090005" w:tentative="1">
-      <w:start w:val="1"/>
-      <w:numFmt w:val="bullet"/>
-      <w:lvlText w:val=""/>
-      <w:lvlJc w:val="left"/>
-      <w:pPr>
-        <w:ind w:left="2520" w:hanging="360"/>
-      </w:pPr>
-      <w:rPr>
-        <w:rFonts w:ascii="Wingdings" w:hAnsi="Wingdings" w:hint="default"/>
-      </w:rPr>
-    </w:lvl>
-    <w:lvl w:ilvl="3" w:tplc="04090001" w:tentative="1">
-      <w:start w:val="1"/>
-      <w:numFmt w:val="bullet"/>
-      <w:lvlText w:val=""/>
-      <w:lvlJc w:val="left"/>
-      <w:pPr>
-        <w:ind w:left="3240" w:hanging="360"/>
-      </w:pPr>
-      <w:rPr>
-        <w:rFonts w:ascii="Symbol" w:hAnsi="Symbol" w:hint="default"/>
-      </w:rPr>
-    </w:lvl>
-    <w:lvl w:ilvl="4" w:tplc="04090003" w:tentative="1">
-      <w:start w:val="1"/>
-      <w:numFmt w:val="bullet"/>
-      <w:lvlText w:val="o"/>
-      <w:lvlJc w:val="left"/>
-      <w:pPr>
-        <w:ind w:left="3960" w:hanging="360"/>
-      </w:pPr>
-      <w:rPr>
-        <w:rFonts w:ascii="Courier New" w:hAnsi="Courier New" w:cs="Courier New" w:hint="default"/>
-      </w:rPr>
-    </w:lvl>
-    <w:lvl w:ilvl="5" w:tplc="04090005" w:tentative="1">
-      <w:start w:val="1"/>
-      <w:numFmt w:val="bullet"/>
-      <w:lvlText w:val=""/>
-      <w:lvlJc w:val="left"/>
-      <w:pPr>
-        <w:ind w:left="4680" w:hanging="360"/>
-      </w:pPr>
-      <w:rPr>
-        <w:rFonts w:ascii="Wingdings" w:hAnsi="Wingdings" w:hint="default"/>
-      </w:rPr>
-    </w:lvl>
-    <w:lvl w:ilvl="6" w:tplc="04090001" w:tentative="1">
-      <w:start w:val="1"/>
-      <w:numFmt w:val="bullet"/>
-      <w:lvlText w:val=""/>
-      <w:lvlJc w:val="left"/>
-      <w:pPr>
-        <w:ind w:left="5400" w:hanging="360"/>
-      </w:pPr>
-      <w:rPr>
-        <w:rFonts w:ascii="Symbol" w:hAnsi="Symbol" w:hint="default"/>
-      </w:rPr>
-    </w:lvl>
-    <w:lvl w:ilvl="7" w:tplc="04090003" w:tentative="1">
-      <w:start w:val="1"/>
-      <w:numFmt w:val="bullet"/>
-      <w:lvlText w:val="o"/>
-      <w:lvlJc w:val="left"/>
-      <w:pPr>
-        <w:ind w:left="6120" w:hanging="360"/>
-      </w:pPr>
-      <w:rPr>
-        <w:rFonts w:ascii="Courier New" w:hAnsi="Courier New" w:cs="Courier New" w:hint="default"/>
-      </w:rPr>
-    </w:lvl>
-    <w:lvl w:ilvl="8" w:tplc="04090005" w:tentative="1">
-      <w:start w:val="1"/>
-      <w:numFmt w:val="bullet"/>
-      <w:lvlText w:val=""/>
-      <w:lvlJc w:val="left"/>
-      <w:pPr>
-        <w:ind w:left="6840" w:hanging="360"/>
-      </w:pPr>
-      <w:rPr>
-        <w:rFonts w:ascii="Wingdings" w:hAnsi="Wingdings" w:hint="default"/>
-      </w:rPr>
-    </w:lvl>
-  </w:abstractNum>
-  <w:abstractNum w:abstractNumId="20" w15:restartNumberingAfterBreak="0">
-    <w:nsid w:val="32EA6E56"/>
-    <w:multiLevelType w:val="hybridMultilevel"/>
-    <w:tmpl w:val="2CAE595E"/>
-    <w:lvl w:ilvl="0" w:tplc="B7C82824">
-      <w:start w:val="1"/>
-      <w:numFmt w:val="lowerLetter"/>
-      <w:lvlText w:val="%1."/>
-      <w:lvlJc w:val="left"/>
-      <w:pPr>
-        <w:ind w:left="1080" w:hanging="360"/>
-      </w:pPr>
-      <w:rPr>
-        <w:rFonts w:hint="default"/>
-        <w:b/>
-      </w:rPr>
-    </w:lvl>
-    <w:lvl w:ilvl="1" w:tplc="04090019" w:tentative="1">
-      <w:start w:val="1"/>
-      <w:numFmt w:val="lowerLetter"/>
-      <w:lvlText w:val="%2."/>
-      <w:lvlJc w:val="left"/>
-      <w:pPr>
-        <w:ind w:left="1800" w:hanging="360"/>
-      </w:pPr>
-    </w:lvl>
-    <w:lvl w:ilvl="2" w:tplc="0409001B" w:tentative="1">
-      <w:start w:val="1"/>
-      <w:numFmt w:val="lowerRoman"/>
-      <w:lvlText w:val="%3."/>
-      <w:lvlJc w:val="right"/>
-      <w:pPr>
-        <w:ind w:left="2520" w:hanging="180"/>
-      </w:pPr>
-    </w:lvl>
-    <w:lvl w:ilvl="3" w:tplc="0409000F" w:tentative="1">
-      <w:start w:val="1"/>
-      <w:numFmt w:val="decimal"/>
-      <w:lvlText w:val="%4."/>
-      <w:lvlJc w:val="left"/>
-      <w:pPr>
-        <w:ind w:left="3240" w:hanging="360"/>
-      </w:pPr>
-    </w:lvl>
-    <w:lvl w:ilvl="4" w:tplc="04090019" w:tentative="1">
-      <w:start w:val="1"/>
-      <w:numFmt w:val="lowerLetter"/>
-      <w:lvlText w:val="%5."/>
-      <w:lvlJc w:val="left"/>
-      <w:pPr>
-        <w:ind w:left="3960" w:hanging="360"/>
-      </w:pPr>
-    </w:lvl>
-    <w:lvl w:ilvl="5" w:tplc="0409001B" w:tentative="1">
-      <w:start w:val="1"/>
-      <w:numFmt w:val="lowerRoman"/>
-      <w:lvlText w:val="%6."/>
-      <w:lvlJc w:val="right"/>
-      <w:pPr>
-        <w:ind w:left="4680" w:hanging="180"/>
-      </w:pPr>
-    </w:lvl>
-    <w:lvl w:ilvl="6" w:tplc="0409000F" w:tentative="1">
-      <w:start w:val="1"/>
-      <w:numFmt w:val="decimal"/>
-      <w:lvlText w:val="%7."/>
-      <w:lvlJc w:val="left"/>
-      <w:pPr>
-        <w:ind w:left="5400" w:hanging="360"/>
-      </w:pPr>
-    </w:lvl>
-    <w:lvl w:ilvl="7" w:tplc="04090019" w:tentative="1">
-      <w:start w:val="1"/>
-      <w:numFmt w:val="lowerLetter"/>
-      <w:lvlText w:val="%8."/>
-      <w:lvlJc w:val="left"/>
-      <w:pPr>
-        <w:ind w:left="6120" w:hanging="360"/>
-      </w:pPr>
-    </w:lvl>
-    <w:lvl w:ilvl="8" w:tplc="0409001B" w:tentative="1">
-      <w:start w:val="1"/>
-      <w:numFmt w:val="lowerRoman"/>
-      <w:lvlText w:val="%9."/>
-      <w:lvlJc w:val="right"/>
-      <w:pPr>
-        <w:ind w:left="6840" w:hanging="180"/>
-      </w:pPr>
-    </w:lvl>
-  </w:abstractNum>
-  <w:abstractNum w:abstractNumId="21" w15:restartNumberingAfterBreak="0">
-    <w:nsid w:val="32FD5916"/>
-    <w:multiLevelType w:val="hybridMultilevel"/>
-    <w:tmpl w:val="DB9A3652"/>
-    <w:lvl w:ilvl="0" w:tplc="FFFFFFFF">
-      <w:start w:val="1"/>
-      <w:numFmt w:val="decimal"/>
-      <w:lvlText w:val="%1."/>
-      <w:lvlJc w:val="left"/>
-      <w:pPr>
-        <w:ind w:left="720" w:hanging="360"/>
-      </w:pPr>
-      <w:rPr>
-        <w:rFonts w:hint="default"/>
-      </w:rPr>
-    </w:lvl>
-    <w:lvl w:ilvl="1" w:tplc="FFFFFFFF" w:tentative="1">
-      <w:start w:val="1"/>
-      <w:numFmt w:val="lowerLetter"/>
-      <w:lvlText w:val="%2."/>
-      <w:lvlJc w:val="left"/>
-      <w:pPr>
-        <w:ind w:left="1440" w:hanging="360"/>
-      </w:pPr>
-    </w:lvl>
-    <w:lvl w:ilvl="2" w:tplc="FFFFFFFF" w:tentative="1">
-      <w:start w:val="1"/>
-      <w:numFmt w:val="lowerRoman"/>
-      <w:lvlText w:val="%3."/>
-      <w:lvlJc w:val="right"/>
-      <w:pPr>
-        <w:ind w:left="2160" w:hanging="180"/>
-      </w:pPr>
-    </w:lvl>
-    <w:lvl w:ilvl="3" w:tplc="FFFFFFFF" w:tentative="1">
-      <w:start w:val="1"/>
-      <w:numFmt w:val="decimal"/>
-      <w:lvlText w:val="%4."/>
-      <w:lvlJc w:val="left"/>
-      <w:pPr>
-        <w:ind w:left="2880" w:hanging="360"/>
-      </w:pPr>
-    </w:lvl>
-    <w:lvl w:ilvl="4" w:tplc="FFFFFFFF" w:tentative="1">
-      <w:start w:val="1"/>
-      <w:numFmt w:val="lowerLetter"/>
-      <w:lvlText w:val="%5."/>
-      <w:lvlJc w:val="left"/>
-      <w:pPr>
-        <w:ind w:left="3600" w:hanging="360"/>
-      </w:pPr>
-    </w:lvl>
-    <w:lvl w:ilvl="5" w:tplc="FFFFFFFF" w:tentative="1">
-      <w:start w:val="1"/>
-      <w:numFmt w:val="lowerRoman"/>
-      <w:lvlText w:val="%6."/>
-      <w:lvlJc w:val="right"/>
-      <w:pPr>
-        <w:ind w:left="4320" w:hanging="180"/>
-      </w:pPr>
-    </w:lvl>
-    <w:lvl w:ilvl="6" w:tplc="FFFFFFFF" w:tentative="1">
-      <w:start w:val="1"/>
-      <w:numFmt w:val="decimal"/>
-      <w:lvlText w:val="%7."/>
-      <w:lvlJc w:val="left"/>
-      <w:pPr>
-        <w:ind w:left="5040" w:hanging="360"/>
-      </w:pPr>
-    </w:lvl>
-    <w:lvl w:ilvl="7" w:tplc="FFFFFFFF" w:tentative="1">
-      <w:start w:val="1"/>
-      <w:numFmt w:val="lowerLetter"/>
-      <w:lvlText w:val="%8."/>
-      <w:lvlJc w:val="left"/>
-      <w:pPr>
-        <w:ind w:left="5760" w:hanging="360"/>
-      </w:pPr>
-    </w:lvl>
-    <w:lvl w:ilvl="8" w:tplc="FFFFFFFF" w:tentative="1">
-      <w:start w:val="1"/>
-      <w:numFmt w:val="lowerRoman"/>
-      <w:lvlText w:val="%9."/>
-      <w:lvlJc w:val="right"/>
-      <w:pPr>
-        <w:ind w:left="6480" w:hanging="180"/>
-      </w:pPr>
-    </w:lvl>
-  </w:abstractNum>
-  <w:abstractNum w:abstractNumId="22" w15:restartNumberingAfterBreak="0">
-    <w:nsid w:val="332B2607"/>
-    <w:multiLevelType w:val="hybridMultilevel"/>
-    <w:tmpl w:val="49E09AE8"/>
-    <w:lvl w:ilvl="0" w:tplc="651AFCE4">
-      <w:start w:val="1"/>
-      <w:numFmt w:val="decimal"/>
-      <w:lvlText w:val="%1."/>
-      <w:lvlJc w:val="left"/>
-      <w:pPr>
-        <w:ind w:left="1080" w:hanging="360"/>
-      </w:pPr>
-      <w:rPr>
-        <w:rFonts w:hint="default"/>
-        <w:b/>
-        <w:bCs/>
-      </w:rPr>
-    </w:lvl>
-    <w:lvl w:ilvl="1" w:tplc="04090019" w:tentative="1">
-      <w:start w:val="1"/>
-      <w:numFmt w:val="lowerLetter"/>
-      <w:lvlText w:val="%2."/>
-      <w:lvlJc w:val="left"/>
-      <w:pPr>
-        <w:ind w:left="1800" w:hanging="360"/>
-      </w:pPr>
-    </w:lvl>
-    <w:lvl w:ilvl="2" w:tplc="0409001B" w:tentative="1">
-      <w:start w:val="1"/>
-      <w:numFmt w:val="lowerRoman"/>
-      <w:lvlText w:val="%3."/>
-      <w:lvlJc w:val="right"/>
-      <w:pPr>
-        <w:ind w:left="2520" w:hanging="180"/>
-      </w:pPr>
-    </w:lvl>
-    <w:lvl w:ilvl="3" w:tplc="0409000F" w:tentative="1">
-      <w:start w:val="1"/>
-      <w:numFmt w:val="decimal"/>
-      <w:lvlText w:val="%4."/>
-      <w:lvlJc w:val="left"/>
-      <w:pPr>
-        <w:ind w:left="3240" w:hanging="360"/>
-      </w:pPr>
-    </w:lvl>
-    <w:lvl w:ilvl="4" w:tplc="04090019" w:tentative="1">
-      <w:start w:val="1"/>
-      <w:numFmt w:val="lowerLetter"/>
-      <w:lvlText w:val="%5."/>
-      <w:lvlJc w:val="left"/>
-      <w:pPr>
-        <w:ind w:left="3960" w:hanging="360"/>
-      </w:pPr>
-    </w:lvl>
-    <w:lvl w:ilvl="5" w:tplc="0409001B" w:tentative="1">
-      <w:start w:val="1"/>
-      <w:numFmt w:val="lowerRoman"/>
-      <w:lvlText w:val="%6."/>
-      <w:lvlJc w:val="right"/>
-      <w:pPr>
-        <w:ind w:left="4680" w:hanging="180"/>
-      </w:pPr>
-    </w:lvl>
-    <w:lvl w:ilvl="6" w:tplc="0409000F" w:tentative="1">
-      <w:start w:val="1"/>
-      <w:numFmt w:val="decimal"/>
-      <w:lvlText w:val="%7."/>
-      <w:lvlJc w:val="left"/>
-      <w:pPr>
-        <w:ind w:left="5400" w:hanging="360"/>
-      </w:pPr>
-    </w:lvl>
-    <w:lvl w:ilvl="7" w:tplc="04090019" w:tentative="1">
-      <w:start w:val="1"/>
-      <w:numFmt w:val="lowerLetter"/>
-      <w:lvlText w:val="%8."/>
-      <w:lvlJc w:val="left"/>
-      <w:pPr>
-        <w:ind w:left="6120" w:hanging="360"/>
-      </w:pPr>
-    </w:lvl>
-    <w:lvl w:ilvl="8" w:tplc="0409001B" w:tentative="1">
-      <w:start w:val="1"/>
-      <w:numFmt w:val="lowerRoman"/>
-      <w:lvlText w:val="%9."/>
-      <w:lvlJc w:val="right"/>
-      <w:pPr>
-        <w:ind w:left="6840" w:hanging="180"/>
-      </w:pPr>
-    </w:lvl>
-  </w:abstractNum>
-  <w:abstractNum w:abstractNumId="23" w15:restartNumberingAfterBreak="0">
-    <w:nsid w:val="33CE1521"/>
-    <w:multiLevelType w:val="hybridMultilevel"/>
-    <w:tmpl w:val="0A92E2BA"/>
-    <w:lvl w:ilvl="0" w:tplc="014E61BE">
-      <w:start w:val="1"/>
-      <w:numFmt w:val="decimal"/>
-      <w:lvlText w:val="%1."/>
-      <w:lvlJc w:val="left"/>
-      <w:pPr>
-        <w:ind w:left="720" w:hanging="360"/>
-      </w:pPr>
-      <w:rPr>
-        <w:rFonts w:hint="default"/>
-        <w:b/>
-      </w:rPr>
-    </w:lvl>
-    <w:lvl w:ilvl="1" w:tplc="04090019" w:tentative="1">
-      <w:start w:val="1"/>
-      <w:numFmt w:val="lowerLetter"/>
-      <w:lvlText w:val="%2."/>
-      <w:lvlJc w:val="left"/>
-      <w:pPr>
-        <w:ind w:left="1440" w:hanging="360"/>
-      </w:pPr>
-    </w:lvl>
-    <w:lvl w:ilvl="2" w:tplc="0409001B" w:tentative="1">
-      <w:start w:val="1"/>
-      <w:numFmt w:val="lowerRoman"/>
-      <w:lvlText w:val="%3."/>
-      <w:lvlJc w:val="right"/>
-      <w:pPr>
-        <w:ind w:left="2160" w:hanging="180"/>
-      </w:pPr>
-    </w:lvl>
-    <w:lvl w:ilvl="3" w:tplc="0409000F" w:tentative="1">
-      <w:start w:val="1"/>
-      <w:numFmt w:val="decimal"/>
-      <w:lvlText w:val="%4."/>
-      <w:lvlJc w:val="left"/>
-      <w:pPr>
-        <w:ind w:left="2880" w:hanging="360"/>
-      </w:pPr>
-    </w:lvl>
-    <w:lvl w:ilvl="4" w:tplc="04090019" w:tentative="1">
-      <w:start w:val="1"/>
-      <w:numFmt w:val="lowerLetter"/>
-      <w:lvlText w:val="%5."/>
-      <w:lvlJc w:val="left"/>
-      <w:pPr>
-        <w:ind w:left="3600" w:hanging="360"/>
-      </w:pPr>
-    </w:lvl>
-    <w:lvl w:ilvl="5" w:tplc="0409001B" w:tentative="1">
-      <w:start w:val="1"/>
-      <w:numFmt w:val="lowerRoman"/>
-      <w:lvlText w:val="%6."/>
-      <w:lvlJc w:val="right"/>
-      <w:pPr>
-        <w:ind w:left="4320" w:hanging="180"/>
-      </w:pPr>
-    </w:lvl>
-    <w:lvl w:ilvl="6" w:tplc="0409000F" w:tentative="1">
-      <w:start w:val="1"/>
-      <w:numFmt w:val="decimal"/>
-      <w:lvlText w:val="%7."/>
-      <w:lvlJc w:val="left"/>
-      <w:pPr>
-        <w:ind w:left="5040" w:hanging="360"/>
-      </w:pPr>
-    </w:lvl>
-    <w:lvl w:ilvl="7" w:tplc="04090019" w:tentative="1">
-      <w:start w:val="1"/>
-      <w:numFmt w:val="lowerLetter"/>
-      <w:lvlText w:val="%8."/>
-      <w:lvlJc w:val="left"/>
-      <w:pPr>
-        <w:ind w:left="5760" w:hanging="360"/>
-      </w:pPr>
-    </w:lvl>
-    <w:lvl w:ilvl="8" w:tplc="0409001B" w:tentative="1">
-      <w:start w:val="1"/>
-      <w:numFmt w:val="lowerRoman"/>
-      <w:lvlText w:val="%9."/>
-      <w:lvlJc w:val="right"/>
-      <w:pPr>
-        <w:ind w:left="6480" w:hanging="180"/>
-      </w:pPr>
-    </w:lvl>
-  </w:abstractNum>
-  <w:abstractNum w:abstractNumId="24" w15:restartNumberingAfterBreak="0">
-    <w:nsid w:val="34765663"/>
-    <w:multiLevelType w:val="multilevel"/>
-    <w:tmpl w:val="17964F22"/>
-    <w:lvl w:ilvl="0">
-      <w:start w:val="1"/>
-      <w:numFmt w:val="decimal"/>
-      <w:lvlText w:val="%1."/>
-      <w:lvlJc w:val="left"/>
-      <w:pPr>
-        <w:ind w:left="720" w:hanging="360"/>
-      </w:pPr>
-      <w:rPr>
-        <w:rFonts w:hint="default"/>
-      </w:rPr>
-    </w:lvl>
-    <w:lvl w:ilvl="1">
-      <w:start w:val="1"/>
-      <w:numFmt w:val="decimal"/>
-      <w:isLgl/>
-      <w:lvlText w:val="%1.%2."/>
-      <w:lvlJc w:val="left"/>
-      <w:pPr>
-        <w:ind w:left="900" w:hanging="540"/>
-      </w:pPr>
-      <w:rPr>
-        <w:rFonts w:hint="default"/>
-        <w:b/>
-      </w:rPr>
-    </w:lvl>
-    <w:lvl w:ilvl="2">
-      <w:start w:val="1"/>
-      <w:numFmt w:val="decimal"/>
-      <w:isLgl/>
-      <w:lvlText w:val="%1.%2.%3."/>
-      <w:lvlJc w:val="left"/>
-      <w:pPr>
-        <w:ind w:left="1080" w:hanging="720"/>
-      </w:pPr>
-      <w:rPr>
-        <w:rFonts w:hint="default"/>
-        <w:b/>
-      </w:rPr>
-    </w:lvl>
-    <w:lvl w:ilvl="3">
-      <w:start w:val="1"/>
-      <w:numFmt w:val="decimal"/>
-      <w:isLgl/>
-      <w:lvlText w:val="%1.%2.%3.%4."/>
-      <w:lvlJc w:val="left"/>
-      <w:pPr>
-        <w:ind w:left="1080" w:hanging="720"/>
-      </w:pPr>
-      <w:rPr>
-        <w:rFonts w:hint="default"/>
-        <w:b/>
-      </w:rPr>
-    </w:lvl>
-    <w:lvl w:ilvl="4">
-      <w:start w:val="1"/>
-      <w:numFmt w:val="decimal"/>
-      <w:isLgl/>
-      <w:lvlText w:val="%1.%2.%3.%4.%5."/>
-      <w:lvlJc w:val="left"/>
-      <w:pPr>
-        <w:ind w:left="1440" w:hanging="1080"/>
-      </w:pPr>
-      <w:rPr>
-        <w:rFonts w:hint="default"/>
-        <w:b/>
-      </w:rPr>
-    </w:lvl>
-    <w:lvl w:ilvl="5">
-      <w:start w:val="1"/>
-      <w:numFmt w:val="decimal"/>
-      <w:isLgl/>
-      <w:lvlText w:val="%1.%2.%3.%4.%5.%6."/>
-      <w:lvlJc w:val="left"/>
-      <w:pPr>
-        <w:ind w:left="1440" w:hanging="1080"/>
-      </w:pPr>
-      <w:rPr>
-        <w:rFonts w:hint="default"/>
-        <w:b/>
-      </w:rPr>
-    </w:lvl>
-    <w:lvl w:ilvl="6">
-      <w:start w:val="1"/>
-      <w:numFmt w:val="decimal"/>
-      <w:isLgl/>
-      <w:lvlText w:val="%1.%2.%3.%4.%5.%6.%7."/>
-      <w:lvlJc w:val="left"/>
-      <w:pPr>
-        <w:ind w:left="1800" w:hanging="1440"/>
-      </w:pPr>
-      <w:rPr>
-        <w:rFonts w:hint="default"/>
-        <w:b/>
-      </w:rPr>
-    </w:lvl>
-    <w:lvl w:ilvl="7">
-      <w:start w:val="1"/>
-      <w:numFmt w:val="decimal"/>
-      <w:isLgl/>
-      <w:lvlText w:val="%1.%2.%3.%4.%5.%6.%7.%8."/>
-      <w:lvlJc w:val="left"/>
-      <w:pPr>
-        <w:ind w:left="1800" w:hanging="1440"/>
-      </w:pPr>
-      <w:rPr>
-        <w:rFonts w:hint="default"/>
-        <w:b/>
-      </w:rPr>
-    </w:lvl>
-    <w:lvl w:ilvl="8">
-      <w:start w:val="1"/>
-      <w:numFmt w:val="decimal"/>
-      <w:isLgl/>
-      <w:lvlText w:val="%1.%2.%3.%4.%5.%6.%7.%8.%9."/>
-      <w:lvlJc w:val="left"/>
-      <w:pPr>
-        <w:ind w:left="2160" w:hanging="1800"/>
-      </w:pPr>
-      <w:rPr>
-        <w:rFonts w:hint="default"/>
-        <w:b/>
-      </w:rPr>
-    </w:lvl>
-  </w:abstractNum>
-  <w:abstractNum w:abstractNumId="25" w15:restartNumberingAfterBreak="0">
-    <w:nsid w:val="3B130D6B"/>
-    <w:multiLevelType w:val="hybridMultilevel"/>
-    <w:tmpl w:val="C8E81D6C"/>
-    <w:lvl w:ilvl="0" w:tplc="04090001">
-      <w:start w:val="1"/>
-      <w:numFmt w:val="bullet"/>
-      <w:lvlText w:val=""/>
-      <w:lvlJc w:val="left"/>
-      <w:pPr>
-        <w:ind w:left="1440" w:hanging="360"/>
-      </w:pPr>
-      <w:rPr>
-        <w:rFonts w:ascii="Symbol" w:hAnsi="Symbol" w:hint="default"/>
-      </w:rPr>
-    </w:lvl>
-    <w:lvl w:ilvl="1" w:tplc="04090003" w:tentative="1">
-      <w:start w:val="1"/>
-      <w:numFmt w:val="bullet"/>
-      <w:lvlText w:val="o"/>
-      <w:lvlJc w:val="left"/>
-      <w:pPr>
-        <w:ind w:left="2160" w:hanging="360"/>
-      </w:pPr>
-      <w:rPr>
-        <w:rFonts w:ascii="Courier New" w:hAnsi="Courier New" w:cs="Courier New" w:hint="default"/>
-      </w:rPr>
-    </w:lvl>
-    <w:lvl w:ilvl="2" w:tplc="04090005" w:tentative="1">
-      <w:start w:val="1"/>
-      <w:numFmt w:val="bullet"/>
-      <w:lvlText w:val=""/>
-      <w:lvlJc w:val="left"/>
-      <w:pPr>
-        <w:ind w:left="2880" w:hanging="360"/>
-      </w:pPr>
-      <w:rPr>
-        <w:rFonts w:ascii="Wingdings" w:hAnsi="Wingdings" w:hint="default"/>
-      </w:rPr>
-    </w:lvl>
-    <w:lvl w:ilvl="3" w:tplc="04090001" w:tentative="1">
-      <w:start w:val="1"/>
-      <w:numFmt w:val="bullet"/>
-      <w:lvlText w:val=""/>
-      <w:lvlJc w:val="left"/>
-      <w:pPr>
-        <w:ind w:left="3600" w:hanging="360"/>
-      </w:pPr>
-      <w:rPr>
-        <w:rFonts w:ascii="Symbol" w:hAnsi="Symbol" w:hint="default"/>
-      </w:rPr>
-    </w:lvl>
-    <w:lvl w:ilvl="4" w:tplc="04090003" w:tentative="1">
-      <w:start w:val="1"/>
-      <w:numFmt w:val="bullet"/>
-      <w:lvlText w:val="o"/>
-      <w:lvlJc w:val="left"/>
-      <w:pPr>
-        <w:ind w:left="4320" w:hanging="360"/>
-      </w:pPr>
-      <w:rPr>
-        <w:rFonts w:ascii="Courier New" w:hAnsi="Courier New" w:cs="Courier New" w:hint="default"/>
-      </w:rPr>
-    </w:lvl>
-    <w:lvl w:ilvl="5" w:tplc="04090005" w:tentative="1">
-      <w:start w:val="1"/>
-      <w:numFmt w:val="bullet"/>
-      <w:lvlText w:val=""/>
-      <w:lvlJc w:val="left"/>
-      <w:pPr>
-        <w:ind w:left="5040" w:hanging="360"/>
-      </w:pPr>
-      <w:rPr>
-        <w:rFonts w:ascii="Wingdings" w:hAnsi="Wingdings" w:hint="default"/>
-      </w:rPr>
-    </w:lvl>
-    <w:lvl w:ilvl="6" w:tplc="04090001" w:tentative="1">
-      <w:start w:val="1"/>
-      <w:numFmt w:val="bullet"/>
-      <w:lvlText w:val=""/>
-      <w:lvlJc w:val="left"/>
-      <w:pPr>
-        <w:ind w:left="5760" w:hanging="360"/>
-      </w:pPr>
-      <w:rPr>
-        <w:rFonts w:ascii="Symbol" w:hAnsi="Symbol" w:hint="default"/>
-      </w:rPr>
-    </w:lvl>
-    <w:lvl w:ilvl="7" w:tplc="04090003" w:tentative="1">
-      <w:start w:val="1"/>
-      <w:numFmt w:val="bullet"/>
-      <w:lvlText w:val="o"/>
-      <w:lvlJc w:val="left"/>
-      <w:pPr>
-        <w:ind w:left="6480" w:hanging="360"/>
-      </w:pPr>
-      <w:rPr>
-        <w:rFonts w:ascii="Courier New" w:hAnsi="Courier New" w:cs="Courier New" w:hint="default"/>
-      </w:rPr>
-    </w:lvl>
-    <w:lvl w:ilvl="8" w:tplc="04090005" w:tentative="1">
-      <w:start w:val="1"/>
-      <w:numFmt w:val="bullet"/>
-      <w:lvlText w:val=""/>
-      <w:lvlJc w:val="left"/>
-      <w:pPr>
-        <w:ind w:left="7200" w:hanging="360"/>
-      </w:pPr>
-      <w:rPr>
-        <w:rFonts w:ascii="Wingdings" w:hAnsi="Wingdings" w:hint="default"/>
-      </w:rPr>
-    </w:lvl>
-  </w:abstractNum>
-  <w:abstractNum w:abstractNumId="26" w15:restartNumberingAfterBreak="0">
-    <w:nsid w:val="3E156DCE"/>
-    <w:multiLevelType w:val="multilevel"/>
-    <w:tmpl w:val="31CAA1FC"/>
-    <w:lvl w:ilvl="0">
-      <w:start w:val="1"/>
-      <w:numFmt w:val="decimal"/>
-      <w:lvlText w:val="%1."/>
-      <w:lvlJc w:val="left"/>
-      <w:pPr>
-        <w:ind w:left="720" w:hanging="360"/>
-      </w:pPr>
-      <w:rPr>
-        <w:rFonts w:hint="default"/>
-      </w:rPr>
-    </w:lvl>
-    <w:lvl w:ilvl="1">
-      <w:start w:val="2"/>
-      <w:numFmt w:val="decimal"/>
-      <w:isLgl/>
-      <w:lvlText w:val="%1.%2."/>
-      <w:lvlJc w:val="left"/>
-      <w:pPr>
-        <w:ind w:left="900" w:hanging="540"/>
-      </w:pPr>
-      <w:rPr>
-        <w:rFonts w:hint="default"/>
-      </w:rPr>
-    </w:lvl>
-    <w:lvl w:ilvl="2">
-      <w:start w:val="1"/>
-      <w:numFmt w:val="decimal"/>
-      <w:isLgl/>
-      <w:lvlText w:val="%1.%2.%3."/>
-      <w:lvlJc w:val="left"/>
-      <w:pPr>
-        <w:ind w:left="1080" w:hanging="720"/>
-      </w:pPr>
-      <w:rPr>
-        <w:rFonts w:hint="default"/>
-        <w:b/>
-        <w:bCs/>
-      </w:rPr>
-    </w:lvl>
-    <w:lvl w:ilvl="3">
-      <w:start w:val="1"/>
-      <w:numFmt w:val="decimal"/>
-      <w:isLgl/>
-      <w:lvlText w:val="%1.%2.%3.%4."/>
-      <w:lvlJc w:val="left"/>
-      <w:pPr>
-        <w:ind w:left="1080" w:hanging="720"/>
-      </w:pPr>
-      <w:rPr>
-        <w:rFonts w:hint="default"/>
-      </w:rPr>
-    </w:lvl>
-    <w:lvl w:ilvl="4">
-      <w:start w:val="1"/>
-      <w:numFmt w:val="decimal"/>
-      <w:isLgl/>
-      <w:lvlText w:val="%1.%2.%3.%4.%5."/>
-      <w:lvlJc w:val="left"/>
-      <w:pPr>
-        <w:ind w:left="1440" w:hanging="1080"/>
-      </w:pPr>
-      <w:rPr>
-        <w:rFonts w:hint="default"/>
-      </w:rPr>
-    </w:lvl>
-    <w:lvl w:ilvl="5">
-      <w:start w:val="1"/>
-      <w:numFmt w:val="decimal"/>
-      <w:isLgl/>
-      <w:lvlText w:val="%1.%2.%3.%4.%5.%6."/>
-      <w:lvlJc w:val="left"/>
-      <w:pPr>
-        <w:ind w:left="1440" w:hanging="1080"/>
-      </w:pPr>
-      <w:rPr>
-        <w:rFonts w:hint="default"/>
-      </w:rPr>
-    </w:lvl>
-    <w:lvl w:ilvl="6">
-      <w:start w:val="1"/>
-      <w:numFmt w:val="decimal"/>
-      <w:isLgl/>
-      <w:lvlText w:val="%1.%2.%3.%4.%5.%6.%7."/>
-      <w:lvlJc w:val="left"/>
-      <w:pPr>
-        <w:ind w:left="1800" w:hanging="1440"/>
-      </w:pPr>
-      <w:rPr>
-        <w:rFonts w:hint="default"/>
-      </w:rPr>
-    </w:lvl>
-    <w:lvl w:ilvl="7">
-      <w:start w:val="1"/>
-      <w:numFmt w:val="decimal"/>
-      <w:isLgl/>
-      <w:lvlText w:val="%1.%2.%3.%4.%5.%6.%7.%8."/>
-      <w:lvlJc w:val="left"/>
-      <w:pPr>
-        <w:ind w:left="1800" w:hanging="1440"/>
-      </w:pPr>
-      <w:rPr>
-        <w:rFonts w:hint="default"/>
-      </w:rPr>
-    </w:lvl>
-    <w:lvl w:ilvl="8">
-      <w:start w:val="1"/>
-      <w:numFmt w:val="decimal"/>
-      <w:isLgl/>
-      <w:lvlText w:val="%1.%2.%3.%4.%5.%6.%7.%8.%9."/>
-      <w:lvlJc w:val="left"/>
-      <w:pPr>
-        <w:ind w:left="2160" w:hanging="1800"/>
-      </w:pPr>
-      <w:rPr>
-        <w:rFonts w:hint="default"/>
-      </w:rPr>
-    </w:lvl>
-  </w:abstractNum>
-  <w:abstractNum w:abstractNumId="27" w15:restartNumberingAfterBreak="0">
-    <w:nsid w:val="40A24A5F"/>
-    <w:multiLevelType w:val="hybridMultilevel"/>
-    <w:tmpl w:val="E6E6B240"/>
-    <w:lvl w:ilvl="0" w:tplc="518604EA">
-      <w:start w:val="1"/>
-      <w:numFmt w:val="decimal"/>
-      <w:lvlText w:val="%1."/>
-      <w:lvlJc w:val="left"/>
-      <w:pPr>
-        <w:ind w:left="1800" w:hanging="360"/>
-      </w:pPr>
-      <w:rPr>
-        <w:rFonts w:hint="default"/>
-      </w:rPr>
-    </w:lvl>
-    <w:lvl w:ilvl="1" w:tplc="04090019" w:tentative="1">
-      <w:start w:val="1"/>
-      <w:numFmt w:val="lowerLetter"/>
-      <w:lvlText w:val="%2."/>
-      <w:lvlJc w:val="left"/>
-      <w:pPr>
-        <w:ind w:left="2520" w:hanging="360"/>
-      </w:pPr>
-    </w:lvl>
-    <w:lvl w:ilvl="2" w:tplc="0409001B" w:tentative="1">
-      <w:start w:val="1"/>
-      <w:numFmt w:val="lowerRoman"/>
-      <w:lvlText w:val="%3."/>
-      <w:lvlJc w:val="right"/>
-      <w:pPr>
-        <w:ind w:left="3240" w:hanging="180"/>
-      </w:pPr>
-    </w:lvl>
-    <w:lvl w:ilvl="3" w:tplc="0409000F" w:tentative="1">
-      <w:start w:val="1"/>
-      <w:numFmt w:val="decimal"/>
-      <w:lvlText w:val="%4."/>
-      <w:lvlJc w:val="left"/>
-      <w:pPr>
-        <w:ind w:left="3960" w:hanging="360"/>
-      </w:pPr>
-    </w:lvl>
-    <w:lvl w:ilvl="4" w:tplc="04090019" w:tentative="1">
-      <w:start w:val="1"/>
-      <w:numFmt w:val="lowerLetter"/>
-      <w:lvlText w:val="%5."/>
-      <w:lvlJc w:val="left"/>
-      <w:pPr>
-        <w:ind w:left="4680" w:hanging="360"/>
-      </w:pPr>
-    </w:lvl>
-    <w:lvl w:ilvl="5" w:tplc="0409001B" w:tentative="1">
-      <w:start w:val="1"/>
-      <w:numFmt w:val="lowerRoman"/>
-      <w:lvlText w:val="%6."/>
-      <w:lvlJc w:val="right"/>
-      <w:pPr>
-        <w:ind w:left="5400" w:hanging="180"/>
-      </w:pPr>
-    </w:lvl>
-    <w:lvl w:ilvl="6" w:tplc="0409000F" w:tentative="1">
-      <w:start w:val="1"/>
-      <w:numFmt w:val="decimal"/>
-      <w:lvlText w:val="%7."/>
-      <w:lvlJc w:val="left"/>
-      <w:pPr>
-        <w:ind w:left="6120" w:hanging="360"/>
-      </w:pPr>
-    </w:lvl>
-    <w:lvl w:ilvl="7" w:tplc="04090019" w:tentative="1">
-      <w:start w:val="1"/>
-      <w:numFmt w:val="lowerLetter"/>
-      <w:lvlText w:val="%8."/>
-      <w:lvlJc w:val="left"/>
-      <w:pPr>
-        <w:ind w:left="6840" w:hanging="360"/>
-      </w:pPr>
-    </w:lvl>
-    <w:lvl w:ilvl="8" w:tplc="0409001B" w:tentative="1">
-      <w:start w:val="1"/>
-      <w:numFmt w:val="lowerRoman"/>
-      <w:lvlText w:val="%9."/>
-      <w:lvlJc w:val="right"/>
-      <w:pPr>
-        <w:ind w:left="7560" w:hanging="180"/>
-      </w:pPr>
-    </w:lvl>
-  </w:abstractNum>
-  <w:abstractNum w:abstractNumId="28" w15:restartNumberingAfterBreak="0">
-    <w:nsid w:val="42271E80"/>
-    <w:multiLevelType w:val="multilevel"/>
-    <w:tmpl w:val="9F9A807E"/>
-    <w:lvl w:ilvl="0">
-      <w:start w:val="1"/>
-      <w:numFmt w:val="decimal"/>
-      <w:lvlText w:val="%1."/>
-      <w:lvlJc w:val="left"/>
-      <w:pPr>
-        <w:ind w:left="540" w:hanging="540"/>
-      </w:pPr>
-      <w:rPr>
-        <w:rFonts w:hint="default"/>
-      </w:rPr>
-    </w:lvl>
-    <w:lvl w:ilvl="1">
-      <w:start w:val="1"/>
-      <w:numFmt w:val="decimal"/>
-      <w:lvlText w:val="%1.%2."/>
-      <w:lvlJc w:val="left"/>
-      <w:pPr>
-        <w:ind w:left="720" w:hanging="540"/>
-      </w:pPr>
-      <w:rPr>
-        <w:rFonts w:hint="default"/>
-      </w:rPr>
-    </w:lvl>
-    <w:lvl w:ilvl="2">
-      <w:start w:val="3"/>
-      <w:numFmt w:val="decimal"/>
-      <w:lvlText w:val="%1.%2.%3."/>
-      <w:lvlJc w:val="left"/>
-      <w:pPr>
-        <w:ind w:left="1080" w:hanging="720"/>
-      </w:pPr>
-      <w:rPr>
-        <w:rFonts w:hint="default"/>
-      </w:rPr>
-    </w:lvl>
-    <w:lvl w:ilvl="3">
-      <w:start w:val="1"/>
-      <w:numFmt w:val="decimal"/>
-      <w:lvlText w:val="%1.%2.%3.%4."/>
-      <w:lvlJc w:val="left"/>
-      <w:pPr>
-        <w:ind w:left="1260" w:hanging="720"/>
-      </w:pPr>
-      <w:rPr>
-        <w:rFonts w:hint="default"/>
-      </w:rPr>
-    </w:lvl>
-    <w:lvl w:ilvl="4">
-      <w:start w:val="1"/>
-      <w:numFmt w:val="decimal"/>
-      <w:lvlText w:val="%1.%2.%3.%4.%5."/>
-      <w:lvlJc w:val="left"/>
-      <w:pPr>
-        <w:ind w:left="1800" w:hanging="1080"/>
-      </w:pPr>
-      <w:rPr>
-        <w:rFonts w:hint="default"/>
-      </w:rPr>
-    </w:lvl>
-    <w:lvl w:ilvl="5">
-      <w:start w:val="1"/>
-      <w:numFmt w:val="decimal"/>
-      <w:lvlText w:val="%1.%2.%3.%4.%5.%6."/>
-      <w:lvlJc w:val="left"/>
-      <w:pPr>
-        <w:ind w:left="1980" w:hanging="1080"/>
-      </w:pPr>
-      <w:rPr>
-        <w:rFonts w:hint="default"/>
-      </w:rPr>
-    </w:lvl>
-    <w:lvl w:ilvl="6">
-      <w:start w:val="1"/>
-      <w:numFmt w:val="decimal"/>
-      <w:lvlText w:val="%1.%2.%3.%4.%5.%6.%7."/>
-      <w:lvlJc w:val="left"/>
-      <w:pPr>
-        <w:ind w:left="2520" w:hanging="1440"/>
-      </w:pPr>
-      <w:rPr>
-        <w:rFonts w:hint="default"/>
-      </w:rPr>
-    </w:lvl>
-    <w:lvl w:ilvl="7">
-      <w:start w:val="1"/>
-      <w:numFmt w:val="decimal"/>
-      <w:lvlText w:val="%1.%2.%3.%4.%5.%6.%7.%8."/>
-      <w:lvlJc w:val="left"/>
-      <w:pPr>
-        <w:ind w:left="2700" w:hanging="1440"/>
-      </w:pPr>
-      <w:rPr>
-        <w:rFonts w:hint="default"/>
-      </w:rPr>
-    </w:lvl>
-    <w:lvl w:ilvl="8">
-      <w:start w:val="1"/>
-      <w:numFmt w:val="decimal"/>
-      <w:lvlText w:val="%1.%2.%3.%4.%5.%6.%7.%8.%9."/>
-      <w:lvlJc w:val="left"/>
-      <w:pPr>
-        <w:ind w:left="3240" w:hanging="1800"/>
-      </w:pPr>
-      <w:rPr>
-        <w:rFonts w:hint="default"/>
-      </w:rPr>
-    </w:lvl>
-  </w:abstractNum>
-  <w:abstractNum w:abstractNumId="29" w15:restartNumberingAfterBreak="0">
-    <w:nsid w:val="47F66C8B"/>
-    <w:multiLevelType w:val="hybridMultilevel"/>
-    <w:tmpl w:val="E0024CA2"/>
-    <w:lvl w:ilvl="0" w:tplc="04090001">
-      <w:start w:val="1"/>
-      <w:numFmt w:val="bullet"/>
-      <w:lvlText w:val=""/>
-      <w:lvlJc w:val="left"/>
-      <w:pPr>
-        <w:ind w:left="1800" w:hanging="360"/>
-      </w:pPr>
-      <w:rPr>
-        <w:rFonts w:ascii="Symbol" w:hAnsi="Symbol" w:hint="default"/>
-      </w:rPr>
-    </w:lvl>
-    <w:lvl w:ilvl="1" w:tplc="04090003" w:tentative="1">
-      <w:start w:val="1"/>
-      <w:numFmt w:val="bullet"/>
-      <w:lvlText w:val="o"/>
-      <w:lvlJc w:val="left"/>
-      <w:pPr>
-        <w:ind w:left="2520" w:hanging="360"/>
-      </w:pPr>
-      <w:rPr>
-        <w:rFonts w:ascii="Courier New" w:hAnsi="Courier New" w:cs="Courier New" w:hint="default"/>
-      </w:rPr>
-    </w:lvl>
-    <w:lvl w:ilvl="2" w:tplc="04090005" w:tentative="1">
-      <w:start w:val="1"/>
-      <w:numFmt w:val="bullet"/>
-      <w:lvlText w:val=""/>
-      <w:lvlJc w:val="left"/>
-      <w:pPr>
-        <w:ind w:left="3240" w:hanging="360"/>
-      </w:pPr>
-      <w:rPr>
-        <w:rFonts w:ascii="Wingdings" w:hAnsi="Wingdings" w:hint="default"/>
-      </w:rPr>
-    </w:lvl>
-    <w:lvl w:ilvl="3" w:tplc="04090001" w:tentative="1">
-      <w:start w:val="1"/>
-      <w:numFmt w:val="bullet"/>
-      <w:lvlText w:val=""/>
-      <w:lvlJc w:val="left"/>
-      <w:pPr>
-        <w:ind w:left="3960" w:hanging="360"/>
-      </w:pPr>
-      <w:rPr>
-        <w:rFonts w:ascii="Symbol" w:hAnsi="Symbol" w:hint="default"/>
-      </w:rPr>
-    </w:lvl>
-    <w:lvl w:ilvl="4" w:tplc="04090003" w:tentative="1">
-      <w:start w:val="1"/>
-      <w:numFmt w:val="bullet"/>
-      <w:lvlText w:val="o"/>
-      <w:lvlJc w:val="left"/>
-      <w:pPr>
-        <w:ind w:left="4680" w:hanging="360"/>
-      </w:pPr>
-      <w:rPr>
-        <w:rFonts w:ascii="Courier New" w:hAnsi="Courier New" w:cs="Courier New" w:hint="default"/>
-      </w:rPr>
-    </w:lvl>
-    <w:lvl w:ilvl="5" w:tplc="04090005" w:tentative="1">
-      <w:start w:val="1"/>
-      <w:numFmt w:val="bullet"/>
-      <w:lvlText w:val=""/>
-      <w:lvlJc w:val="left"/>
-      <w:pPr>
-        <w:ind w:left="5400" w:hanging="360"/>
-      </w:pPr>
-      <w:rPr>
-        <w:rFonts w:ascii="Wingdings" w:hAnsi="Wingdings" w:hint="default"/>
-      </w:rPr>
-    </w:lvl>
-    <w:lvl w:ilvl="6" w:tplc="04090001" w:tentative="1">
-      <w:start w:val="1"/>
-      <w:numFmt w:val="bullet"/>
-      <w:lvlText w:val=""/>
-      <w:lvlJc w:val="left"/>
-      <w:pPr>
-        <w:ind w:left="6120" w:hanging="360"/>
-      </w:pPr>
-      <w:rPr>
-        <w:rFonts w:ascii="Symbol" w:hAnsi="Symbol" w:hint="default"/>
-      </w:rPr>
-    </w:lvl>
-    <w:lvl w:ilvl="7" w:tplc="04090003" w:tentative="1">
-      <w:start w:val="1"/>
-      <w:numFmt w:val="bullet"/>
-      <w:lvlText w:val="o"/>
-      <w:lvlJc w:val="left"/>
-      <w:pPr>
-        <w:ind w:left="6840" w:hanging="360"/>
-      </w:pPr>
-      <w:rPr>
-        <w:rFonts w:ascii="Courier New" w:hAnsi="Courier New" w:cs="Courier New" w:hint="default"/>
-      </w:rPr>
-    </w:lvl>
-    <w:lvl w:ilvl="8" w:tplc="04090005" w:tentative="1">
-      <w:start w:val="1"/>
-      <w:numFmt w:val="bullet"/>
-      <w:lvlText w:val=""/>
-      <w:lvlJc w:val="left"/>
-      <w:pPr>
-        <w:ind w:left="7560" w:hanging="360"/>
-      </w:pPr>
-      <w:rPr>
-        <w:rFonts w:ascii="Wingdings" w:hAnsi="Wingdings" w:hint="default"/>
-      </w:rPr>
-    </w:lvl>
-  </w:abstractNum>
-  <w:abstractNum w:abstractNumId="30" w15:restartNumberingAfterBreak="0">
-    <w:nsid w:val="4C7D1D6A"/>
-    <w:multiLevelType w:val="hybridMultilevel"/>
-    <w:tmpl w:val="DB9A3652"/>
-    <w:lvl w:ilvl="0" w:tplc="FFFFFFFF">
-      <w:start w:val="1"/>
-      <w:numFmt w:val="decimal"/>
-      <w:lvlText w:val="%1."/>
-      <w:lvlJc w:val="left"/>
-      <w:pPr>
-        <w:ind w:left="720" w:hanging="360"/>
-      </w:pPr>
-      <w:rPr>
-        <w:rFonts w:hint="default"/>
-      </w:rPr>
-    </w:lvl>
-    <w:lvl w:ilvl="1" w:tplc="FFFFFFFF" w:tentative="1">
-      <w:start w:val="1"/>
-      <w:numFmt w:val="lowerLetter"/>
-      <w:lvlText w:val="%2."/>
-      <w:lvlJc w:val="left"/>
-      <w:pPr>
-        <w:ind w:left="1440" w:hanging="360"/>
-      </w:pPr>
-    </w:lvl>
-    <w:lvl w:ilvl="2" w:tplc="FFFFFFFF" w:tentative="1">
-      <w:start w:val="1"/>
-      <w:numFmt w:val="lowerRoman"/>
-      <w:lvlText w:val="%3."/>
-      <w:lvlJc w:val="right"/>
-      <w:pPr>
-        <w:ind w:left="2160" w:hanging="180"/>
-      </w:pPr>
-    </w:lvl>
-    <w:lvl w:ilvl="3" w:tplc="FFFFFFFF" w:tentative="1">
-      <w:start w:val="1"/>
-      <w:numFmt w:val="decimal"/>
-      <w:lvlText w:val="%4."/>
-      <w:lvlJc w:val="left"/>
-      <w:pPr>
-        <w:ind w:left="2880" w:hanging="360"/>
-      </w:pPr>
-    </w:lvl>
-    <w:lvl w:ilvl="4" w:tplc="FFFFFFFF" w:tentative="1">
-      <w:start w:val="1"/>
-      <w:numFmt w:val="lowerLetter"/>
-      <w:lvlText w:val="%5."/>
-      <w:lvlJc w:val="left"/>
-      <w:pPr>
-        <w:ind w:left="3600" w:hanging="360"/>
-      </w:pPr>
-    </w:lvl>
-    <w:lvl w:ilvl="5" w:tplc="FFFFFFFF" w:tentative="1">
-      <w:start w:val="1"/>
-      <w:numFmt w:val="lowerRoman"/>
-      <w:lvlText w:val="%6."/>
-      <w:lvlJc w:val="right"/>
-      <w:pPr>
-        <w:ind w:left="4320" w:hanging="180"/>
-      </w:pPr>
-    </w:lvl>
-    <w:lvl w:ilvl="6" w:tplc="FFFFFFFF" w:tentative="1">
-      <w:start w:val="1"/>
-      <w:numFmt w:val="decimal"/>
-      <w:lvlText w:val="%7."/>
-      <w:lvlJc w:val="left"/>
-      <w:pPr>
-        <w:ind w:left="5040" w:hanging="360"/>
-      </w:pPr>
-    </w:lvl>
-    <w:lvl w:ilvl="7" w:tplc="FFFFFFFF" w:tentative="1">
-      <w:start w:val="1"/>
-      <w:numFmt w:val="lowerLetter"/>
-      <w:lvlText w:val="%8."/>
-      <w:lvlJc w:val="left"/>
-      <w:pPr>
-        <w:ind w:left="5760" w:hanging="360"/>
-      </w:pPr>
-    </w:lvl>
-    <w:lvl w:ilvl="8" w:tplc="FFFFFFFF" w:tentative="1">
-      <w:start w:val="1"/>
-      <w:numFmt w:val="lowerRoman"/>
-      <w:lvlText w:val="%9."/>
-      <w:lvlJc w:val="right"/>
-      <w:pPr>
-        <w:ind w:left="6480" w:hanging="180"/>
-      </w:pPr>
-    </w:lvl>
-  </w:abstractNum>
-  <w:abstractNum w:abstractNumId="31" w15:restartNumberingAfterBreak="0">
-    <w:nsid w:val="4CE77FED"/>
-    <w:multiLevelType w:val="hybridMultilevel"/>
-    <w:tmpl w:val="0ED6628C"/>
-    <w:lvl w:ilvl="0" w:tplc="EE64265E">
-      <w:start w:val="1"/>
-      <w:numFmt w:val="decimal"/>
-      <w:lvlText w:val="%1."/>
-      <w:lvlJc w:val="left"/>
-      <w:pPr>
-        <w:ind w:left="1080" w:hanging="360"/>
-      </w:pPr>
-      <w:rPr>
-        <w:rFonts w:hint="default"/>
-        <w:b/>
-        <w:bCs/>
-      </w:rPr>
-    </w:lvl>
-    <w:lvl w:ilvl="1" w:tplc="04090019" w:tentative="1">
-      <w:start w:val="1"/>
-      <w:numFmt w:val="lowerLetter"/>
-      <w:lvlText w:val="%2."/>
-      <w:lvlJc w:val="left"/>
-      <w:pPr>
-        <w:ind w:left="1800" w:hanging="360"/>
-      </w:pPr>
-    </w:lvl>
-    <w:lvl w:ilvl="2" w:tplc="0409001B" w:tentative="1">
-      <w:start w:val="1"/>
-      <w:numFmt w:val="lowerRoman"/>
-      <w:lvlText w:val="%3."/>
-      <w:lvlJc w:val="right"/>
-      <w:pPr>
-        <w:ind w:left="2520" w:hanging="180"/>
-      </w:pPr>
-    </w:lvl>
-    <w:lvl w:ilvl="3" w:tplc="0409000F" w:tentative="1">
-      <w:start w:val="1"/>
-      <w:numFmt w:val="decimal"/>
-      <w:lvlText w:val="%4."/>
-      <w:lvlJc w:val="left"/>
-      <w:pPr>
-        <w:ind w:left="3240" w:hanging="360"/>
-      </w:pPr>
-    </w:lvl>
-    <w:lvl w:ilvl="4" w:tplc="04090019" w:tentative="1">
-      <w:start w:val="1"/>
-      <w:numFmt w:val="lowerLetter"/>
-      <w:lvlText w:val="%5."/>
-      <w:lvlJc w:val="left"/>
-      <w:pPr>
-        <w:ind w:left="3960" w:hanging="360"/>
-      </w:pPr>
-    </w:lvl>
-    <w:lvl w:ilvl="5" w:tplc="0409001B" w:tentative="1">
-      <w:start w:val="1"/>
-      <w:numFmt w:val="lowerRoman"/>
-      <w:lvlText w:val="%6."/>
-      <w:lvlJc w:val="right"/>
-      <w:pPr>
-        <w:ind w:left="4680" w:hanging="180"/>
-      </w:pPr>
-    </w:lvl>
-    <w:lvl w:ilvl="6" w:tplc="0409000F" w:tentative="1">
-      <w:start w:val="1"/>
-      <w:numFmt w:val="decimal"/>
-      <w:lvlText w:val="%7."/>
-      <w:lvlJc w:val="left"/>
-      <w:pPr>
-        <w:ind w:left="5400" w:hanging="360"/>
-      </w:pPr>
-    </w:lvl>
-    <w:lvl w:ilvl="7" w:tplc="04090019" w:tentative="1">
-      <w:start w:val="1"/>
-      <w:numFmt w:val="lowerLetter"/>
-      <w:lvlText w:val="%8."/>
-      <w:lvlJc w:val="left"/>
-      <w:pPr>
-        <w:ind w:left="6120" w:hanging="360"/>
-      </w:pPr>
-    </w:lvl>
-    <w:lvl w:ilvl="8" w:tplc="0409001B" w:tentative="1">
-      <w:start w:val="1"/>
-      <w:numFmt w:val="lowerRoman"/>
-      <w:lvlText w:val="%9."/>
-      <w:lvlJc w:val="right"/>
-      <w:pPr>
-        <w:ind w:left="6840" w:hanging="180"/>
-      </w:pPr>
-    </w:lvl>
-  </w:abstractNum>
-  <w:abstractNum w:abstractNumId="32" w15:restartNumberingAfterBreak="0">
-    <w:nsid w:val="4D2A06AF"/>
-    <w:multiLevelType w:val="hybridMultilevel"/>
-    <w:tmpl w:val="6C403230"/>
-    <w:lvl w:ilvl="0" w:tplc="56848882">
-      <w:start w:val="1"/>
-      <w:numFmt w:val="decimal"/>
-      <w:lvlText w:val="%1."/>
-      <w:lvlJc w:val="left"/>
-      <w:pPr>
-        <w:ind w:left="1080" w:hanging="360"/>
-      </w:pPr>
-      <w:rPr>
-        <w:rFonts w:hint="default"/>
-      </w:rPr>
-    </w:lvl>
-    <w:lvl w:ilvl="1" w:tplc="04090019" w:tentative="1">
-      <w:start w:val="1"/>
-      <w:numFmt w:val="lowerLetter"/>
-      <w:lvlText w:val="%2."/>
-      <w:lvlJc w:val="left"/>
-      <w:pPr>
-        <w:ind w:left="1800" w:hanging="360"/>
-      </w:pPr>
-    </w:lvl>
-    <w:lvl w:ilvl="2" w:tplc="0409001B" w:tentative="1">
-      <w:start w:val="1"/>
-      <w:numFmt w:val="lowerRoman"/>
-      <w:lvlText w:val="%3."/>
-      <w:lvlJc w:val="right"/>
-      <w:pPr>
-        <w:ind w:left="2520" w:hanging="180"/>
-      </w:pPr>
-    </w:lvl>
-    <w:lvl w:ilvl="3" w:tplc="0409000F" w:tentative="1">
-      <w:start w:val="1"/>
-      <w:numFmt w:val="decimal"/>
-      <w:lvlText w:val="%4."/>
-      <w:lvlJc w:val="left"/>
-      <w:pPr>
-        <w:ind w:left="3240" w:hanging="360"/>
-      </w:pPr>
-    </w:lvl>
-    <w:lvl w:ilvl="4" w:tplc="04090019" w:tentative="1">
-      <w:start w:val="1"/>
-      <w:numFmt w:val="lowerLetter"/>
-      <w:lvlText w:val="%5."/>
-      <w:lvlJc w:val="left"/>
-      <w:pPr>
-        <w:ind w:left="3960" w:hanging="360"/>
-      </w:pPr>
-    </w:lvl>
-    <w:lvl w:ilvl="5" w:tplc="0409001B" w:tentative="1">
-      <w:start w:val="1"/>
-      <w:numFmt w:val="lowerRoman"/>
-      <w:lvlText w:val="%6."/>
-      <w:lvlJc w:val="right"/>
-      <w:pPr>
-        <w:ind w:left="4680" w:hanging="180"/>
-      </w:pPr>
-    </w:lvl>
-    <w:lvl w:ilvl="6" w:tplc="0409000F" w:tentative="1">
-      <w:start w:val="1"/>
-      <w:numFmt w:val="decimal"/>
-      <w:lvlText w:val="%7."/>
-      <w:lvlJc w:val="left"/>
-      <w:pPr>
-        <w:ind w:left="5400" w:hanging="360"/>
-      </w:pPr>
-    </w:lvl>
-    <w:lvl w:ilvl="7" w:tplc="04090019" w:tentative="1">
-      <w:start w:val="1"/>
-      <w:numFmt w:val="lowerLetter"/>
-      <w:lvlText w:val="%8."/>
-      <w:lvlJc w:val="left"/>
-      <w:pPr>
-        <w:ind w:left="6120" w:hanging="360"/>
-      </w:pPr>
-    </w:lvl>
-    <w:lvl w:ilvl="8" w:tplc="0409001B" w:tentative="1">
-      <w:start w:val="1"/>
-      <w:numFmt w:val="lowerRoman"/>
-      <w:lvlText w:val="%9."/>
-      <w:lvlJc w:val="right"/>
-      <w:pPr>
-        <w:ind w:left="6840" w:hanging="180"/>
-      </w:pPr>
-    </w:lvl>
-  </w:abstractNum>
-  <w:abstractNum w:abstractNumId="33" w15:restartNumberingAfterBreak="0">
-    <w:nsid w:val="4E9273ED"/>
-    <w:multiLevelType w:val="hybridMultilevel"/>
-    <w:tmpl w:val="92007954"/>
-    <w:lvl w:ilvl="0" w:tplc="EF1CA828">
-      <w:start w:val="1"/>
-      <w:numFmt w:val="decimal"/>
-      <w:lvlText w:val="%1."/>
-      <w:lvlJc w:val="left"/>
-      <w:pPr>
-        <w:ind w:left="1080" w:hanging="360"/>
-      </w:pPr>
-      <w:rPr>
-        <w:rFonts w:hint="default"/>
-        <w:b/>
-      </w:rPr>
-    </w:lvl>
-    <w:lvl w:ilvl="1" w:tplc="04090019" w:tentative="1">
-      <w:start w:val="1"/>
-      <w:numFmt w:val="lowerLetter"/>
-      <w:lvlText w:val="%2."/>
-      <w:lvlJc w:val="left"/>
-      <w:pPr>
-        <w:ind w:left="1800" w:hanging="360"/>
-      </w:pPr>
-    </w:lvl>
-    <w:lvl w:ilvl="2" w:tplc="0409001B" w:tentative="1">
-      <w:start w:val="1"/>
-      <w:numFmt w:val="lowerRoman"/>
-      <w:lvlText w:val="%3."/>
-      <w:lvlJc w:val="right"/>
-      <w:pPr>
-        <w:ind w:left="2520" w:hanging="180"/>
-      </w:pPr>
-    </w:lvl>
-    <w:lvl w:ilvl="3" w:tplc="0409000F" w:tentative="1">
-      <w:start w:val="1"/>
-      <w:numFmt w:val="decimal"/>
-      <w:lvlText w:val="%4."/>
-      <w:lvlJc w:val="left"/>
-      <w:pPr>
-        <w:ind w:left="3240" w:hanging="360"/>
-      </w:pPr>
-    </w:lvl>
-    <w:lvl w:ilvl="4" w:tplc="04090019" w:tentative="1">
-      <w:start w:val="1"/>
-      <w:numFmt w:val="lowerLetter"/>
-      <w:lvlText w:val="%5."/>
-      <w:lvlJc w:val="left"/>
-      <w:pPr>
-        <w:ind w:left="3960" w:hanging="360"/>
-      </w:pPr>
-    </w:lvl>
-    <w:lvl w:ilvl="5" w:tplc="0409001B" w:tentative="1">
-      <w:start w:val="1"/>
-      <w:numFmt w:val="lowerRoman"/>
-      <w:lvlText w:val="%6."/>
-      <w:lvlJc w:val="right"/>
-      <w:pPr>
-        <w:ind w:left="4680" w:hanging="180"/>
-      </w:pPr>
-    </w:lvl>
-    <w:lvl w:ilvl="6" w:tplc="0409000F" w:tentative="1">
-      <w:start w:val="1"/>
-      <w:numFmt w:val="decimal"/>
-      <w:lvlText w:val="%7."/>
-      <w:lvlJc w:val="left"/>
-      <w:pPr>
-        <w:ind w:left="5400" w:hanging="360"/>
-      </w:pPr>
-    </w:lvl>
-    <w:lvl w:ilvl="7" w:tplc="04090019" w:tentative="1">
-      <w:start w:val="1"/>
-      <w:numFmt w:val="lowerLetter"/>
-      <w:lvlText w:val="%8."/>
-      <w:lvlJc w:val="left"/>
-      <w:pPr>
-        <w:ind w:left="6120" w:hanging="360"/>
-      </w:pPr>
-    </w:lvl>
-    <w:lvl w:ilvl="8" w:tplc="0409001B" w:tentative="1">
-      <w:start w:val="1"/>
-      <w:numFmt w:val="lowerRoman"/>
-      <w:lvlText w:val="%9."/>
-      <w:lvlJc w:val="right"/>
-      <w:pPr>
-        <w:ind w:left="6840" w:hanging="180"/>
-      </w:pPr>
-    </w:lvl>
-  </w:abstractNum>
-  <w:abstractNum w:abstractNumId="34" w15:restartNumberingAfterBreak="0">
-    <w:nsid w:val="53BB78B7"/>
-    <w:multiLevelType w:val="hybridMultilevel"/>
-    <w:tmpl w:val="48FA2CA2"/>
-    <w:lvl w:ilvl="0" w:tplc="966056FA">
-      <w:start w:val="1"/>
-      <w:numFmt w:val="decimal"/>
-      <w:lvlText w:val="%1."/>
-      <w:lvlJc w:val="left"/>
-      <w:pPr>
-        <w:ind w:left="1440" w:hanging="360"/>
-      </w:pPr>
-      <w:rPr>
-        <w:rFonts w:hint="default"/>
-      </w:rPr>
-    </w:lvl>
-    <w:lvl w:ilvl="1" w:tplc="04090019" w:tentative="1">
-      <w:start w:val="1"/>
-      <w:numFmt w:val="lowerLetter"/>
-      <w:lvlText w:val="%2."/>
-      <w:lvlJc w:val="left"/>
-      <w:pPr>
-        <w:ind w:left="2160" w:hanging="360"/>
-      </w:pPr>
-    </w:lvl>
-    <w:lvl w:ilvl="2" w:tplc="0409001B" w:tentative="1">
-      <w:start w:val="1"/>
-      <w:numFmt w:val="lowerRoman"/>
-      <w:lvlText w:val="%3."/>
-      <w:lvlJc w:val="right"/>
-      <w:pPr>
-        <w:ind w:left="2880" w:hanging="180"/>
-      </w:pPr>
-    </w:lvl>
-    <w:lvl w:ilvl="3" w:tplc="0409000F" w:tentative="1">
-      <w:start w:val="1"/>
-      <w:numFmt w:val="decimal"/>
-      <w:lvlText w:val="%4."/>
-      <w:lvlJc w:val="left"/>
-      <w:pPr>
-        <w:ind w:left="3600" w:hanging="360"/>
-      </w:pPr>
-    </w:lvl>
-    <w:lvl w:ilvl="4" w:tplc="04090019" w:tentative="1">
-      <w:start w:val="1"/>
-      <w:numFmt w:val="lowerLetter"/>
-      <w:lvlText w:val="%5."/>
-      <w:lvlJc w:val="left"/>
-      <w:pPr>
-        <w:ind w:left="4320" w:hanging="360"/>
-      </w:pPr>
-    </w:lvl>
-    <w:lvl w:ilvl="5" w:tplc="0409001B" w:tentative="1">
-      <w:start w:val="1"/>
-      <w:numFmt w:val="lowerRoman"/>
-      <w:lvlText w:val="%6."/>
-      <w:lvlJc w:val="right"/>
-      <w:pPr>
-        <w:ind w:left="5040" w:hanging="180"/>
-      </w:pPr>
-    </w:lvl>
-    <w:lvl w:ilvl="6" w:tplc="0409000F" w:tentative="1">
-      <w:start w:val="1"/>
-      <w:numFmt w:val="decimal"/>
-      <w:lvlText w:val="%7."/>
-      <w:lvlJc w:val="left"/>
-      <w:pPr>
-        <w:ind w:left="5760" w:hanging="360"/>
-      </w:pPr>
-    </w:lvl>
-    <w:lvl w:ilvl="7" w:tplc="04090019" w:tentative="1">
-      <w:start w:val="1"/>
-      <w:numFmt w:val="lowerLetter"/>
-      <w:lvlText w:val="%8."/>
-      <w:lvlJc w:val="left"/>
-      <w:pPr>
-        <w:ind w:left="6480" w:hanging="360"/>
-      </w:pPr>
-    </w:lvl>
-    <w:lvl w:ilvl="8" w:tplc="0409001B" w:tentative="1">
-      <w:start w:val="1"/>
-      <w:numFmt w:val="lowerRoman"/>
-      <w:lvlText w:val="%9."/>
-      <w:lvlJc w:val="right"/>
-      <w:pPr>
-        <w:ind w:left="7200" w:hanging="180"/>
-      </w:pPr>
-    </w:lvl>
-  </w:abstractNum>
-  <w:abstractNum w:abstractNumId="35" w15:restartNumberingAfterBreak="0">
-    <w:nsid w:val="53C27521"/>
-    <w:multiLevelType w:val="hybridMultilevel"/>
-    <w:tmpl w:val="8F785230"/>
-    <w:lvl w:ilvl="0" w:tplc="4E907F7A">
-      <w:start w:val="1"/>
-      <w:numFmt w:val="decimal"/>
-      <w:lvlText w:val="%1."/>
-      <w:lvlJc w:val="left"/>
-      <w:pPr>
-        <w:ind w:left="1800" w:hanging="360"/>
-      </w:pPr>
-      <w:rPr>
-        <w:rFonts w:hint="default"/>
-        <w:b/>
-        <w:bCs/>
-      </w:rPr>
-    </w:lvl>
-    <w:lvl w:ilvl="1" w:tplc="04090019" w:tentative="1">
-      <w:start w:val="1"/>
-      <w:numFmt w:val="lowerLetter"/>
-      <w:lvlText w:val="%2."/>
-      <w:lvlJc w:val="left"/>
-      <w:pPr>
-        <w:ind w:left="2520" w:hanging="360"/>
-      </w:pPr>
-    </w:lvl>
-    <w:lvl w:ilvl="2" w:tplc="0409001B" w:tentative="1">
-      <w:start w:val="1"/>
-      <w:numFmt w:val="lowerRoman"/>
-      <w:lvlText w:val="%3."/>
-      <w:lvlJc w:val="right"/>
-      <w:pPr>
-        <w:ind w:left="3240" w:hanging="180"/>
-      </w:pPr>
-    </w:lvl>
-    <w:lvl w:ilvl="3" w:tplc="0409000F" w:tentative="1">
-      <w:start w:val="1"/>
-      <w:numFmt w:val="decimal"/>
-      <w:lvlText w:val="%4."/>
-      <w:lvlJc w:val="left"/>
-      <w:pPr>
-        <w:ind w:left="3960" w:hanging="360"/>
-      </w:pPr>
-    </w:lvl>
-    <w:lvl w:ilvl="4" w:tplc="04090019" w:tentative="1">
-      <w:start w:val="1"/>
-      <w:numFmt w:val="lowerLetter"/>
-      <w:lvlText w:val="%5."/>
-      <w:lvlJc w:val="left"/>
-      <w:pPr>
-        <w:ind w:left="4680" w:hanging="360"/>
-      </w:pPr>
-    </w:lvl>
-    <w:lvl w:ilvl="5" w:tplc="0409001B" w:tentative="1">
-      <w:start w:val="1"/>
-      <w:numFmt w:val="lowerRoman"/>
-      <w:lvlText w:val="%6."/>
-      <w:lvlJc w:val="right"/>
-      <w:pPr>
-        <w:ind w:left="5400" w:hanging="180"/>
-      </w:pPr>
-    </w:lvl>
-    <w:lvl w:ilvl="6" w:tplc="0409000F" w:tentative="1">
-      <w:start w:val="1"/>
-      <w:numFmt w:val="decimal"/>
-      <w:lvlText w:val="%7."/>
-      <w:lvlJc w:val="left"/>
-      <w:pPr>
-        <w:ind w:left="6120" w:hanging="360"/>
-      </w:pPr>
-    </w:lvl>
-    <w:lvl w:ilvl="7" w:tplc="04090019" w:tentative="1">
-      <w:start w:val="1"/>
-      <w:numFmt w:val="lowerLetter"/>
-      <w:lvlText w:val="%8."/>
-      <w:lvlJc w:val="left"/>
-      <w:pPr>
-        <w:ind w:left="6840" w:hanging="360"/>
-      </w:pPr>
-    </w:lvl>
-    <w:lvl w:ilvl="8" w:tplc="0409001B" w:tentative="1">
-      <w:start w:val="1"/>
-      <w:numFmt w:val="lowerRoman"/>
-      <w:lvlText w:val="%9."/>
-      <w:lvlJc w:val="right"/>
-      <w:pPr>
-        <w:ind w:left="7560" w:hanging="180"/>
-      </w:pPr>
-    </w:lvl>
-  </w:abstractNum>
-  <w:abstractNum w:abstractNumId="36" w15:restartNumberingAfterBreak="0">
-    <w:nsid w:val="57F06A02"/>
-    <w:multiLevelType w:val="hybridMultilevel"/>
-    <w:tmpl w:val="2B00F882"/>
-    <w:lvl w:ilvl="0" w:tplc="04090001">
-      <w:start w:val="1"/>
-      <w:numFmt w:val="bullet"/>
-      <w:lvlText w:val=""/>
-      <w:lvlJc w:val="left"/>
-      <w:pPr>
-        <w:ind w:left="720" w:hanging="360"/>
-      </w:pPr>
-      <w:rPr>
-        <w:rFonts w:ascii="Symbol" w:hAnsi="Symbol" w:hint="default"/>
-      </w:rPr>
-    </w:lvl>
-    <w:lvl w:ilvl="1" w:tplc="04090003" w:tentative="1">
-      <w:start w:val="1"/>
-      <w:numFmt w:val="bullet"/>
-      <w:lvlText w:val="o"/>
-      <w:lvlJc w:val="left"/>
-      <w:pPr>
-        <w:ind w:left="1440" w:hanging="360"/>
-      </w:pPr>
-      <w:rPr>
-        <w:rFonts w:ascii="Courier New" w:hAnsi="Courier New" w:cs="Courier New" w:hint="default"/>
-      </w:rPr>
-    </w:lvl>
-    <w:lvl w:ilvl="2" w:tplc="04090005" w:tentative="1">
-      <w:start w:val="1"/>
-      <w:numFmt w:val="bullet"/>
-      <w:lvlText w:val=""/>
-      <w:lvlJc w:val="left"/>
-      <w:pPr>
-        <w:ind w:left="2160" w:hanging="360"/>
-      </w:pPr>
-      <w:rPr>
-        <w:rFonts w:ascii="Wingdings" w:hAnsi="Wingdings" w:hint="default"/>
-      </w:rPr>
-    </w:lvl>
-    <w:lvl w:ilvl="3" w:tplc="04090001" w:tentative="1">
-      <w:start w:val="1"/>
-      <w:numFmt w:val="bullet"/>
-      <w:lvlText w:val=""/>
-      <w:lvlJc w:val="left"/>
-      <w:pPr>
-        <w:ind w:left="2880" w:hanging="360"/>
-      </w:pPr>
-      <w:rPr>
-        <w:rFonts w:ascii="Symbol" w:hAnsi="Symbol" w:hint="default"/>
-      </w:rPr>
-    </w:lvl>
-    <w:lvl w:ilvl="4" w:tplc="04090003" w:tentative="1">
-      <w:start w:val="1"/>
-      <w:numFmt w:val="bullet"/>
-      <w:lvlText w:val="o"/>
-      <w:lvlJc w:val="left"/>
-      <w:pPr>
-        <w:ind w:left="3600" w:hanging="360"/>
-      </w:pPr>
-      <w:rPr>
-        <w:rFonts w:ascii="Courier New" w:hAnsi="Courier New" w:cs="Courier New" w:hint="default"/>
-      </w:rPr>
-    </w:lvl>
-    <w:lvl w:ilvl="5" w:tplc="04090005" w:tentative="1">
-      <w:start w:val="1"/>
-      <w:numFmt w:val="bullet"/>
-      <w:lvlText w:val=""/>
-      <w:lvlJc w:val="left"/>
-      <w:pPr>
-        <w:ind w:left="4320" w:hanging="360"/>
-      </w:pPr>
-      <w:rPr>
-        <w:rFonts w:ascii="Wingdings" w:hAnsi="Wingdings" w:hint="default"/>
-      </w:rPr>
-    </w:lvl>
-    <w:lvl w:ilvl="6" w:tplc="04090001" w:tentative="1">
-      <w:start w:val="1"/>
-      <w:numFmt w:val="bullet"/>
-      <w:lvlText w:val=""/>
-      <w:lvlJc w:val="left"/>
-      <w:pPr>
-        <w:ind w:left="5040" w:hanging="360"/>
-      </w:pPr>
-      <w:rPr>
-        <w:rFonts w:ascii="Symbol" w:hAnsi="Symbol" w:hint="default"/>
-      </w:rPr>
-    </w:lvl>
-    <w:lvl w:ilvl="7" w:tplc="04090003" w:tentative="1">
-      <w:start w:val="1"/>
-      <w:numFmt w:val="bullet"/>
-      <w:lvlText w:val="o"/>
-      <w:lvlJc w:val="left"/>
-      <w:pPr>
-        <w:ind w:left="5760" w:hanging="360"/>
-      </w:pPr>
-      <w:rPr>
-        <w:rFonts w:ascii="Courier New" w:hAnsi="Courier New" w:cs="Courier New" w:hint="default"/>
-      </w:rPr>
-    </w:lvl>
-    <w:lvl w:ilvl="8" w:tplc="04090005" w:tentative="1">
-      <w:start w:val="1"/>
-      <w:numFmt w:val="bullet"/>
-      <w:lvlText w:val=""/>
-      <w:lvlJc w:val="left"/>
-      <w:pPr>
-        <w:ind w:left="6480" w:hanging="360"/>
-      </w:pPr>
-      <w:rPr>
-        <w:rFonts w:ascii="Wingdings" w:hAnsi="Wingdings" w:hint="default"/>
-      </w:rPr>
-    </w:lvl>
-  </w:abstractNum>
-  <w:abstractNum w:abstractNumId="37" w15:restartNumberingAfterBreak="0">
-    <w:nsid w:val="5A24555E"/>
-    <w:multiLevelType w:val="hybridMultilevel"/>
-    <w:tmpl w:val="71C4F022"/>
-    <w:lvl w:ilvl="0" w:tplc="4268DF5C">
-      <w:start w:val="1"/>
-      <w:numFmt w:val="decimal"/>
-      <w:lvlText w:val="%1."/>
-      <w:lvlJc w:val="left"/>
-      <w:pPr>
-        <w:ind w:left="1440" w:hanging="360"/>
-      </w:pPr>
-      <w:rPr>
-        <w:rFonts w:hint="default"/>
-      </w:rPr>
-    </w:lvl>
-    <w:lvl w:ilvl="1" w:tplc="04090019" w:tentative="1">
-      <w:start w:val="1"/>
-      <w:numFmt w:val="lowerLetter"/>
-      <w:lvlText w:val="%2."/>
-      <w:lvlJc w:val="left"/>
-      <w:pPr>
-        <w:ind w:left="2160" w:hanging="360"/>
-      </w:pPr>
-    </w:lvl>
-    <w:lvl w:ilvl="2" w:tplc="0409001B" w:tentative="1">
-      <w:start w:val="1"/>
-      <w:numFmt w:val="lowerRoman"/>
-      <w:lvlText w:val="%3."/>
-      <w:lvlJc w:val="right"/>
-      <w:pPr>
-        <w:ind w:left="2880" w:hanging="180"/>
-      </w:pPr>
-    </w:lvl>
-    <w:lvl w:ilvl="3" w:tplc="0409000F" w:tentative="1">
-      <w:start w:val="1"/>
-      <w:numFmt w:val="decimal"/>
-      <w:lvlText w:val="%4."/>
-      <w:lvlJc w:val="left"/>
-      <w:pPr>
-        <w:ind w:left="3600" w:hanging="360"/>
-      </w:pPr>
-    </w:lvl>
-    <w:lvl w:ilvl="4" w:tplc="04090019" w:tentative="1">
-      <w:start w:val="1"/>
-      <w:numFmt w:val="lowerLetter"/>
-      <w:lvlText w:val="%5."/>
-      <w:lvlJc w:val="left"/>
-      <w:pPr>
-        <w:ind w:left="4320" w:hanging="360"/>
-      </w:pPr>
-    </w:lvl>
-    <w:lvl w:ilvl="5" w:tplc="0409001B" w:tentative="1">
-      <w:start w:val="1"/>
-      <w:numFmt w:val="lowerRoman"/>
-      <w:lvlText w:val="%6."/>
-      <w:lvlJc w:val="right"/>
-      <w:pPr>
-        <w:ind w:left="5040" w:hanging="180"/>
-      </w:pPr>
-    </w:lvl>
-    <w:lvl w:ilvl="6" w:tplc="0409000F" w:tentative="1">
-      <w:start w:val="1"/>
-      <w:numFmt w:val="decimal"/>
-      <w:lvlText w:val="%7."/>
-      <w:lvlJc w:val="left"/>
-      <w:pPr>
-        <w:ind w:left="5760" w:hanging="360"/>
-      </w:pPr>
-    </w:lvl>
-    <w:lvl w:ilvl="7" w:tplc="04090019" w:tentative="1">
-      <w:start w:val="1"/>
-      <w:numFmt w:val="lowerLetter"/>
-      <w:lvlText w:val="%8."/>
-      <w:lvlJc w:val="left"/>
-      <w:pPr>
-        <w:ind w:left="6480" w:hanging="360"/>
-      </w:pPr>
-    </w:lvl>
-    <w:lvl w:ilvl="8" w:tplc="0409001B" w:tentative="1">
-      <w:start w:val="1"/>
-      <w:numFmt w:val="lowerRoman"/>
-      <w:lvlText w:val="%9."/>
-      <w:lvlJc w:val="right"/>
-      <w:pPr>
-        <w:ind w:left="7200" w:hanging="180"/>
-      </w:pPr>
-    </w:lvl>
-  </w:abstractNum>
-  <w:abstractNum w:abstractNumId="38" w15:restartNumberingAfterBreak="0">
-    <w:nsid w:val="6163592C"/>
-    <w:multiLevelType w:val="hybridMultilevel"/>
-    <w:tmpl w:val="4FACFDD2"/>
-    <w:lvl w:ilvl="0" w:tplc="838055C2">
-      <w:start w:val="1"/>
-      <w:numFmt w:val="decimal"/>
-      <w:lvlText w:val="%1."/>
-      <w:lvlJc w:val="left"/>
-      <w:pPr>
-        <w:ind w:left="1080" w:hanging="360"/>
-      </w:pPr>
-      <w:rPr>
-        <w:rFonts w:hint="default"/>
-      </w:rPr>
-    </w:lvl>
-    <w:lvl w:ilvl="1" w:tplc="04090019" w:tentative="1">
-      <w:start w:val="1"/>
-      <w:numFmt w:val="lowerLetter"/>
-      <w:lvlText w:val="%2."/>
-      <w:lvlJc w:val="left"/>
-      <w:pPr>
-        <w:ind w:left="1800" w:hanging="360"/>
-      </w:pPr>
-    </w:lvl>
-    <w:lvl w:ilvl="2" w:tplc="0409001B" w:tentative="1">
-      <w:start w:val="1"/>
-      <w:numFmt w:val="lowerRoman"/>
-      <w:lvlText w:val="%3."/>
-      <w:lvlJc w:val="right"/>
-      <w:pPr>
-        <w:ind w:left="2520" w:hanging="180"/>
-      </w:pPr>
-    </w:lvl>
-    <w:lvl w:ilvl="3" w:tplc="0409000F" w:tentative="1">
-      <w:start w:val="1"/>
-      <w:numFmt w:val="decimal"/>
-      <w:lvlText w:val="%4."/>
-      <w:lvlJc w:val="left"/>
-      <w:pPr>
-        <w:ind w:left="3240" w:hanging="360"/>
-      </w:pPr>
-    </w:lvl>
-    <w:lvl w:ilvl="4" w:tplc="04090019" w:tentative="1">
-      <w:start w:val="1"/>
-      <w:numFmt w:val="lowerLetter"/>
-      <w:lvlText w:val="%5."/>
-      <w:lvlJc w:val="left"/>
-      <w:pPr>
-        <w:ind w:left="3960" w:hanging="360"/>
-      </w:pPr>
-    </w:lvl>
-    <w:lvl w:ilvl="5" w:tplc="0409001B" w:tentative="1">
-      <w:start w:val="1"/>
-      <w:numFmt w:val="lowerRoman"/>
-      <w:lvlText w:val="%6."/>
-      <w:lvlJc w:val="right"/>
-      <w:pPr>
-        <w:ind w:left="4680" w:hanging="180"/>
-      </w:pPr>
-    </w:lvl>
-    <w:lvl w:ilvl="6" w:tplc="0409000F" w:tentative="1">
-      <w:start w:val="1"/>
-      <w:numFmt w:val="decimal"/>
-      <w:lvlText w:val="%7."/>
-      <w:lvlJc w:val="left"/>
-      <w:pPr>
-        <w:ind w:left="5400" w:hanging="360"/>
-      </w:pPr>
-    </w:lvl>
-    <w:lvl w:ilvl="7" w:tplc="04090019" w:tentative="1">
-      <w:start w:val="1"/>
-      <w:numFmt w:val="lowerLetter"/>
-      <w:lvlText w:val="%8."/>
-      <w:lvlJc w:val="left"/>
-      <w:pPr>
-        <w:ind w:left="6120" w:hanging="360"/>
-      </w:pPr>
-    </w:lvl>
-    <w:lvl w:ilvl="8" w:tplc="0409001B" w:tentative="1">
-      <w:start w:val="1"/>
-      <w:numFmt w:val="lowerRoman"/>
-      <w:lvlText w:val="%9."/>
-      <w:lvlJc w:val="right"/>
-      <w:pPr>
-        <w:ind w:left="6840" w:hanging="180"/>
-      </w:pPr>
-    </w:lvl>
-  </w:abstractNum>
-  <w:abstractNum w:abstractNumId="39" w15:restartNumberingAfterBreak="0">
-    <w:nsid w:val="62EA70A6"/>
-    <w:multiLevelType w:val="hybridMultilevel"/>
-    <w:tmpl w:val="D9E0F390"/>
-    <w:lvl w:ilvl="0" w:tplc="04090001">
-      <w:start w:val="1"/>
-      <w:numFmt w:val="bullet"/>
-      <w:lvlText w:val=""/>
-      <w:lvlJc w:val="left"/>
-      <w:pPr>
-        <w:ind w:left="1800" w:hanging="360"/>
-      </w:pPr>
-      <w:rPr>
-        <w:rFonts w:ascii="Symbol" w:hAnsi="Symbol" w:hint="default"/>
-      </w:rPr>
-    </w:lvl>
-    <w:lvl w:ilvl="1" w:tplc="04090003" w:tentative="1">
-      <w:start w:val="1"/>
-      <w:numFmt w:val="bullet"/>
-      <w:lvlText w:val="o"/>
-      <w:lvlJc w:val="left"/>
-      <w:pPr>
-        <w:ind w:left="2520" w:hanging="360"/>
-      </w:pPr>
-      <w:rPr>
-        <w:rFonts w:ascii="Courier New" w:hAnsi="Courier New" w:cs="Courier New" w:hint="default"/>
-      </w:rPr>
-    </w:lvl>
-    <w:lvl w:ilvl="2" w:tplc="04090005" w:tentative="1">
-      <w:start w:val="1"/>
-      <w:numFmt w:val="bullet"/>
-      <w:lvlText w:val=""/>
-      <w:lvlJc w:val="left"/>
-      <w:pPr>
-        <w:ind w:left="3240" w:hanging="360"/>
-      </w:pPr>
-      <w:rPr>
-        <w:rFonts w:ascii="Wingdings" w:hAnsi="Wingdings" w:hint="default"/>
-      </w:rPr>
-    </w:lvl>
-    <w:lvl w:ilvl="3" w:tplc="04090001" w:tentative="1">
-      <w:start w:val="1"/>
-      <w:numFmt w:val="bullet"/>
-      <w:lvlText w:val=""/>
-      <w:lvlJc w:val="left"/>
-      <w:pPr>
-        <w:ind w:left="3960" w:hanging="360"/>
-      </w:pPr>
-      <w:rPr>
-        <w:rFonts w:ascii="Symbol" w:hAnsi="Symbol" w:hint="default"/>
-      </w:rPr>
-    </w:lvl>
-    <w:lvl w:ilvl="4" w:tplc="04090003" w:tentative="1">
-      <w:start w:val="1"/>
-      <w:numFmt w:val="bullet"/>
-      <w:lvlText w:val="o"/>
-      <w:lvlJc w:val="left"/>
-      <w:pPr>
-        <w:ind w:left="4680" w:hanging="360"/>
-      </w:pPr>
-      <w:rPr>
-        <w:rFonts w:ascii="Courier New" w:hAnsi="Courier New" w:cs="Courier New" w:hint="default"/>
-      </w:rPr>
-    </w:lvl>
-    <w:lvl w:ilvl="5" w:tplc="04090005" w:tentative="1">
-      <w:start w:val="1"/>
-      <w:numFmt w:val="bullet"/>
-      <w:lvlText w:val=""/>
-      <w:lvlJc w:val="left"/>
-      <w:pPr>
-        <w:ind w:left="5400" w:hanging="360"/>
-      </w:pPr>
-      <w:rPr>
-        <w:rFonts w:ascii="Wingdings" w:hAnsi="Wingdings" w:hint="default"/>
-      </w:rPr>
-    </w:lvl>
-    <w:lvl w:ilvl="6" w:tplc="04090001" w:tentative="1">
-      <w:start w:val="1"/>
-      <w:numFmt w:val="bullet"/>
-      <w:lvlText w:val=""/>
-      <w:lvlJc w:val="left"/>
-      <w:pPr>
-        <w:ind w:left="6120" w:hanging="360"/>
-      </w:pPr>
-      <w:rPr>
-        <w:rFonts w:ascii="Symbol" w:hAnsi="Symbol" w:hint="default"/>
-      </w:rPr>
-    </w:lvl>
-    <w:lvl w:ilvl="7" w:tplc="04090003" w:tentative="1">
-      <w:start w:val="1"/>
-      <w:numFmt w:val="bullet"/>
-      <w:lvlText w:val="o"/>
-      <w:lvlJc w:val="left"/>
-      <w:pPr>
-        <w:ind w:left="6840" w:hanging="360"/>
-      </w:pPr>
-      <w:rPr>
-        <w:rFonts w:ascii="Courier New" w:hAnsi="Courier New" w:cs="Courier New" w:hint="default"/>
-      </w:rPr>
-    </w:lvl>
-    <w:lvl w:ilvl="8" w:tplc="04090005" w:tentative="1">
-      <w:start w:val="1"/>
-      <w:numFmt w:val="bullet"/>
-      <w:lvlText w:val=""/>
-      <w:lvlJc w:val="left"/>
-      <w:pPr>
-        <w:ind w:left="7560" w:hanging="360"/>
-      </w:pPr>
-      <w:rPr>
-        <w:rFonts w:ascii="Wingdings" w:hAnsi="Wingdings" w:hint="default"/>
-      </w:rPr>
-    </w:lvl>
-  </w:abstractNum>
-  <w:abstractNum w:abstractNumId="40" w15:restartNumberingAfterBreak="0">
-    <w:nsid w:val="653C0BBB"/>
-    <w:multiLevelType w:val="hybridMultilevel"/>
-    <w:tmpl w:val="330241AE"/>
-    <w:lvl w:ilvl="0" w:tplc="0409000F">
-      <w:start w:val="1"/>
-      <w:numFmt w:val="decimal"/>
-      <w:lvlText w:val="%1."/>
-      <w:lvlJc w:val="left"/>
-      <w:pPr>
-        <w:ind w:left="720" w:hanging="360"/>
-      </w:pPr>
-      <w:rPr>
-        <w:rFonts w:hint="default"/>
-      </w:rPr>
-    </w:lvl>
-    <w:lvl w:ilvl="1" w:tplc="04090019" w:tentative="1">
-      <w:start w:val="1"/>
-      <w:numFmt w:val="lowerLetter"/>
-      <w:lvlText w:val="%2."/>
-      <w:lvlJc w:val="left"/>
-      <w:pPr>
-        <w:ind w:left="1440" w:hanging="360"/>
-      </w:pPr>
-    </w:lvl>
-    <w:lvl w:ilvl="2" w:tplc="0409001B" w:tentative="1">
-      <w:start w:val="1"/>
-      <w:numFmt w:val="lowerRoman"/>
-      <w:lvlText w:val="%3."/>
-      <w:lvlJc w:val="right"/>
-      <w:pPr>
-        <w:ind w:left="2160" w:hanging="180"/>
-      </w:pPr>
-    </w:lvl>
-    <w:lvl w:ilvl="3" w:tplc="0409000F" w:tentative="1">
-      <w:start w:val="1"/>
-      <w:numFmt w:val="decimal"/>
-      <w:lvlText w:val="%4."/>
-      <w:lvlJc w:val="left"/>
-      <w:pPr>
-        <w:ind w:left="2880" w:hanging="360"/>
-      </w:pPr>
-    </w:lvl>
-    <w:lvl w:ilvl="4" w:tplc="04090019" w:tentative="1">
-      <w:start w:val="1"/>
-      <w:numFmt w:val="lowerLetter"/>
-      <w:lvlText w:val="%5."/>
-      <w:lvlJc w:val="left"/>
-      <w:pPr>
-        <w:ind w:left="3600" w:hanging="360"/>
-      </w:pPr>
-    </w:lvl>
-    <w:lvl w:ilvl="5" w:tplc="0409001B" w:tentative="1">
-      <w:start w:val="1"/>
-      <w:numFmt w:val="lowerRoman"/>
-      <w:lvlText w:val="%6."/>
-      <w:lvlJc w:val="right"/>
-      <w:pPr>
-        <w:ind w:left="4320" w:hanging="180"/>
-      </w:pPr>
-    </w:lvl>
-    <w:lvl w:ilvl="6" w:tplc="0409000F" w:tentative="1">
-      <w:start w:val="1"/>
-      <w:numFmt w:val="decimal"/>
-      <w:lvlText w:val="%7."/>
-      <w:lvlJc w:val="left"/>
-      <w:pPr>
-        <w:ind w:left="5040" w:hanging="360"/>
-      </w:pPr>
-    </w:lvl>
-    <w:lvl w:ilvl="7" w:tplc="04090019" w:tentative="1">
-      <w:start w:val="1"/>
-      <w:numFmt w:val="lowerLetter"/>
-      <w:lvlText w:val="%8."/>
-      <w:lvlJc w:val="left"/>
-      <w:pPr>
-        <w:ind w:left="5760" w:hanging="360"/>
-      </w:pPr>
-    </w:lvl>
-    <w:lvl w:ilvl="8" w:tplc="0409001B" w:tentative="1">
-      <w:start w:val="1"/>
-      <w:numFmt w:val="lowerRoman"/>
-      <w:lvlText w:val="%9."/>
-      <w:lvlJc w:val="right"/>
-      <w:pPr>
-        <w:ind w:left="6480" w:hanging="180"/>
-      </w:pPr>
-    </w:lvl>
-  </w:abstractNum>
-  <w:abstractNum w:abstractNumId="41" w15:restartNumberingAfterBreak="0">
-    <w:nsid w:val="65BC32D9"/>
-    <w:multiLevelType w:val="hybridMultilevel"/>
-    <w:tmpl w:val="5A48DE24"/>
-    <w:lvl w:ilvl="0" w:tplc="FFFFFFFF">
-      <w:start w:val="1"/>
-      <w:numFmt w:val="lowerLetter"/>
-      <w:lvlText w:val="%1."/>
-      <w:lvlJc w:val="left"/>
-      <w:pPr>
-        <w:ind w:left="1080" w:hanging="360"/>
-      </w:pPr>
-      <w:rPr>
-        <w:rFonts w:hint="default"/>
-        <w:b/>
-      </w:rPr>
-    </w:lvl>
-    <w:lvl w:ilvl="1" w:tplc="FFFFFFFF" w:tentative="1">
-      <w:start w:val="1"/>
-      <w:numFmt w:val="lowerLetter"/>
-      <w:lvlText w:val="%2."/>
-      <w:lvlJc w:val="left"/>
-      <w:pPr>
-        <w:ind w:left="1800" w:hanging="360"/>
-      </w:pPr>
-    </w:lvl>
-    <w:lvl w:ilvl="2" w:tplc="FFFFFFFF" w:tentative="1">
-      <w:start w:val="1"/>
-      <w:numFmt w:val="lowerRoman"/>
-      <w:lvlText w:val="%3."/>
-      <w:lvlJc w:val="right"/>
-      <w:pPr>
-        <w:ind w:left="2520" w:hanging="180"/>
-      </w:pPr>
-    </w:lvl>
-    <w:lvl w:ilvl="3" w:tplc="FFFFFFFF" w:tentative="1">
-      <w:start w:val="1"/>
-      <w:numFmt w:val="decimal"/>
-      <w:lvlText w:val="%4."/>
-      <w:lvlJc w:val="left"/>
-      <w:pPr>
-        <w:ind w:left="3240" w:hanging="360"/>
-      </w:pPr>
-    </w:lvl>
-    <w:lvl w:ilvl="4" w:tplc="FFFFFFFF" w:tentative="1">
-      <w:start w:val="1"/>
-      <w:numFmt w:val="lowerLetter"/>
-      <w:lvlText w:val="%5."/>
-      <w:lvlJc w:val="left"/>
-      <w:pPr>
-        <w:ind w:left="3960" w:hanging="360"/>
-      </w:pPr>
-    </w:lvl>
-    <w:lvl w:ilvl="5" w:tplc="FFFFFFFF" w:tentative="1">
-      <w:start w:val="1"/>
-      <w:numFmt w:val="lowerRoman"/>
-      <w:lvlText w:val="%6."/>
-      <w:lvlJc w:val="right"/>
-      <w:pPr>
-        <w:ind w:left="4680" w:hanging="180"/>
-      </w:pPr>
-    </w:lvl>
-    <w:lvl w:ilvl="6" w:tplc="FFFFFFFF" w:tentative="1">
-      <w:start w:val="1"/>
-      <w:numFmt w:val="decimal"/>
-      <w:lvlText w:val="%7."/>
-      <w:lvlJc w:val="left"/>
-      <w:pPr>
-        <w:ind w:left="5400" w:hanging="360"/>
-      </w:pPr>
-    </w:lvl>
-    <w:lvl w:ilvl="7" w:tplc="FFFFFFFF" w:tentative="1">
-      <w:start w:val="1"/>
-      <w:numFmt w:val="lowerLetter"/>
-      <w:lvlText w:val="%8."/>
-      <w:lvlJc w:val="left"/>
-      <w:pPr>
-        <w:ind w:left="6120" w:hanging="360"/>
-      </w:pPr>
-    </w:lvl>
-    <w:lvl w:ilvl="8" w:tplc="FFFFFFFF" w:tentative="1">
-      <w:start w:val="1"/>
-      <w:numFmt w:val="lowerRoman"/>
-      <w:lvlText w:val="%9."/>
-      <w:lvlJc w:val="right"/>
-      <w:pPr>
-        <w:ind w:left="6840" w:hanging="180"/>
-      </w:pPr>
-    </w:lvl>
-  </w:abstractNum>
-  <w:abstractNum w:abstractNumId="42" w15:restartNumberingAfterBreak="0">
-    <w:nsid w:val="6B101ADE"/>
-    <w:multiLevelType w:val="hybridMultilevel"/>
-    <w:tmpl w:val="3294C632"/>
-    <w:lvl w:ilvl="0" w:tplc="F7646BC0">
-      <w:start w:val="1"/>
-      <w:numFmt w:val="lowerLetter"/>
-      <w:lvlText w:val="%1."/>
-      <w:lvlJc w:val="left"/>
-      <w:pPr>
-        <w:ind w:left="1440" w:hanging="360"/>
-      </w:pPr>
-      <w:rPr>
-        <w:rFonts w:hint="default"/>
-        <w:b/>
-        <w:bCs/>
-      </w:rPr>
-    </w:lvl>
-    <w:lvl w:ilvl="1" w:tplc="04090019" w:tentative="1">
-      <w:start w:val="1"/>
-      <w:numFmt w:val="lowerLetter"/>
-      <w:lvlText w:val="%2."/>
-      <w:lvlJc w:val="left"/>
-      <w:pPr>
-        <w:ind w:left="2160" w:hanging="360"/>
-      </w:pPr>
-    </w:lvl>
-    <w:lvl w:ilvl="2" w:tplc="0409001B" w:tentative="1">
-      <w:start w:val="1"/>
-      <w:numFmt w:val="lowerRoman"/>
-      <w:lvlText w:val="%3."/>
-      <w:lvlJc w:val="right"/>
-      <w:pPr>
-        <w:ind w:left="2880" w:hanging="180"/>
-      </w:pPr>
-    </w:lvl>
-    <w:lvl w:ilvl="3" w:tplc="0409000F" w:tentative="1">
-      <w:start w:val="1"/>
-      <w:numFmt w:val="decimal"/>
-      <w:lvlText w:val="%4."/>
-      <w:lvlJc w:val="left"/>
-      <w:pPr>
-        <w:ind w:left="3600" w:hanging="360"/>
-      </w:pPr>
-    </w:lvl>
-    <w:lvl w:ilvl="4" w:tplc="04090019" w:tentative="1">
-      <w:start w:val="1"/>
-      <w:numFmt w:val="lowerLetter"/>
-      <w:lvlText w:val="%5."/>
-      <w:lvlJc w:val="left"/>
-      <w:pPr>
-        <w:ind w:left="4320" w:hanging="360"/>
-      </w:pPr>
-    </w:lvl>
-    <w:lvl w:ilvl="5" w:tplc="0409001B" w:tentative="1">
-      <w:start w:val="1"/>
-      <w:numFmt w:val="lowerRoman"/>
-      <w:lvlText w:val="%6."/>
-      <w:lvlJc w:val="right"/>
-      <w:pPr>
-        <w:ind w:left="5040" w:hanging="180"/>
-      </w:pPr>
-    </w:lvl>
-    <w:lvl w:ilvl="6" w:tplc="0409000F" w:tentative="1">
-      <w:start w:val="1"/>
-      <w:numFmt w:val="decimal"/>
-      <w:lvlText w:val="%7."/>
-      <w:lvlJc w:val="left"/>
-      <w:pPr>
-        <w:ind w:left="5760" w:hanging="360"/>
-      </w:pPr>
-    </w:lvl>
-    <w:lvl w:ilvl="7" w:tplc="04090019" w:tentative="1">
-      <w:start w:val="1"/>
-      <w:numFmt w:val="lowerLetter"/>
-      <w:lvlText w:val="%8."/>
-      <w:lvlJc w:val="left"/>
-      <w:pPr>
-        <w:ind w:left="6480" w:hanging="360"/>
-      </w:pPr>
-    </w:lvl>
-    <w:lvl w:ilvl="8" w:tplc="0409001B" w:tentative="1">
-      <w:start w:val="1"/>
-      <w:numFmt w:val="lowerRoman"/>
-      <w:lvlText w:val="%9."/>
-      <w:lvlJc w:val="right"/>
-      <w:pPr>
-        <w:ind w:left="7200" w:hanging="180"/>
-      </w:pPr>
-    </w:lvl>
-  </w:abstractNum>
-  <w:abstractNum w:abstractNumId="43" w15:restartNumberingAfterBreak="0">
-    <w:nsid w:val="717204D1"/>
-    <w:multiLevelType w:val="hybridMultilevel"/>
-    <w:tmpl w:val="5A48DE24"/>
-    <w:lvl w:ilvl="0" w:tplc="B7C82824">
-      <w:start w:val="1"/>
-      <w:numFmt w:val="lowerLetter"/>
-      <w:lvlText w:val="%1."/>
-      <w:lvlJc w:val="left"/>
-      <w:pPr>
-        <w:ind w:left="1080" w:hanging="360"/>
-      </w:pPr>
-      <w:rPr>
-        <w:rFonts w:hint="default"/>
-        <w:b/>
-      </w:rPr>
-    </w:lvl>
-    <w:lvl w:ilvl="1" w:tplc="04090019" w:tentative="1">
-      <w:start w:val="1"/>
-      <w:numFmt w:val="lowerLetter"/>
-      <w:lvlText w:val="%2."/>
-      <w:lvlJc w:val="left"/>
-      <w:pPr>
-        <w:ind w:left="1800" w:hanging="360"/>
-      </w:pPr>
-    </w:lvl>
-    <w:lvl w:ilvl="2" w:tplc="0409001B" w:tentative="1">
-      <w:start w:val="1"/>
-      <w:numFmt w:val="lowerRoman"/>
-      <w:lvlText w:val="%3."/>
-      <w:lvlJc w:val="right"/>
-      <w:pPr>
-        <w:ind w:left="2520" w:hanging="180"/>
-      </w:pPr>
-    </w:lvl>
-    <w:lvl w:ilvl="3" w:tplc="0409000F" w:tentative="1">
-      <w:start w:val="1"/>
-      <w:numFmt w:val="decimal"/>
-      <w:lvlText w:val="%4."/>
-      <w:lvlJc w:val="left"/>
-      <w:pPr>
-        <w:ind w:left="3240" w:hanging="360"/>
-      </w:pPr>
-    </w:lvl>
-    <w:lvl w:ilvl="4" w:tplc="04090019" w:tentative="1">
-      <w:start w:val="1"/>
-      <w:numFmt w:val="lowerLetter"/>
-      <w:lvlText w:val="%5."/>
-      <w:lvlJc w:val="left"/>
-      <w:pPr>
-        <w:ind w:left="3960" w:hanging="360"/>
-      </w:pPr>
-    </w:lvl>
-    <w:lvl w:ilvl="5" w:tplc="0409001B" w:tentative="1">
-      <w:start w:val="1"/>
-      <w:numFmt w:val="lowerRoman"/>
-      <w:lvlText w:val="%6."/>
-      <w:lvlJc w:val="right"/>
-      <w:pPr>
-        <w:ind w:left="4680" w:hanging="180"/>
-      </w:pPr>
-    </w:lvl>
-    <w:lvl w:ilvl="6" w:tplc="0409000F" w:tentative="1">
-      <w:start w:val="1"/>
-      <w:numFmt w:val="decimal"/>
-      <w:lvlText w:val="%7."/>
-      <w:lvlJc w:val="left"/>
-      <w:pPr>
-        <w:ind w:left="5400" w:hanging="360"/>
-      </w:pPr>
-    </w:lvl>
-    <w:lvl w:ilvl="7" w:tplc="04090019" w:tentative="1">
-      <w:start w:val="1"/>
-      <w:numFmt w:val="lowerLetter"/>
-      <w:lvlText w:val="%8."/>
-      <w:lvlJc w:val="left"/>
-      <w:pPr>
-        <w:ind w:left="6120" w:hanging="360"/>
-      </w:pPr>
-    </w:lvl>
-    <w:lvl w:ilvl="8" w:tplc="0409001B" w:tentative="1">
-      <w:start w:val="1"/>
-      <w:numFmt w:val="lowerRoman"/>
-      <w:lvlText w:val="%9."/>
-      <w:lvlJc w:val="right"/>
-      <w:pPr>
-        <w:ind w:left="6840" w:hanging="180"/>
-      </w:pPr>
-    </w:lvl>
-  </w:abstractNum>
-  <w:abstractNum w:abstractNumId="44" w15:restartNumberingAfterBreak="0">
-    <w:nsid w:val="72ED368D"/>
-    <w:multiLevelType w:val="hybridMultilevel"/>
-    <w:tmpl w:val="51160C00"/>
-    <w:lvl w:ilvl="0" w:tplc="23D4C0A6">
-      <w:start w:val="1"/>
-      <w:numFmt w:val="decimal"/>
-      <w:lvlText w:val="%1."/>
-      <w:lvlJc w:val="left"/>
-      <w:pPr>
-        <w:ind w:left="1080" w:hanging="360"/>
-      </w:pPr>
-      <w:rPr>
-        <w:rFonts w:hint="default"/>
-        <w:b w:val="0"/>
-      </w:rPr>
-    </w:lvl>
-    <w:lvl w:ilvl="1" w:tplc="04090019" w:tentative="1">
-      <w:start w:val="1"/>
-      <w:numFmt w:val="lowerLetter"/>
-      <w:lvlText w:val="%2."/>
-      <w:lvlJc w:val="left"/>
-      <w:pPr>
-        <w:ind w:left="1800" w:hanging="360"/>
-      </w:pPr>
-    </w:lvl>
-    <w:lvl w:ilvl="2" w:tplc="0409001B" w:tentative="1">
-      <w:start w:val="1"/>
-      <w:numFmt w:val="lowerRoman"/>
-      <w:lvlText w:val="%3."/>
-      <w:lvlJc w:val="right"/>
-      <w:pPr>
-        <w:ind w:left="2520" w:hanging="180"/>
-      </w:pPr>
-    </w:lvl>
-    <w:lvl w:ilvl="3" w:tplc="0409000F" w:tentative="1">
-      <w:start w:val="1"/>
-      <w:numFmt w:val="decimal"/>
-      <w:lvlText w:val="%4."/>
-      <w:lvlJc w:val="left"/>
-      <w:pPr>
-        <w:ind w:left="3240" w:hanging="360"/>
-      </w:pPr>
-    </w:lvl>
-    <w:lvl w:ilvl="4" w:tplc="04090019" w:tentative="1">
-      <w:start w:val="1"/>
-      <w:numFmt w:val="lowerLetter"/>
-      <w:lvlText w:val="%5."/>
-      <w:lvlJc w:val="left"/>
-      <w:pPr>
-        <w:ind w:left="3960" w:hanging="360"/>
-      </w:pPr>
-    </w:lvl>
-    <w:lvl w:ilvl="5" w:tplc="0409001B" w:tentative="1">
-      <w:start w:val="1"/>
-      <w:numFmt w:val="lowerRoman"/>
-      <w:lvlText w:val="%6."/>
-      <w:lvlJc w:val="right"/>
-      <w:pPr>
-        <w:ind w:left="4680" w:hanging="180"/>
-      </w:pPr>
-    </w:lvl>
-    <w:lvl w:ilvl="6" w:tplc="0409000F" w:tentative="1">
-      <w:start w:val="1"/>
-      <w:numFmt w:val="decimal"/>
-      <w:lvlText w:val="%7."/>
-      <w:lvlJc w:val="left"/>
-      <w:pPr>
-        <w:ind w:left="5400" w:hanging="360"/>
-      </w:pPr>
-    </w:lvl>
-    <w:lvl w:ilvl="7" w:tplc="04090019" w:tentative="1">
-      <w:start w:val="1"/>
-      <w:numFmt w:val="lowerLetter"/>
-      <w:lvlText w:val="%8."/>
-      <w:lvlJc w:val="left"/>
-      <w:pPr>
-        <w:ind w:left="6120" w:hanging="360"/>
-      </w:pPr>
-    </w:lvl>
-    <w:lvl w:ilvl="8" w:tplc="0409001B" w:tentative="1">
-      <w:start w:val="1"/>
-      <w:numFmt w:val="lowerRoman"/>
-      <w:lvlText w:val="%9."/>
-      <w:lvlJc w:val="right"/>
-      <w:pPr>
-        <w:ind w:left="6840" w:hanging="180"/>
-      </w:pPr>
-    </w:lvl>
-  </w:abstractNum>
-  <w:abstractNum w:abstractNumId="45" w15:restartNumberingAfterBreak="0">
-    <w:nsid w:val="7496663C"/>
-    <w:multiLevelType w:val="hybridMultilevel"/>
-    <w:tmpl w:val="E65E4316"/>
-    <w:lvl w:ilvl="0" w:tplc="A5C03586">
-      <w:start w:val="1"/>
-      <w:numFmt w:val="upperLetter"/>
-      <w:lvlText w:val="%1."/>
-      <w:lvlJc w:val="left"/>
-      <w:pPr>
-        <w:ind w:left="720" w:hanging="360"/>
-      </w:pPr>
-      <w:rPr>
-        <w:rFonts w:hint="default"/>
-        <w:b/>
-      </w:rPr>
-    </w:lvl>
-    <w:lvl w:ilvl="1" w:tplc="04090019" w:tentative="1">
-      <w:start w:val="1"/>
-      <w:numFmt w:val="lowerLetter"/>
-      <w:lvlText w:val="%2."/>
-      <w:lvlJc w:val="left"/>
-      <w:pPr>
-        <w:ind w:left="1440" w:hanging="360"/>
-      </w:pPr>
-    </w:lvl>
-    <w:lvl w:ilvl="2" w:tplc="0409001B" w:tentative="1">
-      <w:start w:val="1"/>
-      <w:numFmt w:val="lowerRoman"/>
-      <w:lvlText w:val="%3."/>
-      <w:lvlJc w:val="right"/>
-      <w:pPr>
-        <w:ind w:left="2160" w:hanging="180"/>
-      </w:pPr>
-    </w:lvl>
-    <w:lvl w:ilvl="3" w:tplc="0409000F" w:tentative="1">
-      <w:start w:val="1"/>
-      <w:numFmt w:val="decimal"/>
-      <w:lvlText w:val="%4."/>
-      <w:lvlJc w:val="left"/>
-      <w:pPr>
-        <w:ind w:left="2880" w:hanging="360"/>
-      </w:pPr>
-    </w:lvl>
-    <w:lvl w:ilvl="4" w:tplc="04090019" w:tentative="1">
-      <w:start w:val="1"/>
-      <w:numFmt w:val="lowerLetter"/>
-      <w:lvlText w:val="%5."/>
-      <w:lvlJc w:val="left"/>
-      <w:pPr>
-        <w:ind w:left="3600" w:hanging="360"/>
-      </w:pPr>
-    </w:lvl>
-    <w:lvl w:ilvl="5" w:tplc="0409001B" w:tentative="1">
-      <w:start w:val="1"/>
-      <w:numFmt w:val="lowerRoman"/>
-      <w:lvlText w:val="%6."/>
-      <w:lvlJc w:val="right"/>
-      <w:pPr>
-        <w:ind w:left="4320" w:hanging="180"/>
-      </w:pPr>
-    </w:lvl>
-    <w:lvl w:ilvl="6" w:tplc="0409000F" w:tentative="1">
-      <w:start w:val="1"/>
-      <w:numFmt w:val="decimal"/>
-      <w:lvlText w:val="%7."/>
-      <w:lvlJc w:val="left"/>
-      <w:pPr>
-        <w:ind w:left="5040" w:hanging="360"/>
-      </w:pPr>
-    </w:lvl>
-    <w:lvl w:ilvl="7" w:tplc="04090019" w:tentative="1">
-      <w:start w:val="1"/>
-      <w:numFmt w:val="lowerLetter"/>
-      <w:lvlText w:val="%8."/>
-      <w:lvlJc w:val="left"/>
-      <w:pPr>
-        <w:ind w:left="5760" w:hanging="360"/>
-      </w:pPr>
-    </w:lvl>
-    <w:lvl w:ilvl="8" w:tplc="0409001B" w:tentative="1">
-      <w:start w:val="1"/>
-      <w:numFmt w:val="lowerRoman"/>
-      <w:lvlText w:val="%9."/>
-      <w:lvlJc w:val="right"/>
-      <w:pPr>
-        <w:ind w:left="6480" w:hanging="180"/>
-      </w:pPr>
-    </w:lvl>
-  </w:abstractNum>
-  <w:abstractNum w:abstractNumId="46" w15:restartNumberingAfterBreak="0">
-    <w:nsid w:val="76BB2927"/>
-    <w:multiLevelType w:val="hybridMultilevel"/>
-    <w:tmpl w:val="79A65576"/>
-    <w:lvl w:ilvl="0" w:tplc="FE92D096">
-      <w:start w:val="1"/>
-      <w:numFmt w:val="decimal"/>
-      <w:lvlText w:val="%1."/>
-      <w:lvlJc w:val="left"/>
-      <w:pPr>
-        <w:ind w:left="1080" w:hanging="360"/>
-      </w:pPr>
-      <w:rPr>
-        <w:rFonts w:hint="default"/>
-        <w:b/>
-        <w:bCs/>
-      </w:rPr>
-    </w:lvl>
-    <w:lvl w:ilvl="1" w:tplc="04090019" w:tentative="1">
-      <w:start w:val="1"/>
-      <w:numFmt w:val="lowerLetter"/>
-      <w:lvlText w:val="%2."/>
-      <w:lvlJc w:val="left"/>
-      <w:pPr>
-        <w:ind w:left="1800" w:hanging="360"/>
-      </w:pPr>
-    </w:lvl>
-    <w:lvl w:ilvl="2" w:tplc="0409001B" w:tentative="1">
-      <w:start w:val="1"/>
-      <w:numFmt w:val="lowerRoman"/>
-      <w:lvlText w:val="%3."/>
-      <w:lvlJc w:val="right"/>
-      <w:pPr>
-        <w:ind w:left="2520" w:hanging="180"/>
-      </w:pPr>
-    </w:lvl>
-    <w:lvl w:ilvl="3" w:tplc="0409000F" w:tentative="1">
-      <w:start w:val="1"/>
-      <w:numFmt w:val="decimal"/>
-      <w:lvlText w:val="%4."/>
-      <w:lvlJc w:val="left"/>
-      <w:pPr>
-        <w:ind w:left="3240" w:hanging="360"/>
-      </w:pPr>
-    </w:lvl>
-    <w:lvl w:ilvl="4" w:tplc="04090019" w:tentative="1">
-      <w:start w:val="1"/>
-      <w:numFmt w:val="lowerLetter"/>
-      <w:lvlText w:val="%5."/>
-      <w:lvlJc w:val="left"/>
-      <w:pPr>
-        <w:ind w:left="3960" w:hanging="360"/>
-      </w:pPr>
-    </w:lvl>
-    <w:lvl w:ilvl="5" w:tplc="0409001B" w:tentative="1">
-      <w:start w:val="1"/>
-      <w:numFmt w:val="lowerRoman"/>
-      <w:lvlText w:val="%6."/>
-      <w:lvlJc w:val="right"/>
-      <w:pPr>
-        <w:ind w:left="4680" w:hanging="180"/>
-      </w:pPr>
-    </w:lvl>
-    <w:lvl w:ilvl="6" w:tplc="0409000F" w:tentative="1">
-      <w:start w:val="1"/>
-      <w:numFmt w:val="decimal"/>
-      <w:lvlText w:val="%7."/>
-      <w:lvlJc w:val="left"/>
-      <w:pPr>
-        <w:ind w:left="5400" w:hanging="360"/>
-      </w:pPr>
-    </w:lvl>
-    <w:lvl w:ilvl="7" w:tplc="04090019" w:tentative="1">
-      <w:start w:val="1"/>
-      <w:numFmt w:val="lowerLetter"/>
-      <w:lvlText w:val="%8."/>
-      <w:lvlJc w:val="left"/>
-      <w:pPr>
-        <w:ind w:left="6120" w:hanging="360"/>
-      </w:pPr>
-    </w:lvl>
-    <w:lvl w:ilvl="8" w:tplc="0409001B" w:tentative="1">
-      <w:start w:val="1"/>
-      <w:numFmt w:val="lowerRoman"/>
-      <w:lvlText w:val="%9."/>
-      <w:lvlJc w:val="right"/>
-      <w:pPr>
-        <w:ind w:left="6840" w:hanging="180"/>
-      </w:pPr>
-    </w:lvl>
-  </w:abstractNum>
-  <w:abstractNum w:abstractNumId="47" w15:restartNumberingAfterBreak="0">
-    <w:nsid w:val="795A4FDC"/>
-    <w:multiLevelType w:val="multilevel"/>
-    <w:tmpl w:val="EF4A70C0"/>
-    <w:lvl w:ilvl="0">
-      <w:start w:val="1"/>
-      <w:numFmt w:val="decimal"/>
-      <w:lvlText w:val="%1."/>
-      <w:lvlJc w:val="left"/>
-      <w:pPr>
-        <w:ind w:left="540" w:hanging="540"/>
-      </w:pPr>
-      <w:rPr>
-        <w:rFonts w:hint="default"/>
-      </w:rPr>
-    </w:lvl>
-    <w:lvl w:ilvl="1">
-      <w:start w:val="1"/>
-      <w:numFmt w:val="decimal"/>
-      <w:lvlText w:val="%1.%2."/>
-      <w:lvlJc w:val="left"/>
-      <w:pPr>
-        <w:ind w:left="720" w:hanging="540"/>
-      </w:pPr>
-      <w:rPr>
-        <w:rFonts w:hint="default"/>
-      </w:rPr>
-    </w:lvl>
-    <w:lvl w:ilvl="2">
-      <w:start w:val="5"/>
-      <w:numFmt w:val="decimal"/>
-      <w:lvlText w:val="%1.%2.%3."/>
-      <w:lvlJc w:val="left"/>
-      <w:pPr>
-        <w:ind w:left="1080" w:hanging="720"/>
-      </w:pPr>
-      <w:rPr>
-        <w:rFonts w:hint="default"/>
-      </w:rPr>
-    </w:lvl>
-    <w:lvl w:ilvl="3">
-      <w:start w:val="1"/>
-      <w:numFmt w:val="decimal"/>
-      <w:lvlText w:val="%1.%2.%3.%4."/>
-      <w:lvlJc w:val="left"/>
-      <w:pPr>
-        <w:ind w:left="1260" w:hanging="720"/>
-      </w:pPr>
-      <w:rPr>
-        <w:rFonts w:hint="default"/>
-      </w:rPr>
-    </w:lvl>
-    <w:lvl w:ilvl="4">
-      <w:start w:val="1"/>
-      <w:numFmt w:val="decimal"/>
-      <w:lvlText w:val="%1.%2.%3.%4.%5."/>
-      <w:lvlJc w:val="left"/>
-      <w:pPr>
-        <w:ind w:left="1800" w:hanging="1080"/>
-      </w:pPr>
-      <w:rPr>
-        <w:rFonts w:hint="default"/>
-      </w:rPr>
-    </w:lvl>
-    <w:lvl w:ilvl="5">
-      <w:start w:val="1"/>
-      <w:numFmt w:val="decimal"/>
-      <w:lvlText w:val="%1.%2.%3.%4.%5.%6."/>
-      <w:lvlJc w:val="left"/>
-      <w:pPr>
-        <w:ind w:left="1980" w:hanging="1080"/>
-      </w:pPr>
-      <w:rPr>
-        <w:rFonts w:hint="default"/>
-      </w:rPr>
-    </w:lvl>
-    <w:lvl w:ilvl="6">
-      <w:start w:val="1"/>
-      <w:numFmt w:val="decimal"/>
-      <w:lvlText w:val="%1.%2.%3.%4.%5.%6.%7."/>
-      <w:lvlJc w:val="left"/>
-      <w:pPr>
-        <w:ind w:left="2520" w:hanging="1440"/>
-      </w:pPr>
-      <w:rPr>
-        <w:rFonts w:hint="default"/>
-      </w:rPr>
-    </w:lvl>
-    <w:lvl w:ilvl="7">
-      <w:start w:val="1"/>
-      <w:numFmt w:val="decimal"/>
-      <w:lvlText w:val="%1.%2.%3.%4.%5.%6.%7.%8."/>
-      <w:lvlJc w:val="left"/>
-      <w:pPr>
-        <w:ind w:left="2700" w:hanging="1440"/>
-      </w:pPr>
-      <w:rPr>
-        <w:rFonts w:hint="default"/>
-      </w:rPr>
-    </w:lvl>
-    <w:lvl w:ilvl="8">
-      <w:start w:val="1"/>
-      <w:numFmt w:val="decimal"/>
-      <w:lvlText w:val="%1.%2.%3.%4.%5.%6.%7.%8.%9."/>
-      <w:lvlJc w:val="left"/>
-      <w:pPr>
-        <w:ind w:left="3240" w:hanging="1800"/>
-      </w:pPr>
-      <w:rPr>
-        <w:rFonts w:hint="default"/>
-      </w:rPr>
-    </w:lvl>
-  </w:abstractNum>
-  <w:abstractNum w:abstractNumId="48" w15:restartNumberingAfterBreak="0">
-    <w:nsid w:val="7995166A"/>
-    <w:multiLevelType w:val="multilevel"/>
-    <w:tmpl w:val="3656CBBE"/>
-    <w:lvl w:ilvl="0">
-      <w:start w:val="1"/>
-      <w:numFmt w:val="decimal"/>
-      <w:lvlText w:val="%1."/>
-      <w:lvlJc w:val="left"/>
-      <w:pPr>
-        <w:ind w:left="540" w:hanging="540"/>
-      </w:pPr>
-      <w:rPr>
-        <w:rFonts w:hint="default"/>
-        <w:b/>
-      </w:rPr>
-    </w:lvl>
-    <w:lvl w:ilvl="1">
-      <w:start w:val="1"/>
-      <w:numFmt w:val="decimal"/>
-      <w:lvlText w:val="%1.%2."/>
-      <w:lvlJc w:val="left"/>
-      <w:pPr>
-        <w:ind w:left="720" w:hanging="540"/>
-      </w:pPr>
-      <w:rPr>
-        <w:rFonts w:hint="default"/>
-        <w:b/>
-      </w:rPr>
-    </w:lvl>
-    <w:lvl w:ilvl="2">
-      <w:start w:val="2"/>
-      <w:numFmt w:val="decimal"/>
-      <w:lvlText w:val="%1.%2.%3."/>
-      <w:lvlJc w:val="left"/>
-      <w:pPr>
-        <w:ind w:left="1080" w:hanging="720"/>
-      </w:pPr>
-      <w:rPr>
-        <w:rFonts w:hint="default"/>
-        <w:b/>
-      </w:rPr>
-    </w:lvl>
-    <w:lvl w:ilvl="3">
-      <w:start w:val="1"/>
-      <w:numFmt w:val="decimal"/>
-      <w:lvlText w:val="%1.%2.%3.%4."/>
-      <w:lvlJc w:val="left"/>
-      <w:pPr>
-        <w:ind w:left="1260" w:hanging="720"/>
-      </w:pPr>
-      <w:rPr>
-        <w:rFonts w:hint="default"/>
-        <w:b/>
-      </w:rPr>
-    </w:lvl>
-    <w:lvl w:ilvl="4">
-      <w:start w:val="1"/>
-      <w:numFmt w:val="decimal"/>
-      <w:lvlText w:val="%1.%2.%3.%4.%5."/>
-      <w:lvlJc w:val="left"/>
-      <w:pPr>
-        <w:ind w:left="1800" w:hanging="1080"/>
-      </w:pPr>
-      <w:rPr>
-        <w:rFonts w:hint="default"/>
-        <w:b/>
-      </w:rPr>
-    </w:lvl>
-    <w:lvl w:ilvl="5">
-      <w:start w:val="1"/>
-      <w:numFmt w:val="decimal"/>
-      <w:lvlText w:val="%1.%2.%3.%4.%5.%6."/>
-      <w:lvlJc w:val="left"/>
-      <w:pPr>
-        <w:ind w:left="1980" w:hanging="1080"/>
-      </w:pPr>
-      <w:rPr>
-        <w:rFonts w:hint="default"/>
-        <w:b/>
-      </w:rPr>
-    </w:lvl>
-    <w:lvl w:ilvl="6">
-      <w:start w:val="1"/>
-      <w:numFmt w:val="decimal"/>
-      <w:lvlText w:val="%1.%2.%3.%4.%5.%6.%7."/>
-      <w:lvlJc w:val="left"/>
-      <w:pPr>
-        <w:ind w:left="2520" w:hanging="1440"/>
-      </w:pPr>
-      <w:rPr>
-        <w:rFonts w:hint="default"/>
-        <w:b/>
-      </w:rPr>
-    </w:lvl>
-    <w:lvl w:ilvl="7">
-      <w:start w:val="1"/>
-      <w:numFmt w:val="decimal"/>
-      <w:lvlText w:val="%1.%2.%3.%4.%5.%6.%7.%8."/>
-      <w:lvlJc w:val="left"/>
-      <w:pPr>
-        <w:ind w:left="2700" w:hanging="1440"/>
-      </w:pPr>
-      <w:rPr>
-        <w:rFonts w:hint="default"/>
-        <w:b/>
-      </w:rPr>
-    </w:lvl>
-    <w:lvl w:ilvl="8">
-      <w:start w:val="1"/>
-      <w:numFmt w:val="decimal"/>
-      <w:lvlText w:val="%1.%2.%3.%4.%5.%6.%7.%8.%9."/>
-      <w:lvlJc w:val="left"/>
-      <w:pPr>
-        <w:ind w:left="3240" w:hanging="1800"/>
-      </w:pPr>
-      <w:rPr>
-        <w:rFonts w:hint="default"/>
-        <w:b/>
-      </w:rPr>
-    </w:lvl>
-  </w:abstractNum>
-  <w:abstractNum w:abstractNumId="49" w15:restartNumberingAfterBreak="0">
-    <w:nsid w:val="7AA55D12"/>
-    <w:multiLevelType w:val="hybridMultilevel"/>
-    <w:tmpl w:val="ACB07870"/>
-    <w:lvl w:ilvl="0" w:tplc="644066AE">
-      <w:start w:val="1"/>
-      <w:numFmt w:val="lowerLetter"/>
-      <w:lvlText w:val="%1."/>
-      <w:lvlJc w:val="left"/>
-      <w:pPr>
-        <w:ind w:left="1440" w:hanging="360"/>
-      </w:pPr>
-      <w:rPr>
-        <w:rFonts w:hint="default"/>
-      </w:rPr>
-    </w:lvl>
-    <w:lvl w:ilvl="1" w:tplc="04090019" w:tentative="1">
-      <w:start w:val="1"/>
-      <w:numFmt w:val="lowerLetter"/>
-      <w:lvlText w:val="%2."/>
-      <w:lvlJc w:val="left"/>
-      <w:pPr>
-        <w:ind w:left="2160" w:hanging="360"/>
-      </w:pPr>
-    </w:lvl>
-    <w:lvl w:ilvl="2" w:tplc="0409001B" w:tentative="1">
-      <w:start w:val="1"/>
-      <w:numFmt w:val="lowerRoman"/>
-      <w:lvlText w:val="%3."/>
-      <w:lvlJc w:val="right"/>
-      <w:pPr>
-        <w:ind w:left="2880" w:hanging="180"/>
-      </w:pPr>
-    </w:lvl>
-    <w:lvl w:ilvl="3" w:tplc="0409000F" w:tentative="1">
-      <w:start w:val="1"/>
-      <w:numFmt w:val="decimal"/>
-      <w:lvlText w:val="%4."/>
-      <w:lvlJc w:val="left"/>
-      <w:pPr>
-        <w:ind w:left="3600" w:hanging="360"/>
-      </w:pPr>
-    </w:lvl>
-    <w:lvl w:ilvl="4" w:tplc="04090019" w:tentative="1">
-      <w:start w:val="1"/>
-      <w:numFmt w:val="lowerLetter"/>
-      <w:lvlText w:val="%5."/>
-      <w:lvlJc w:val="left"/>
-      <w:pPr>
-        <w:ind w:left="4320" w:hanging="360"/>
-      </w:pPr>
-    </w:lvl>
-    <w:lvl w:ilvl="5" w:tplc="0409001B" w:tentative="1">
-      <w:start w:val="1"/>
-      <w:numFmt w:val="lowerRoman"/>
-      <w:lvlText w:val="%6."/>
-      <w:lvlJc w:val="right"/>
-      <w:pPr>
-        <w:ind w:left="5040" w:hanging="180"/>
-      </w:pPr>
-    </w:lvl>
-    <w:lvl w:ilvl="6" w:tplc="0409000F" w:tentative="1">
-      <w:start w:val="1"/>
-      <w:numFmt w:val="decimal"/>
-      <w:lvlText w:val="%7."/>
-      <w:lvlJc w:val="left"/>
-      <w:pPr>
-        <w:ind w:left="5760" w:hanging="360"/>
-      </w:pPr>
-    </w:lvl>
-    <w:lvl w:ilvl="7" w:tplc="04090019" w:tentative="1">
-      <w:start w:val="1"/>
-      <w:numFmt w:val="lowerLetter"/>
-      <w:lvlText w:val="%8."/>
-      <w:lvlJc w:val="left"/>
-      <w:pPr>
-        <w:ind w:left="6480" w:hanging="360"/>
-      </w:pPr>
-    </w:lvl>
-    <w:lvl w:ilvl="8" w:tplc="0409001B" w:tentative="1">
-      <w:start w:val="1"/>
-      <w:numFmt w:val="lowerRoman"/>
-      <w:lvlText w:val="%9."/>
-      <w:lvlJc w:val="right"/>
-      <w:pPr>
-        <w:ind w:left="7200" w:hanging="180"/>
-      </w:pPr>
-    </w:lvl>
-  </w:abstractNum>
-  <w:num w:numId="1" w16cid:durableId="307901238">
-    <w:abstractNumId w:val="17"/>
-  </w:num>
-  <w:num w:numId="2" w16cid:durableId="1654067946">
-    <w:abstractNumId w:val="6"/>
-  </w:num>
-  <w:num w:numId="3" w16cid:durableId="1306928261">
-    <w:abstractNumId w:val="0"/>
-  </w:num>
-  <w:num w:numId="4" w16cid:durableId="878706761">
-    <w:abstractNumId w:val="46"/>
-  </w:num>
-  <w:num w:numId="5" w16cid:durableId="546646161">
-    <w:abstractNumId w:val="22"/>
-  </w:num>
-  <w:num w:numId="6" w16cid:durableId="1904026920">
-    <w:abstractNumId w:val="25"/>
-  </w:num>
-  <w:num w:numId="7" w16cid:durableId="207035893">
-    <w:abstractNumId w:val="3"/>
-  </w:num>
-  <w:num w:numId="8" w16cid:durableId="140118746">
-    <w:abstractNumId w:val="33"/>
-  </w:num>
-  <w:num w:numId="9" w16cid:durableId="2124110472">
-    <w:abstractNumId w:val="43"/>
-  </w:num>
-  <w:num w:numId="10" w16cid:durableId="1858080346">
-    <w:abstractNumId w:val="41"/>
-  </w:num>
-  <w:num w:numId="11" w16cid:durableId="1382748471">
-    <w:abstractNumId w:val="20"/>
-  </w:num>
-  <w:num w:numId="12" w16cid:durableId="1534029747">
-    <w:abstractNumId w:val="42"/>
-  </w:num>
-  <w:num w:numId="13" w16cid:durableId="1314218986">
-    <w:abstractNumId w:val="29"/>
-  </w:num>
-  <w:num w:numId="14" w16cid:durableId="1850366116">
-    <w:abstractNumId w:val="36"/>
-  </w:num>
-  <w:num w:numId="15" w16cid:durableId="1899169108">
-    <w:abstractNumId w:val="2"/>
-  </w:num>
-  <w:num w:numId="16" w16cid:durableId="795416299">
-    <w:abstractNumId w:val="39"/>
-  </w:num>
-  <w:num w:numId="17" w16cid:durableId="1063717445">
-    <w:abstractNumId w:val="31"/>
-  </w:num>
-  <w:num w:numId="18" w16cid:durableId="1821573410">
-    <w:abstractNumId w:val="27"/>
-  </w:num>
-  <w:num w:numId="19" w16cid:durableId="1236745687">
-    <w:abstractNumId w:val="37"/>
-  </w:num>
-  <w:num w:numId="20" w16cid:durableId="939527356">
-    <w:abstractNumId w:val="49"/>
-  </w:num>
-  <w:num w:numId="21" w16cid:durableId="730426750">
-    <w:abstractNumId w:val="34"/>
-  </w:num>
-  <w:num w:numId="22" w16cid:durableId="259919599">
-    <w:abstractNumId w:val="44"/>
-  </w:num>
-  <w:num w:numId="23" w16cid:durableId="1141187911">
-    <w:abstractNumId w:val="35"/>
-  </w:num>
-  <w:num w:numId="24" w16cid:durableId="605773179">
-    <w:abstractNumId w:val="24"/>
-  </w:num>
-  <w:num w:numId="25" w16cid:durableId="103574869">
-    <w:abstractNumId w:val="7"/>
-  </w:num>
-  <w:num w:numId="26" w16cid:durableId="1502819650">
-    <w:abstractNumId w:val="48"/>
-  </w:num>
-  <w:num w:numId="27" w16cid:durableId="865216993">
-    <w:abstractNumId w:val="13"/>
-  </w:num>
-  <w:num w:numId="28" w16cid:durableId="2125688674">
-    <w:abstractNumId w:val="28"/>
-  </w:num>
-  <w:num w:numId="29" w16cid:durableId="1788740283">
-    <w:abstractNumId w:val="47"/>
-  </w:num>
-  <w:num w:numId="30" w16cid:durableId="208494136">
-    <w:abstractNumId w:val="18"/>
-  </w:num>
-  <w:num w:numId="31" w16cid:durableId="206331542">
-    <w:abstractNumId w:val="10"/>
-  </w:num>
-  <w:num w:numId="32" w16cid:durableId="1099063689">
-    <w:abstractNumId w:val="26"/>
-  </w:num>
-  <w:num w:numId="33" w16cid:durableId="1982151616">
-    <w:abstractNumId w:val="4"/>
-  </w:num>
-  <w:num w:numId="34" w16cid:durableId="1832603947">
-    <w:abstractNumId w:val="9"/>
-  </w:num>
-  <w:num w:numId="35" w16cid:durableId="560481599">
-    <w:abstractNumId w:val="30"/>
-  </w:num>
-  <w:num w:numId="36" w16cid:durableId="1997176554">
-    <w:abstractNumId w:val="21"/>
-  </w:num>
-  <w:num w:numId="37" w16cid:durableId="2128812157">
-    <w:abstractNumId w:val="40"/>
-  </w:num>
-  <w:num w:numId="38" w16cid:durableId="908810938">
-    <w:abstractNumId w:val="45"/>
-  </w:num>
-  <w:num w:numId="39" w16cid:durableId="1802115174">
-    <w:abstractNumId w:val="5"/>
-  </w:num>
-  <w:num w:numId="40" w16cid:durableId="139659502">
-    <w:abstractNumId w:val="19"/>
-  </w:num>
-  <w:num w:numId="41" w16cid:durableId="360207313">
-    <w:abstractNumId w:val="38"/>
-  </w:num>
-  <w:num w:numId="42" w16cid:durableId="1226648074">
-    <w:abstractNumId w:val="12"/>
-  </w:num>
-  <w:num w:numId="43" w16cid:durableId="1953710288">
-    <w:abstractNumId w:val="32"/>
-  </w:num>
-  <w:num w:numId="44" w16cid:durableId="1400127194">
-    <w:abstractNumId w:val="16"/>
-  </w:num>
-  <w:num w:numId="45" w16cid:durableId="1658729430">
-    <w:abstractNumId w:val="11"/>
-  </w:num>
-  <w:num w:numId="46" w16cid:durableId="1448506689">
-    <w:abstractNumId w:val="23"/>
-  </w:num>
-  <w:num w:numId="47" w16cid:durableId="1640693797">
-    <w:abstractNumId w:val="15"/>
-  </w:num>
-  <w:num w:numId="48" w16cid:durableId="1476070221">
-    <w:abstractNumId w:val="1"/>
-  </w:num>
-  <w:num w:numId="49" w16cid:durableId="570430892">
-    <w:abstractNumId w:val="14"/>
-  </w:num>
-  <w:num w:numId="50" w16cid:durableId="2112359759">
-    <w:abstractNumId w:val="8"/>
-  </w:num>
-  <w:num xmlns:a="http://schemas.openxmlformats.org/drawingml/2006/main" xmlns:pic="http://schemas.openxmlformats.org/drawingml/2006/picture" w:numId="51">
+  <w:num w:numId="1" w16cid:durableId="2042895786">
     <w:abstractNumId w:val="0"/>
     <w:lvlOverride w:ilvl="0">
       <w:startOverride w:val="1"/>
     </w:lvlOverride>
   </w:num>
-  <w:num xmlns:a="http://schemas.openxmlformats.org/drawingml/2006/main" xmlns:pic="http://schemas.openxmlformats.org/drawingml/2006/picture" w:numId="52">
+  <w:num w:numId="2" w16cid:durableId="1560752663">
     <w:abstractNumId w:val="0"/>
     <w:lvlOverride w:ilvl="0">
       <w:startOverride w:val="1"/>
     </w:lvlOverride>
   </w:num>
+  <w:numIdMacAtCleanup w:val="2"/>
 </w:numbering>
 </file>
 
 <file path=word/styles.xml><?xml version="1.0" encoding="utf-8"?>
-<w:styles xmlns:mc="http://schemas.openxmlformats.org/markup-compatibility/2006" xmlns:r="http://schemas.openxmlformats.org/officeDocument/2006/relationships" xmlns:w="http://schemas.openxmlformats.org/wordprocessingml/2006/main" xmlns:w14="http://schemas.microsoft.com/office/word/2010/wordml" xmlns:w15="http://schemas.microsoft.com/office/word/2012/wordml" xmlns:w16cex="http://schemas.microsoft.com/office/word/2018/wordml/cex" xmlns:w16cid="http://schemas.microsoft.com/office/word/2016/wordml/cid" xmlns:w16="http://schemas.microsoft.com/office/word/2018/wordml" xmlns:w16du="http://schemas.microsoft.com/office/word/2023/wordml/word16du" xmlns:w16sdtdh="http://schemas.microsoft.com/office/word/2020/wordml/sdtdatahash" xmlns:w16sdtfl="http://schemas.microsoft.com/office/word/2024/wordml/sdtformatlock" xmlns:w16se="http://schemas.microsoft.com/office/word/2015/wordml/symex" mc:Ignorable="w14 w15 w16se w16cid w16 w16cex w16sdtdh w16sdtfl w16du">
+<w:styles xmlns:mc="http://schemas.openxmlformats.org/markup-compatibility/2006" xmlns:r="http://schemas.openxmlformats.org/officeDocument/2006/relationships" xmlns:w="http://schemas.openxmlformats.org/wordprocessingml/2006/main" xmlns:w14="http://schemas.microsoft.com/office/word/2010/wordml" xmlns:w15="http://schemas.microsoft.com/office/word/2012/wordml" xmlns:w16cex="http://schemas.microsoft.com/office/word/2018/wordml/cex" xmlns:w16cid="http://schemas.microsoft.com/office/word/2016/wordml/cid" xmlns:w16="http://schemas.microsoft.com/office/word/2018/wordml" xmlns:w16sdtdh="http://schemas.microsoft.com/office/word/2020/wordml/sdtdatahash" xmlns:w16sdtfl="http://schemas.microsoft.com/office/word/2024/wordml/sdtformatlock" xmlns:w16se="http://schemas.microsoft.com/office/word/2015/wordml/symex" xmlns:w16du="http://schemas.microsoft.com/office/word/2023/wordml/word16du" mc:Ignorable="w14 w15 w16se w16cid w16 w16cex w16sdtdh w16sdtfl w16du">
   <w:docDefaults>
     <w:rPrDefault>
       <w:rPr>
